--- a/amaal/reportes/Informe_Pasantia_IUTECP_BORRADOR1.docx
+++ b/amaal/reportes/Informe_Pasantia_IUTECP_BORRADOR1.docx
@@ -389,9 +389,8 @@
       </w:pPr>
     </w:p>
     <w:p>
-      <w:bookmarkStart w:id="bm_agradecimientos" w:name="bm_agradecimientos"/>
-      <w:pPr>
-        <w:spacing w:before="1140" w:after="480"/>
+      <w:pPr>
+        <w:spacing w:line="276" w:lineRule="auto" w:before="0" w:after="0"/>
         <w:jc w:val="center"/>
       </w:pPr>
       <w:r>
@@ -400,9 +399,143 @@
           <w:b/>
           <w:sz w:val="24"/>
         </w:rPr>
-        <w:t>AGRADECIMIENTOS</w:t>
+        <w:t>REPÚBLICA BOLIVARIANA DE VENEZUELA</w:t>
       </w:r>
-      <w:bookmarkEnd w:id="bm_agradecimientos"/>
+    </w:p>
+    <w:p>
+      <w:pPr>
+        <w:spacing w:line="276" w:lineRule="auto" w:before="0" w:after="0"/>
+        <w:jc w:val="center"/>
+      </w:pPr>
+      <w:r>
+        <w:rPr>
+          <w:rFonts w:ascii="Times New Roman" w:hAnsi="Times New Roman"/>
+          <w:b/>
+          <w:sz w:val="24"/>
+        </w:rPr>
+        <w:t>MINISTERIO DEL PODER POPULAR PARA LA EDUCACIÓN</w:t>
+      </w:r>
+    </w:p>
+    <w:p>
+      <w:pPr>
+        <w:spacing w:line="276" w:lineRule="auto" w:before="0" w:after="0"/>
+        <w:jc w:val="center"/>
+      </w:pPr>
+      <w:r>
+        <w:rPr>
+          <w:rFonts w:ascii="Times New Roman" w:hAnsi="Times New Roman"/>
+          <w:b/>
+          <w:sz w:val="24"/>
+        </w:rPr>
+        <w:t>INSTITUTO UNIVERSITARIO DE TECNOLOGÍA</w:t>
+      </w:r>
+    </w:p>
+    <w:p>
+      <w:pPr>
+        <w:spacing w:line="276" w:lineRule="auto" w:before="0" w:after="0"/>
+        <w:jc w:val="center"/>
+      </w:pPr>
+      <w:r>
+        <w:rPr>
+          <w:rFonts w:ascii="Times New Roman" w:hAnsi="Times New Roman"/>
+          <w:b/>
+          <w:sz w:val="24"/>
+        </w:rPr>
+        <w:t>"ELÍAS CALIXTO POMPA"</w:t>
+      </w:r>
+    </w:p>
+    <w:p>
+      <w:pPr>
+        <w:spacing w:line="276" w:lineRule="auto" w:before="0" w:after="0"/>
+        <w:jc w:val="center"/>
+      </w:pPr>
+      <w:r>
+        <w:rPr>
+          <w:rFonts w:ascii="Times New Roman" w:hAnsi="Times New Roman"/>
+          <w:b/>
+          <w:sz w:val="24"/>
+        </w:rPr>
+        <w:t>EL TIGRE, ESTADO ANZOÁTEGUI</w:t>
+      </w:r>
+    </w:p>
+    <w:p/>
+    <w:p>
+      <w:pPr>
+        <w:spacing w:before="480" w:after="480"/>
+        <w:jc w:val="center"/>
+      </w:pPr>
+      <w:r>
+        <w:rPr>
+          <w:rFonts w:ascii="Times New Roman" w:hAnsi="Times New Roman"/>
+          <w:b/>
+          <w:sz w:val="24"/>
+        </w:rPr>
+        <w:t>APROBACIÓN DEL TUTOR INDUSTRIAL</w:t>
+      </w:r>
+    </w:p>
+    <w:p>
+      <w:pPr>
+        <w:spacing w:line="360" w:lineRule="auto"/>
+        <w:ind w:firstLine="0"/>
+        <w:jc w:val="both"/>
+      </w:pPr>
+      <w:r>
+        <w:rPr>
+          <w:rFonts w:ascii="Times New Roman" w:hAnsi="Times New Roman"/>
+          <w:sz w:val="24"/>
+        </w:rPr>
+        <w:t>En mi carácter de tutor industrial del informe de pasantías presentado por: Alrifaai Alrifaaie Amaal, de Cédula de Identidad V-31.985.792; para optar al grado de Técnico Superior Universitario en la especialidad de: Administración, cuyo título es; “EVALUACIÓN DEL CONTROL ADMINISTRATIVO APLICADO A LA GESTIÓN DE SOLICITUDES DE SERVICIOS DE TELECOMUNICACIONES EN LA EMPRESA INGENIERÍA DE TELECOMUNICACIONES, C.A.”, manifiesto que cumple con los requisitos exigidos por el Instituto Universitario de Tecnología “Elías Calixto Pompa” (IUTECP); y que, por lo tanto, considero que reúne los méritos suficientes para ser evaluado por el jurado que se decida designar a tal fin.</w:t>
+      </w:r>
+    </w:p>
+    <w:p/>
+    <w:p/>
+    <w:p>
+      <w:pPr>
+        <w:spacing w:line="360" w:lineRule="auto"/>
+        <w:jc w:val="left"/>
+      </w:pPr>
+      <w:r>
+        <w:rPr>
+          <w:rFonts w:ascii="Times New Roman" w:hAnsi="Times New Roman"/>
+          <w:sz w:val="24"/>
+        </w:rPr>
+        <w:t>En la Ciudad de El Tigre, a los ___ días del mes de _______ de 2026</w:t>
+      </w:r>
+    </w:p>
+    <w:p/>
+    <w:p/>
+    <w:p/>
+    <w:p/>
+    <w:p/>
+    <w:p/>
+    <w:p>
+      <w:pPr>
+        <w:tabs>
+          <w:tab w:pos="10205" w:val="left"/>
+        </w:tabs>
+        <w:jc w:val="left"/>
+      </w:pPr>
+      <w:r>
+        <w:rPr>
+          <w:rFonts w:ascii="Times New Roman" w:hAnsi="Times New Roman"/>
+          <w:sz w:val="24"/>
+        </w:rPr>
+        <w:t>Apellidos y Nombres</w:t>
+      </w:r>
+      <w:r>
+        <w:rPr>
+          <w:rFonts w:ascii="Times New Roman" w:hAnsi="Times New Roman"/>
+          <w:sz w:val="24"/>
+        </w:rPr>
+        <w:tab/>
+      </w:r>
+      <w:r>
+        <w:rPr>
+          <w:rFonts w:ascii="Times New Roman" w:hAnsi="Times New Roman"/>
+          <w:sz w:val="24"/>
+        </w:rPr>
+        <w:t>C.I.: _______________</w:t>
+      </w:r>
     </w:p>
     <w:p>
       <w:pPr>
@@ -418,36 +551,7 @@
     </w:p>
     <w:p>
       <w:pPr>
-        <w:spacing w:line="360" w:lineRule="auto" w:after="0" w:before="0"/>
-        <w:ind w:firstLine="709"/>
-        <w:jc w:val="both"/>
-      </w:pPr>
-      <w:r>
-        <w:rPr>
-          <w:rFonts w:ascii="Times New Roman" w:hAnsi="Times New Roman"/>
-          <w:i w:val="0"/>
-          <w:sz w:val="24"/>
-        </w:rPr>
-        <w:t>Aquí van los agradecimientos.</w:t>
-      </w:r>
-    </w:p>
-    <w:p>
-      <w:pPr>
-        <w:sectPr>
-          <w:footerReference w:type="default" r:id="rId16"/>
-          <w:type w:val="continuous"/>
-          <w:pgSz w:w="12240" w:h="15840"/>
-          <w:pgMar w:top="1701" w:right="1701" w:bottom="1701" w:left="2268" w:header="720" w:footer="720" w:gutter="0"/>
-          <w:cols w:space="720"/>
-          <w:titlePg/>
-          <w:docGrid w:linePitch="360"/>
-        </w:sectPr>
-      </w:pPr>
-    </w:p>
-    <w:p>
-      <w:bookmarkStart w:id="bm_dedicatoria" w:name="bm_dedicatoria"/>
-      <w:pPr>
-        <w:spacing w:before="1140" w:after="480"/>
+        <w:spacing w:line="276" w:lineRule="auto" w:before="0" w:after="0"/>
         <w:jc w:val="center"/>
       </w:pPr>
       <w:r>
@@ -456,42 +560,148 @@
           <w:b/>
           <w:sz w:val="24"/>
         </w:rPr>
-        <w:t>DEDICATORIA</w:t>
+        <w:t>REPÚBLICA BOLIVARIANA DE VENEZUELA</w:t>
       </w:r>
-      <w:bookmarkEnd w:id="bm_dedicatoria"/>
     </w:p>
     <w:p>
       <w:pPr>
-        <w:sectPr>
-          <w:footerReference w:type="default" r:id="rId17"/>
-          <w:pgSz w:w="12240" w:h="15840"/>
-          <w:pgMar w:top="1701" w:right="1701" w:bottom="1701" w:left="2268" w:header="720" w:footer="720" w:gutter="0"/>
-          <w:cols w:space="720"/>
-          <w:titlePg/>
-          <w:docGrid w:linePitch="360"/>
-        </w:sectPr>
-      </w:pPr>
-    </w:p>
-    <w:p>
-      <w:pPr>
-        <w:spacing w:line="360" w:lineRule="auto" w:after="0" w:before="0"/>
-        <w:ind w:firstLine="709"/>
-        <w:jc w:val="both"/>
+        <w:spacing w:line="276" w:lineRule="auto" w:before="0" w:after="0"/>
+        <w:jc w:val="center"/>
       </w:pPr>
       <w:r>
         <w:rPr>
           <w:rFonts w:ascii="Times New Roman" w:hAnsi="Times New Roman"/>
-          <w:i w:val="0"/>
+          <w:b/>
           <w:sz w:val="24"/>
         </w:rPr>
-        <w:t>Aquí va la dedicatoria.</w:t>
+        <w:t>MINISTERIO DEL PODER POPULAR PARA LA EDUCACIÓN</w:t>
       </w:r>
     </w:p>
     <w:p>
       <w:pPr>
+        <w:spacing w:line="276" w:lineRule="auto" w:before="0" w:after="0"/>
+        <w:jc w:val="center"/>
+      </w:pPr>
+      <w:r>
+        <w:rPr>
+          <w:rFonts w:ascii="Times New Roman" w:hAnsi="Times New Roman"/>
+          <w:b/>
+          <w:sz w:val="24"/>
+        </w:rPr>
+        <w:t>INSTITUTO UNIVERSITARIO DE TECNOLOGÍA</w:t>
+      </w:r>
+    </w:p>
+    <w:p>
+      <w:pPr>
+        <w:spacing w:line="276" w:lineRule="auto" w:before="0" w:after="0"/>
+        <w:jc w:val="center"/>
+      </w:pPr>
+      <w:r>
+        <w:rPr>
+          <w:rFonts w:ascii="Times New Roman" w:hAnsi="Times New Roman"/>
+          <w:b/>
+          <w:sz w:val="24"/>
+        </w:rPr>
+        <w:t>"ELÍAS CALIXTO POMPA"</w:t>
+      </w:r>
+    </w:p>
+    <w:p>
+      <w:pPr>
+        <w:spacing w:line="276" w:lineRule="auto" w:before="0" w:after="0"/>
+        <w:jc w:val="center"/>
+      </w:pPr>
+      <w:r>
+        <w:rPr>
+          <w:rFonts w:ascii="Times New Roman" w:hAnsi="Times New Roman"/>
+          <w:b/>
+          <w:sz w:val="24"/>
+        </w:rPr>
+        <w:t>EL TIGRE, ESTADO ANZOÁTEGUI</w:t>
+      </w:r>
+    </w:p>
+    <w:p/>
+    <w:p>
+      <w:pPr>
+        <w:spacing w:before="480" w:after="480"/>
+        <w:jc w:val="center"/>
+      </w:pPr>
+      <w:r>
+        <w:rPr>
+          <w:rFonts w:ascii="Times New Roman" w:hAnsi="Times New Roman"/>
+          <w:b/>
+          <w:sz w:val="24"/>
+        </w:rPr>
+        <w:t>APROBACIÓN DEL TUTOR ACADÉMICO</w:t>
+      </w:r>
+    </w:p>
+    <w:p>
+      <w:pPr>
+        <w:spacing w:line="360" w:lineRule="auto"/>
+        <w:ind w:firstLine="0"/>
+        <w:jc w:val="both"/>
+      </w:pPr>
+      <w:r>
+        <w:rPr>
+          <w:rFonts w:ascii="Times New Roman" w:hAnsi="Times New Roman"/>
+          <w:sz w:val="24"/>
+        </w:rPr>
+        <w:t>En mi carácter de tutor académico del informe de pasantías presentado por: Alrifaai Alrifaaie Amaal, de Cédula de Identidad V-31.985.792; para optar al grado de Técnico Superior Universitario en la especialidad de: Administración, cuyo título es; “EVALUACIÓN DEL CONTROL ADMINISTRATIVO APLICADO A LA GESTIÓN DE SOLICITUDES DE SERVICIOS DE TELECOMUNICACIONES EN LA EMPRESA INGENIERÍA DE TELECOMUNICACIONES, C.A.”, manifiesto que cumple con los requisitos exigidos por el Instituto Universitario de Tecnología “Elías Calixto Pompa” (IUTECP); y que, por lo tanto, considero que reúne los méritos suficientes para ser evaluado por el jurado que se decida designar a tal fin.</w:t>
+      </w:r>
+    </w:p>
+    <w:p/>
+    <w:p/>
+    <w:p>
+      <w:pPr>
+        <w:spacing w:line="360" w:lineRule="auto"/>
+        <w:jc w:val="left"/>
+      </w:pPr>
+      <w:r>
+        <w:rPr>
+          <w:rFonts w:ascii="Times New Roman" w:hAnsi="Times New Roman"/>
+          <w:sz w:val="24"/>
+        </w:rPr>
+        <w:t>En la Ciudad de El Tigre, a los ___ días del mes de _______ de 2026</w:t>
+      </w:r>
+    </w:p>
+    <w:p/>
+    <w:p/>
+    <w:p/>
+    <w:p/>
+    <w:p/>
+    <w:p/>
+    <w:p>
+      <w:pPr>
+        <w:tabs>
+          <w:tab w:pos="10205" w:val="left"/>
+        </w:tabs>
+        <w:jc w:val="left"/>
+      </w:pPr>
+      <w:r>
+        <w:rPr>
+          <w:rFonts w:ascii="Times New Roman" w:hAnsi="Times New Roman"/>
+          <w:sz w:val="24"/>
+        </w:rPr>
+        <w:t>Apellidos y Nombres</w:t>
+      </w:r>
+      <w:r>
+        <w:rPr>
+          <w:rFonts w:ascii="Times New Roman" w:hAnsi="Times New Roman"/>
+          <w:sz w:val="24"/>
+        </w:rPr>
+        <w:tab/>
+      </w:r>
+      <w:r>
+        <w:rPr>
+          <w:rFonts w:ascii="Times New Roman" w:hAnsi="Times New Roman"/>
+          <w:sz w:val="24"/>
+        </w:rPr>
+        <w:t>C.I.: _______________</w:t>
+      </w:r>
+    </w:p>
+    <w:p>
+      <w:pPr>
         <w:sectPr>
-          <w:footerReference w:type="default" r:id="rId18"/>
-          <w:type w:val="continuous"/>
+          <w:footerReference w:type="default" r:id="rId16"/>
           <w:pgSz w:w="12240" w:h="15840"/>
           <w:pgMar w:top="1701" w:right="1701" w:bottom="1701" w:left="2268" w:header="720" w:footer="720" w:gutter="0"/>
           <w:cols w:space="720"/>
@@ -517,7 +727,7 @@
     <w:p>
       <w:pPr>
         <w:sectPr>
-          <w:footerReference w:type="default" r:id="rId19"/>
+          <w:footerReference w:type="default" r:id="rId17"/>
           <w:pgSz w:w="12240" w:h="15840"/>
           <w:pgMar w:top="1701" w:right="1701" w:bottom="1701" w:left="2268" w:header="720" w:footer="720" w:gutter="0"/>
           <w:cols w:space="720"/>
@@ -554,7 +764,7 @@
           <w:b w:val="0"/>
           <w:sz w:val="24"/>
         </w:rPr>
-        <w:t>AGRADECIMIENTOS</w:t>
+        <w:t>APROBACIÓN DEL TUTOR INDUSTRIAL</w:t>
         <w:tab/>
       </w:r>
       <w:r>
@@ -564,7 +774,7 @@
           <w:sz w:val="24"/>
         </w:rPr>
         <w:fldChar w:fldCharType="begin"/>
-        <w:instrText xml:space="preserve"> PAGEREF bm_agradecimientos \h </w:instrText>
+        <w:instrText xml:space="preserve"> PAGEREF bm_aprob_ind \h </w:instrText>
         <w:fldChar w:fldCharType="separate"/>
         <w:t>?</w:t>
         <w:fldChar w:fldCharType="end"/>
@@ -584,7 +794,7 @@
           <w:b w:val="0"/>
           <w:sz w:val="24"/>
         </w:rPr>
-        <w:t>DEDICATORIA</w:t>
+        <w:t>APROBACIÓN DEL TUTOR ACADÉMICO</w:t>
         <w:tab/>
       </w:r>
       <w:r>
@@ -594,7 +804,7 @@
           <w:sz w:val="24"/>
         </w:rPr>
         <w:fldChar w:fldCharType="begin"/>
-        <w:instrText xml:space="preserve"> PAGEREF bm_dedicatoria \h </w:instrText>
+        <w:instrText xml:space="preserve"> PAGEREF bm_aprob_acad \h </w:instrText>
         <w:fldChar w:fldCharType="separate"/>
         <w:t>?</w:t>
         <w:fldChar w:fldCharType="end"/>
@@ -704,36 +914,6 @@
           <w:b w:val="0"/>
           <w:sz w:val="24"/>
         </w:rPr>
-        <w:t>LISTA DE ANEXOS</w:t>
-        <w:tab/>
-      </w:r>
-      <w:r>
-        <w:rPr>
-          <w:rFonts w:ascii="Times New Roman" w:hAnsi="Times New Roman"/>
-          <w:b w:val="0"/>
-          <w:sz w:val="24"/>
-        </w:rPr>
-        <w:fldChar w:fldCharType="begin"/>
-        <w:instrText xml:space="preserve"> PAGEREF bm_lista_anexos \h </w:instrText>
-        <w:fldChar w:fldCharType="separate"/>
-        <w:t>?</w:t>
-        <w:fldChar w:fldCharType="end"/>
-      </w:r>
-    </w:p>
-    <w:p>
-      <w:pPr>
-        <w:tabs>
-          <w:tab w:pos="8271" w:val="right" w:leader="dot"/>
-        </w:tabs>
-        <w:spacing w:line="360" w:lineRule="auto" w:before="0" w:after="80"/>
-        <w:ind w:left="0"/>
-      </w:pPr>
-      <w:r>
-        <w:rPr>
-          <w:rFonts w:ascii="Times New Roman" w:hAnsi="Times New Roman"/>
-          <w:b w:val="0"/>
-          <w:sz w:val="24"/>
-        </w:rPr>
         <w:t>RESUMEN</w:t>
         <w:tab/>
       </w:r>
@@ -1154,7 +1334,7 @@
     <w:p>
       <w:pPr>
         <w:sectPr>
-          <w:footerReference w:type="default" r:id="rId20"/>
+          <w:footerReference w:type="default" r:id="rId18"/>
           <w:type w:val="continuous"/>
           <w:pgSz w:w="12240" w:h="15840"/>
           <w:pgMar w:top="1701" w:right="1701" w:bottom="1701" w:left="2268" w:header="720" w:footer="720" w:gutter="0"/>
@@ -1183,7 +1363,7 @@
     <w:p>
       <w:pPr>
         <w:sectPr>
-          <w:footerReference w:type="default" r:id="rId21"/>
+          <w:footerReference w:type="default" r:id="rId19"/>
           <w:pgSz w:w="12240" w:h="15840"/>
           <w:pgMar w:top="1701" w:right="1701" w:bottom="1701" w:left="2268" w:header="720" w:footer="720" w:gutter="0"/>
           <w:cols w:space="720"/>
@@ -1286,7 +1466,7 @@
     <w:p>
       <w:pPr>
         <w:sectPr>
-          <w:footerReference w:type="default" r:id="rId22"/>
+          <w:footerReference w:type="default" r:id="rId20"/>
           <w:type w:val="continuous"/>
           <w:pgSz w:w="12240" w:h="15840"/>
           <w:pgMar w:top="1701" w:right="1701" w:bottom="1701" w:left="2268" w:header="720" w:footer="720" w:gutter="0"/>
@@ -1315,7 +1495,7 @@
     <w:p>
       <w:pPr>
         <w:sectPr>
-          <w:footerReference w:type="default" r:id="rId23"/>
+          <w:footerReference w:type="default" r:id="rId21"/>
           <w:pgSz w:w="12240" w:h="15840"/>
           <w:pgMar w:top="1701" w:right="1701" w:bottom="1701" w:left="2268" w:header="720" w:footer="720" w:gutter="0"/>
           <w:cols w:space="720"/>
@@ -1327,7 +1507,7 @@
     <w:p>
       <w:pPr>
         <w:sectPr>
-          <w:footerReference w:type="default" r:id="rId24"/>
+          <w:footerReference w:type="default" r:id="rId22"/>
           <w:type w:val="continuous"/>
           <w:pgSz w:w="12240" w:h="15840"/>
           <w:pgMar w:top="1701" w:right="1701" w:bottom="1701" w:left="2268" w:header="720" w:footer="720" w:gutter="0"/>
@@ -1356,7 +1536,7 @@
     <w:p>
       <w:pPr>
         <w:sectPr>
-          <w:footerReference w:type="default" r:id="rId25"/>
+          <w:footerReference w:type="default" r:id="rId23"/>
           <w:pgSz w:w="12240" w:h="15840"/>
           <w:pgMar w:top="1701" w:right="1701" w:bottom="1701" w:left="2268" w:header="720" w:footer="720" w:gutter="0"/>
           <w:cols w:space="720"/>
@@ -1491,7 +1671,7 @@
     <w:p>
       <w:pPr>
         <w:sectPr>
-          <w:footerReference w:type="default" r:id="rId26"/>
+          <w:footerReference w:type="default" r:id="rId24"/>
           <w:type w:val="continuous"/>
           <w:pgSz w:w="12240" w:h="15840"/>
           <w:pgMar w:top="1701" w:right="1701" w:bottom="1701" w:left="2268" w:header="720" w:footer="720" w:gutter="0"/>
@@ -1520,7 +1700,7 @@
     <w:p>
       <w:pPr>
         <w:sectPr>
-          <w:footerReference w:type="default" r:id="rId27"/>
+          <w:footerReference w:type="default" r:id="rId25"/>
           <w:pgSz w:w="12240" w:h="15840"/>
           <w:pgMar w:top="1701" w:right="1701" w:bottom="1701" w:left="2268" w:header="720" w:footer="720" w:gutter="0"/>
           <w:cols w:space="720"/>
@@ -1558,104 +1738,8 @@
     </w:p>
     <w:p>
       <w:pPr>
-        <w:tabs>
-          <w:tab w:pos="1020" w:val="left"/>
-          <w:tab w:pos="8271" w:val="right" w:leader="dot"/>
-        </w:tabs>
-        <w:spacing w:line="360" w:lineRule="auto" w:before="0" w:after="80"/>
-        <w:ind w:left="1020" w:hanging="1020"/>
-      </w:pPr>
-      <w:r>
-        <w:rPr>
-          <w:rFonts w:ascii="Times New Roman" w:hAnsi="Times New Roman"/>
-          <w:sz w:val="24"/>
-        </w:rPr>
-        <w:t>A</w:t>
-        <w:tab/>
-        <w:t>Aquí va la descripción del Anexo A</w:t>
-        <w:tab/>
-      </w:r>
-      <w:r>
-        <w:rPr>
-          <w:rFonts w:ascii="Times New Roman" w:hAnsi="Times New Roman"/>
-          <w:b w:val="0"/>
-          <w:sz w:val="24"/>
-        </w:rPr>
-        <w:fldChar w:fldCharType="begin"/>
-        <w:instrText xml:space="preserve"> PAGEREF bm_anexoA \h </w:instrText>
-        <w:fldChar w:fldCharType="separate"/>
-        <w:t>?</w:t>
-        <w:fldChar w:fldCharType="end"/>
-      </w:r>
-    </w:p>
-    <w:p>
-      <w:pPr>
-        <w:tabs>
-          <w:tab w:pos="1020" w:val="left"/>
-          <w:tab w:pos="8271" w:val="right" w:leader="dot"/>
-        </w:tabs>
-        <w:spacing w:line="360" w:lineRule="auto" w:before="0" w:after="80"/>
-        <w:ind w:left="1020" w:hanging="1020"/>
-      </w:pPr>
-      <w:r>
-        <w:rPr>
-          <w:rFonts w:ascii="Times New Roman" w:hAnsi="Times New Roman"/>
-          <w:sz w:val="24"/>
-        </w:rPr>
-        <w:t>B</w:t>
-        <w:tab/>
-        <w:t>Aquí va la descripción del Anexo B</w:t>
-        <w:tab/>
-      </w:r>
-      <w:r>
-        <w:rPr>
-          <w:rFonts w:ascii="Times New Roman" w:hAnsi="Times New Roman"/>
-          <w:b w:val="0"/>
-          <w:sz w:val="24"/>
-        </w:rPr>
-        <w:fldChar w:fldCharType="begin"/>
-        <w:instrText xml:space="preserve"> PAGEREF bm_anexoB \h </w:instrText>
-        <w:fldChar w:fldCharType="separate"/>
-        <w:t>?</w:t>
-        <w:fldChar w:fldCharType="end"/>
-      </w:r>
-    </w:p>
-    <w:p>
-      <w:pPr>
-        <w:tabs>
-          <w:tab w:pos="1020" w:val="left"/>
-          <w:tab w:pos="8271" w:val="right" w:leader="dot"/>
-        </w:tabs>
-        <w:spacing w:line="360" w:lineRule="auto" w:before="0" w:after="80"/>
-        <w:ind w:left="1020" w:hanging="1020"/>
-      </w:pPr>
-      <w:r>
-        <w:rPr>
-          <w:rFonts w:ascii="Times New Roman" w:hAnsi="Times New Roman"/>
-          <w:sz w:val="24"/>
-        </w:rPr>
-        <w:t>C</w:t>
-        <w:tab/>
-        <w:t>Aquí va la descripción del Anexo C</w:t>
-        <w:tab/>
-      </w:r>
-      <w:r>
-        <w:rPr>
-          <w:rFonts w:ascii="Times New Roman" w:hAnsi="Times New Roman"/>
-          <w:b w:val="0"/>
-          <w:sz w:val="24"/>
-        </w:rPr>
-        <w:fldChar w:fldCharType="begin"/>
-        <w:instrText xml:space="preserve"> PAGEREF bm_anexoC \h </w:instrText>
-        <w:fldChar w:fldCharType="separate"/>
-        <w:t>?</w:t>
-        <w:fldChar w:fldCharType="end"/>
-      </w:r>
-    </w:p>
-    <w:p>
-      <w:pPr>
         <w:sectPr>
-          <w:footerReference w:type="default" r:id="rId28"/>
+          <w:footerReference w:type="default" r:id="rId26"/>
           <w:type w:val="continuous"/>
           <w:pgSz w:w="12240" w:h="15840"/>
           <w:pgMar w:top="1701" w:right="1701" w:bottom="1701" w:left="2268" w:header="720" w:footer="720" w:gutter="0"/>
@@ -1684,7 +1768,7 @@
     <w:p>
       <w:pPr>
         <w:sectPr>
-          <w:footerReference w:type="default" r:id="rId29"/>
+          <w:footerReference w:type="default" r:id="rId27"/>
           <w:pgSz w:w="12240" w:h="15840"/>
           <w:pgMar w:top="1701" w:right="1701" w:bottom="1701" w:left="2268" w:header="720" w:footer="720" w:gutter="0"/>
           <w:cols w:space="720"/>
@@ -1726,7 +1810,7 @@
     <w:p>
       <w:pPr>
         <w:sectPr>
-          <w:footerReference w:type="default" r:id="rId30"/>
+          <w:footerReference w:type="default" r:id="rId28"/>
           <w:type w:val="continuous"/>
           <w:pgSz w:w="12240" w:h="15840"/>
           <w:pgMar w:top="1701" w:right="1701" w:bottom="1701" w:left="2268" w:header="720" w:footer="720" w:gutter="0"/>
@@ -1755,7 +1839,7 @@
     <w:p>
       <w:pPr>
         <w:sectPr>
-          <w:footerReference w:type="default" r:id="rId31"/>
+          <w:footerReference w:type="default" r:id="rId29"/>
           <w:pgSz w:w="12240" w:h="15840"/>
           <w:pgMar w:top="1701" w:right="1701" w:bottom="1701" w:left="2268" w:header="720" w:footer="720" w:gutter="0"/>
           <w:cols w:space="720"/>
@@ -1782,7 +1866,7 @@
     <w:p>
       <w:pPr>
         <w:sectPr>
-          <w:footerReference w:type="default" r:id="rId32"/>
+          <w:footerReference w:type="default" r:id="rId30"/>
           <w:type w:val="continuous"/>
           <w:pgSz w:w="12240" w:h="15840"/>
           <w:pgMar w:top="1701" w:right="1701" w:bottom="1701" w:left="2268" w:header="720" w:footer="720" w:gutter="0"/>
@@ -1825,7 +1909,7 @@
     <w:p>
       <w:pPr>
         <w:sectPr>
-          <w:footerReference w:type="default" r:id="rId33"/>
+          <w:footerReference w:type="default" r:id="rId31"/>
           <w:pgSz w:w="12240" w:h="15840"/>
           <w:pgMar w:top="1701" w:right="1701" w:bottom="1701" w:left="2268" w:header="720" w:footer="720" w:gutter="0"/>
           <w:cols w:space="720"/>
@@ -2538,7 +2622,7 @@
     <w:p>
       <w:pPr>
         <w:sectPr>
-          <w:footerReference w:type="default" r:id="rId34"/>
+          <w:footerReference w:type="default" r:id="rId32"/>
           <w:type w:val="continuous"/>
           <w:pgSz w:w="12240" w:h="15840"/>
           <w:pgMar w:top="1701" w:right="1701" w:bottom="1701" w:left="2268" w:header="720" w:footer="720" w:gutter="0"/>
@@ -2567,7 +2651,7 @@
     <w:p>
       <w:pPr>
         <w:sectPr>
-          <w:footerReference w:type="default" r:id="rId35"/>
+          <w:footerReference w:type="default" r:id="rId33"/>
           <w:pgSz w:w="12240" w:h="15840"/>
           <w:pgMar w:top="1701" w:right="1701" w:bottom="1701" w:left="2268" w:header="720" w:footer="720" w:gutter="0"/>
           <w:cols w:space="720"/>
@@ -2696,7 +2780,7 @@
     <w:p>
       <w:pPr>
         <w:sectPr>
-          <w:footerReference w:type="default" r:id="rId36"/>
+          <w:footerReference w:type="default" r:id="rId34"/>
           <w:type w:val="continuous"/>
           <w:pgSz w:w="12240" w:h="15840"/>
           <w:pgMar w:top="1701" w:right="1701" w:bottom="1701" w:left="2268" w:header="720" w:footer="720" w:gutter="0"/>
@@ -2722,173 +2806,8 @@
       </w:r>
       <w:bookmarkEnd w:id="bm_anexos"/>
     </w:p>
-    <w:p>
-      <w:pPr>
-        <w:sectPr>
-          <w:footerReference w:type="default" r:id="rId37"/>
-          <w:pgSz w:w="12240" w:h="15840"/>
-          <w:pgMar w:top="1701" w:right="1701" w:bottom="1701" w:left="2268" w:header="720" w:footer="720" w:gutter="0"/>
-          <w:cols w:space="720"/>
-          <w:titlePg/>
-          <w:docGrid w:linePitch="360"/>
-        </w:sectPr>
-      </w:pPr>
-    </w:p>
-    <w:p>
-      <w:bookmarkStart w:id="bm_anexoA" w:name="bm_anexoA"/>
-      <w:pPr>
-        <w:spacing w:before="0" w:after="480"/>
-        <w:jc w:val="center"/>
-      </w:pPr>
-      <w:bookmarkEnd w:id="bm_anexoA"/>
-      <w:r>
-        <w:rPr>
-          <w:rFonts w:ascii="Times New Roman" w:hAnsi="Times New Roman"/>
-          <w:b/>
-          <w:sz w:val="24"/>
-        </w:rPr>
-        <w:t>ANEXO A</w:t>
-      </w:r>
-    </w:p>
-    <w:p>
-      <w:pPr>
-        <w:spacing w:before="240" w:after="480"/>
-        <w:jc w:val="center"/>
-      </w:pPr>
-      <w:r>
-        <w:rPr>
-          <w:rFonts w:ascii="Times New Roman" w:hAnsi="Times New Roman"/>
-          <w:b/>
-          <w:sz w:val="24"/>
-        </w:rPr>
-        <w:t>[Aquí va la descripción del Anexo A]</w:t>
-      </w:r>
-    </w:p>
-    <w:p>
-      <w:pPr>
-        <w:jc w:val="center"/>
-      </w:pPr>
-      <w:r>
-        <w:rPr>
-          <w:rFonts w:ascii="Times New Roman" w:hAnsi="Times New Roman"/>
-          <w:i/>
-          <w:sz w:val="20"/>
-        </w:rPr>
-        <w:t>(Contenido elaborado por el estudiante)</w:t>
-      </w:r>
-    </w:p>
-    <w:p>
-      <w:pPr>
-        <w:sectPr>
-          <w:footerReference w:type="default" r:id="rId38"/>
-          <w:pgSz w:w="12240" w:h="15840"/>
-          <w:pgMar w:top="1701" w:right="1701" w:bottom="1701" w:left="2268" w:header="720" w:footer="720" w:gutter="0"/>
-          <w:cols w:space="720"/>
-          <w:titlePg/>
-          <w:docGrid w:linePitch="360"/>
-        </w:sectPr>
-      </w:pPr>
-    </w:p>
-    <w:p>
-      <w:bookmarkStart w:id="bm_anexoB" w:name="bm_anexoB"/>
-      <w:pPr>
-        <w:spacing w:before="0" w:after="480"/>
-        <w:jc w:val="center"/>
-      </w:pPr>
-      <w:bookmarkEnd w:id="bm_anexoB"/>
-      <w:r>
-        <w:rPr>
-          <w:rFonts w:ascii="Times New Roman" w:hAnsi="Times New Roman"/>
-          <w:b/>
-          <w:sz w:val="24"/>
-        </w:rPr>
-        <w:t>ANEXO B</w:t>
-      </w:r>
-    </w:p>
-    <w:p>
-      <w:pPr>
-        <w:spacing w:before="240" w:after="480"/>
-        <w:jc w:val="center"/>
-      </w:pPr>
-      <w:r>
-        <w:rPr>
-          <w:rFonts w:ascii="Times New Roman" w:hAnsi="Times New Roman"/>
-          <w:b/>
-          <w:sz w:val="24"/>
-        </w:rPr>
-        <w:t>[Aquí va la descripción del Anexo B]</w:t>
-      </w:r>
-    </w:p>
-    <w:p>
-      <w:pPr>
-        <w:jc w:val="center"/>
-      </w:pPr>
-      <w:r>
-        <w:rPr>
-          <w:rFonts w:ascii="Times New Roman" w:hAnsi="Times New Roman"/>
-          <w:i/>
-          <w:sz w:val="20"/>
-        </w:rPr>
-        <w:t>(Contenido elaborado por el estudiante)</w:t>
-      </w:r>
-    </w:p>
-    <w:p>
-      <w:pPr>
-        <w:sectPr>
-          <w:footerReference w:type="default" r:id="rId39"/>
-          <w:pgSz w:w="12240" w:h="15840"/>
-          <w:pgMar w:top="1701" w:right="1701" w:bottom="1701" w:left="2268" w:header="720" w:footer="720" w:gutter="0"/>
-          <w:cols w:space="720"/>
-          <w:titlePg/>
-          <w:docGrid w:linePitch="360"/>
-        </w:sectPr>
-      </w:pPr>
-    </w:p>
-    <w:p>
-      <w:bookmarkStart w:id="bm_anexoC" w:name="bm_anexoC"/>
-      <w:pPr>
-        <w:spacing w:before="0" w:after="480"/>
-        <w:jc w:val="center"/>
-      </w:pPr>
-      <w:bookmarkEnd w:id="bm_anexoC"/>
-      <w:r>
-        <w:rPr>
-          <w:rFonts w:ascii="Times New Roman" w:hAnsi="Times New Roman"/>
-          <w:b/>
-          <w:sz w:val="24"/>
-        </w:rPr>
-        <w:t>ANEXO C</w:t>
-      </w:r>
-    </w:p>
-    <w:p>
-      <w:pPr>
-        <w:spacing w:before="240" w:after="480"/>
-        <w:jc w:val="center"/>
-      </w:pPr>
-      <w:r>
-        <w:rPr>
-          <w:rFonts w:ascii="Times New Roman" w:hAnsi="Times New Roman"/>
-          <w:b/>
-          <w:sz w:val="24"/>
-        </w:rPr>
-        <w:t>[Aquí va la descripción del Anexo C]</w:t>
-      </w:r>
-    </w:p>
-    <w:p>
-      <w:pPr>
-        <w:jc w:val="center"/>
-      </w:pPr>
-      <w:r>
-        <w:rPr>
-          <w:rFonts w:ascii="Times New Roman" w:hAnsi="Times New Roman"/>
-          <w:i/>
-          <w:sz w:val="20"/>
-        </w:rPr>
-        <w:t>(Contenido elaborado por el estudiante)</w:t>
-      </w:r>
-    </w:p>
     <w:sectPr>
-      <w:footerReference w:type="default" r:id="rId40"/>
+      <w:footerReference w:type="default" r:id="rId35"/>
       <w:pgSz w:w="12240" w:h="15840"/>
       <w:pgMar w:top="1701" w:right="1701" w:bottom="1701" w:left="2268" w:header="720" w:footer="720" w:gutter="0"/>
       <w:cols w:space="720"/>
@@ -3111,7 +3030,7 @@
         <w:sz w:val="24"/>
       </w:rPr>
       <w:fldChar w:fldCharType="begin"/>
-      <w:instrText xml:space="preserve"> PAGE \* roman </w:instrText>
+      <w:instrText xml:space="preserve"> PAGE </w:instrText>
       <w:fldChar w:fldCharType="separate"/>
       <w:fldChar w:fldCharType="end"/>
     </w:r>
@@ -3142,7 +3061,7 @@
         <w:sz w:val="24"/>
       </w:rPr>
       <w:fldChar w:fldCharType="begin"/>
-      <w:instrText xml:space="preserve"> PAGE \* roman </w:instrText>
+      <w:instrText xml:space="preserve"> PAGE </w:instrText>
       <w:fldChar w:fldCharType="separate"/>
       <w:fldChar w:fldCharType="end"/>
     </w:r>
@@ -3213,111 +3132,6 @@
 </w:ftr>
 </file>
 
-<file path=word/footer24.xml><?xml version="1.0" encoding="utf-8"?>
-<w:ftr xmlns:m="http://schemas.openxmlformats.org/officeDocument/2006/math" xmlns:mc="http://schemas.openxmlformats.org/markup-compatibility/2006" xmlns:mo="http://schemas.microsoft.com/office/mac/office/2008/main" xmlns:mv="urn:schemas-microsoft-com:mac:vml" xmlns:o="urn:schemas-microsoft-com:office:office" xmlns:r="http://schemas.openxmlformats.org/officeDocument/2006/relationships" xmlns:v="urn:schemas-microsoft-com:vml" xmlns:w10="urn:schemas-microsoft-com:office:word" xmlns:w14="http://schemas.microsoft.com/office/word/2010/wordml" xmlns:w="http://schemas.openxmlformats.org/wordprocessingml/2006/main" xmlns:wne="http://schemas.microsoft.com/office/word/2006/wordml" xmlns:wp14="http://schemas.microsoft.com/office/word/2010/wordprocessingDrawing" xmlns:wp="http://schemas.openxmlformats.org/drawingml/2006/wordprocessingDrawing" xmlns:wpc="http://schemas.microsoft.com/office/word/2010/wordprocessingCanvas" xmlns:wpg="http://schemas.microsoft.com/office/word/2010/wordprocessingGroup" xmlns:wpi="http://schemas.microsoft.com/office/word/2010/wordprocessingInk" xmlns:wps="http://schemas.microsoft.com/office/word/2010/wordprocessingShape" mc:Ignorable="w14 wp14">
-  <w:p>
-    <w:pPr>
-      <w:pStyle w:val="Footer"/>
-      <w:jc w:val="center"/>
-    </w:pPr>
-    <w:r>
-      <w:rPr>
-        <w:rFonts w:ascii="Times New Roman" w:hAnsi="Times New Roman"/>
-        <w:sz w:val="24"/>
-      </w:rPr>
-      <w:fldChar w:fldCharType="begin"/>
-      <w:instrText xml:space="preserve"> PAGE </w:instrText>
-      <w:fldChar w:fldCharType="separate"/>
-      <w:fldChar w:fldCharType="end"/>
-    </w:r>
-  </w:p>
-</w:ftr>
-</file>
-
-<file path=word/footer25.xml><?xml version="1.0" encoding="utf-8"?>
-<w:ftr xmlns:m="http://schemas.openxmlformats.org/officeDocument/2006/math" xmlns:mc="http://schemas.openxmlformats.org/markup-compatibility/2006" xmlns:mo="http://schemas.microsoft.com/office/mac/office/2008/main" xmlns:mv="urn:schemas-microsoft-com:mac:vml" xmlns:o="urn:schemas-microsoft-com:office:office" xmlns:r="http://schemas.openxmlformats.org/officeDocument/2006/relationships" xmlns:v="urn:schemas-microsoft-com:vml" xmlns:w10="urn:schemas-microsoft-com:office:word" xmlns:w14="http://schemas.microsoft.com/office/word/2010/wordml" xmlns:w="http://schemas.openxmlformats.org/wordprocessingml/2006/main" xmlns:wne="http://schemas.microsoft.com/office/word/2006/wordml" xmlns:wp14="http://schemas.microsoft.com/office/word/2010/wordprocessingDrawing" xmlns:wp="http://schemas.openxmlformats.org/drawingml/2006/wordprocessingDrawing" xmlns:wpc="http://schemas.microsoft.com/office/word/2010/wordprocessingCanvas" xmlns:wpg="http://schemas.microsoft.com/office/word/2010/wordprocessingGroup" xmlns:wpi="http://schemas.microsoft.com/office/word/2010/wordprocessingInk" xmlns:wps="http://schemas.microsoft.com/office/word/2010/wordprocessingShape" mc:Ignorable="w14 wp14">
-  <w:p>
-    <w:pPr>
-      <w:pStyle w:val="Footer"/>
-      <w:jc w:val="center"/>
-    </w:pPr>
-    <w:r>
-      <w:rPr>
-        <w:rFonts w:ascii="Times New Roman" w:hAnsi="Times New Roman"/>
-        <w:sz w:val="24"/>
-      </w:rPr>
-      <w:fldChar w:fldCharType="begin"/>
-      <w:instrText xml:space="preserve"> PAGE </w:instrText>
-      <w:fldChar w:fldCharType="separate"/>
-      <w:fldChar w:fldCharType="end"/>
-    </w:r>
-  </w:p>
-</w:ftr>
-</file>
-
-<file path=word/footer26.xml><?xml version="1.0" encoding="utf-8"?>
-<w:ftr xmlns:m="http://schemas.openxmlformats.org/officeDocument/2006/math" xmlns:mc="http://schemas.openxmlformats.org/markup-compatibility/2006" xmlns:mo="http://schemas.microsoft.com/office/mac/office/2008/main" xmlns:mv="urn:schemas-microsoft-com:mac:vml" xmlns:o="urn:schemas-microsoft-com:office:office" xmlns:r="http://schemas.openxmlformats.org/officeDocument/2006/relationships" xmlns:v="urn:schemas-microsoft-com:vml" xmlns:w10="urn:schemas-microsoft-com:office:word" xmlns:w14="http://schemas.microsoft.com/office/word/2010/wordml" xmlns:w="http://schemas.openxmlformats.org/wordprocessingml/2006/main" xmlns:wne="http://schemas.microsoft.com/office/word/2006/wordml" xmlns:wp14="http://schemas.microsoft.com/office/word/2010/wordprocessingDrawing" xmlns:wp="http://schemas.openxmlformats.org/drawingml/2006/wordprocessingDrawing" xmlns:wpc="http://schemas.microsoft.com/office/word/2010/wordprocessingCanvas" xmlns:wpg="http://schemas.microsoft.com/office/word/2010/wordprocessingGroup" xmlns:wpi="http://schemas.microsoft.com/office/word/2010/wordprocessingInk" xmlns:wps="http://schemas.microsoft.com/office/word/2010/wordprocessingShape" mc:Ignorable="w14 wp14">
-  <w:p>
-    <w:pPr>
-      <w:pStyle w:val="Footer"/>
-      <w:jc w:val="center"/>
-    </w:pPr>
-    <w:r>
-      <w:rPr>
-        <w:rFonts w:ascii="Times New Roman" w:hAnsi="Times New Roman"/>
-        <w:sz w:val="24"/>
-      </w:rPr>
-      <w:fldChar w:fldCharType="begin"/>
-      <w:instrText xml:space="preserve"> PAGE </w:instrText>
-      <w:fldChar w:fldCharType="separate"/>
-      <w:fldChar w:fldCharType="end"/>
-    </w:r>
-  </w:p>
-</w:ftr>
-</file>
-
-<file path=word/footer27.xml><?xml version="1.0" encoding="utf-8"?>
-<w:ftr xmlns:m="http://schemas.openxmlformats.org/officeDocument/2006/math" xmlns:mc="http://schemas.openxmlformats.org/markup-compatibility/2006" xmlns:mo="http://schemas.microsoft.com/office/mac/office/2008/main" xmlns:mv="urn:schemas-microsoft-com:mac:vml" xmlns:o="urn:schemas-microsoft-com:office:office" xmlns:r="http://schemas.openxmlformats.org/officeDocument/2006/relationships" xmlns:v="urn:schemas-microsoft-com:vml" xmlns:w10="urn:schemas-microsoft-com:office:word" xmlns:w14="http://schemas.microsoft.com/office/word/2010/wordml" xmlns:w="http://schemas.openxmlformats.org/wordprocessingml/2006/main" xmlns:wne="http://schemas.microsoft.com/office/word/2006/wordml" xmlns:wp14="http://schemas.microsoft.com/office/word/2010/wordprocessingDrawing" xmlns:wp="http://schemas.openxmlformats.org/drawingml/2006/wordprocessingDrawing" xmlns:wpc="http://schemas.microsoft.com/office/word/2010/wordprocessingCanvas" xmlns:wpg="http://schemas.microsoft.com/office/word/2010/wordprocessingGroup" xmlns:wpi="http://schemas.microsoft.com/office/word/2010/wordprocessingInk" xmlns:wps="http://schemas.microsoft.com/office/word/2010/wordprocessingShape" mc:Ignorable="w14 wp14">
-  <w:p>
-    <w:pPr>
-      <w:pStyle w:val="Footer"/>
-      <w:jc w:val="center"/>
-    </w:pPr>
-    <w:r>
-      <w:rPr>
-        <w:rFonts w:ascii="Times New Roman" w:hAnsi="Times New Roman"/>
-        <w:sz w:val="24"/>
-      </w:rPr>
-      <w:fldChar w:fldCharType="begin"/>
-      <w:instrText xml:space="preserve"> PAGE </w:instrText>
-      <w:fldChar w:fldCharType="separate"/>
-      <w:fldChar w:fldCharType="end"/>
-    </w:r>
-  </w:p>
-</w:ftr>
-</file>
-
-<file path=word/footer28.xml><?xml version="1.0" encoding="utf-8"?>
-<w:ftr xmlns:m="http://schemas.openxmlformats.org/officeDocument/2006/math" xmlns:mc="http://schemas.openxmlformats.org/markup-compatibility/2006" xmlns:mo="http://schemas.microsoft.com/office/mac/office/2008/main" xmlns:mv="urn:schemas-microsoft-com:mac:vml" xmlns:o="urn:schemas-microsoft-com:office:office" xmlns:r="http://schemas.openxmlformats.org/officeDocument/2006/relationships" xmlns:v="urn:schemas-microsoft-com:vml" xmlns:w10="urn:schemas-microsoft-com:office:word" xmlns:w14="http://schemas.microsoft.com/office/word/2010/wordml" xmlns:w="http://schemas.openxmlformats.org/wordprocessingml/2006/main" xmlns:wne="http://schemas.microsoft.com/office/word/2006/wordml" xmlns:wp14="http://schemas.microsoft.com/office/word/2010/wordprocessingDrawing" xmlns:wp="http://schemas.openxmlformats.org/drawingml/2006/wordprocessingDrawing" xmlns:wpc="http://schemas.microsoft.com/office/word/2010/wordprocessingCanvas" xmlns:wpg="http://schemas.microsoft.com/office/word/2010/wordprocessingGroup" xmlns:wpi="http://schemas.microsoft.com/office/word/2010/wordprocessingInk" xmlns:wps="http://schemas.microsoft.com/office/word/2010/wordprocessingShape" mc:Ignorable="w14 wp14">
-  <w:p>
-    <w:pPr>
-      <w:pStyle w:val="Footer"/>
-      <w:jc w:val="center"/>
-    </w:pPr>
-    <w:r>
-      <w:rPr>
-        <w:rFonts w:ascii="Times New Roman" w:hAnsi="Times New Roman"/>
-        <w:sz w:val="24"/>
-      </w:rPr>
-      <w:fldChar w:fldCharType="begin"/>
-      <w:instrText xml:space="preserve"> PAGE </w:instrText>
-      <w:fldChar w:fldCharType="separate"/>
-      <w:fldChar w:fldCharType="end"/>
-    </w:r>
-  </w:p>
-</w:ftr>
-</file>
-
 <file path=word/footer3.xml><?xml version="1.0" encoding="utf-8"?>
 <w:ftr xmlns:m="http://schemas.openxmlformats.org/officeDocument/2006/math" xmlns:mc="http://schemas.openxmlformats.org/markup-compatibility/2006" xmlns:mo="http://schemas.microsoft.com/office/mac/office/2008/main" xmlns:mv="urn:schemas-microsoft-com:mac:vml" xmlns:o="urn:schemas-microsoft-com:office:office" xmlns:r="http://schemas.openxmlformats.org/officeDocument/2006/relationships" xmlns:v="urn:schemas-microsoft-com:vml" xmlns:w10="urn:schemas-microsoft-com:office:word" xmlns:w14="http://schemas.microsoft.com/office/word/2010/wordml" xmlns:w="http://schemas.openxmlformats.org/wordprocessingml/2006/main" xmlns:wne="http://schemas.microsoft.com/office/word/2006/wordml" xmlns:wp14="http://schemas.microsoft.com/office/word/2010/wordprocessingDrawing" xmlns:wp="http://schemas.openxmlformats.org/drawingml/2006/wordprocessingDrawing" xmlns:wpc="http://schemas.microsoft.com/office/word/2010/wordprocessingCanvas" xmlns:wpg="http://schemas.microsoft.com/office/word/2010/wordprocessingGroup" xmlns:wpi="http://schemas.microsoft.com/office/word/2010/wordprocessingInk" xmlns:wps="http://schemas.microsoft.com/office/word/2010/wordprocessingShape" mc:Ignorable="w14 wp14">
   <w:p>
@@ -3365,6 +3179,26 @@
   <w:p>
     <w:pPr>
       <w:pStyle w:val="Footer"/>
+    </w:pPr>
+  </w:p>
+</w:ftr>
+</file>
+
+<file path=word/footer6.xml><?xml version="1.0" encoding="utf-8"?>
+<w:ftr xmlns:m="http://schemas.openxmlformats.org/officeDocument/2006/math" xmlns:mc="http://schemas.openxmlformats.org/markup-compatibility/2006" xmlns:mo="http://schemas.microsoft.com/office/mac/office/2008/main" xmlns:mv="urn:schemas-microsoft-com:mac:vml" xmlns:o="urn:schemas-microsoft-com:office:office" xmlns:r="http://schemas.openxmlformats.org/officeDocument/2006/relationships" xmlns:v="urn:schemas-microsoft-com:vml" xmlns:w10="urn:schemas-microsoft-com:office:word" xmlns:w14="http://schemas.microsoft.com/office/word/2010/wordml" xmlns:w="http://schemas.openxmlformats.org/wordprocessingml/2006/main" xmlns:wne="http://schemas.microsoft.com/office/word/2006/wordml" xmlns:wp14="http://schemas.microsoft.com/office/word/2010/wordprocessingDrawing" xmlns:wp="http://schemas.openxmlformats.org/drawingml/2006/wordprocessingDrawing" xmlns:wpc="http://schemas.microsoft.com/office/word/2010/wordprocessingCanvas" xmlns:wpg="http://schemas.microsoft.com/office/word/2010/wordprocessingGroup" xmlns:wpi="http://schemas.microsoft.com/office/word/2010/wordprocessingInk" xmlns:wps="http://schemas.microsoft.com/office/word/2010/wordprocessingShape" mc:Ignorable="w14 wp14">
+  <w:p>
+    <w:pPr>
+      <w:pStyle w:val="Footer"/>
+    </w:pPr>
+  </w:p>
+</w:ftr>
+</file>
+
+<file path=word/footer7.xml><?xml version="1.0" encoding="utf-8"?>
+<w:ftr xmlns:m="http://schemas.openxmlformats.org/officeDocument/2006/math" xmlns:mc="http://schemas.openxmlformats.org/markup-compatibility/2006" xmlns:mo="http://schemas.microsoft.com/office/mac/office/2008/main" xmlns:mv="urn:schemas-microsoft-com:mac:vml" xmlns:o="urn:schemas-microsoft-com:office:office" xmlns:r="http://schemas.openxmlformats.org/officeDocument/2006/relationships" xmlns:v="urn:schemas-microsoft-com:vml" xmlns:w10="urn:schemas-microsoft-com:office:word" xmlns:w14="http://schemas.microsoft.com/office/word/2010/wordml" xmlns:w="http://schemas.openxmlformats.org/wordprocessingml/2006/main" xmlns:wne="http://schemas.microsoft.com/office/word/2006/wordml" xmlns:wp14="http://schemas.microsoft.com/office/word/2010/wordprocessingDrawing" xmlns:wp="http://schemas.openxmlformats.org/drawingml/2006/wordprocessingDrawing" xmlns:wpc="http://schemas.microsoft.com/office/word/2010/wordprocessingCanvas" xmlns:wpg="http://schemas.microsoft.com/office/word/2010/wordprocessingGroup" xmlns:wpi="http://schemas.microsoft.com/office/word/2010/wordprocessingInk" xmlns:wps="http://schemas.microsoft.com/office/word/2010/wordprocessingShape" mc:Ignorable="w14 wp14">
+  <w:p>
+    <w:pPr>
+      <w:pStyle w:val="Footer"/>
       <w:jc w:val="center"/>
     </w:pPr>
     <w:r>
@@ -3381,7 +3215,7 @@
 </w:ftr>
 </file>
 
-<file path=word/footer6.xml><?xml version="1.0" encoding="utf-8"?>
+<file path=word/footer8.xml><?xml version="1.0" encoding="utf-8"?>
 <w:ftr xmlns:m="http://schemas.openxmlformats.org/officeDocument/2006/math" xmlns:mc="http://schemas.openxmlformats.org/markup-compatibility/2006" xmlns:mo="http://schemas.microsoft.com/office/mac/office/2008/main" xmlns:mv="urn:schemas-microsoft-com:mac:vml" xmlns:o="urn:schemas-microsoft-com:office:office" xmlns:r="http://schemas.openxmlformats.org/officeDocument/2006/relationships" xmlns:v="urn:schemas-microsoft-com:vml" xmlns:w10="urn:schemas-microsoft-com:office:word" xmlns:w14="http://schemas.microsoft.com/office/word/2010/wordml" xmlns:w="http://schemas.openxmlformats.org/wordprocessingml/2006/main" xmlns:wne="http://schemas.microsoft.com/office/word/2006/wordml" xmlns:wp14="http://schemas.microsoft.com/office/word/2010/wordprocessingDrawing" xmlns:wp="http://schemas.openxmlformats.org/drawingml/2006/wordprocessingDrawing" xmlns:wpc="http://schemas.microsoft.com/office/word/2010/wordprocessingCanvas" xmlns:wpg="http://schemas.microsoft.com/office/word/2010/wordprocessingGroup" xmlns:wpi="http://schemas.microsoft.com/office/word/2010/wordprocessingInk" xmlns:wps="http://schemas.microsoft.com/office/word/2010/wordprocessingShape" mc:Ignorable="w14 wp14">
   <w:p>
     <w:pPr>
@@ -3398,26 +3232,6 @@
       <w:fldChar w:fldCharType="separate"/>
       <w:fldChar w:fldCharType="end"/>
     </w:r>
-  </w:p>
-</w:ftr>
-</file>
-
-<file path=word/footer7.xml><?xml version="1.0" encoding="utf-8"?>
-<w:ftr xmlns:m="http://schemas.openxmlformats.org/officeDocument/2006/math" xmlns:mc="http://schemas.openxmlformats.org/markup-compatibility/2006" xmlns:mo="http://schemas.microsoft.com/office/mac/office/2008/main" xmlns:mv="urn:schemas-microsoft-com:mac:vml" xmlns:o="urn:schemas-microsoft-com:office:office" xmlns:r="http://schemas.openxmlformats.org/officeDocument/2006/relationships" xmlns:v="urn:schemas-microsoft-com:vml" xmlns:w10="urn:schemas-microsoft-com:office:word" xmlns:w14="http://schemas.microsoft.com/office/word/2010/wordml" xmlns:w="http://schemas.openxmlformats.org/wordprocessingml/2006/main" xmlns:wne="http://schemas.microsoft.com/office/word/2006/wordml" xmlns:wp14="http://schemas.microsoft.com/office/word/2010/wordprocessingDrawing" xmlns:wp="http://schemas.openxmlformats.org/drawingml/2006/wordprocessingDrawing" xmlns:wpc="http://schemas.microsoft.com/office/word/2010/wordprocessingCanvas" xmlns:wpg="http://schemas.microsoft.com/office/word/2010/wordprocessingGroup" xmlns:wpi="http://schemas.microsoft.com/office/word/2010/wordprocessingInk" xmlns:wps="http://schemas.microsoft.com/office/word/2010/wordprocessingShape" mc:Ignorable="w14 wp14">
-  <w:p>
-    <w:pPr>
-      <w:pStyle w:val="Footer"/>
-    </w:pPr>
-  </w:p>
-</w:ftr>
-</file>
-
-<file path=word/footer8.xml><?xml version="1.0" encoding="utf-8"?>
-<w:ftr xmlns:m="http://schemas.openxmlformats.org/officeDocument/2006/math" xmlns:mc="http://schemas.openxmlformats.org/markup-compatibility/2006" xmlns:mo="http://schemas.microsoft.com/office/mac/office/2008/main" xmlns:mv="urn:schemas-microsoft-com:mac:vml" xmlns:o="urn:schemas-microsoft-com:office:office" xmlns:r="http://schemas.openxmlformats.org/officeDocument/2006/relationships" xmlns:v="urn:schemas-microsoft-com:vml" xmlns:w10="urn:schemas-microsoft-com:office:word" xmlns:w14="http://schemas.microsoft.com/office/word/2010/wordml" xmlns:w="http://schemas.openxmlformats.org/wordprocessingml/2006/main" xmlns:wne="http://schemas.microsoft.com/office/word/2006/wordml" xmlns:wp14="http://schemas.microsoft.com/office/word/2010/wordprocessingDrawing" xmlns:wp="http://schemas.openxmlformats.org/drawingml/2006/wordprocessingDrawing" xmlns:wpc="http://schemas.microsoft.com/office/word/2010/wordprocessingCanvas" xmlns:wpg="http://schemas.microsoft.com/office/word/2010/wordprocessingGroup" xmlns:wpi="http://schemas.microsoft.com/office/word/2010/wordprocessingInk" xmlns:wps="http://schemas.microsoft.com/office/word/2010/wordprocessingShape" mc:Ignorable="w14 wp14">
-  <w:p>
-    <w:pPr>
-      <w:pStyle w:val="Footer"/>
-    </w:pPr>
   </w:p>
 </w:ftr>
 </file>

--- a/amaal/reportes/Informe_Pasantia_IUTECP_BORRADOR1.docx
+++ b/amaal/reportes/Informe_Pasantia_IUTECP_BORRADOR1.docx
@@ -506,35 +506,44 @@
     <w:p/>
     <w:p/>
     <w:p/>
-    <w:p/>
-    <w:p/>
     <w:p>
       <w:pPr>
-        <w:tabs>
-          <w:tab w:pos="10205" w:val="left"/>
-        </w:tabs>
-        <w:jc w:val="left"/>
+        <w:jc w:val="center"/>
       </w:pPr>
       <w:r>
         <w:rPr>
           <w:rFonts w:ascii="Times New Roman" w:hAnsi="Times New Roman"/>
           <w:sz w:val="24"/>
         </w:rPr>
-        <w:t>Apellidos y Nombres</w:t>
+        <w:t>_______________________________________________________</w:t>
       </w:r>
+    </w:p>
+    <w:p/>
+    <w:p>
+      <w:pPr>
+        <w:spacing w:line="360" w:lineRule="auto"/>
+        <w:jc w:val="center"/>
+      </w:pPr>
+      <w:r>
+        <w:rPr>
+          <w:rFonts w:ascii="Times New Roman" w:hAnsi="Times New Roman"/>
+          <w:b/>
+          <w:sz w:val="24"/>
+        </w:rPr>
+        <w:t>Lenny Mata</w:t>
+      </w:r>
+    </w:p>
+    <w:p>
+      <w:pPr>
+        <w:spacing w:before="0"/>
+        <w:jc w:val="center"/>
+      </w:pPr>
       <w:r>
         <w:rPr>
           <w:rFonts w:ascii="Times New Roman" w:hAnsi="Times New Roman"/>
           <w:sz w:val="24"/>
         </w:rPr>
-        <w:tab/>
-      </w:r>
-      <w:r>
-        <w:rPr>
-          <w:rFonts w:ascii="Times New Roman" w:hAnsi="Times New Roman"/>
-          <w:sz w:val="24"/>
-        </w:rPr>
-        <w:t>C.I.: _______________</w:t>
+        <w:t>C.I.: 8969750</w:t>
       </w:r>
     </w:p>
     <w:p>
@@ -667,35 +676,44 @@
     <w:p/>
     <w:p/>
     <w:p/>
-    <w:p/>
-    <w:p/>
     <w:p>
       <w:pPr>
-        <w:tabs>
-          <w:tab w:pos="10205" w:val="left"/>
-        </w:tabs>
-        <w:jc w:val="left"/>
+        <w:jc w:val="center"/>
       </w:pPr>
       <w:r>
         <w:rPr>
           <w:rFonts w:ascii="Times New Roman" w:hAnsi="Times New Roman"/>
           <w:sz w:val="24"/>
         </w:rPr>
-        <w:t>Apellidos y Nombres</w:t>
+        <w:t>_______________________________________________________</w:t>
       </w:r>
+    </w:p>
+    <w:p/>
+    <w:p>
+      <w:pPr>
+        <w:spacing w:line="360" w:lineRule="auto"/>
+        <w:jc w:val="center"/>
+      </w:pPr>
+      <w:r>
+        <w:rPr>
+          <w:rFonts w:ascii="Times New Roman" w:hAnsi="Times New Roman"/>
+          <w:b/>
+          <w:sz w:val="24"/>
+        </w:rPr>
+        <w:t>Lic. Carlos Mendoza</w:t>
+      </w:r>
+    </w:p>
+    <w:p>
+      <w:pPr>
+        <w:spacing w:before="0"/>
+        <w:jc w:val="center"/>
+      </w:pPr>
       <w:r>
         <w:rPr>
           <w:rFonts w:ascii="Times New Roman" w:hAnsi="Times New Roman"/>
           <w:sz w:val="24"/>
         </w:rPr>
-        <w:tab/>
-      </w:r>
-      <w:r>
-        <w:rPr>
-          <w:rFonts w:ascii="Times New Roman" w:hAnsi="Times New Roman"/>
-          <w:sz w:val="24"/>
-        </w:rPr>
-        <w:t>C.I.: _______________</w:t>
+        <w:t>C.I.: 4.273.815</w:t>
       </w:r>
     </w:p>
     <w:p>

--- a/amaal/reportes/Informe_Pasantia_IUTECP_BORRADOR1.docx
+++ b/amaal/reportes/Informe_Pasantia_IUTECP_BORRADOR1.docx
@@ -154,7 +154,7 @@
     <w:p>
       <w:pPr>
         <w:sectPr>
-          <w:footerReference w:type="default" r:id="rId13"/>
+          <w:footerReference w:type="default" r:id="rId14"/>
           <w:pgSz w:w="12240" w:h="15840"/>
           <w:pgMar w:top="1701" w:right="1701" w:bottom="1701" w:left="2268" w:header="720" w:footer="720" w:gutter="0"/>
           <w:cols w:space="720"/>
@@ -379,7 +379,7 @@
     <w:p>
       <w:pPr>
         <w:sectPr>
-          <w:footerReference w:type="default" r:id="rId14"/>
+          <w:footerReference w:type="default" r:id="rId15"/>
           <w:pgSz w:w="12240" w:h="15840"/>
           <w:pgMar w:top="1701" w:right="1701" w:bottom="1701" w:left="2268" w:header="720" w:footer="720" w:gutter="0"/>
           <w:cols w:space="720"/>
@@ -503,9 +503,6 @@
       </w:r>
     </w:p>
     <w:p/>
-    <w:p/>
-    <w:p/>
-    <w:p/>
     <w:p>
       <w:pPr>
         <w:jc w:val="center"/>
@@ -515,7 +512,7 @@
           <w:rFonts w:ascii="Times New Roman" w:hAnsi="Times New Roman"/>
           <w:sz w:val="24"/>
         </w:rPr>
-        <w:t>_______________________________________________________</w:t>
+        <w:t>___________________________________</w:t>
       </w:r>
     </w:p>
     <w:p/>
@@ -549,7 +546,7 @@
     <w:p>
       <w:pPr>
         <w:sectPr>
-          <w:footerReference w:type="default" r:id="rId15"/>
+          <w:footerReference w:type="default" r:id="rId16"/>
           <w:pgSz w:w="12240" w:h="15840"/>
           <w:pgMar w:top="1701" w:right="1701" w:bottom="1701" w:left="2268" w:header="720" w:footer="720" w:gutter="0"/>
           <w:cols w:space="720"/>
@@ -673,9 +670,6 @@
       </w:r>
     </w:p>
     <w:p/>
-    <w:p/>
-    <w:p/>
-    <w:p/>
     <w:p>
       <w:pPr>
         <w:jc w:val="center"/>
@@ -685,7 +679,7 @@
           <w:rFonts w:ascii="Times New Roman" w:hAnsi="Times New Roman"/>
           <w:sz w:val="24"/>
         </w:rPr>
-        <w:t>_______________________________________________________</w:t>
+        <w:t>___________________________________</w:t>
       </w:r>
     </w:p>
     <w:p/>
@@ -719,7 +713,7 @@
     <w:p>
       <w:pPr>
         <w:sectPr>
-          <w:footerReference w:type="default" r:id="rId16"/>
+          <w:footerReference w:type="default" r:id="rId17"/>
           <w:pgSz w:w="12240" w:h="15840"/>
           <w:pgMar w:top="1701" w:right="1701" w:bottom="1701" w:left="2268" w:header="720" w:footer="720" w:gutter="0"/>
           <w:cols w:space="720"/>
@@ -745,7 +739,7 @@
     <w:p>
       <w:pPr>
         <w:sectPr>
-          <w:footerReference w:type="default" r:id="rId17"/>
+          <w:footerReference w:type="default" r:id="rId18"/>
           <w:pgSz w:w="12240" w:h="15840"/>
           <w:pgMar w:top="1701" w:right="1701" w:bottom="1701" w:left="2268" w:header="720" w:footer="720" w:gutter="0"/>
           <w:cols w:space="720"/>
@@ -932,6 +926,36 @@
           <w:b w:val="0"/>
           <w:sz w:val="24"/>
         </w:rPr>
+        <w:t>LISTA DE ANEXOS</w:t>
+        <w:tab/>
+      </w:r>
+      <w:r>
+        <w:rPr>
+          <w:rFonts w:ascii="Times New Roman" w:hAnsi="Times New Roman"/>
+          <w:b w:val="0"/>
+          <w:sz w:val="24"/>
+        </w:rPr>
+        <w:fldChar w:fldCharType="begin"/>
+        <w:instrText xml:space="preserve"> PAGEREF bm_lista_anexos \h </w:instrText>
+        <w:fldChar w:fldCharType="separate"/>
+        <w:t>?</w:t>
+        <w:fldChar w:fldCharType="end"/>
+      </w:r>
+    </w:p>
+    <w:p>
+      <w:pPr>
+        <w:tabs>
+          <w:tab w:pos="8271" w:val="right" w:leader="dot"/>
+        </w:tabs>
+        <w:spacing w:line="360" w:lineRule="auto" w:before="0" w:after="80"/>
+        <w:ind w:left="0"/>
+      </w:pPr>
+      <w:r>
+        <w:rPr>
+          <w:rFonts w:ascii="Times New Roman" w:hAnsi="Times New Roman"/>
+          <w:b w:val="0"/>
+          <w:sz w:val="24"/>
+        </w:rPr>
         <w:t>RESUMEN</w:t>
         <w:tab/>
       </w:r>
@@ -1352,7 +1376,7 @@
     <w:p>
       <w:pPr>
         <w:sectPr>
-          <w:footerReference w:type="default" r:id="rId18"/>
+          <w:footerReference w:type="default" r:id="rId19"/>
           <w:type w:val="continuous"/>
           <w:pgSz w:w="12240" w:h="15840"/>
           <w:pgMar w:top="1701" w:right="1701" w:bottom="1701" w:left="2268" w:header="720" w:footer="720" w:gutter="0"/>
@@ -1381,7 +1405,7 @@
     <w:p>
       <w:pPr>
         <w:sectPr>
-          <w:footerReference w:type="default" r:id="rId19"/>
+          <w:footerReference w:type="default" r:id="rId20"/>
           <w:pgSz w:w="12240" w:h="15840"/>
           <w:pgMar w:top="1701" w:right="1701" w:bottom="1701" w:left="2268" w:header="720" w:footer="720" w:gutter="0"/>
           <w:cols w:space="720"/>
@@ -1484,7 +1508,7 @@
     <w:p>
       <w:pPr>
         <w:sectPr>
-          <w:footerReference w:type="default" r:id="rId20"/>
+          <w:footerReference w:type="default" r:id="rId21"/>
           <w:type w:val="continuous"/>
           <w:pgSz w:w="12240" w:h="15840"/>
           <w:pgMar w:top="1701" w:right="1701" w:bottom="1701" w:left="2268" w:header="720" w:footer="720" w:gutter="0"/>
@@ -1513,7 +1537,7 @@
     <w:p>
       <w:pPr>
         <w:sectPr>
-          <w:footerReference w:type="default" r:id="rId21"/>
+          <w:footerReference w:type="default" r:id="rId22"/>
           <w:pgSz w:w="12240" w:h="15840"/>
           <w:pgMar w:top="1701" w:right="1701" w:bottom="1701" w:left="2268" w:header="720" w:footer="720" w:gutter="0"/>
           <w:cols w:space="720"/>
@@ -1525,7 +1549,7 @@
     <w:p>
       <w:pPr>
         <w:sectPr>
-          <w:footerReference w:type="default" r:id="rId22"/>
+          <w:footerReference w:type="default" r:id="rId23"/>
           <w:type w:val="continuous"/>
           <w:pgSz w:w="12240" w:h="15840"/>
           <w:pgMar w:top="1701" w:right="1701" w:bottom="1701" w:left="2268" w:header="720" w:footer="720" w:gutter="0"/>
@@ -1554,7 +1578,7 @@
     <w:p>
       <w:pPr>
         <w:sectPr>
-          <w:footerReference w:type="default" r:id="rId23"/>
+          <w:footerReference w:type="default" r:id="rId24"/>
           <w:pgSz w:w="12240" w:h="15840"/>
           <w:pgMar w:top="1701" w:right="1701" w:bottom="1701" w:left="2268" w:header="720" w:footer="720" w:gutter="0"/>
           <w:cols w:space="720"/>
@@ -1689,7 +1713,7 @@
     <w:p>
       <w:pPr>
         <w:sectPr>
-          <w:footerReference w:type="default" r:id="rId24"/>
+          <w:footerReference w:type="default" r:id="rId25"/>
           <w:type w:val="continuous"/>
           <w:pgSz w:w="12240" w:h="15840"/>
           <w:pgMar w:top="1701" w:right="1701" w:bottom="1701" w:left="2268" w:header="720" w:footer="720" w:gutter="0"/>
@@ -1718,7 +1742,7 @@
     <w:p>
       <w:pPr>
         <w:sectPr>
-          <w:footerReference w:type="default" r:id="rId25"/>
+          <w:footerReference w:type="default" r:id="rId26"/>
           <w:pgSz w:w="12240" w:h="15840"/>
           <w:pgMar w:top="1701" w:right="1701" w:bottom="1701" w:left="2268" w:header="720" w:footer="720" w:gutter="0"/>
           <w:cols w:space="720"/>
@@ -1756,8 +1780,40 @@
     </w:p>
     <w:p>
       <w:pPr>
+        <w:tabs>
+          <w:tab w:pos="1020" w:val="left"/>
+          <w:tab w:pos="8271" w:val="right" w:leader="dot"/>
+        </w:tabs>
+        <w:spacing w:line="360" w:lineRule="auto" w:before="0" w:after="80"/>
+        <w:ind w:left="1020" w:hanging="1020"/>
+      </w:pPr>
+      <w:r>
+        <w:rPr>
+          <w:rFonts w:ascii="Times New Roman" w:hAnsi="Times New Roman"/>
+          <w:sz w:val="24"/>
+        </w:rPr>
+        <w:t>A</w:t>
+        <w:tab/>
+        <w:t>Flujograma del proceso de gestión de solicitudes de servicios</w:t>
+        <w:tab/>
+      </w:r>
+      <w:r>
+        <w:rPr>
+          <w:rFonts w:ascii="Times New Roman" w:hAnsi="Times New Roman"/>
+          <w:b w:val="0"/>
+          <w:sz w:val="24"/>
+        </w:rPr>
+        <w:fldChar w:fldCharType="begin"/>
+        <w:instrText xml:space="preserve"> PAGEREF bm_anexoA \h </w:instrText>
+        <w:fldChar w:fldCharType="separate"/>
+        <w:t>?</w:t>
+        <w:fldChar w:fldCharType="end"/>
+      </w:r>
+    </w:p>
+    <w:p>
+      <w:pPr>
         <w:sectPr>
-          <w:footerReference w:type="default" r:id="rId26"/>
+          <w:footerReference w:type="default" r:id="rId27"/>
           <w:type w:val="continuous"/>
           <w:pgSz w:w="12240" w:h="15840"/>
           <w:pgMar w:top="1701" w:right="1701" w:bottom="1701" w:left="2268" w:header="720" w:footer="720" w:gutter="0"/>
@@ -1786,7 +1842,7 @@
     <w:p>
       <w:pPr>
         <w:sectPr>
-          <w:footerReference w:type="default" r:id="rId27"/>
+          <w:footerReference w:type="default" r:id="rId28"/>
           <w:pgSz w:w="12240" w:h="15840"/>
           <w:pgMar w:top="1701" w:right="1701" w:bottom="1701" w:left="2268" w:header="720" w:footer="720" w:gutter="0"/>
           <w:cols w:space="720"/>
@@ -1828,7 +1884,7 @@
     <w:p>
       <w:pPr>
         <w:sectPr>
-          <w:footerReference w:type="default" r:id="rId28"/>
+          <w:footerReference w:type="default" r:id="rId29"/>
           <w:type w:val="continuous"/>
           <w:pgSz w:w="12240" w:h="15840"/>
           <w:pgMar w:top="1701" w:right="1701" w:bottom="1701" w:left="2268" w:header="720" w:footer="720" w:gutter="0"/>
@@ -1857,7 +1913,7 @@
     <w:p>
       <w:pPr>
         <w:sectPr>
-          <w:footerReference w:type="default" r:id="rId29"/>
+          <w:footerReference w:type="default" r:id="rId30"/>
           <w:pgSz w:w="12240" w:h="15840"/>
           <w:pgMar w:top="1701" w:right="1701" w:bottom="1701" w:left="2268" w:header="720" w:footer="720" w:gutter="0"/>
           <w:cols w:space="720"/>
@@ -1884,7 +1940,7 @@
     <w:p>
       <w:pPr>
         <w:sectPr>
-          <w:footerReference w:type="default" r:id="rId30"/>
+          <w:footerReference w:type="default" r:id="rId31"/>
           <w:type w:val="continuous"/>
           <w:pgSz w:w="12240" w:h="15840"/>
           <w:pgMar w:top="1701" w:right="1701" w:bottom="1701" w:left="2268" w:header="720" w:footer="720" w:gutter="0"/>
@@ -1927,7 +1983,7 @@
     <w:p>
       <w:pPr>
         <w:sectPr>
-          <w:footerReference w:type="default" r:id="rId31"/>
+          <w:footerReference w:type="default" r:id="rId32"/>
           <w:pgSz w:w="12240" w:h="15840"/>
           <w:pgMar w:top="1701" w:right="1701" w:bottom="1701" w:left="2268" w:header="720" w:footer="720" w:gutter="0"/>
           <w:cols w:space="720"/>
@@ -2517,7 +2573,7 @@
       <w:r>
         <w:drawing>
           <wp:inline xmlns:a="http://schemas.openxmlformats.org/drawingml/2006/main" xmlns:pic="http://schemas.openxmlformats.org/drawingml/2006/picture">
-            <wp:extent cx="4320000" cy="1473429"/>
+            <wp:extent cx="4320000" cy="1847904"/>
             <wp:docPr id="3" name="Picture 3"/>
             <wp:cNvGraphicFramePr>
               <a:graphicFrameLocks noChangeAspect="1"/>
@@ -2538,7 +2594,7 @@
                   <pic:spPr>
                     <a:xfrm>
                       <a:off x="0" y="0"/>
-                      <a:ext cx="4320000" cy="1473429"/>
+                      <a:ext cx="4320000" cy="1847904"/>
                     </a:xfrm>
                     <a:prstGeom prst="rect"/>
                   </pic:spPr>
@@ -2640,7 +2696,7 @@
     <w:p>
       <w:pPr>
         <w:sectPr>
-          <w:footerReference w:type="default" r:id="rId32"/>
+          <w:footerReference w:type="default" r:id="rId33"/>
           <w:type w:val="continuous"/>
           <w:pgSz w:w="12240" w:h="15840"/>
           <w:pgMar w:top="1701" w:right="1701" w:bottom="1701" w:left="2268" w:header="720" w:footer="720" w:gutter="0"/>
@@ -2669,7 +2725,7 @@
     <w:p>
       <w:pPr>
         <w:sectPr>
-          <w:footerReference w:type="default" r:id="rId33"/>
+          <w:footerReference w:type="default" r:id="rId34"/>
           <w:pgSz w:w="12240" w:h="15840"/>
           <w:pgMar w:top="1701" w:right="1701" w:bottom="1701" w:left="2268" w:header="720" w:footer="720" w:gutter="0"/>
           <w:cols w:space="720"/>
@@ -2798,7 +2854,7 @@
     <w:p>
       <w:pPr>
         <w:sectPr>
-          <w:footerReference w:type="default" r:id="rId34"/>
+          <w:footerReference w:type="default" r:id="rId35"/>
           <w:type w:val="continuous"/>
           <w:pgSz w:w="12240" w:h="15840"/>
           <w:pgMar w:top="1701" w:right="1701" w:bottom="1701" w:left="2268" w:header="720" w:footer="720" w:gutter="0"/>
@@ -2824,8 +2880,89 @@
       </w:r>
       <w:bookmarkEnd w:id="bm_anexos"/>
     </w:p>
+    <w:p>
+      <w:pPr>
+        <w:sectPr>
+          <w:footerReference w:type="default" r:id="rId36"/>
+          <w:pgSz w:w="12240" w:h="15840"/>
+          <w:pgMar w:top="1701" w:right="1701" w:bottom="1701" w:left="2268" w:header="720" w:footer="720" w:gutter="0"/>
+          <w:cols w:space="720"/>
+          <w:titlePg/>
+          <w:docGrid w:linePitch="360"/>
+        </w:sectPr>
+      </w:pPr>
+    </w:p>
+    <w:p>
+      <w:bookmarkStart w:id="bm_anexoA" w:name="bm_anexoA"/>
+      <w:pPr>
+        <w:spacing w:before="0" w:after="480"/>
+        <w:jc w:val="center"/>
+      </w:pPr>
+      <w:bookmarkEnd w:id="bm_anexoA"/>
+      <w:r>
+        <w:rPr>
+          <w:rFonts w:ascii="Times New Roman" w:hAnsi="Times New Roman"/>
+          <w:b/>
+          <w:sz w:val="24"/>
+        </w:rPr>
+        <w:t>ANEXO A</w:t>
+      </w:r>
+    </w:p>
+    <w:p>
+      <w:pPr>
+        <w:spacing w:before="240" w:after="480"/>
+        <w:jc w:val="center"/>
+      </w:pPr>
+      <w:r>
+        <w:rPr>
+          <w:rFonts w:ascii="Times New Roman" w:hAnsi="Times New Roman"/>
+          <w:b/>
+          <w:sz w:val="24"/>
+        </w:rPr>
+        <w:t>[Flujograma del proceso de gestión de solicitudes de servicios]</w:t>
+      </w:r>
+    </w:p>
+    <w:p>
+      <w:pPr>
+        <w:jc w:val="center"/>
+      </w:pPr>
+      <w:r>
+        <w:drawing>
+          <wp:inline xmlns:a="http://schemas.openxmlformats.org/drawingml/2006/main" xmlns:pic="http://schemas.openxmlformats.org/drawingml/2006/picture">
+            <wp:extent cx="5040000" cy="22990909"/>
+            <wp:docPr id="5" name="Picture 5"/>
+            <wp:cNvGraphicFramePr>
+              <a:graphicFrameLocks noChangeAspect="1"/>
+            </wp:cNvGraphicFramePr>
+            <a:graphic>
+              <a:graphicData uri="http://schemas.openxmlformats.org/drawingml/2006/picture">
+                <pic:pic>
+                  <pic:nvPicPr>
+                    <pic:cNvPr id="0" name="4.png"/>
+                    <pic:cNvPicPr/>
+                  </pic:nvPicPr>
+                  <pic:blipFill>
+                    <a:blip r:embed="rId13"/>
+                    <a:stretch>
+                      <a:fillRect/>
+                    </a:stretch>
+                  </pic:blipFill>
+                  <pic:spPr>
+                    <a:xfrm>
+                      <a:off x="0" y="0"/>
+                      <a:ext cx="5040000" cy="22990909"/>
+                    </a:xfrm>
+                    <a:prstGeom prst="rect"/>
+                  </pic:spPr>
+                </pic:pic>
+              </a:graphicData>
+            </a:graphic>
+          </wp:inline>
+        </w:drawing>
+      </w:r>
+    </w:p>
     <w:sectPr>
-      <w:footerReference w:type="default" r:id="rId35"/>
+      <w:footerReference w:type="default" r:id="rId37"/>
       <w:pgSz w:w="12240" w:h="15840"/>
       <w:pgMar w:top="1701" w:right="1701" w:bottom="1701" w:left="2268" w:header="720" w:footer="720" w:gutter="0"/>
       <w:cols w:space="720"/>
@@ -3130,6 +3267,27 @@
 </file>
 
 <file path=word/footer23.xml><?xml version="1.0" encoding="utf-8"?>
+<w:ftr xmlns:m="http://schemas.openxmlformats.org/officeDocument/2006/math" xmlns:mc="http://schemas.openxmlformats.org/markup-compatibility/2006" xmlns:mo="http://schemas.microsoft.com/office/mac/office/2008/main" xmlns:mv="urn:schemas-microsoft-com:mac:vml" xmlns:o="urn:schemas-microsoft-com:office:office" xmlns:r="http://schemas.openxmlformats.org/officeDocument/2006/relationships" xmlns:v="urn:schemas-microsoft-com:vml" xmlns:w10="urn:schemas-microsoft-com:office:word" xmlns:w14="http://schemas.microsoft.com/office/word/2010/wordml" xmlns:w="http://schemas.openxmlformats.org/wordprocessingml/2006/main" xmlns:wne="http://schemas.microsoft.com/office/word/2006/wordml" xmlns:wp14="http://schemas.microsoft.com/office/word/2010/wordprocessingDrawing" xmlns:wp="http://schemas.openxmlformats.org/drawingml/2006/wordprocessingDrawing" xmlns:wpc="http://schemas.microsoft.com/office/word/2010/wordprocessingCanvas" xmlns:wpg="http://schemas.microsoft.com/office/word/2010/wordprocessingGroup" xmlns:wpi="http://schemas.microsoft.com/office/word/2010/wordprocessingInk" xmlns:wps="http://schemas.microsoft.com/office/word/2010/wordprocessingShape" mc:Ignorable="w14 wp14">
+  <w:p>
+    <w:pPr>
+      <w:pStyle w:val="Footer"/>
+      <w:jc w:val="center"/>
+    </w:pPr>
+    <w:r>
+      <w:rPr>
+        <w:rFonts w:ascii="Times New Roman" w:hAnsi="Times New Roman"/>
+        <w:sz w:val="24"/>
+      </w:rPr>
+      <w:fldChar w:fldCharType="begin"/>
+      <w:instrText xml:space="preserve"> PAGE </w:instrText>
+      <w:fldChar w:fldCharType="separate"/>
+      <w:fldChar w:fldCharType="end"/>
+    </w:r>
+  </w:p>
+</w:ftr>
+</file>
+
+<file path=word/footer24.xml><?xml version="1.0" encoding="utf-8"?>
 <w:ftr xmlns:m="http://schemas.openxmlformats.org/officeDocument/2006/math" xmlns:mc="http://schemas.openxmlformats.org/markup-compatibility/2006" xmlns:mo="http://schemas.microsoft.com/office/mac/office/2008/main" xmlns:mv="urn:schemas-microsoft-com:mac:vml" xmlns:o="urn:schemas-microsoft-com:office:office" xmlns:r="http://schemas.openxmlformats.org/officeDocument/2006/relationships" xmlns:v="urn:schemas-microsoft-com:vml" xmlns:w10="urn:schemas-microsoft-com:office:word" xmlns:w14="http://schemas.microsoft.com/office/word/2010/wordml" xmlns:w="http://schemas.openxmlformats.org/wordprocessingml/2006/main" xmlns:wne="http://schemas.microsoft.com/office/word/2006/wordml" xmlns:wp14="http://schemas.microsoft.com/office/word/2010/wordprocessingDrawing" xmlns:wp="http://schemas.openxmlformats.org/drawingml/2006/wordprocessingDrawing" xmlns:wpc="http://schemas.microsoft.com/office/word/2010/wordprocessingCanvas" xmlns:wpg="http://schemas.microsoft.com/office/word/2010/wordprocessingGroup" xmlns:wpi="http://schemas.microsoft.com/office/word/2010/wordprocessingInk" xmlns:wps="http://schemas.microsoft.com/office/word/2010/wordprocessingShape" mc:Ignorable="w14 wp14">
   <w:p>
     <w:pPr>

--- a/amaal/reportes/Informe_Pasantia_IUTECP_BORRADOR1.docx
+++ b/amaal/reportes/Informe_Pasantia_IUTECP_BORRADOR1.docx
@@ -2929,7 +2929,7 @@
       <w:r>
         <w:drawing>
           <wp:inline xmlns:a="http://schemas.openxmlformats.org/drawingml/2006/main" xmlns:pic="http://schemas.openxmlformats.org/drawingml/2006/picture">
-            <wp:extent cx="5040000" cy="22990909"/>
+            <wp:extent cx="1341609" cy="6120000"/>
             <wp:docPr id="5" name="Picture 5"/>
             <wp:cNvGraphicFramePr>
               <a:graphicFrameLocks noChangeAspect="1"/>
@@ -2950,7 +2950,7 @@
                   <pic:spPr>
                     <a:xfrm>
                       <a:off x="0" y="0"/>
-                      <a:ext cx="5040000" cy="22990909"/>
+                      <a:ext cx="1341609" cy="6120000"/>
                     </a:xfrm>
                     <a:prstGeom prst="rect"/>
                   </pic:spPr>

--- a/amaal/reportes/Informe_Pasantia_IUTECP_BORRADOR1.docx
+++ b/amaal/reportes/Informe_Pasantia_IUTECP_BORRADOR1.docx
@@ -126,7 +126,7 @@
           <w:b/>
           <w:sz w:val="24"/>
         </w:rPr>
-        <w:t>Alrifaai Alrifaaie Amaal</w:t>
+        <w:t>Alrifaai Alrifaaie, Amaal</w:t>
         <w:br/>
       </w:r>
       <w:r>
@@ -275,7 +275,7 @@
                 <w:b/>
                 <w:sz w:val="24"/>
               </w:rPr>
-              <w:t>Lenny Mata</w:t>
+              <w:t>Mata, Lenny</w:t>
               <w:br/>
             </w:r>
             <w:r>
@@ -310,7 +310,7 @@
                 <w:b/>
                 <w:sz w:val="24"/>
               </w:rPr>
-              <w:t>Lic. Carlos Mendoza</w:t>
+              <w:t>Lic. Mendoza, Carlos</w:t>
               <w:br/>
             </w:r>
             <w:r>
@@ -348,7 +348,7 @@
                 <w:b/>
                 <w:sz w:val="24"/>
               </w:rPr>
-              <w:t>Alrifaai Alrifaaie Amaal</w:t>
+              <w:t>Alrifaai Alrifaaie, Amaal</w:t>
               <w:br/>
             </w:r>
             <w:r>
@@ -484,7 +484,7 @@
           <w:rFonts w:ascii="Times New Roman" w:hAnsi="Times New Roman"/>
           <w:sz w:val="24"/>
         </w:rPr>
-        <w:t>En mi carácter de tutor industrial del informe de pasantías presentado por: Alrifaai Alrifaaie Amaal, de Cédula de Identidad V-31.985.792; para optar al grado de Técnico Superior Universitario en la especialidad de: Administración, cuyo título es; “EVALUACIÓN DEL CONTROL ADMINISTRATIVO APLICADO A LA GESTIÓN DE SOLICITUDES DE SERVICIOS DE TELECOMUNICACIONES EN LA EMPRESA INGENIERÍA DE TELECOMUNICACIONES, C.A.”, manifiesto que cumple con los requisitos exigidos por el Instituto Universitario de Tecnología “Elías Calixto Pompa” (IUTECP); y que, por lo tanto, considero que reúne los méritos suficientes para ser evaluado por el jurado que se decida designar a tal fin.</w:t>
+        <w:t>En mi carácter de tutor industrial del informe de pasantías presentado por: Alrifaai Alrifaaie, Amaal, de Cédula de Identidad V-31.985.792; para optar al grado de Técnico Superior Universitario en la especialidad de: Administración, cuyo título es; “EVALUACIÓN DEL CONTROL ADMINISTRATIVO APLICADO A LA GESTIÓN DE SOLICITUDES DE SERVICIOS DE TELECOMUNICACIONES EN LA EMPRESA INGENIERÍA DE TELECOMUNICACIONES, C.A.”, manifiesto que cumple con los requisitos exigidos por el Instituto Universitario de Tecnología “Elías Calixto Pompa” (IUTECP); y que, por lo tanto, considero que reúne los méritos suficientes para ser evaluado por el jurado que se decida designar a tal fin.</w:t>
       </w:r>
     </w:p>
     <w:p/>
@@ -527,7 +527,7 @@
           <w:b/>
           <w:sz w:val="24"/>
         </w:rPr>
-        <w:t>Lenny Mata</w:t>
+        <w:t>Mata, Lenny</w:t>
       </w:r>
     </w:p>
     <w:p>
@@ -651,7 +651,7 @@
           <w:rFonts w:ascii="Times New Roman" w:hAnsi="Times New Roman"/>
           <w:sz w:val="24"/>
         </w:rPr>
-        <w:t>En mi carácter de tutor académico del informe de pasantías presentado por: Alrifaai Alrifaaie Amaal, de Cédula de Identidad V-31.985.792; para optar al grado de Técnico Superior Universitario en la especialidad de: Administración, cuyo título es; “EVALUACIÓN DEL CONTROL ADMINISTRATIVO APLICADO A LA GESTIÓN DE SOLICITUDES DE SERVICIOS DE TELECOMUNICACIONES EN LA EMPRESA INGENIERÍA DE TELECOMUNICACIONES, C.A.”, manifiesto que cumple con los requisitos exigidos por el Instituto Universitario de Tecnología “Elías Calixto Pompa” (IUTECP); y que, por lo tanto, considero que reúne los méritos suficientes para ser evaluado por el jurado que se decida designar a tal fin.</w:t>
+        <w:t>En mi carácter de tutor académico del informe de pasantías presentado por: Alrifaai Alrifaaie, Amaal, de Cédula de Identidad V-31.985.792; para optar al grado de Técnico Superior Universitario en la especialidad de: Administración, cuyo título es; “EVALUACIÓN DEL CONTROL ADMINISTRATIVO APLICADO A LA GESTIÓN DE SOLICITUDES DE SERVICIOS DE TELECOMUNICACIONES EN LA EMPRESA INGENIERÍA DE TELECOMUNICACIONES, C.A.”, manifiesto que cumple con los requisitos exigidos por el Instituto Universitario de Tecnología “Elías Calixto Pompa” (IUTECP); y que, por lo tanto, considero que reúne los méritos suficientes para ser evaluado por el jurado que se decida designar a tal fin.</w:t>
       </w:r>
     </w:p>
     <w:p/>
@@ -694,7 +694,7 @@
           <w:b/>
           <w:sz w:val="24"/>
         </w:rPr>
-        <w:t>Lic. Carlos Mendoza</w:t>
+        <w:t>Lic. Mendoza, Carlos</w:t>
       </w:r>
     </w:p>
     <w:p>
@@ -1824,9 +1824,206 @@
       </w:pPr>
     </w:p>
     <w:p>
+      <w:pPr>
+        <w:spacing w:after="0"/>
+        <w:jc w:val="center"/>
+      </w:pPr>
+      <w:r>
+        <w:rPr>
+          <w:rFonts w:ascii="Times New Roman" w:hAnsi="Times New Roman"/>
+          <w:b/>
+          <w:sz w:val="24"/>
+        </w:rPr>
+        <w:t>REPÚBLICA BOLIVARIANA DE VENEZUELA</w:t>
+      </w:r>
+    </w:p>
+    <w:p>
+      <w:pPr>
+        <w:spacing w:after="0"/>
+        <w:jc w:val="center"/>
+      </w:pPr>
+      <w:r>
+        <w:rPr>
+          <w:rFonts w:ascii="Times New Roman" w:hAnsi="Times New Roman"/>
+          <w:b/>
+          <w:sz w:val="24"/>
+        </w:rPr>
+        <w:t>MINISTERIO DEL PODER POPULAR PARA LA EDUCACIÓN</w:t>
+      </w:r>
+    </w:p>
+    <w:p>
+      <w:pPr>
+        <w:spacing w:after="0"/>
+        <w:jc w:val="center"/>
+      </w:pPr>
+      <w:r>
+        <w:rPr>
+          <w:rFonts w:ascii="Times New Roman" w:hAnsi="Times New Roman"/>
+          <w:b/>
+          <w:sz w:val="24"/>
+        </w:rPr>
+        <w:t>INSTITUTO UNIVERSITARIO DE TECNOLOGÍA</w:t>
+      </w:r>
+    </w:p>
+    <w:p>
+      <w:pPr>
+        <w:spacing w:after="0"/>
+        <w:jc w:val="center"/>
+      </w:pPr>
+      <w:r>
+        <w:rPr>
+          <w:rFonts w:ascii="Times New Roman" w:hAnsi="Times New Roman"/>
+          <w:b/>
+          <w:sz w:val="24"/>
+        </w:rPr>
+        <w:t>"ELÍAS CALIXTO POMPA"</w:t>
+      </w:r>
+    </w:p>
+    <w:p>
+      <w:pPr>
+        <w:spacing w:after="0"/>
+        <w:jc w:val="center"/>
+      </w:pPr>
+      <w:r>
+        <w:rPr>
+          <w:rFonts w:ascii="Times New Roman" w:hAnsi="Times New Roman"/>
+          <w:b/>
+          <w:sz w:val="24"/>
+        </w:rPr>
+        <w:t>EL TIGRE, ESTADO ANZOÁTEGUI</w:t>
+      </w:r>
+    </w:p>
+    <w:p>
+      <w:pPr>
+        <w:spacing w:after="360"/>
+      </w:pPr>
+    </w:p>
+    <w:p>
+      <w:pPr>
+        <w:spacing w:after="480"/>
+        <w:jc w:val="center"/>
+      </w:pPr>
+      <w:r>
+        <w:rPr>
+          <w:rFonts w:ascii="Times New Roman" w:hAnsi="Times New Roman"/>
+          <w:b/>
+          <w:sz w:val="24"/>
+        </w:rPr>
+        <w:t>EVALUACIÓN DEL CONTROL ADMINISTRATIVO APLICADO A LA GESTIÓN DE SOLICITUDES DE SERVICIOS DE TELECOMUNICACIONES EN LA EMPRESA INGENIERÍA DE TELECOMUNICACIONES, C.A.</w:t>
+      </w:r>
+    </w:p>
+    <w:tbl>
+      <w:tblPr>
+        <w:tblStyle w:val="TableGrid"/>
+        <w:tblW w:type="auto" w:w="0"/>
+        <w:tblLook w:firstColumn="1" w:firstRow="1" w:lastColumn="0" w:lastRow="0" w:noHBand="0" w:noVBand="1" w:val="04A0"/>
+      </w:tblPr>
+      <w:tblGrid>
+        <w:gridCol w:w="4135"/>
+        <w:gridCol w:w="4135"/>
+      </w:tblGrid>
+      <w:tr>
+        <w:tc>
+          <w:tcPr>
+            <w:tcW w:type="dxa" w:w="4135"/>
+          </w:tcPr>
+          <w:p>
+            <w:pPr>
+              <w:spacing w:before="60" w:after="60" w:line="240" w:lineRule="auto"/>
+              <w:jc w:val="center"/>
+            </w:pPr>
+            <w:r>
+              <w:rPr>
+                <w:rFonts w:ascii="Times New Roman" w:hAnsi="Times New Roman"/>
+                <w:b/>
+                <w:color w:val="000000"/>
+                <w:sz w:val="20"/>
+              </w:rPr>
+              <w:t>Autor</w:t>
+            </w:r>
+          </w:p>
+        </w:tc>
+        <w:tc>
+          <w:tcPr>
+            <w:tcW w:type="dxa" w:w="4135"/>
+          </w:tcPr>
+          <w:p>
+            <w:pPr>
+              <w:spacing w:before="60" w:after="60" w:line="240" w:lineRule="auto"/>
+              <w:jc w:val="both"/>
+            </w:pPr>
+            <w:r>
+              <w:rPr>
+                <w:rFonts w:ascii="Times New Roman" w:hAnsi="Times New Roman"/>
+                <w:b w:val="0"/>
+                <w:color w:val="000000"/>
+                <w:sz w:val="20"/>
+              </w:rPr>
+              <w:t>Alrifaai Alrifaaie, Amaal</w:t>
+            </w:r>
+          </w:p>
+        </w:tc>
+      </w:tr>
+      <w:tr>
+        <w:tc>
+          <w:tcPr>
+            <w:tcW w:type="dxa" w:w="4135"/>
+          </w:tcPr>
+          <w:p>
+            <w:pPr>
+              <w:spacing w:before="60" w:after="60" w:line="240" w:lineRule="auto"/>
+              <w:jc w:val="center"/>
+            </w:pPr>
+            <w:r>
+              <w:rPr>
+                <w:rFonts w:ascii="Times New Roman" w:hAnsi="Times New Roman"/>
+                <w:b/>
+                <w:color w:val="000000"/>
+                <w:sz w:val="20"/>
+              </w:rPr>
+              <w:t>C.I.</w:t>
+            </w:r>
+          </w:p>
+        </w:tc>
+        <w:tc>
+          <w:tcPr>
+            <w:tcW w:type="dxa" w:w="4135"/>
+          </w:tcPr>
+          <w:p>
+            <w:pPr>
+              <w:spacing w:before="60" w:after="60" w:line="240" w:lineRule="auto"/>
+              <w:jc w:val="both"/>
+            </w:pPr>
+            <w:r>
+              <w:rPr>
+                <w:rFonts w:ascii="Times New Roman" w:hAnsi="Times New Roman"/>
+                <w:b w:val="0"/>
+                <w:color w:val="000000"/>
+                <w:sz w:val="20"/>
+              </w:rPr>
+              <w:t>31.985.792</w:t>
+            </w:r>
+          </w:p>
+        </w:tc>
+      </w:tr>
+    </w:tbl>
+    <w:p>
+      <w:pPr>
+        <w:spacing w:before="240" w:after="480"/>
+        <w:jc w:val="center"/>
+      </w:pPr>
+      <w:r>
+        <w:rPr>
+          <w:rFonts w:ascii="Times New Roman" w:hAnsi="Times New Roman"/>
+          <w:sz w:val="24"/>
+        </w:rPr>
+        <w:t>julio de 2026</w:t>
+      </w:r>
+    </w:p>
+    <w:p>
       <w:bookmarkStart w:id="bm_resumen" w:name="bm_resumen"/>
       <w:pPr>
-        <w:spacing w:before="1140" w:after="480"/>
+        <w:spacing w:before="480" w:after="480"/>
         <w:jc w:val="center"/>
       </w:pPr>
       <w:r>

--- a/amaal/reportes/Informe_Pasantia_IUTECP_BORRADOR1.docx
+++ b/amaal/reportes/Informe_Pasantia_IUTECP_BORRADOR1.docx
@@ -1912,106 +1912,38 @@
         <w:t>EVALUACIÓN DEL CONTROL ADMINISTRATIVO APLICADO A LA GESTIÓN DE SOLICITUDES DE SERVICIOS DE TELECOMUNICACIONES EN LA EMPRESA INGENIERÍA DE TELECOMUNICACIONES, C.A.</w:t>
       </w:r>
     </w:p>
-    <w:tbl>
-      <w:tblPr>
-        <w:tblStyle w:val="TableGrid"/>
-        <w:tblW w:type="auto" w:w="0"/>
-        <w:tblLook w:firstColumn="1" w:firstRow="1" w:lastColumn="0" w:lastRow="0" w:noHBand="0" w:noVBand="1" w:val="04A0"/>
-      </w:tblPr>
-      <w:tblGrid>
-        <w:gridCol w:w="4135"/>
-        <w:gridCol w:w="4135"/>
-      </w:tblGrid>
-      <w:tr>
-        <w:tc>
-          <w:tcPr>
-            <w:tcW w:type="dxa" w:w="4135"/>
-          </w:tcPr>
-          <w:p>
-            <w:pPr>
-              <w:spacing w:before="60" w:after="60" w:line="240" w:lineRule="auto"/>
-              <w:jc w:val="center"/>
-            </w:pPr>
-            <w:r>
-              <w:rPr>
-                <w:rFonts w:ascii="Times New Roman" w:hAnsi="Times New Roman"/>
-                <w:b/>
-                <w:color w:val="000000"/>
-                <w:sz w:val="20"/>
-              </w:rPr>
-              <w:t>Autor</w:t>
-            </w:r>
-          </w:p>
-        </w:tc>
-        <w:tc>
-          <w:tcPr>
-            <w:tcW w:type="dxa" w:w="4135"/>
-          </w:tcPr>
-          <w:p>
-            <w:pPr>
-              <w:spacing w:before="60" w:after="60" w:line="240" w:lineRule="auto"/>
-              <w:jc w:val="both"/>
-            </w:pPr>
-            <w:r>
-              <w:rPr>
-                <w:rFonts w:ascii="Times New Roman" w:hAnsi="Times New Roman"/>
-                <w:b w:val="0"/>
-                <w:color w:val="000000"/>
-                <w:sz w:val="20"/>
-              </w:rPr>
-              <w:t>Alrifaai Alrifaaie, Amaal</w:t>
-            </w:r>
-          </w:p>
-        </w:tc>
-      </w:tr>
-      <w:tr>
-        <w:tc>
-          <w:tcPr>
-            <w:tcW w:type="dxa" w:w="4135"/>
-          </w:tcPr>
-          <w:p>
-            <w:pPr>
-              <w:spacing w:before="60" w:after="60" w:line="240" w:lineRule="auto"/>
-              <w:jc w:val="center"/>
-            </w:pPr>
-            <w:r>
-              <w:rPr>
-                <w:rFonts w:ascii="Times New Roman" w:hAnsi="Times New Roman"/>
-                <w:b/>
-                <w:color w:val="000000"/>
-                <w:sz w:val="20"/>
-              </w:rPr>
-              <w:t>C.I.</w:t>
-            </w:r>
-          </w:p>
-        </w:tc>
-        <w:tc>
-          <w:tcPr>
-            <w:tcW w:type="dxa" w:w="4135"/>
-          </w:tcPr>
-          <w:p>
-            <w:pPr>
-              <w:spacing w:before="60" w:after="60" w:line="240" w:lineRule="auto"/>
-              <w:jc w:val="both"/>
-            </w:pPr>
-            <w:r>
-              <w:rPr>
-                <w:rFonts w:ascii="Times New Roman" w:hAnsi="Times New Roman"/>
-                <w:b w:val="0"/>
-                <w:color w:val="000000"/>
-                <w:sz w:val="20"/>
-              </w:rPr>
-              <w:t>31.985.792</w:t>
-            </w:r>
-          </w:p>
-        </w:tc>
-      </w:tr>
-    </w:tbl>
     <w:p>
       <w:pPr>
-        <w:spacing w:before="240" w:after="480"/>
-        <w:jc w:val="center"/>
-      </w:pPr>
+        <w:spacing w:after="480"/>
+        <w:ind w:left="0"/>
+        <w:jc w:val="left"/>
+      </w:pPr>
+      <w:r>
+        <w:rPr>
+          <w:rFonts w:ascii="Times New Roman" w:hAnsi="Times New Roman"/>
+          <w:b/>
+          <w:sz w:val="24"/>
+        </w:rPr>
+        <w:t>Autor:</w:t>
+        <w:br/>
+      </w:r>
+      <w:r>
+        <w:rPr>
+          <w:rFonts w:ascii="Times New Roman" w:hAnsi="Times New Roman"/>
+          <w:sz w:val="24"/>
+        </w:rPr>
+        <w:t>Alrifaai Alrifaaie, Amaal</w:t>
+        <w:br/>
+      </w:r>
+      <w:r>
+        <w:rPr>
+          <w:rFonts w:ascii="Times New Roman" w:hAnsi="Times New Roman"/>
+          <w:b/>
+          <w:sz w:val="24"/>
+        </w:rPr>
+        <w:t>C.I.: 31.985.792</w:t>
+        <w:br/>
+      </w:r>
       <w:r>
         <w:rPr>
           <w:rFonts w:ascii="Times New Roman" w:hAnsi="Times New Roman"/>

--- a/amaal/reportes/Informe_Pasantia_IUTECP_BORRADOR1.docx
+++ b/amaal/reportes/Informe_Pasantia_IUTECP_BORRADOR1.docx
@@ -1916,7 +1916,7 @@
       <w:pPr>
         <w:spacing w:after="480"/>
         <w:ind w:left="0"/>
-        <w:jc w:val="left"/>
+        <w:jc w:val="right"/>
       </w:pPr>
       <w:r>
         <w:rPr>

--- a/amaal/reportes/Informe_Pasantia_IUTECP_BORRADOR1.docx
+++ b/amaal/reportes/Informe_Pasantia_IUTECP_BORRADOR1.docx
@@ -1938,7 +1938,6 @@
       <w:r>
         <w:rPr>
           <w:rFonts w:ascii="Times New Roman" w:hAnsi="Times New Roman"/>
-          <w:b/>
           <w:sz w:val="24"/>
         </w:rPr>
         <w:t>C.I.: 31.985.792</w:t>

--- a/amaal/reportes/Informe_Pasantia_IUTECP_BORRADOR1.docx
+++ b/amaal/reportes/Informe_Pasantia_IUTECP_BORRADOR1.docx
@@ -460,6 +460,7 @@
     </w:p>
     <w:p/>
     <w:p>
+      <w:bookmarkStart w:id="bm_aprob_ind" w:name="bm_aprob_ind"/>
       <w:pPr>
         <w:spacing w:before="480" w:after="480"/>
         <w:jc w:val="center"/>
@@ -472,6 +473,7 @@
         </w:rPr>
         <w:t>APROBACIÓN DEL TUTOR INDUSTRIAL</w:t>
       </w:r>
+      <w:bookmarkEnd w:id="bm_aprob_ind"/>
     </w:p>
     <w:p>
       <w:pPr>
@@ -627,6 +629,7 @@
     </w:p>
     <w:p/>
     <w:p>
+      <w:bookmarkStart w:id="bm_aprob_acad" w:name="bm_aprob_acad"/>
       <w:pPr>
         <w:spacing w:before="480" w:after="480"/>
         <w:jc w:val="center"/>
@@ -639,6 +642,7 @@
         </w:rPr>
         <w:t>APROBACIÓN DEL TUTOR ACADÉMICO</w:t>
       </w:r>
+      <w:bookmarkEnd w:id="bm_aprob_acad"/>
     </w:p>
     <w:p>
       <w:pPr>
@@ -1439,70 +1443,6 @@
           <w:sz w:val="24"/>
         </w:rPr>
         <w:t>pp.</w:t>
-      </w:r>
-    </w:p>
-    <w:p>
-      <w:pPr>
-        <w:tabs>
-          <w:tab w:pos="1020" w:val="left"/>
-          <w:tab w:pos="8271" w:val="right" w:leader="dot"/>
-        </w:tabs>
-        <w:spacing w:line="360" w:lineRule="auto" w:before="0" w:after="80"/>
-        <w:ind w:left="1020" w:hanging="1020"/>
-      </w:pPr>
-      <w:r>
-        <w:rPr>
-          <w:rFonts w:ascii="Times New Roman" w:hAnsi="Times New Roman"/>
-          <w:sz w:val="24"/>
-        </w:rPr>
-        <w:t>1</w:t>
-        <w:tab/>
-        <w:t>Planificación integral de objetivos específicos</w:t>
-        <w:tab/>
-      </w:r>
-      <w:r>
-        <w:rPr>
-          <w:rFonts w:ascii="Times New Roman" w:hAnsi="Times New Roman"/>
-          <w:b w:val="0"/>
-          <w:sz w:val="24"/>
-        </w:rPr>
-        <w:fldChar w:fldCharType="begin"/>
-        <w:instrText xml:space="preserve"> PAGEREF bm_cuadro1 \h </w:instrText>
-        <w:fldChar w:fldCharType="separate"/>
-        <w:t>?</w:t>
-        <w:fldChar w:fldCharType="end"/>
-      </w:r>
-    </w:p>
-    <w:p>
-      <w:pPr>
-        <w:tabs>
-          <w:tab w:pos="1020" w:val="left"/>
-          <w:tab w:pos="8271" w:val="right" w:leader="dot"/>
-        </w:tabs>
-        <w:spacing w:line="360" w:lineRule="auto" w:before="0" w:after="80"/>
-        <w:ind w:left="1020" w:hanging="1020"/>
-      </w:pPr>
-      <w:r>
-        <w:rPr>
-          <w:rFonts w:ascii="Times New Roman" w:hAnsi="Times New Roman"/>
-          <w:sz w:val="24"/>
-        </w:rPr>
-        <w:t>2</w:t>
-        <w:tab/>
-        <w:t>Cronograma de actividades del proyecto</w:t>
-        <w:tab/>
-      </w:r>
-      <w:r>
-        <w:rPr>
-          <w:rFonts w:ascii="Times New Roman" w:hAnsi="Times New Roman"/>
-          <w:b w:val="0"/>
-          <w:sz w:val="24"/>
-        </w:rPr>
-        <w:fldChar w:fldCharType="begin"/>
-        <w:instrText xml:space="preserve"> PAGEREF bm_cuadro2 \h </w:instrText>
-        <w:fldChar w:fldCharType="separate"/>
-        <w:t>?</w:t>
-        <w:fldChar w:fldCharType="end"/>
       </w:r>
     </w:p>
     <w:p>

--- a/amaal/reportes/Informe_Pasantia_IUTECP_BORRADOR1.docx
+++ b/amaal/reportes/Informe_Pasantia_IUTECP_BORRADOR1.docx
@@ -154,7 +154,7 @@
     <w:p>
       <w:pPr>
         <w:sectPr>
-          <w:footerReference w:type="default" r:id="rId14"/>
+          <w:footerReference w:type="default" r:id="rId15"/>
           <w:pgSz w:w="12240" w:h="15840"/>
           <w:pgMar w:top="1701" w:right="1701" w:bottom="1701" w:left="2268" w:header="720" w:footer="720" w:gutter="0"/>
           <w:cols w:space="720"/>
@@ -310,7 +310,7 @@
                 <w:b/>
                 <w:sz w:val="24"/>
               </w:rPr>
-              <w:t>Lic. Mendoza, Carlos</w:t>
+              <w:t>Dra. Álvarez, Carmen</w:t>
               <w:br/>
             </w:r>
             <w:r>
@@ -319,7 +319,7 @@
                 <w:b/>
                 <w:sz w:val="24"/>
               </w:rPr>
-              <w:t>C.I.: 4.273.815</w:t>
+              <w:t>C.I.: 14.452.956</w:t>
             </w:r>
           </w:p>
         </w:tc>
@@ -379,7 +379,7 @@
     <w:p>
       <w:pPr>
         <w:sectPr>
-          <w:footerReference w:type="default" r:id="rId15"/>
+          <w:footerReference w:type="default" r:id="rId16"/>
           <w:pgSz w:w="12240" w:h="15840"/>
           <w:pgMar w:top="1701" w:right="1701" w:bottom="1701" w:left="2268" w:header="720" w:footer="720" w:gutter="0"/>
           <w:cols w:space="720"/>
@@ -510,11 +510,38 @@
         <w:jc w:val="center"/>
       </w:pPr>
       <w:r>
-        <w:rPr>
-          <w:rFonts w:ascii="Times New Roman" w:hAnsi="Times New Roman"/>
-          <w:sz w:val="24"/>
-        </w:rPr>
-        <w:t>___________________________________</w:t>
+        <w:drawing>
+          <wp:inline xmlns:a="http://schemas.openxmlformats.org/drawingml/2006/main" xmlns:pic="http://schemas.openxmlformats.org/drawingml/2006/picture">
+            <wp:extent cx="1440000" cy="563916"/>
+            <wp:docPr id="2" name="Picture 2"/>
+            <wp:cNvGraphicFramePr>
+              <a:graphicFrameLocks noChangeAspect="1"/>
+            </wp:cNvGraphicFramePr>
+            <a:graphic>
+              <a:graphicData uri="http://schemas.openxmlformats.org/drawingml/2006/picture">
+                <pic:pic>
+                  <pic:nvPicPr>
+                    <pic:cNvPr id="0" name="firma_tutor_amaal.png"/>
+                    <pic:cNvPicPr/>
+                  </pic:nvPicPr>
+                  <pic:blipFill>
+                    <a:blip r:embed="rId10"/>
+                    <a:stretch>
+                      <a:fillRect/>
+                    </a:stretch>
+                  </pic:blipFill>
+                  <pic:spPr>
+                    <a:xfrm>
+                      <a:off x="0" y="0"/>
+                      <a:ext cx="1440000" cy="563916"/>
+                    </a:xfrm>
+                    <a:prstGeom prst="rect"/>
+                  </pic:spPr>
+                </pic:pic>
+              </a:graphicData>
+            </a:graphic>
+          </wp:inline>
+        </w:drawing>
       </w:r>
     </w:p>
     <w:p/>
@@ -548,7 +575,7 @@
     <w:p>
       <w:pPr>
         <w:sectPr>
-          <w:footerReference w:type="default" r:id="rId16"/>
+          <w:footerReference w:type="default" r:id="rId17"/>
           <w:pgSz w:w="12240" w:h="15840"/>
           <w:pgMar w:top="1701" w:right="1701" w:bottom="1701" w:left="2268" w:header="720" w:footer="720" w:gutter="0"/>
           <w:cols w:space="720"/>
@@ -698,7 +725,7 @@
           <w:b/>
           <w:sz w:val="24"/>
         </w:rPr>
-        <w:t>Lic. Mendoza, Carlos</w:t>
+        <w:t>Dra. Álvarez, Carmen</w:t>
       </w:r>
     </w:p>
     <w:p>
@@ -711,13 +738,13 @@
           <w:rFonts w:ascii="Times New Roman" w:hAnsi="Times New Roman"/>
           <w:sz w:val="24"/>
         </w:rPr>
-        <w:t>C.I.: 4.273.815</w:t>
+        <w:t>C.I.: 14.452.956</w:t>
       </w:r>
     </w:p>
     <w:p>
       <w:pPr>
         <w:sectPr>
-          <w:footerReference w:type="default" r:id="rId17"/>
+          <w:footerReference w:type="default" r:id="rId18"/>
           <w:pgSz w:w="12240" w:h="15840"/>
           <w:pgMar w:top="1701" w:right="1701" w:bottom="1701" w:left="2268" w:header="720" w:footer="720" w:gutter="0"/>
           <w:cols w:space="720"/>
@@ -743,7 +770,7 @@
     <w:p>
       <w:pPr>
         <w:sectPr>
-          <w:footerReference w:type="default" r:id="rId18"/>
+          <w:footerReference w:type="default" r:id="rId19"/>
           <w:pgSz w:w="12240" w:h="15840"/>
           <w:pgMar w:top="1701" w:right="1701" w:bottom="1701" w:left="2268" w:header="720" w:footer="720" w:gutter="0"/>
           <w:cols w:space="720"/>
@@ -1380,7 +1407,7 @@
     <w:p>
       <w:pPr>
         <w:sectPr>
-          <w:footerReference w:type="default" r:id="rId19"/>
+          <w:footerReference w:type="default" r:id="rId20"/>
           <w:type w:val="continuous"/>
           <w:pgSz w:w="12240" w:h="15840"/>
           <w:pgMar w:top="1701" w:right="1701" w:bottom="1701" w:left="2268" w:header="720" w:footer="720" w:gutter="0"/>
@@ -1409,7 +1436,7 @@
     <w:p>
       <w:pPr>
         <w:sectPr>
-          <w:footerReference w:type="default" r:id="rId20"/>
+          <w:footerReference w:type="default" r:id="rId21"/>
           <w:pgSz w:w="12240" w:h="15840"/>
           <w:pgMar w:top="1701" w:right="1701" w:bottom="1701" w:left="2268" w:header="720" w:footer="720" w:gutter="0"/>
           <w:cols w:space="720"/>
@@ -1448,7 +1475,7 @@
     <w:p>
       <w:pPr>
         <w:sectPr>
-          <w:footerReference w:type="default" r:id="rId21"/>
+          <w:footerReference w:type="default" r:id="rId22"/>
           <w:type w:val="continuous"/>
           <w:pgSz w:w="12240" w:h="15840"/>
           <w:pgMar w:top="1701" w:right="1701" w:bottom="1701" w:left="2268" w:header="720" w:footer="720" w:gutter="0"/>
@@ -1477,7 +1504,7 @@
     <w:p>
       <w:pPr>
         <w:sectPr>
-          <w:footerReference w:type="default" r:id="rId22"/>
+          <w:footerReference w:type="default" r:id="rId23"/>
           <w:pgSz w:w="12240" w:h="15840"/>
           <w:pgMar w:top="1701" w:right="1701" w:bottom="1701" w:left="2268" w:header="720" w:footer="720" w:gutter="0"/>
           <w:cols w:space="720"/>
@@ -1489,7 +1516,7 @@
     <w:p>
       <w:pPr>
         <w:sectPr>
-          <w:footerReference w:type="default" r:id="rId23"/>
+          <w:footerReference w:type="default" r:id="rId24"/>
           <w:type w:val="continuous"/>
           <w:pgSz w:w="12240" w:h="15840"/>
           <w:pgMar w:top="1701" w:right="1701" w:bottom="1701" w:left="2268" w:header="720" w:footer="720" w:gutter="0"/>
@@ -1518,7 +1545,7 @@
     <w:p>
       <w:pPr>
         <w:sectPr>
-          <w:footerReference w:type="default" r:id="rId24"/>
+          <w:footerReference w:type="default" r:id="rId25"/>
           <w:pgSz w:w="12240" w:h="15840"/>
           <w:pgMar w:top="1701" w:right="1701" w:bottom="1701" w:left="2268" w:header="720" w:footer="720" w:gutter="0"/>
           <w:cols w:space="720"/>
@@ -1653,7 +1680,7 @@
     <w:p>
       <w:pPr>
         <w:sectPr>
-          <w:footerReference w:type="default" r:id="rId25"/>
+          <w:footerReference w:type="default" r:id="rId26"/>
           <w:type w:val="continuous"/>
           <w:pgSz w:w="12240" w:h="15840"/>
           <w:pgMar w:top="1701" w:right="1701" w:bottom="1701" w:left="2268" w:header="720" w:footer="720" w:gutter="0"/>
@@ -1682,7 +1709,7 @@
     <w:p>
       <w:pPr>
         <w:sectPr>
-          <w:footerReference w:type="default" r:id="rId26"/>
+          <w:footerReference w:type="default" r:id="rId27"/>
           <w:pgSz w:w="12240" w:h="15840"/>
           <w:pgMar w:top="1701" w:right="1701" w:bottom="1701" w:left="2268" w:header="720" w:footer="720" w:gutter="0"/>
           <w:cols w:space="720"/>
@@ -1753,7 +1780,7 @@
     <w:p>
       <w:pPr>
         <w:sectPr>
-          <w:footerReference w:type="default" r:id="rId27"/>
+          <w:footerReference w:type="default" r:id="rId28"/>
           <w:type w:val="continuous"/>
           <w:pgSz w:w="12240" w:h="15840"/>
           <w:pgMar w:top="1701" w:right="1701" w:bottom="1701" w:left="2268" w:header="720" w:footer="720" w:gutter="0"/>
@@ -1910,7 +1937,7 @@
     <w:p>
       <w:pPr>
         <w:sectPr>
-          <w:footerReference w:type="default" r:id="rId28"/>
+          <w:footerReference w:type="default" r:id="rId29"/>
           <w:pgSz w:w="12240" w:h="15840"/>
           <w:pgMar w:top="1701" w:right="1701" w:bottom="1701" w:left="2268" w:header="720" w:footer="720" w:gutter="0"/>
           <w:cols w:space="720"/>
@@ -1952,7 +1979,7 @@
     <w:p>
       <w:pPr>
         <w:sectPr>
-          <w:footerReference w:type="default" r:id="rId29"/>
+          <w:footerReference w:type="default" r:id="rId30"/>
           <w:type w:val="continuous"/>
           <w:pgSz w:w="12240" w:h="15840"/>
           <w:pgMar w:top="1701" w:right="1701" w:bottom="1701" w:left="2268" w:header="720" w:footer="720" w:gutter="0"/>
@@ -1981,7 +2008,7 @@
     <w:p>
       <w:pPr>
         <w:sectPr>
-          <w:footerReference w:type="default" r:id="rId30"/>
+          <w:footerReference w:type="default" r:id="rId31"/>
           <w:pgSz w:w="12240" w:h="15840"/>
           <w:pgMar w:top="1701" w:right="1701" w:bottom="1701" w:left="2268" w:header="720" w:footer="720" w:gutter="0"/>
           <w:cols w:space="720"/>
@@ -2008,7 +2035,7 @@
     <w:p>
       <w:pPr>
         <w:sectPr>
-          <w:footerReference w:type="default" r:id="rId31"/>
+          <w:footerReference w:type="default" r:id="rId32"/>
           <w:type w:val="continuous"/>
           <w:pgSz w:w="12240" w:h="15840"/>
           <w:pgMar w:top="1701" w:right="1701" w:bottom="1701" w:left="2268" w:header="720" w:footer="720" w:gutter="0"/>
@@ -2051,7 +2078,7 @@
     <w:p>
       <w:pPr>
         <w:sectPr>
-          <w:footerReference w:type="default" r:id="rId32"/>
+          <w:footerReference w:type="default" r:id="rId33"/>
           <w:pgSz w:w="12240" w:h="15840"/>
           <w:pgMar w:top="1701" w:right="1701" w:bottom="1701" w:left="2268" w:header="720" w:footer="720" w:gutter="0"/>
           <w:cols w:space="720"/>
@@ -2516,7 +2543,7 @@
         <w:drawing>
           <wp:inline xmlns:a="http://schemas.openxmlformats.org/drawingml/2006/main" xmlns:pic="http://schemas.openxmlformats.org/drawingml/2006/picture">
             <wp:extent cx="1800000" cy="1125000"/>
-            <wp:docPr id="2" name="Picture 2"/>
+            <wp:docPr id="3" name="Picture 3"/>
             <wp:cNvGraphicFramePr>
               <a:graphicFrameLocks noChangeAspect="1"/>
             </wp:cNvGraphicFramePr>
@@ -2528,7 +2555,7 @@
                     <pic:cNvPicPr/>
                   </pic:nvPicPr>
                   <pic:blipFill>
-                    <a:blip r:embed="rId10"/>
+                    <a:blip r:embed="rId11"/>
                     <a:stretch>
                       <a:fillRect/>
                     </a:stretch>
@@ -2642,7 +2669,7 @@
         <w:drawing>
           <wp:inline xmlns:a="http://schemas.openxmlformats.org/drawingml/2006/main" xmlns:pic="http://schemas.openxmlformats.org/drawingml/2006/picture">
             <wp:extent cx="4320000" cy="1847904"/>
-            <wp:docPr id="3" name="Picture 3"/>
+            <wp:docPr id="4" name="Picture 4"/>
             <wp:cNvGraphicFramePr>
               <a:graphicFrameLocks noChangeAspect="1"/>
             </wp:cNvGraphicFramePr>
@@ -2654,7 +2681,7 @@
                     <pic:cNvPicPr/>
                   </pic:nvPicPr>
                   <pic:blipFill>
-                    <a:blip r:embed="rId11"/>
+                    <a:blip r:embed="rId12"/>
                     <a:stretch>
                       <a:fillRect/>
                     </a:stretch>
@@ -2706,7 +2733,7 @@
         <w:drawing>
           <wp:inline xmlns:a="http://schemas.openxmlformats.org/drawingml/2006/main" xmlns:pic="http://schemas.openxmlformats.org/drawingml/2006/picture">
             <wp:extent cx="4320000" cy="2680292"/>
-            <wp:docPr id="4" name="Picture 4"/>
+            <wp:docPr id="5" name="Picture 5"/>
             <wp:cNvGraphicFramePr>
               <a:graphicFrameLocks noChangeAspect="1"/>
             </wp:cNvGraphicFramePr>
@@ -2718,7 +2745,7 @@
                     <pic:cNvPicPr/>
                   </pic:nvPicPr>
                   <pic:blipFill>
-                    <a:blip r:embed="rId12"/>
+                    <a:blip r:embed="rId13"/>
                     <a:stretch>
                       <a:fillRect/>
                     </a:stretch>
@@ -2764,7 +2791,7 @@
     <w:p>
       <w:pPr>
         <w:sectPr>
-          <w:footerReference w:type="default" r:id="rId33"/>
+          <w:footerReference w:type="default" r:id="rId34"/>
           <w:type w:val="continuous"/>
           <w:pgSz w:w="12240" w:h="15840"/>
           <w:pgMar w:top="1701" w:right="1701" w:bottom="1701" w:left="2268" w:header="720" w:footer="720" w:gutter="0"/>
@@ -2793,7 +2820,7 @@
     <w:p>
       <w:pPr>
         <w:sectPr>
-          <w:footerReference w:type="default" r:id="rId34"/>
+          <w:footerReference w:type="default" r:id="rId35"/>
           <w:pgSz w:w="12240" w:h="15840"/>
           <w:pgMar w:top="1701" w:right="1701" w:bottom="1701" w:left="2268" w:header="720" w:footer="720" w:gutter="0"/>
           <w:cols w:space="720"/>
@@ -2922,7 +2949,7 @@
     <w:p>
       <w:pPr>
         <w:sectPr>
-          <w:footerReference w:type="default" r:id="rId35"/>
+          <w:footerReference w:type="default" r:id="rId36"/>
           <w:type w:val="continuous"/>
           <w:pgSz w:w="12240" w:h="15840"/>
           <w:pgMar w:top="1701" w:right="1701" w:bottom="1701" w:left="2268" w:header="720" w:footer="720" w:gutter="0"/>
@@ -2951,7 +2978,7 @@
     <w:p>
       <w:pPr>
         <w:sectPr>
-          <w:footerReference w:type="default" r:id="rId36"/>
+          <w:footerReference w:type="default" r:id="rId37"/>
           <w:pgSz w:w="12240" w:h="15840"/>
           <w:pgMar w:top="1701" w:right="1701" w:bottom="1701" w:left="2268" w:header="720" w:footer="720" w:gutter="0"/>
           <w:cols w:space="720"/>
@@ -2998,7 +3025,7 @@
         <w:drawing>
           <wp:inline xmlns:a="http://schemas.openxmlformats.org/drawingml/2006/main" xmlns:pic="http://schemas.openxmlformats.org/drawingml/2006/picture">
             <wp:extent cx="1341609" cy="6120000"/>
-            <wp:docPr id="5" name="Picture 5"/>
+            <wp:docPr id="6" name="Picture 6"/>
             <wp:cNvGraphicFramePr>
               <a:graphicFrameLocks noChangeAspect="1"/>
             </wp:cNvGraphicFramePr>
@@ -3010,7 +3037,7 @@
                     <pic:cNvPicPr/>
                   </pic:nvPicPr>
                   <pic:blipFill>
-                    <a:blip r:embed="rId13"/>
+                    <a:blip r:embed="rId14"/>
                     <a:stretch>
                       <a:fillRect/>
                     </a:stretch>
@@ -3030,7 +3057,7 @@
       </w:r>
     </w:p>
     <w:sectPr>
-      <w:footerReference w:type="default" r:id="rId37"/>
+      <w:footerReference w:type="default" r:id="rId38"/>
       <w:pgSz w:w="12240" w:h="15840"/>
       <w:pgMar w:top="1701" w:right="1701" w:bottom="1701" w:left="2268" w:header="720" w:footer="720" w:gutter="0"/>
       <w:cols w:space="720"/>

--- a/amaal/reportes/Informe_Pasantia_IUTECP_BORRADOR1.docx
+++ b/amaal/reportes/Informe_Pasantia_IUTECP_BORRADOR1.docx
@@ -22,7 +22,7 @@
           <w:b/>
           <w:sz w:val="24"/>
         </w:rPr>
-        <w:t>MINISTERIO DEL PODER POPULAR PARA LA EDUCACIÓN</w:t>
+        <w:t>MINISTERIO DEL PODER POPULAR PARA LA EDUCACIÓN UNIVERSITARIA</w:t>
         <w:br/>
       </w:r>
       <w:r>
@@ -148,7 +148,7 @@
           <w:rFonts w:ascii="Times New Roman" w:hAnsi="Times New Roman"/>
           <w:sz w:val="24"/>
         </w:rPr>
-        <w:t>El Tigre, julio de 2026</w:t>
+        <w:t>El Tigre, agosto de 2026</w:t>
       </w:r>
     </w:p>
     <w:p>
@@ -182,7 +182,7 @@
           <w:b/>
           <w:sz w:val="24"/>
         </w:rPr>
-        <w:t>MINISTERIO DEL PODER POPULAR PARA LA EDUCACIÓN</w:t>
+        <w:t>MINISTERIO DEL PODER POPULAR PARA LA EDUCACIÓN UNIVERSITARIA</w:t>
         <w:br/>
       </w:r>
       <w:r>
@@ -373,7 +373,7 @@
           <w:rFonts w:ascii="Times New Roman" w:hAnsi="Times New Roman"/>
           <w:sz w:val="24"/>
         </w:rPr>
-        <w:t>El Tigre, julio de 2026</w:t>
+        <w:t>El Tigre, agosto de 2026</w:t>
       </w:r>
     </w:p>
     <w:p>
@@ -413,7 +413,7 @@
           <w:b/>
           <w:sz w:val="24"/>
         </w:rPr>
-        <w:t>MINISTERIO DEL PODER POPULAR PARA LA EDUCACIÓN</w:t>
+        <w:t>MINISTERIO DEL PODER POPULAR PARA LA EDUCACIÓN UNIVERSITARIA</w:t>
       </w:r>
     </w:p>
     <w:p>
@@ -609,7 +609,7 @@
           <w:b/>
           <w:sz w:val="24"/>
         </w:rPr>
-        <w:t>MINISTERIO DEL PODER POPULAR PARA LA EDUCACIÓN</w:t>
+        <w:t>MINISTERIO DEL PODER POPULAR PARA LA EDUCACIÓN UNIVERSITARIA</w:t>
       </w:r>
     </w:p>
     <w:p>
@@ -1761,7 +1761,7 @@
         </w:rPr>
         <w:t>A</w:t>
         <w:tab/>
-        <w:t>Flujograma del proceso de gestión de solicitudes de servicios</w:t>
+        <w:t>Flujograma del proceso propuesto de gestión de solicitudes de servicios</w:t>
         <w:tab/>
       </w:r>
       <w:r>
@@ -1815,7 +1815,7 @@
           <w:b/>
           <w:sz w:val="24"/>
         </w:rPr>
-        <w:t>MINISTERIO DEL PODER POPULAR PARA LA EDUCACIÓN</w:t>
+        <w:t>MINISTERIO DEL PODER POPULAR PARA LA EDUCACIÓN UNIVERSITARIA</w:t>
       </w:r>
     </w:p>
     <w:p>
@@ -1915,7 +1915,7 @@
           <w:rFonts w:ascii="Times New Roman" w:hAnsi="Times New Roman"/>
           <w:sz w:val="24"/>
         </w:rPr>
-        <w:t>julio de 2026</w:t>
+        <w:t>agosto de 2026</w:t>
       </w:r>
     </w:p>
     <w:p>
@@ -1958,7 +1958,7 @@
           <w:i w:val="0"/>
           <w:sz w:val="24"/>
         </w:rPr>
-        <w:t>El presente informe describe la evaluación del control administrativo aplicado a la gestión de solicitudes de servicios de telecomunicaciones en la empresa Ingeniería de Telecomunicaciones, C.A. (IDETEL). La investigación se enmarca en la modalidad de proyecto factible apoyado en un diagnóstico de campo. Durante el estudio se identificó la ausencia de procedimientos formalizados para el seguimiento de solicitudes de afiliación e incidencias, la falta de formatos estandarizados de registro y la inexistencia de indicadores de gestión que permitan evaluar el desempeño del proceso de atención al suscriptor. La propuesta contempla un nuevo flujo de trabajo estandarizado, formatos unificados de control y un conjunto de indicadores de gestión orientados a fortalecer el control administrativo y optimizar la calidad del servicio prestado.</w:t>
+        <w:t>El presente informe recoge las actividades desarrolladas durante diez (10) semanas de pasantías profesionales en Ingeniería de Telecomunicaciones, C.A. (IDETEL), con una primera etapa de rotación por Atención al Cliente y una segunda etapa de apoyo en el área de Administración. Durante la práctica se observó el recorrido de solicitudes de afiliación e incidencias, el registro de pagos, la facturación, el seguimiento de casos y la elaboración de reportes administrativos. La situación problemática se relaciona con la ausencia de un procedimiento formalizado y unificado para controlar las solicitudes desde su recepción hasta el cierre, lo que dificulta conocer responsables, tiempos y estatus de cada caso. El objetivo general fue evaluar el control administrativo aplicado a la gestión de solicitudes de servicios de telecomunicaciones para identificar debilidades y formular mejoras. Se realizaron observaciones directas, revisión de registros, entrevistas estructuradas al personal y un análisis causa-efecto de las fallas detectadas. Posteriormente se diseñó un flujo estandarizado, formatos de control y criterios de seguimiento mediante indicadores básicos. Se concluye que la principal necesidad consiste en formalizar el recorrido de las solicitudes y centralizar la información necesaria para su seguimiento. Se recomienda implementar progresivamente el procedimiento propuesto, asignar responsables por etapa y revisar periódicamente los tiempos de respuesta para detectar desviaciones y oportunidades de mejora.</w:t>
       </w:r>
     </w:p>
     <w:p/>
@@ -1973,7 +1973,7 @@
         <w:t xml:space="preserve">Palabras claves: </w:t>
       </w:r>
       <w:r>
-        <w:t>control administrativo, solicitudes de servicios, telecomunicaciones, proyecto factible, pasantías.</w:t>
+        <w:t>control administrativo, solicitudes de servicio, trazabilidad, telecomunicaciones, pasantías</w:t>
       </w:r>
     </w:p>
     <w:p>
@@ -2029,7 +2029,52 @@
           <w:i w:val="0"/>
           <w:sz w:val="24"/>
         </w:rPr>
-        <w:t>La presente pasantía, desarrollada como requisito para optar al título de Técnico Superior Universitario en Administración, tiene como propósito evaluar el control administrativo aplicado a la gestión de solicitudes de servicios de telecomunicaciones en la empresa Ingeniería de Telecomunicaciones, C.A. (IDETEL), con sede en la ciudad de El Tigre, estado Anzoátegui. El estudio parte del diagnóstico de las deficiencias presentes en el proceso de atención al suscriptor para proponer mejoras procedimentales que optimicen el control interno del departamento. El informe se organiza en cinco capítulos: el Capítulo I presenta la realidad organizacional de IDETEL; el Capítulo II desarrolla el diagnóstico situacional y la planificación del proyecto; el Capítulo III sustenta las bases teóricas que orientan la propuesta; el Capítulo IV describe las actividades ejecutadas durante las diez semanas de pasantía; y el Capítulo V presenta las conclusiones y recomendaciones derivadas del proceso investigativo.</w:t>
+        <w:t>La atención de solicitudes de servicio exige coordinación entre las áreas que reciben el requerimiento, registran la información, procesan pagos o documentación y ejecutan las acciones técnicas necesarias para cerrar cada caso. En una empresa de telecomunicaciones, el control administrativo de ese recorrido permite conocer el estado de las afiliaciones e incidencias y facilita la comunicación con el suscriptor.</w:t>
+      </w:r>
+    </w:p>
+    <w:p>
+      <w:pPr>
+        <w:spacing w:line="360" w:lineRule="auto" w:after="0" w:before="0"/>
+        <w:ind w:firstLine="709"/>
+        <w:jc w:val="both"/>
+      </w:pPr>
+      <w:r>
+        <w:rPr>
+          <w:rFonts w:ascii="Times New Roman" w:hAnsi="Times New Roman"/>
+          <w:i w:val="0"/>
+          <w:sz w:val="24"/>
+        </w:rPr>
+        <w:t>Las pasantías en Ingeniería de Telecomunicaciones, C.A. (IDETEL) permitieron observar esta dinámica desde dos espacios vinculados: durante las primeras semanas se apoyaron tareas de Atención al Cliente y posteriormente se desarrollaron actividades en Administración. La rotación permitió identificar cómo la información originada en la atención inicial debe continuar hacia los procesos administrativos, comerciales y técnicos hasta alcanzar el cierre de la solicitud.</w:t>
+      </w:r>
+    </w:p>
+    <w:p>
+      <w:pPr>
+        <w:spacing w:line="360" w:lineRule="auto" w:after="0" w:before="0"/>
+        <w:ind w:firstLine="709"/>
+        <w:jc w:val="both"/>
+      </w:pPr>
+      <w:r>
+        <w:rPr>
+          <w:rFonts w:ascii="Times New Roman" w:hAnsi="Times New Roman"/>
+          <w:i w:val="0"/>
+          <w:sz w:val="24"/>
+        </w:rPr>
+        <w:t>El propósito del informe es evaluar el control administrativo aplicado a la gestión de solicitudes de servicios para determinar las principales debilidades y formular mejoras procedimentales. El trabajo se apoya en fundamentos de control administrativo, gestión de solicitudes, estandarización de procedimientos, calidad del servicio y sistemas de información, relacionándolos con las actividades realizadas durante la pasantía.</w:t>
+      </w:r>
+    </w:p>
+    <w:p>
+      <w:pPr>
+        <w:spacing w:line="360" w:lineRule="auto" w:after="0" w:before="0"/>
+        <w:ind w:firstLine="709"/>
+        <w:jc w:val="both"/>
+      </w:pPr>
+      <w:r>
+        <w:rPr>
+          <w:rFonts w:ascii="Times New Roman" w:hAnsi="Times New Roman"/>
+          <w:i w:val="0"/>
+          <w:sz w:val="24"/>
+        </w:rPr>
+        <w:t>El informe se organiza en cinco capítulos. El Capítulo I presenta la realidad organizacional de IDETEL; el Capítulo II desarrolla el diagnóstico situacional, los objetivos, la planificación y el cronograma; el Capítulo III expone las bases teóricas; el Capítulo IV describe las actividades ejecutadas durante las diez semanas; y el Capítulo V presenta las conclusiones y recomendaciones derivadas de la experiencia.</w:t>
       </w:r>
     </w:p>
     <w:p>
@@ -2626,7 +2671,22 @@
           <w:i w:val="0"/>
           <w:sz w:val="24"/>
         </w:rPr>
-        <w:t>La estructura del talento humano de Ingeniería de Telecomunicaciones, C.A. está conformada por personal multidisciplinario distribuido en las distintas áreas operativas y administrativas, con un total de ocho (8) trabajadores. La pasantía profesional se desarrolló en el Departamento de Administración, que dado el reducido tamaño del equipo tras un proceso de reestructuración de personal, opera con una estructura simplificada. Las funciones administrativas se concentran en dos (2) cargos activos: Supervisión de Administración, Contabilidad y Tributos, y Analista de Compras y Facturación, además del Analista de Atención al Cliente.</w:t>
+        <w:t>Ingeniería de Telecomunicaciones, C.A. cuenta con una población total de ocho (8) trabajadores. Debido a ajustes recientes de personal, varias funciones se concentran en una estructura reducida y algunos puestos permanecen vacantes. Durante las pasantías se realizó una rotación funcional que permitió apoyar tareas correspondientes a Atención al Cliente y, posteriormente, al área de Administración.</w:t>
+      </w:r>
+    </w:p>
+    <w:p>
+      <w:pPr>
+        <w:spacing w:line="360" w:lineRule="auto" w:after="0" w:before="0"/>
+        <w:ind w:firstLine="709"/>
+        <w:jc w:val="both"/>
+      </w:pPr>
+      <w:r>
+        <w:rPr>
+          <w:rFonts w:ascii="Times New Roman" w:hAnsi="Times New Roman"/>
+          <w:i w:val="0"/>
+          <w:sz w:val="24"/>
+        </w:rPr>
+        <w:t>Dentro de la Supervisión de Administración se reconocen tres funciones directamente relacionadas con la experiencia de la pasante: Supervisión de Administración, Contabilidad y Tributos; Compras y Facturación; y Atención al Cliente. La pasante apoyó actividades asociadas a estas funciones de manera rotativa, lo que facilitó observar el recorrido de la información desde la atención inicial hasta el seguimiento administrativo de los casos.</w:t>
       </w:r>
     </w:p>
     <w:p>
@@ -3014,7 +3074,7 @@
           <w:b/>
           <w:sz w:val="24"/>
         </w:rPr>
-        <w:t>[Flujograma del proceso de gestión de solicitudes de servicios]</w:t>
+        <w:t>[Flujograma del proceso propuesto de gestión de solicitudes de servicios]</w:t>
       </w:r>
     </w:p>
     <w:p>
@@ -3024,7 +3084,7 @@
       <w:r>
         <w:drawing>
           <wp:inline xmlns:a="http://schemas.openxmlformats.org/drawingml/2006/main" xmlns:pic="http://schemas.openxmlformats.org/drawingml/2006/picture">
-            <wp:extent cx="1341609" cy="6120000"/>
+            <wp:extent cx="5040000" cy="22990909"/>
             <wp:docPr id="6" name="Picture 6"/>
             <wp:cNvGraphicFramePr>
               <a:graphicFrameLocks noChangeAspect="1"/>
@@ -3045,7 +3105,7 @@
                   <pic:spPr>
                     <a:xfrm>
                       <a:off x="0" y="0"/>
-                      <a:ext cx="1341609" cy="6120000"/>
+                      <a:ext cx="5040000" cy="22990909"/>
                     </a:xfrm>
                     <a:prstGeom prst="rect"/>
                   </pic:spPr>

--- a/amaal/reportes/Informe_Pasantia_IUTECP_BORRADOR1.docx
+++ b/amaal/reportes/Informe_Pasantia_IUTECP_BORRADOR1.docx
@@ -4,7 +4,7 @@
   <w:body>
     <w:p>
       <w:pPr>
-        <w:spacing w:line="276" w:lineRule="auto" w:before="0" w:after="0"/>
+        <w:spacing w:line="240" w:lineRule="auto" w:before="0" w:after="0"/>
         <w:jc w:val="center"/>
       </w:pPr>
       <w:r>
@@ -54,7 +54,7 @@
     </w:p>
     <w:p>
       <w:pPr>
-        <w:spacing w:before="947" w:after="1242"/>
+        <w:spacing w:before="400" w:after="240"/>
         <w:jc w:val="center"/>
       </w:pPr>
       <w:r>
@@ -94,7 +94,7 @@
     </w:p>
     <w:p>
       <w:pPr>
-        <w:spacing w:line="276" w:lineRule="auto" w:before="0" w:after="0"/>
+        <w:spacing w:line="360" w:lineRule="auto" w:before="1080" w:after="0"/>
         <w:jc w:val="center"/>
       </w:pPr>
       <w:r>
@@ -108,7 +108,7 @@
     </w:p>
     <w:p>
       <w:pPr>
-        <w:spacing w:line="276" w:lineRule="auto" w:before="3158" w:after="0"/>
+        <w:spacing w:line="240" w:lineRule="auto" w:before="2100"/>
         <w:jc w:val="right"/>
       </w:pPr>
       <w:r>
@@ -123,7 +123,7 @@
       <w:r>
         <w:rPr>
           <w:rFonts w:ascii="Times New Roman" w:hAnsi="Times New Roman"/>
-          <w:b/>
+          <w:b w:val="0"/>
           <w:sz w:val="24"/>
         </w:rPr>
         <w:t>Alrifaai Alrifaaie, Amaal</w:t>
@@ -132,7 +132,7 @@
       <w:r>
         <w:rPr>
           <w:rFonts w:ascii="Times New Roman" w:hAnsi="Times New Roman"/>
-          <w:b/>
+          <w:b w:val="0"/>
           <w:sz w:val="24"/>
         </w:rPr>
         <w:t>C.I.: 31.985.792</w:t>
@@ -140,7 +140,7 @@
     </w:p>
     <w:p>
       <w:pPr>
-        <w:spacing w:line="276" w:lineRule="auto" w:before="1579" w:after="0"/>
+        <w:spacing w:before="1240"/>
         <w:jc w:val="center"/>
       </w:pPr>
       <w:r>
@@ -155,6 +155,7 @@
       <w:pPr>
         <w:sectPr>
           <w:footerReference w:type="default" r:id="rId15"/>
+          <w:footerReference w:type="first" r:id="rId16"/>
           <w:pgSz w:w="12240" w:h="15840"/>
           <w:pgMar w:top="1701" w:right="1701" w:bottom="1701" w:left="2268" w:header="720" w:footer="720" w:gutter="0"/>
           <w:cols w:space="720"/>
@@ -164,7 +165,7 @@
     </w:p>
     <w:p>
       <w:pPr>
-        <w:spacing w:line="276" w:lineRule="auto" w:before="0" w:after="0"/>
+        <w:spacing w:line="240" w:lineRule="auto" w:before="0" w:after="0"/>
         <w:jc w:val="center"/>
       </w:pPr>
       <w:r>
@@ -214,7 +215,7 @@
     </w:p>
     <w:p>
       <w:pPr>
-        <w:spacing w:line="276" w:lineRule="auto" w:before="3053" w:after="0"/>
+        <w:spacing w:line="360" w:lineRule="auto" w:before="1280" w:after="0"/>
         <w:jc w:val="center"/>
       </w:pPr>
       <w:r>
@@ -228,7 +229,21 @@
     </w:p>
     <w:p>
       <w:pPr>
-        <w:spacing w:before="2544" w:after="0" w:line="20" w:lineRule="exact"/>
+        <w:spacing w:line="360" w:lineRule="auto" w:before="440" w:after="0"/>
+        <w:jc w:val="center"/>
+      </w:pPr>
+      <w:r>
+        <w:rPr>
+          <w:rFonts w:ascii="Times New Roman" w:hAnsi="Times New Roman"/>
+          <w:b/>
+          <w:sz w:val="24"/>
+        </w:rPr>
+        <w:t>Informe de pasantías para obtener el título de Técnico Superior Universitario en la especialidad de: Administración</w:t>
+      </w:r>
+    </w:p>
+    <w:p>
+      <w:pPr>
+        <w:spacing w:before="2100" w:after="0" w:line="20" w:lineRule="exact"/>
       </w:pPr>
     </w:p>
     <w:tbl>
@@ -253,11 +268,10 @@
         <w:tc>
           <w:tcPr>
             <w:tcW w:type="dxa" w:w="4133"/>
-            <w:vAlign w:val="top"/>
           </w:tcPr>
           <w:p>
             <w:pPr>
-              <w:spacing w:line="276" w:lineRule="auto"/>
+              <w:spacing w:line="240" w:lineRule="auto"/>
               <w:jc w:val="left"/>
             </w:pPr>
             <w:r>
@@ -272,7 +286,7 @@
             <w:r>
               <w:rPr>
                 <w:rFonts w:ascii="Times New Roman" w:hAnsi="Times New Roman"/>
-                <w:b/>
+                <w:b w:val="0"/>
                 <w:sz w:val="24"/>
               </w:rPr>
               <w:t>Mata, Lenny</w:t>
@@ -281,7 +295,7 @@
             <w:r>
               <w:rPr>
                 <w:rFonts w:ascii="Times New Roman" w:hAnsi="Times New Roman"/>
-                <w:b/>
+                <w:b w:val="0"/>
                 <w:sz w:val="24"/>
               </w:rPr>
               <w:t>C.I.: 8969750</w:t>
@@ -290,7 +304,7 @@
             <w:r>
               <w:rPr>
                 <w:rFonts w:ascii="Times New Roman" w:hAnsi="Times New Roman"/>
-                <w:b/>
+                <w:b w:val="0"/>
                 <w:sz w:val="24"/>
               </w:rPr>
               <w:br/>
@@ -307,7 +321,7 @@
             <w:r>
               <w:rPr>
                 <w:rFonts w:ascii="Times New Roman" w:hAnsi="Times New Roman"/>
-                <w:b/>
+                <w:b w:val="0"/>
                 <w:sz w:val="24"/>
               </w:rPr>
               <w:t>Dra. Álvarez, Carmen</w:t>
@@ -316,7 +330,7 @@
             <w:r>
               <w:rPr>
                 <w:rFonts w:ascii="Times New Roman" w:hAnsi="Times New Roman"/>
-                <w:b/>
+                <w:b w:val="0"/>
                 <w:sz w:val="24"/>
               </w:rPr>
               <w:t>C.I.: 14.452.956</w:t>
@@ -326,11 +340,10 @@
         <w:tc>
           <w:tcPr>
             <w:tcW w:type="dxa" w:w="4139"/>
-            <w:vAlign w:val="top"/>
           </w:tcPr>
           <w:p>
             <w:pPr>
-              <w:spacing w:line="276" w:lineRule="auto"/>
+              <w:spacing w:line="240" w:lineRule="auto"/>
               <w:jc w:val="right"/>
             </w:pPr>
             <w:r>
@@ -345,7 +358,7 @@
             <w:r>
               <w:rPr>
                 <w:rFonts w:ascii="Times New Roman" w:hAnsi="Times New Roman"/>
-                <w:b/>
+                <w:b w:val="0"/>
                 <w:sz w:val="24"/>
               </w:rPr>
               <w:t>Alrifaai Alrifaaie, Amaal</w:t>
@@ -354,7 +367,7 @@
             <w:r>
               <w:rPr>
                 <w:rFonts w:ascii="Times New Roman" w:hAnsi="Times New Roman"/>
-                <w:b/>
+                <w:b w:val="0"/>
                 <w:sz w:val="24"/>
               </w:rPr>
               <w:t>C.I.: 31.985.792</w:t>
@@ -365,7 +378,7 @@
     </w:tbl>
     <w:p>
       <w:pPr>
-        <w:spacing w:line="276" w:lineRule="auto" w:before="1272" w:after="0"/>
+        <w:spacing w:before="800"/>
         <w:jc w:val="center"/>
       </w:pPr>
       <w:r>
@@ -379,12 +392,13 @@
     <w:p>
       <w:pPr>
         <w:sectPr>
-          <w:footerReference w:type="default" r:id="rId16"/>
+          <w:footerReference w:type="default" r:id="rId17"/>
+          <w:footerReference w:type="first" r:id="rId18"/>
           <w:pgSz w:w="12240" w:h="15840"/>
           <w:pgMar w:top="1701" w:right="1701" w:bottom="1701" w:left="2268" w:header="720" w:footer="720" w:gutter="0"/>
           <w:cols w:space="720"/>
-          <w:titlePg/>
           <w:docGrid w:linePitch="360"/>
+          <w:pgNumType w:start="2" w:fmt="lowerRoman"/>
         </w:sectPr>
       </w:pPr>
     </w:p>
@@ -575,12 +589,13 @@
     <w:p>
       <w:pPr>
         <w:sectPr>
-          <w:footerReference w:type="default" r:id="rId17"/>
+          <w:footerReference w:type="default" r:id="rId19"/>
+          <w:footerReference w:type="first" r:id="rId20"/>
           <w:pgSz w:w="12240" w:h="15840"/>
           <w:pgMar w:top="1701" w:right="1701" w:bottom="1701" w:left="2268" w:header="720" w:footer="720" w:gutter="0"/>
           <w:cols w:space="720"/>
-          <w:titlePg/>
           <w:docGrid w:linePitch="360"/>
+          <w:pgNumType w:fmt="lowerRoman"/>
         </w:sectPr>
       </w:pPr>
     </w:p>
@@ -744,18 +759,20 @@
     <w:p>
       <w:pPr>
         <w:sectPr>
-          <w:footerReference w:type="default" r:id="rId18"/>
+          <w:footerReference w:type="default" r:id="rId21"/>
+          <w:footerReference w:type="first" r:id="rId22"/>
           <w:pgSz w:w="12240" w:h="15840"/>
           <w:pgMar w:top="1701" w:right="1701" w:bottom="1701" w:left="2268" w:header="720" w:footer="720" w:gutter="0"/>
           <w:cols w:space="720"/>
-          <w:titlePg/>
           <w:docGrid w:linePitch="360"/>
+          <w:pgNumType w:fmt="lowerRoman"/>
         </w:sectPr>
       </w:pPr>
     </w:p>
     <w:p>
-      <w:pPr>
-        <w:spacing w:before="1140" w:after="480"/>
+      <w:bookmarkStart w:id="bm_indice" w:name="bm_indice"/>
+      <w:pPr>
+        <w:spacing w:before="1140" w:after="480" w:line="360" w:lineRule="auto"/>
         <w:jc w:val="center"/>
       </w:pPr>
       <w:r>
@@ -766,22 +783,11 @@
         </w:rPr>
         <w:t>ÍNDICE DE CONTENIDO</w:t>
       </w:r>
+      <w:bookmarkEnd w:id="bm_indice"/>
     </w:p>
     <w:p>
       <w:pPr>
-        <w:sectPr>
-          <w:footerReference w:type="default" r:id="rId19"/>
-          <w:pgSz w:w="12240" w:h="15840"/>
-          <w:pgMar w:top="1701" w:right="1701" w:bottom="1701" w:left="2268" w:header="720" w:footer="720" w:gutter="0"/>
-          <w:cols w:space="720"/>
-          <w:titlePg/>
-          <w:docGrid w:linePitch="360"/>
-        </w:sectPr>
-      </w:pPr>
-    </w:p>
-    <w:p>
-      <w:pPr>
-        <w:spacing w:after="240"/>
+        <w:spacing w:after="80"/>
         <w:jc w:val="right"/>
       </w:pPr>
       <w:r>
@@ -798,7 +804,33 @@
         <w:tabs>
           <w:tab w:pos="8271" w:val="right" w:leader="dot"/>
         </w:tabs>
-        <w:spacing w:line="360" w:lineRule="auto" w:before="0" w:after="80"/>
+        <w:spacing w:line="240" w:lineRule="auto" w:before="0" w:after="0"/>
+        <w:ind w:left="0"/>
+      </w:pPr>
+      <w:r>
+        <w:rPr>
+          <w:rFonts w:ascii="Times New Roman" w:hAnsi="Times New Roman"/>
+          <w:b w:val="0"/>
+          <w:sz w:val="24"/>
+        </w:rPr>
+        <w:t>CONTRAPORTADA</w:t>
+        <w:tab/>
+      </w:r>
+      <w:r>
+        <w:rPr>
+          <w:rFonts w:ascii="Times New Roman" w:hAnsi="Times New Roman"/>
+          <w:b w:val="0"/>
+          <w:sz w:val="24"/>
+        </w:rPr>
+        <w:t>ii</w:t>
+      </w:r>
+    </w:p>
+    <w:p>
+      <w:pPr>
+        <w:tabs>
+          <w:tab w:pos="8271" w:val="right" w:leader="dot"/>
+        </w:tabs>
+        <w:spacing w:line="240" w:lineRule="auto" w:before="0" w:after="0"/>
         <w:ind w:left="0"/>
       </w:pPr>
       <w:r>
@@ -816,11 +848,7 @@
           <w:b w:val="0"/>
           <w:sz w:val="24"/>
         </w:rPr>
-        <w:fldChar w:fldCharType="begin"/>
-        <w:instrText xml:space="preserve"> PAGEREF bm_aprob_ind \h </w:instrText>
-        <w:fldChar w:fldCharType="separate"/>
-        <w:t>?</w:t>
-        <w:fldChar w:fldCharType="end"/>
+        <w:t>iii</w:t>
       </w:r>
     </w:p>
     <w:p>
@@ -828,7 +856,7 @@
         <w:tabs>
           <w:tab w:pos="8271" w:val="right" w:leader="dot"/>
         </w:tabs>
-        <w:spacing w:line="360" w:lineRule="auto" w:before="0" w:after="80"/>
+        <w:spacing w:line="240" w:lineRule="auto" w:before="0" w:after="0"/>
         <w:ind w:left="0"/>
       </w:pPr>
       <w:r>
@@ -846,11 +874,7 @@
           <w:b w:val="0"/>
           <w:sz w:val="24"/>
         </w:rPr>
-        <w:fldChar w:fldCharType="begin"/>
-        <w:instrText xml:space="preserve"> PAGEREF bm_aprob_acad \h </w:instrText>
-        <w:fldChar w:fldCharType="separate"/>
-        <w:t>?</w:t>
-        <w:fldChar w:fldCharType="end"/>
+        <w:t>iv</w:t>
       </w:r>
     </w:p>
     <w:p>
@@ -858,7 +882,33 @@
         <w:tabs>
           <w:tab w:pos="8271" w:val="right" w:leader="dot"/>
         </w:tabs>
-        <w:spacing w:line="360" w:lineRule="auto" w:before="0" w:after="80"/>
+        <w:spacing w:line="240" w:lineRule="auto" w:before="0" w:after="0"/>
+        <w:ind w:left="0"/>
+      </w:pPr>
+      <w:r>
+        <w:rPr>
+          <w:rFonts w:ascii="Times New Roman" w:hAnsi="Times New Roman"/>
+          <w:b w:val="0"/>
+          <w:sz w:val="24"/>
+        </w:rPr>
+        <w:t>ÍNDICE DE CONTENIDO</w:t>
+        <w:tab/>
+      </w:r>
+      <w:r>
+        <w:rPr>
+          <w:rFonts w:ascii="Times New Roman" w:hAnsi="Times New Roman"/>
+          <w:b w:val="0"/>
+          <w:sz w:val="24"/>
+        </w:rPr>
+        <w:t>v</w:t>
+      </w:r>
+    </w:p>
+    <w:p>
+      <w:pPr>
+        <w:tabs>
+          <w:tab w:pos="8271" w:val="right" w:leader="dot"/>
+        </w:tabs>
+        <w:spacing w:line="240" w:lineRule="auto" w:before="0" w:after="0"/>
         <w:ind w:left="0"/>
       </w:pPr>
       <w:r>
@@ -876,11 +926,7 @@
           <w:b w:val="0"/>
           <w:sz w:val="24"/>
         </w:rPr>
-        <w:fldChar w:fldCharType="begin"/>
-        <w:instrText xml:space="preserve"> PAGEREF bm_lista_cuadros \h </w:instrText>
-        <w:fldChar w:fldCharType="separate"/>
-        <w:t>?</w:t>
-        <w:fldChar w:fldCharType="end"/>
+        <w:t>vi</w:t>
       </w:r>
     </w:p>
     <w:p>
@@ -888,37 +934,7 @@
         <w:tabs>
           <w:tab w:pos="8271" w:val="right" w:leader="dot"/>
         </w:tabs>
-        <w:spacing w:line="360" w:lineRule="auto" w:before="0" w:after="80"/>
-        <w:ind w:left="0"/>
-      </w:pPr>
-      <w:r>
-        <w:rPr>
-          <w:rFonts w:ascii="Times New Roman" w:hAnsi="Times New Roman"/>
-          <w:b w:val="0"/>
-          <w:sz w:val="24"/>
-        </w:rPr>
-        <w:t>LISTA DE FIGURAS</w:t>
-        <w:tab/>
-      </w:r>
-      <w:r>
-        <w:rPr>
-          <w:rFonts w:ascii="Times New Roman" w:hAnsi="Times New Roman"/>
-          <w:b w:val="0"/>
-          <w:sz w:val="24"/>
-        </w:rPr>
-        <w:fldChar w:fldCharType="begin"/>
-        <w:instrText xml:space="preserve"> PAGEREF bm_lista_figuras \h </w:instrText>
-        <w:fldChar w:fldCharType="separate"/>
-        <w:t>?</w:t>
-        <w:fldChar w:fldCharType="end"/>
-      </w:r>
-    </w:p>
-    <w:p>
-      <w:pPr>
-        <w:tabs>
-          <w:tab w:pos="8271" w:val="right" w:leader="dot"/>
-        </w:tabs>
-        <w:spacing w:line="360" w:lineRule="auto" w:before="0" w:after="80"/>
+        <w:spacing w:line="240" w:lineRule="auto" w:before="0" w:after="0"/>
         <w:ind w:left="0"/>
       </w:pPr>
       <w:r>
@@ -936,11 +952,7 @@
           <w:b w:val="0"/>
           <w:sz w:val="24"/>
         </w:rPr>
-        <w:fldChar w:fldCharType="begin"/>
-        <w:instrText xml:space="preserve"> PAGEREF bm_lista_graficos \h </w:instrText>
-        <w:fldChar w:fldCharType="separate"/>
-        <w:t>?</w:t>
-        <w:fldChar w:fldCharType="end"/>
+        <w:t>vii</w:t>
       </w:r>
     </w:p>
     <w:p>
@@ -948,7 +960,7 @@
         <w:tabs>
           <w:tab w:pos="8271" w:val="right" w:leader="dot"/>
         </w:tabs>
-        <w:spacing w:line="360" w:lineRule="auto" w:before="0" w:after="80"/>
+        <w:spacing w:line="240" w:lineRule="auto" w:before="0" w:after="0"/>
         <w:ind w:left="0"/>
       </w:pPr>
       <w:r>
@@ -966,11 +978,7 @@
           <w:b w:val="0"/>
           <w:sz w:val="24"/>
         </w:rPr>
-        <w:fldChar w:fldCharType="begin"/>
-        <w:instrText xml:space="preserve"> PAGEREF bm_lista_anexos \h </w:instrText>
-        <w:fldChar w:fldCharType="separate"/>
-        <w:t>?</w:t>
-        <w:fldChar w:fldCharType="end"/>
+        <w:t>viii</w:t>
       </w:r>
     </w:p>
     <w:p>
@@ -978,7 +986,7 @@
         <w:tabs>
           <w:tab w:pos="8271" w:val="right" w:leader="dot"/>
         </w:tabs>
-        <w:spacing w:line="360" w:lineRule="auto" w:before="0" w:after="80"/>
+        <w:spacing w:line="240" w:lineRule="auto" w:before="0" w:after="0"/>
         <w:ind w:left="0"/>
       </w:pPr>
       <w:r>
@@ -996,11 +1004,7 @@
           <w:b w:val="0"/>
           <w:sz w:val="24"/>
         </w:rPr>
-        <w:fldChar w:fldCharType="begin"/>
-        <w:instrText xml:space="preserve"> PAGEREF bm_resumen \h </w:instrText>
-        <w:fldChar w:fldCharType="separate"/>
-        <w:t>?</w:t>
-        <w:fldChar w:fldCharType="end"/>
+        <w:t>ix</w:t>
       </w:r>
     </w:p>
     <w:p>
@@ -1008,7 +1012,7 @@
         <w:tabs>
           <w:tab w:pos="8271" w:val="right" w:leader="dot"/>
         </w:tabs>
-        <w:spacing w:line="360" w:lineRule="auto" w:before="0" w:after="80"/>
+        <w:spacing w:line="240" w:lineRule="auto" w:before="0" w:after="0"/>
         <w:ind w:left="0"/>
       </w:pPr>
       <w:r>
@@ -1026,16 +1030,12 @@
           <w:b w:val="0"/>
           <w:sz w:val="24"/>
         </w:rPr>
-        <w:fldChar w:fldCharType="begin"/>
-        <w:instrText xml:space="preserve"> PAGEREF bm_introduccion \h </w:instrText>
-        <w:fldChar w:fldCharType="separate"/>
-        <w:t>?</w:t>
-        <w:fldChar w:fldCharType="end"/>
+        <w:t>1</w:t>
       </w:r>
     </w:p>
     <w:p>
       <w:pPr>
-        <w:spacing w:before="240" w:after="120"/>
+        <w:spacing w:before="80" w:after="0"/>
       </w:pPr>
       <w:r>
         <w:rPr>
@@ -1049,7 +1049,7 @@
         <w:tabs>
           <w:tab w:pos="8271" w:val="right" w:leader="dot"/>
         </w:tabs>
-        <w:spacing w:line="360" w:lineRule="auto" w:before="0" w:after="80"/>
+        <w:spacing w:line="240" w:lineRule="auto" w:before="0" w:after="0"/>
         <w:ind w:left="0"/>
       </w:pPr>
       <w:r>
@@ -1079,7 +1079,7 @@
         <w:tabs>
           <w:tab w:pos="8271" w:val="right" w:leader="dot"/>
         </w:tabs>
-        <w:spacing w:line="360" w:lineRule="auto" w:before="0" w:after="80"/>
+        <w:spacing w:line="240" w:lineRule="auto" w:before="0" w:after="0"/>
         <w:ind w:left="283"/>
       </w:pPr>
       <w:r>
@@ -1109,7 +1109,7 @@
         <w:tabs>
           <w:tab w:pos="8271" w:val="right" w:leader="dot"/>
         </w:tabs>
-        <w:spacing w:line="360" w:lineRule="auto" w:before="0" w:after="80"/>
+        <w:spacing w:line="240" w:lineRule="auto" w:before="0" w:after="0"/>
         <w:ind w:left="283"/>
       </w:pPr>
       <w:r>
@@ -1139,7 +1139,7 @@
         <w:tabs>
           <w:tab w:pos="8271" w:val="right" w:leader="dot"/>
         </w:tabs>
-        <w:spacing w:line="360" w:lineRule="auto" w:before="0" w:after="80"/>
+        <w:spacing w:line="240" w:lineRule="auto" w:before="0" w:after="0"/>
         <w:ind w:left="283"/>
       </w:pPr>
       <w:r>
@@ -1169,7 +1169,7 @@
         <w:tabs>
           <w:tab w:pos="8271" w:val="right" w:leader="dot"/>
         </w:tabs>
-        <w:spacing w:line="360" w:lineRule="auto" w:before="0" w:after="80"/>
+        <w:spacing w:line="240" w:lineRule="auto" w:before="0" w:after="0"/>
         <w:ind w:left="283"/>
       </w:pPr>
       <w:r>
@@ -1199,7 +1199,7 @@
         <w:tabs>
           <w:tab w:pos="8271" w:val="right" w:leader="dot"/>
         </w:tabs>
-        <w:spacing w:line="360" w:lineRule="auto" w:before="0" w:after="80"/>
+        <w:spacing w:line="240" w:lineRule="auto" w:before="0" w:after="0"/>
         <w:ind w:left="283"/>
       </w:pPr>
       <w:r>
@@ -1229,7 +1229,7 @@
         <w:tabs>
           <w:tab w:pos="8271" w:val="right" w:leader="dot"/>
         </w:tabs>
-        <w:spacing w:line="360" w:lineRule="auto" w:before="0" w:after="80"/>
+        <w:spacing w:line="240" w:lineRule="auto" w:before="0" w:after="0"/>
         <w:ind w:left="283"/>
       </w:pPr>
       <w:r>
@@ -1259,7 +1259,7 @@
         <w:tabs>
           <w:tab w:pos="8271" w:val="right" w:leader="dot"/>
         </w:tabs>
-        <w:spacing w:line="360" w:lineRule="auto" w:before="0" w:after="80"/>
+        <w:spacing w:line="240" w:lineRule="auto" w:before="0" w:after="0"/>
         <w:ind w:left="283"/>
       </w:pPr>
       <w:r>
@@ -1289,7 +1289,7 @@
         <w:tabs>
           <w:tab w:pos="8271" w:val="right" w:leader="dot"/>
         </w:tabs>
-        <w:spacing w:line="360" w:lineRule="auto" w:before="0" w:after="80"/>
+        <w:spacing w:line="240" w:lineRule="auto" w:before="0" w:after="0"/>
         <w:ind w:left="283"/>
       </w:pPr>
       <w:r>
@@ -1319,7 +1319,7 @@
         <w:tabs>
           <w:tab w:pos="8271" w:val="right" w:leader="dot"/>
         </w:tabs>
-        <w:spacing w:line="360" w:lineRule="auto" w:before="0" w:after="80"/>
+        <w:spacing w:line="240" w:lineRule="auto" w:before="0" w:after="0"/>
         <w:ind w:left="283"/>
       </w:pPr>
       <w:r>
@@ -1349,7 +1349,37 @@
         <w:tabs>
           <w:tab w:pos="8271" w:val="right" w:leader="dot"/>
         </w:tabs>
-        <w:spacing w:line="360" w:lineRule="auto" w:before="0" w:after="80"/>
+        <w:spacing w:line="240" w:lineRule="auto" w:before="0" w:after="0"/>
+        <w:ind w:left="283"/>
+      </w:pPr>
+      <w:r>
+        <w:rPr>
+          <w:rFonts w:ascii="Times New Roman" w:hAnsi="Times New Roman"/>
+          <w:b w:val="0"/>
+          <w:sz w:val="24"/>
+        </w:rPr>
+        <w:t>Descripción del departamento donde realizó la pasantía</w:t>
+        <w:tab/>
+      </w:r>
+      <w:r>
+        <w:rPr>
+          <w:rFonts w:ascii="Times New Roman" w:hAnsi="Times New Roman"/>
+          <w:b w:val="0"/>
+          <w:sz w:val="24"/>
+        </w:rPr>
+        <w:fldChar w:fldCharType="begin"/>
+        <w:instrText xml:space="preserve"> PAGEREF bm_cap1_depto \h </w:instrText>
+        <w:fldChar w:fldCharType="separate"/>
+        <w:t>?</w:t>
+        <w:fldChar w:fldCharType="end"/>
+      </w:r>
+    </w:p>
+    <w:p>
+      <w:pPr>
+        <w:tabs>
+          <w:tab w:pos="8271" w:val="right" w:leader="dot"/>
+        </w:tabs>
+        <w:spacing w:line="240" w:lineRule="auto" w:before="0" w:after="0"/>
         <w:ind w:left="0"/>
       </w:pPr>
       <w:r>
@@ -1379,7 +1409,7 @@
         <w:tabs>
           <w:tab w:pos="8271" w:val="right" w:leader="dot"/>
         </w:tabs>
-        <w:spacing w:line="360" w:lineRule="auto" w:before="0" w:after="80"/>
+        <w:spacing w:line="240" w:lineRule="auto" w:before="0" w:after="0"/>
         <w:ind w:left="0"/>
       </w:pPr>
       <w:r>
@@ -1407,20 +1437,20 @@
     <w:p>
       <w:pPr>
         <w:sectPr>
-          <w:footerReference w:type="default" r:id="rId20"/>
-          <w:type w:val="continuous"/>
+          <w:footerReference w:type="default" r:id="rId23"/>
+          <w:footerReference w:type="first" r:id="rId24"/>
           <w:pgSz w:w="12240" w:h="15840"/>
           <w:pgMar w:top="1701" w:right="1701" w:bottom="1701" w:left="2268" w:header="720" w:footer="720" w:gutter="0"/>
           <w:cols w:space="720"/>
-          <w:titlePg/>
           <w:docGrid w:linePitch="360"/>
+          <w:pgNumType w:fmt="lowerRoman"/>
         </w:sectPr>
       </w:pPr>
     </w:p>
     <w:p>
       <w:bookmarkStart w:id="bm_lista_cuadros" w:name="bm_lista_cuadros"/>
       <w:pPr>
-        <w:spacing w:before="1140" w:after="480"/>
+        <w:spacing w:before="1140" w:after="480" w:line="360" w:lineRule="auto"/>
         <w:jc w:val="center"/>
       </w:pPr>
       <w:r>
@@ -1432,18 +1462,6 @@
         <w:t>LISTA DE CUADROS</w:t>
       </w:r>
       <w:bookmarkEnd w:id="bm_lista_cuadros"/>
-    </w:p>
-    <w:p>
-      <w:pPr>
-        <w:sectPr>
-          <w:footerReference w:type="default" r:id="rId21"/>
-          <w:pgSz w:w="12240" w:h="15840"/>
-          <w:pgMar w:top="1701" w:right="1701" w:bottom="1701" w:left="2268" w:header="720" w:footer="720" w:gutter="0"/>
-          <w:cols w:space="720"/>
-          <w:titlePg/>
-          <w:docGrid w:linePitch="360"/>
-        </w:sectPr>
-      </w:pPr>
     </w:p>
     <w:p>
       <w:pPr>
@@ -1475,61 +1493,20 @@
     <w:p>
       <w:pPr>
         <w:sectPr>
-          <w:footerReference w:type="default" r:id="rId22"/>
-          <w:type w:val="continuous"/>
+          <w:footerReference w:type="default" r:id="rId25"/>
+          <w:footerReference w:type="first" r:id="rId26"/>
           <w:pgSz w:w="12240" w:h="15840"/>
           <w:pgMar w:top="1701" w:right="1701" w:bottom="1701" w:left="2268" w:header="720" w:footer="720" w:gutter="0"/>
           <w:cols w:space="720"/>
-          <w:titlePg/>
           <w:docGrid w:linePitch="360"/>
-        </w:sectPr>
-      </w:pPr>
-    </w:p>
-    <w:p>
-      <w:bookmarkStart w:id="bm_lista_figuras" w:name="bm_lista_figuras"/>
-      <w:pPr>
-        <w:spacing w:before="1140" w:after="480"/>
-        <w:jc w:val="center"/>
-      </w:pPr>
-      <w:r>
-        <w:rPr>
-          <w:rFonts w:ascii="Times New Roman" w:hAnsi="Times New Roman"/>
-          <w:b/>
-          <w:sz w:val="24"/>
-        </w:rPr>
-        <w:t>LISTA DE FIGURAS</w:t>
-      </w:r>
-      <w:bookmarkEnd w:id="bm_lista_figuras"/>
-    </w:p>
-    <w:p>
-      <w:pPr>
-        <w:sectPr>
-          <w:footerReference w:type="default" r:id="rId23"/>
-          <w:pgSz w:w="12240" w:h="15840"/>
-          <w:pgMar w:top="1701" w:right="1701" w:bottom="1701" w:left="2268" w:header="720" w:footer="720" w:gutter="0"/>
-          <w:cols w:space="720"/>
-          <w:titlePg/>
-          <w:docGrid w:linePitch="360"/>
-        </w:sectPr>
-      </w:pPr>
-    </w:p>
-    <w:p>
-      <w:pPr>
-        <w:sectPr>
-          <w:footerReference w:type="default" r:id="rId24"/>
-          <w:type w:val="continuous"/>
-          <w:pgSz w:w="12240" w:h="15840"/>
-          <w:pgMar w:top="1701" w:right="1701" w:bottom="1701" w:left="2268" w:header="720" w:footer="720" w:gutter="0"/>
-          <w:cols w:space="720"/>
-          <w:titlePg/>
-          <w:docGrid w:linePitch="360"/>
+          <w:pgNumType w:fmt="lowerRoman"/>
         </w:sectPr>
       </w:pPr>
     </w:p>
     <w:p>
       <w:bookmarkStart w:id="bm_lista_graficos" w:name="bm_lista_graficos"/>
       <w:pPr>
-        <w:spacing w:before="1140" w:after="480"/>
+        <w:spacing w:before="1140" w:after="480" w:line="360" w:lineRule="auto"/>
         <w:jc w:val="center"/>
       </w:pPr>
       <w:r>
@@ -1541,18 +1518,6 @@
         <w:t>LISTA DE GRÁFICOS</w:t>
       </w:r>
       <w:bookmarkEnd w:id="bm_lista_graficos"/>
-    </w:p>
-    <w:p>
-      <w:pPr>
-        <w:sectPr>
-          <w:footerReference w:type="default" r:id="rId25"/>
-          <w:pgSz w:w="12240" w:h="15840"/>
-          <w:pgMar w:top="1701" w:right="1701" w:bottom="1701" w:left="2268" w:header="720" w:footer="720" w:gutter="0"/>
-          <w:cols w:space="720"/>
-          <w:titlePg/>
-          <w:docGrid w:linePitch="360"/>
-        </w:sectPr>
-      </w:pPr>
     </w:p>
     <w:p>
       <w:pPr>
@@ -1680,20 +1645,20 @@
     <w:p>
       <w:pPr>
         <w:sectPr>
-          <w:footerReference w:type="default" r:id="rId26"/>
-          <w:type w:val="continuous"/>
+          <w:footerReference w:type="default" r:id="rId27"/>
+          <w:footerReference w:type="first" r:id="rId28"/>
           <w:pgSz w:w="12240" w:h="15840"/>
           <w:pgMar w:top="1701" w:right="1701" w:bottom="1701" w:left="2268" w:header="720" w:footer="720" w:gutter="0"/>
           <w:cols w:space="720"/>
-          <w:titlePg/>
           <w:docGrid w:linePitch="360"/>
+          <w:pgNumType w:fmt="lowerRoman"/>
         </w:sectPr>
       </w:pPr>
     </w:p>
     <w:p>
       <w:bookmarkStart w:id="bm_lista_anexos" w:name="bm_lista_anexos"/>
       <w:pPr>
-        <w:spacing w:before="1140" w:after="480"/>
+        <w:spacing w:before="1140" w:after="480" w:line="360" w:lineRule="auto"/>
         <w:jc w:val="center"/>
       </w:pPr>
       <w:r>
@@ -1705,18 +1670,6 @@
         <w:t>LISTA DE ANEXOS</w:t>
       </w:r>
       <w:bookmarkEnd w:id="bm_lista_anexos"/>
-    </w:p>
-    <w:p>
-      <w:pPr>
-        <w:sectPr>
-          <w:footerReference w:type="default" r:id="rId27"/>
-          <w:pgSz w:w="12240" w:h="15840"/>
-          <w:pgMar w:top="1701" w:right="1701" w:bottom="1701" w:left="2268" w:header="720" w:footer="720" w:gutter="0"/>
-          <w:cols w:space="720"/>
-          <w:titlePg/>
-          <w:docGrid w:linePitch="360"/>
-        </w:sectPr>
-      </w:pPr>
     </w:p>
     <w:p>
       <w:pPr>
@@ -1780,19 +1733,19 @@
     <w:p>
       <w:pPr>
         <w:sectPr>
-          <w:footerReference w:type="default" r:id="rId28"/>
-          <w:type w:val="continuous"/>
+          <w:footerReference w:type="default" r:id="rId29"/>
+          <w:footerReference w:type="first" r:id="rId30"/>
           <w:pgSz w:w="12240" w:h="15840"/>
           <w:pgMar w:top="1701" w:right="1701" w:bottom="1701" w:left="2268" w:header="720" w:footer="720" w:gutter="0"/>
           <w:cols w:space="720"/>
-          <w:titlePg/>
           <w:docGrid w:linePitch="360"/>
+          <w:pgNumType w:fmt="lowerRoman"/>
         </w:sectPr>
       </w:pPr>
     </w:p>
     <w:p>
       <w:pPr>
-        <w:spacing w:after="0"/>
+        <w:spacing w:line="240" w:lineRule="auto" w:after="0"/>
         <w:jc w:val="center"/>
       </w:pPr>
       <w:r>
@@ -1806,7 +1759,7 @@
     </w:p>
     <w:p>
       <w:pPr>
-        <w:spacing w:after="0"/>
+        <w:spacing w:line="240" w:lineRule="auto" w:after="0"/>
         <w:jc w:val="center"/>
       </w:pPr>
       <w:r>
@@ -1820,7 +1773,7 @@
     </w:p>
     <w:p>
       <w:pPr>
-        <w:spacing w:after="0"/>
+        <w:spacing w:line="240" w:lineRule="auto" w:after="0"/>
         <w:jc w:val="center"/>
       </w:pPr>
       <w:r>
@@ -1834,7 +1787,7 @@
     </w:p>
     <w:p>
       <w:pPr>
-        <w:spacing w:after="0"/>
+        <w:spacing w:line="240" w:lineRule="auto" w:after="0"/>
         <w:jc w:val="center"/>
       </w:pPr>
       <w:r>
@@ -1848,7 +1801,7 @@
     </w:p>
     <w:p>
       <w:pPr>
-        <w:spacing w:after="0"/>
+        <w:spacing w:line="240" w:lineRule="auto" w:after="0"/>
         <w:jc w:val="center"/>
       </w:pPr>
       <w:r>
@@ -1862,12 +1815,7 @@
     </w:p>
     <w:p>
       <w:pPr>
-        <w:spacing w:after="360"/>
-      </w:pPr>
-    </w:p>
-    <w:p>
-      <w:pPr>
-        <w:spacing w:after="480"/>
+        <w:spacing w:before="480" w:after="240" w:line="360" w:lineRule="auto"/>
         <w:jc w:val="center"/>
       </w:pPr>
       <w:r>
@@ -1881,8 +1829,7 @@
     </w:p>
     <w:p>
       <w:pPr>
-        <w:spacing w:after="480"/>
-        <w:ind w:left="0"/>
+        <w:spacing w:before="120" w:after="200" w:line="240" w:lineRule="auto"/>
         <w:jc w:val="right"/>
       </w:pPr>
       <w:r>
@@ -1897,6 +1844,7 @@
       <w:r>
         <w:rPr>
           <w:rFonts w:ascii="Times New Roman" w:hAnsi="Times New Roman"/>
+          <w:b w:val="0"/>
           <w:sz w:val="24"/>
         </w:rPr>
         <w:t>Alrifaai Alrifaaie, Amaal</w:t>
@@ -1905,23 +1853,25 @@
       <w:r>
         <w:rPr>
           <w:rFonts w:ascii="Times New Roman" w:hAnsi="Times New Roman"/>
+          <w:b w:val="0"/>
           <w:sz w:val="24"/>
         </w:rPr>
-        <w:t>C.I.: 31.985.792</w:t>
+        <w:t>C.I.: V-31.985.792</w:t>
         <w:br/>
       </w:r>
       <w:r>
         <w:rPr>
           <w:rFonts w:ascii="Times New Roman" w:hAnsi="Times New Roman"/>
+          <w:b/>
           <w:sz w:val="24"/>
         </w:rPr>
-        <w:t>agosto de 2026</w:t>
+        <w:t>2026, agosto</w:t>
       </w:r>
     </w:p>
     <w:p>
       <w:bookmarkStart w:id="bm_resumen" w:name="bm_resumen"/>
       <w:pPr>
-        <w:spacing w:before="480" w:after="480"/>
+        <w:spacing w:before="0" w:after="160"/>
         <w:jc w:val="center"/>
       </w:pPr>
       <w:r>
@@ -1936,20 +1886,8 @@
     </w:p>
     <w:p>
       <w:pPr>
-        <w:sectPr>
-          <w:footerReference w:type="default" r:id="rId29"/>
-          <w:pgSz w:w="12240" w:h="15840"/>
-          <w:pgMar w:top="1701" w:right="1701" w:bottom="1701" w:left="2268" w:header="720" w:footer="720" w:gutter="0"/>
-          <w:cols w:space="720"/>
-          <w:titlePg/>
-          <w:docGrid w:linePitch="360"/>
-        </w:sectPr>
-      </w:pPr>
-    </w:p>
-    <w:p>
-      <w:pPr>
-        <w:spacing w:line="360" w:lineRule="auto" w:after="0" w:before="0"/>
-        <w:ind w:firstLine="709"/>
+        <w:spacing w:line="240" w:lineRule="auto" w:after="0" w:before="0"/>
+        <w:ind w:firstLine="0"/>
         <w:jc w:val="both"/>
       </w:pPr>
       <w:r>
@@ -1961,38 +1899,44 @@
         <w:t>El presente informe recoge las actividades desarrolladas durante diez (10) semanas de pasantías profesionales en Ingeniería de Telecomunicaciones, C.A. (IDETEL), con una primera etapa de rotación por Atención al Cliente y una segunda etapa de apoyo en el área de Administración. Durante la práctica se observó el recorrido de solicitudes de afiliación e incidencias, el registro de pagos, la facturación, el seguimiento de casos y la elaboración de reportes administrativos. La situación problemática se relaciona con la ausencia de un procedimiento formalizado y unificado para controlar las solicitudes desde su recepción hasta el cierre, lo que dificulta conocer responsables, tiempos y estatus de cada caso. El objetivo general fue evaluar el control administrativo aplicado a la gestión de solicitudes de servicios de telecomunicaciones para identificar debilidades y formular mejoras. Se realizaron observaciones directas, revisión de registros, entrevistas estructuradas al personal y un análisis causa-efecto de las fallas detectadas. Posteriormente se diseñó un flujo estandarizado, formatos de control y criterios de seguimiento mediante indicadores básicos. Se concluye que la principal necesidad consiste en formalizar el recorrido de las solicitudes y centralizar la información necesaria para su seguimiento. Se recomienda implementar progresivamente el procedimiento propuesto, asignar responsables por etapa y revisar periódicamente los tiempos de respuesta para detectar desviaciones y oportunidades de mejora.</w:t>
       </w:r>
     </w:p>
-    <w:p/>
     <w:p>
       <w:pPr>
-        <w:ind w:firstLine="709"/>
+        <w:spacing w:line="240" w:lineRule="auto" w:before="160"/>
+        <w:ind w:firstLine="0"/>
       </w:pPr>
       <w:r>
         <w:rPr>
+          <w:rFonts w:ascii="Times New Roman" w:hAnsi="Times New Roman"/>
           <w:b/>
+          <w:sz w:val="24"/>
         </w:rPr>
         <w:t xml:space="preserve">Palabras claves: </w:t>
       </w:r>
       <w:r>
+        <w:rPr>
+          <w:rFonts w:ascii="Times New Roman" w:hAnsi="Times New Roman"/>
+          <w:sz w:val="24"/>
+        </w:rPr>
         <w:t>control administrativo, solicitudes de servicio, trazabilidad, telecomunicaciones, pasantías</w:t>
       </w:r>
     </w:p>
     <w:p>
       <w:pPr>
         <w:sectPr>
-          <w:footerReference w:type="default" r:id="rId30"/>
-          <w:type w:val="continuous"/>
+          <w:footerReference w:type="default" r:id="rId31"/>
+          <w:footerReference w:type="first" r:id="rId32"/>
           <w:pgSz w:w="12240" w:h="15840"/>
           <w:pgMar w:top="1701" w:right="1701" w:bottom="1701" w:left="2268" w:header="720" w:footer="720" w:gutter="0"/>
           <w:cols w:space="720"/>
-          <w:titlePg/>
           <w:docGrid w:linePitch="360"/>
+          <w:pgNumType w:fmt="lowerRoman"/>
         </w:sectPr>
       </w:pPr>
     </w:p>
     <w:p>
       <w:bookmarkStart w:id="bm_introduccion" w:name="bm_introduccion"/>
       <w:pPr>
-        <w:spacing w:before="1140" w:after="480"/>
+        <w:spacing w:before="1140" w:after="480" w:line="360" w:lineRule="auto"/>
         <w:jc w:val="center"/>
       </w:pPr>
       <w:r>
@@ -2007,18 +1951,6 @@
     </w:p>
     <w:p>
       <w:pPr>
-        <w:sectPr>
-          <w:footerReference w:type="default" r:id="rId31"/>
-          <w:pgSz w:w="12240" w:h="15840"/>
-          <w:pgMar w:top="1701" w:right="1701" w:bottom="1701" w:left="2268" w:header="720" w:footer="720" w:gutter="0"/>
-          <w:cols w:space="720"/>
-          <w:titlePg/>
-          <w:docGrid w:linePitch="360"/>
-        </w:sectPr>
-      </w:pPr>
-    </w:p>
-    <w:p>
-      <w:pPr>
         <w:spacing w:line="360" w:lineRule="auto" w:after="0" w:before="0"/>
         <w:ind w:firstLine="709"/>
         <w:jc w:val="both"/>
@@ -2080,19 +2012,20 @@
     <w:p>
       <w:pPr>
         <w:sectPr>
-          <w:footerReference w:type="default" r:id="rId32"/>
-          <w:type w:val="continuous"/>
+          <w:footerReference w:type="default" r:id="rId33"/>
+          <w:footerReference w:type="first" r:id="rId34"/>
           <w:pgSz w:w="12240" w:h="15840"/>
           <w:pgMar w:top="1701" w:right="1701" w:bottom="1701" w:left="2268" w:header="720" w:footer="720" w:gutter="0"/>
           <w:cols w:space="720"/>
           <w:titlePg/>
           <w:docGrid w:linePitch="360"/>
+          <w:pgNumType w:start="1" w:fmt="decimal"/>
         </w:sectPr>
       </w:pPr>
     </w:p>
     <w:p>
       <w:pPr>
-        <w:spacing w:before="1140" w:after="480"/>
+        <w:spacing w:before="1140" w:after="480" w:line="360" w:lineRule="auto"/>
         <w:jc w:val="center"/>
       </w:pPr>
       <w:r>
@@ -2107,7 +2040,7 @@
     <w:p>
       <w:bookmarkStart w:id="bm_cap1" w:name="bm_cap1"/>
       <w:pPr>
-        <w:spacing w:before="480"/>
+        <w:spacing w:before="0" w:after="480" w:line="360" w:lineRule="auto"/>
         <w:jc w:val="center"/>
       </w:pPr>
       <w:r>
@@ -2119,18 +2052,6 @@
         <w:t>REALIDAD ORGANIZACIONAL</w:t>
       </w:r>
       <w:bookmarkEnd w:id="bm_cap1"/>
-    </w:p>
-    <w:p>
-      <w:pPr>
-        <w:sectPr>
-          <w:footerReference w:type="default" r:id="rId33"/>
-          <w:pgSz w:w="12240" w:h="15840"/>
-          <w:pgMar w:top="1701" w:right="1701" w:bottom="1701" w:left="2268" w:header="720" w:footer="720" w:gutter="0"/>
-          <w:cols w:space="720"/>
-          <w:titlePg/>
-          <w:docGrid w:linePitch="360"/>
-        </w:sectPr>
-      </w:pPr>
     </w:p>
     <w:p>
       <w:bookmarkStart w:id="bm_cap1_ident" w:name="bm_cap1_ident"/>
@@ -2629,7 +2550,7 @@
         <w:rPr>
           <w:rFonts w:ascii="Times New Roman" w:hAnsi="Times New Roman"/>
           <w:i/>
-          <w:sz w:val="24"/>
+          <w:sz w:val="20"/>
         </w:rPr>
         <w:t xml:space="preserve">Gráfico 1. </w:t>
       </w:r>
@@ -2637,7 +2558,7 @@
         <w:rPr>
           <w:rFonts w:ascii="Times New Roman" w:hAnsi="Times New Roman"/>
           <w:b/>
-          <w:sz w:val="24"/>
+          <w:sz w:val="20"/>
         </w:rPr>
         <w:t>Representación cartográfica y ubicación espacial de Ingeniería de Telecomunicaciones, C.A.</w:t>
       </w:r>
@@ -2717,7 +2638,7 @@
           <w:i w:val="0"/>
           <w:sz w:val="24"/>
         </w:rPr>
-        <w:t>La estructura organizativa de Ingeniería de Telecomunicaciones, C.A. es de tipo vertical, diseñada para garantizar una comunicación fluida entre los niveles directivos y operativos. A la cabeza se encuentra la Presidencia, seguida de la Gerencia General y Operaciones, de la cual se desprenden los departamentos de Supervisión de Administración, Contabilidad y Tributos, Supervisión Comercial, Área de Internet, Supervisión del NOC (Network Operations Center) y Mantenimiento de Radiocomunicación. Se presenta a continuación el organigrama general de la empresa y del Departamento de Administración.</w:t>
+        <w:t>La estructura organizativa de Ingeniería de Telecomunicaciones, C.A. es de tipo vertical y articula los niveles directivos, administrativos, comerciales y técnicos. A la cabeza se encuentra la Presidencia, seguida de la Gerencia General y Operaciones. A continuación se presentan el organigrama general de la empresa y el organigrama del área administrativa vinculada con la pasantía.</w:t>
       </w:r>
     </w:p>
     <w:p>
@@ -2770,7 +2691,7 @@
         <w:rPr>
           <w:rFonts w:ascii="Times New Roman" w:hAnsi="Times New Roman"/>
           <w:i/>
-          <w:sz w:val="24"/>
+          <w:sz w:val="20"/>
         </w:rPr>
         <w:t xml:space="preserve">Gráfico 2. </w:t>
       </w:r>
@@ -2778,7 +2699,7 @@
         <w:rPr>
           <w:rFonts w:ascii="Times New Roman" w:hAnsi="Times New Roman"/>
           <w:b/>
-          <w:sz w:val="24"/>
+          <w:sz w:val="20"/>
         </w:rPr>
         <w:t>Organigrama estructural y niveles jerárquicos de Ingeniería de Telecomunicaciones, C.A.</w:t>
       </w:r>
@@ -2834,7 +2755,7 @@
         <w:rPr>
           <w:rFonts w:ascii="Times New Roman" w:hAnsi="Times New Roman"/>
           <w:i/>
-          <w:sz w:val="24"/>
+          <w:sz w:val="20"/>
         </w:rPr>
         <w:t xml:space="preserve">Gráfico 3. </w:t>
       </w:r>
@@ -2842,29 +2763,76 @@
         <w:rPr>
           <w:rFonts w:ascii="Times New Roman" w:hAnsi="Times New Roman"/>
           <w:b/>
-          <w:sz w:val="24"/>
+          <w:sz w:val="20"/>
         </w:rPr>
         <w:t>Organigrama del Departamento de Administración.</w:t>
       </w:r>
       <w:bookmarkEnd w:id="bm_grafico3"/>
     </w:p>
     <w:p>
+      <w:bookmarkStart w:id="bm_cap1_depto" w:name="bm_cap1_depto"/>
+      <w:pPr>
+        <w:spacing w:before="480" w:after="480" w:line="360" w:lineRule="auto"/>
+        <w:jc w:val="left"/>
+      </w:pPr>
+      <w:r>
+        <w:rPr>
+          <w:rFonts w:ascii="Times New Roman" w:hAnsi="Times New Roman"/>
+          <w:b/>
+          <w:sz w:val="24"/>
+        </w:rPr>
+        <w:t>Descripción del departamento donde realizó la pasantía</w:t>
+      </w:r>
+      <w:bookmarkEnd w:id="bm_cap1_depto"/>
+    </w:p>
+    <w:p>
+      <w:pPr>
+        <w:spacing w:line="360" w:lineRule="auto" w:after="0" w:before="0"/>
+        <w:ind w:firstLine="709"/>
+        <w:jc w:val="both"/>
+      </w:pPr>
+      <w:r>
+        <w:rPr>
+          <w:rFonts w:ascii="Times New Roman" w:hAnsi="Times New Roman"/>
+          <w:i w:val="0"/>
+          <w:sz w:val="24"/>
+        </w:rPr>
+        <w:t>La experiencia de pasantía comprendió una rotación inicial por Atención al Cliente durante las primeras tres semanas y, posteriormente, la incorporación al área de Administración. Esta secuencia permitió conocer el recorrido de las solicitudes desde el contacto inicial con el suscriptor hasta su tratamiento administrativo y coordinación con las unidades técnicas.</w:t>
+      </w:r>
+    </w:p>
+    <w:p>
+      <w:pPr>
+        <w:spacing w:line="360" w:lineRule="auto" w:after="0" w:before="0"/>
+        <w:ind w:firstLine="709"/>
+        <w:jc w:val="both"/>
+      </w:pPr>
+      <w:r>
+        <w:rPr>
+          <w:rFonts w:ascii="Times New Roman" w:hAnsi="Times New Roman"/>
+          <w:i w:val="0"/>
+          <w:sz w:val="24"/>
+        </w:rPr>
+        <w:t>En el ámbito administrativo se observaron funciones relacionadas con Supervisión de Administración, Contabilidad y Tributos; Compras y Facturación; y Atención al Cliente. Las actividades incluyeron recepción y registro de solicitudes, revisión de recaudos, seguimiento de incidencias y afiliaciones, apoyo en facturación y archivo, así como coordinación de información con otras áreas de IDETEL.</w:t>
+      </w:r>
+    </w:p>
+    <w:p>
       <w:pPr>
         <w:sectPr>
-          <w:footerReference w:type="default" r:id="rId34"/>
-          <w:type w:val="continuous"/>
+          <w:footerReference w:type="default" r:id="rId35"/>
+          <w:footerReference w:type="first" r:id="rId36"/>
           <w:pgSz w:w="12240" w:h="15840"/>
           <w:pgMar w:top="1701" w:right="1701" w:bottom="1701" w:left="2268" w:header="720" w:footer="720" w:gutter="0"/>
           <w:cols w:space="720"/>
           <w:titlePg/>
           <w:docGrid w:linePitch="360"/>
+          <w:pgNumType w:fmt="decimal"/>
         </w:sectPr>
       </w:pPr>
     </w:p>
     <w:p>
       <w:bookmarkStart w:id="bm_referencias" w:name="bm_referencias"/>
       <w:pPr>
-        <w:spacing w:before="1140" w:after="480"/>
+        <w:spacing w:before="1140" w:after="480" w:line="360" w:lineRule="auto"/>
         <w:jc w:val="center"/>
       </w:pPr>
       <w:r>
@@ -2879,157 +2847,282 @@
     </w:p>
     <w:p>
       <w:pPr>
+        <w:spacing w:before="480" w:after="0"/>
+      </w:pPr>
+    </w:p>
+    <w:p>
+      <w:pPr>
+        <w:spacing w:line="240" w:lineRule="auto" w:after="480" w:before="0"/>
+        <w:ind w:left="425" w:hanging="425"/>
+        <w:jc w:val="both"/>
+      </w:pPr>
+      <w:r>
+        <w:rPr>
+          <w:rFonts w:ascii="Times New Roman" w:hAnsi="Times New Roman"/>
+          <w:b w:val="0"/>
+          <w:sz w:val="24"/>
+        </w:rPr>
+        <w:t xml:space="preserve">Arias, F. (2012). </w:t>
+      </w:r>
+      <w:r>
+        <w:rPr>
+          <w:rFonts w:ascii="Times New Roman" w:hAnsi="Times New Roman"/>
+          <w:b/>
+          <w:sz w:val="24"/>
+        </w:rPr>
+        <w:t>El proyecto de investigación: Introducción a la metodología científica (6ta ed.)</w:t>
+      </w:r>
+      <w:r>
+        <w:rPr>
+          <w:rFonts w:ascii="Times New Roman" w:hAnsi="Times New Roman"/>
+          <w:b w:val="0"/>
+          <w:sz w:val="24"/>
+        </w:rPr>
+        <w:t>. Episteme, Venezuela.</w:t>
+      </w:r>
+    </w:p>
+    <w:p>
+      <w:pPr>
+        <w:spacing w:line="240" w:lineRule="auto" w:after="480" w:before="0"/>
+        <w:ind w:left="425" w:hanging="425"/>
+        <w:jc w:val="both"/>
+      </w:pPr>
+      <w:r>
+        <w:rPr>
+          <w:rFonts w:ascii="Times New Roman" w:hAnsi="Times New Roman"/>
+          <w:b w:val="0"/>
+          <w:sz w:val="24"/>
+        </w:rPr>
+        <w:t xml:space="preserve">Chiavenato, I. (2006). </w:t>
+      </w:r>
+      <w:r>
+        <w:rPr>
+          <w:rFonts w:ascii="Times New Roman" w:hAnsi="Times New Roman"/>
+          <w:b/>
+          <w:sz w:val="24"/>
+        </w:rPr>
+        <w:t>Introducción a la teoría general de la administración (7ma ed.)</w:t>
+      </w:r>
+      <w:r>
+        <w:rPr>
+          <w:rFonts w:ascii="Times New Roman" w:hAnsi="Times New Roman"/>
+          <w:b w:val="0"/>
+          <w:sz w:val="24"/>
+        </w:rPr>
+        <w:t>. McGraw-Hill, México.</w:t>
+      </w:r>
+    </w:p>
+    <w:p>
+      <w:pPr>
+        <w:spacing w:line="240" w:lineRule="auto" w:after="480" w:before="0"/>
+        <w:ind w:left="425" w:hanging="425"/>
+        <w:jc w:val="both"/>
+      </w:pPr>
+      <w:r>
+        <w:rPr>
+          <w:rFonts w:ascii="Times New Roman" w:hAnsi="Times New Roman"/>
+          <w:b w:val="0"/>
+          <w:sz w:val="24"/>
+        </w:rPr>
+        <w:t xml:space="preserve">Harrington, H. J. (1993). </w:t>
+      </w:r>
+      <w:r>
+        <w:rPr>
+          <w:rFonts w:ascii="Times New Roman" w:hAnsi="Times New Roman"/>
+          <w:b/>
+          <w:sz w:val="24"/>
+        </w:rPr>
+        <w:t>Mejoramiento de los procesos de la empresa</w:t>
+      </w:r>
+      <w:r>
+        <w:rPr>
+          <w:rFonts w:ascii="Times New Roman" w:hAnsi="Times New Roman"/>
+          <w:b w:val="0"/>
+          <w:sz w:val="24"/>
+        </w:rPr>
+        <w:t>. McGraw-Hill, Colombia.</w:t>
+      </w:r>
+    </w:p>
+    <w:p>
+      <w:pPr>
+        <w:spacing w:line="240" w:lineRule="auto" w:after="480" w:before="0"/>
+        <w:ind w:left="425" w:hanging="425"/>
+        <w:jc w:val="both"/>
+      </w:pPr>
+      <w:r>
+        <w:rPr>
+          <w:rFonts w:ascii="Times New Roman" w:hAnsi="Times New Roman"/>
+          <w:b w:val="0"/>
+          <w:sz w:val="24"/>
+        </w:rPr>
+        <w:t xml:space="preserve">Laudon, K., y Laudon, J. (2016). </w:t>
+      </w:r>
+      <w:r>
+        <w:rPr>
+          <w:rFonts w:ascii="Times New Roman" w:hAnsi="Times New Roman"/>
+          <w:b/>
+          <w:sz w:val="24"/>
+        </w:rPr>
+        <w:t>Sistemas de información gerencial (14va ed.)</w:t>
+      </w:r>
+      <w:r>
+        <w:rPr>
+          <w:rFonts w:ascii="Times New Roman" w:hAnsi="Times New Roman"/>
+          <w:b w:val="0"/>
+          <w:sz w:val="24"/>
+        </w:rPr>
+        <w:t>. Pearson Educación, México.</w:t>
+      </w:r>
+    </w:p>
+    <w:p>
+      <w:pPr>
+        <w:spacing w:line="240" w:lineRule="auto" w:after="480" w:before="0"/>
+        <w:ind w:left="425" w:hanging="425"/>
+        <w:jc w:val="both"/>
+      </w:pPr>
+      <w:r>
+        <w:rPr>
+          <w:rFonts w:ascii="Times New Roman" w:hAnsi="Times New Roman"/>
+          <w:b w:val="0"/>
+          <w:sz w:val="24"/>
+        </w:rPr>
+        <w:t xml:space="preserve">Parasuraman, A., Zeithaml, V., y Berry, L. (1988). </w:t>
+      </w:r>
+      <w:r>
+        <w:rPr>
+          <w:rFonts w:ascii="Times New Roman" w:hAnsi="Times New Roman"/>
+          <w:b/>
+          <w:sz w:val="24"/>
+        </w:rPr>
+        <w:t>SERVQUAL: A multiple-item scale for measuring consumer perceptions of service quality</w:t>
+      </w:r>
+      <w:r>
+        <w:rPr>
+          <w:rFonts w:ascii="Times New Roman" w:hAnsi="Times New Roman"/>
+          <w:b w:val="0"/>
+          <w:sz w:val="24"/>
+        </w:rPr>
+        <w:t>. Journal of Retailing, 64(1), 12-40.</w:t>
+      </w:r>
+    </w:p>
+    <w:p>
+      <w:pPr>
+        <w:spacing w:line="240" w:lineRule="auto" w:after="480" w:before="0"/>
+        <w:ind w:left="425" w:hanging="425"/>
+        <w:jc w:val="both"/>
+      </w:pPr>
+      <w:r>
+        <w:rPr>
+          <w:rFonts w:ascii="Times New Roman" w:hAnsi="Times New Roman"/>
+          <w:b w:val="0"/>
+          <w:sz w:val="24"/>
+        </w:rPr>
+        <w:t xml:space="preserve">Robbins, S., y Coulter, M. (2010). </w:t>
+      </w:r>
+      <w:r>
+        <w:rPr>
+          <w:rFonts w:ascii="Times New Roman" w:hAnsi="Times New Roman"/>
+          <w:b/>
+          <w:sz w:val="24"/>
+        </w:rPr>
+        <w:t>Administración (10ma ed.)</w:t>
+      </w:r>
+      <w:r>
+        <w:rPr>
+          <w:rFonts w:ascii="Times New Roman" w:hAnsi="Times New Roman"/>
+          <w:b w:val="0"/>
+          <w:sz w:val="24"/>
+        </w:rPr>
+        <w:t>. Pearson Educación, México.</w:t>
+      </w:r>
+    </w:p>
+    <w:p>
+      <w:pPr>
+        <w:spacing w:line="240" w:lineRule="auto" w:after="480" w:before="0"/>
+        <w:ind w:left="425" w:hanging="425"/>
+        <w:jc w:val="both"/>
+      </w:pPr>
+      <w:r>
+        <w:rPr>
+          <w:rFonts w:ascii="Times New Roman" w:hAnsi="Times New Roman"/>
+          <w:b w:val="0"/>
+          <w:sz w:val="24"/>
+        </w:rPr>
+        <w:t xml:space="preserve">Universidad Pedagógica Experimental Libertador. (2016). </w:t>
+      </w:r>
+      <w:r>
+        <w:rPr>
+          <w:rFonts w:ascii="Times New Roman" w:hAnsi="Times New Roman"/>
+          <w:b/>
+          <w:sz w:val="24"/>
+        </w:rPr>
+        <w:t>Manual de trabajos de grado de especialización y maestría y tesis doctorales (5ta ed.)</w:t>
+      </w:r>
+      <w:r>
+        <w:rPr>
+          <w:rFonts w:ascii="Times New Roman" w:hAnsi="Times New Roman"/>
+          <w:b w:val="0"/>
+          <w:sz w:val="24"/>
+        </w:rPr>
+        <w:t>. FEDUPEL, Venezuela.</w:t>
+      </w:r>
+    </w:p>
+    <w:p>
+      <w:pPr>
+        <w:spacing w:line="240" w:lineRule="auto" w:after="480" w:before="0"/>
+        <w:ind w:left="425" w:hanging="425"/>
+        <w:jc w:val="both"/>
+      </w:pPr>
+      <w:r>
+        <w:rPr>
+          <w:rFonts w:ascii="Times New Roman" w:hAnsi="Times New Roman"/>
+          <w:b w:val="0"/>
+          <w:sz w:val="24"/>
+        </w:rPr>
+        <w:t xml:space="preserve">Zeithaml, V., Parasuraman, A., y Berry, L. (1993). </w:t>
+      </w:r>
+      <w:r>
+        <w:rPr>
+          <w:rFonts w:ascii="Times New Roman" w:hAnsi="Times New Roman"/>
+          <w:b/>
+          <w:sz w:val="24"/>
+        </w:rPr>
+        <w:t>Calidad total en la gestión de servicios</w:t>
+      </w:r>
+      <w:r>
+        <w:rPr>
+          <w:rFonts w:ascii="Times New Roman" w:hAnsi="Times New Roman"/>
+          <w:b w:val="0"/>
+          <w:sz w:val="24"/>
+        </w:rPr>
+        <w:t>. Díaz de Santos, España.</w:t>
+      </w:r>
+    </w:p>
+    <w:p>
+      <w:pPr>
         <w:sectPr>
-          <w:footerReference w:type="default" r:id="rId35"/>
+          <w:footerReference w:type="default" r:id="rId37"/>
+          <w:footerReference w:type="first" r:id="rId38"/>
           <w:pgSz w:w="12240" w:h="15840"/>
           <w:pgMar w:top="1701" w:right="1701" w:bottom="1701" w:left="2268" w:header="720" w:footer="720" w:gutter="0"/>
           <w:cols w:space="720"/>
           <w:titlePg/>
           <w:docGrid w:linePitch="360"/>
-        </w:sectPr>
-      </w:pPr>
-    </w:p>
-    <w:p>
-      <w:pPr>
-        <w:spacing w:before="480" w:after="0"/>
-      </w:pPr>
-    </w:p>
-    <w:p>
-      <w:pPr>
-        <w:spacing w:line="240" w:lineRule="auto" w:after="480" w:before="0"/>
-        <w:ind w:left="425" w:hanging="425"/>
-        <w:jc w:val="both"/>
-      </w:pPr>
-      <w:r>
-        <w:rPr>
-          <w:rFonts w:ascii="Times New Roman" w:hAnsi="Times New Roman"/>
-          <w:sz w:val="24"/>
-        </w:rPr>
-        <w:t>Arias, F. (2012). El proyecto de investigación: Introducción a la metodología científica (6ta ed.). Episteme, Venezuela.</w:t>
-      </w:r>
-    </w:p>
-    <w:p>
-      <w:pPr>
-        <w:spacing w:line="240" w:lineRule="auto" w:after="480" w:before="0"/>
-        <w:ind w:left="425" w:hanging="425"/>
-        <w:jc w:val="both"/>
-      </w:pPr>
-      <w:r>
-        <w:rPr>
-          <w:rFonts w:ascii="Times New Roman" w:hAnsi="Times New Roman"/>
-          <w:sz w:val="24"/>
-        </w:rPr>
-        <w:t>Chiavenato, I. (2006). Introducción a la teoría general de la administración (7ma ed.). McGraw-Hill, México.</w:t>
-      </w:r>
-    </w:p>
-    <w:p>
-      <w:pPr>
-        <w:spacing w:line="240" w:lineRule="auto" w:after="480" w:before="0"/>
-        <w:ind w:left="425" w:hanging="425"/>
-        <w:jc w:val="both"/>
-      </w:pPr>
-      <w:r>
-        <w:rPr>
-          <w:rFonts w:ascii="Times New Roman" w:hAnsi="Times New Roman"/>
-          <w:sz w:val="24"/>
-        </w:rPr>
-        <w:t>Harrington, H. J. (1993). Mejoramiento de los procesos de la empresa. McGraw-Hill, Colombia.</w:t>
-      </w:r>
-    </w:p>
-    <w:p>
-      <w:pPr>
-        <w:spacing w:line="240" w:lineRule="auto" w:after="480" w:before="0"/>
-        <w:ind w:left="425" w:hanging="425"/>
-        <w:jc w:val="both"/>
-      </w:pPr>
-      <w:r>
-        <w:rPr>
-          <w:rFonts w:ascii="Times New Roman" w:hAnsi="Times New Roman"/>
-          <w:sz w:val="24"/>
-        </w:rPr>
-        <w:t>Laudon, K., y Laudon, J. (2016). Sistemas de información gerencial (14va ed.). Pearson Educación, México.</w:t>
-      </w:r>
-    </w:p>
-    <w:p>
-      <w:pPr>
-        <w:spacing w:line="240" w:lineRule="auto" w:after="480" w:before="0"/>
-        <w:ind w:left="425" w:hanging="425"/>
-        <w:jc w:val="both"/>
-      </w:pPr>
-      <w:r>
-        <w:rPr>
-          <w:rFonts w:ascii="Times New Roman" w:hAnsi="Times New Roman"/>
-          <w:sz w:val="24"/>
-        </w:rPr>
-        <w:t>Parasuraman, A., Zeithaml, V., y Berry, L. (1988). SERVQUAL: A multiple-item scale for measuring consumer perceptions of service quality. Journal of Retailing, 64(1), 12-40.</w:t>
-      </w:r>
-    </w:p>
-    <w:p>
-      <w:pPr>
-        <w:spacing w:line="240" w:lineRule="auto" w:after="480" w:before="0"/>
-        <w:ind w:left="425" w:hanging="425"/>
-        <w:jc w:val="both"/>
-      </w:pPr>
-      <w:r>
-        <w:rPr>
-          <w:rFonts w:ascii="Times New Roman" w:hAnsi="Times New Roman"/>
-          <w:sz w:val="24"/>
-        </w:rPr>
-        <w:t>Robbins, S., y Coulter, M. (2010). Administración (10ma ed.). Pearson Educación, México.</w:t>
-      </w:r>
-    </w:p>
-    <w:p>
-      <w:pPr>
-        <w:spacing w:line="240" w:lineRule="auto" w:after="480" w:before="0"/>
-        <w:ind w:left="425" w:hanging="425"/>
-        <w:jc w:val="both"/>
-      </w:pPr>
-      <w:r>
-        <w:rPr>
-          <w:rFonts w:ascii="Times New Roman" w:hAnsi="Times New Roman"/>
-          <w:sz w:val="24"/>
-        </w:rPr>
-        <w:t>Universidad Pedagógica Experimental Libertador. (2016). Manual de trabajos de grado de especialización y maestría y tesis doctorales (5ta ed.). FEDUPEL, Venezuela.</w:t>
-      </w:r>
-    </w:p>
-    <w:p>
-      <w:pPr>
-        <w:spacing w:line="240" w:lineRule="auto" w:after="480" w:before="0"/>
-        <w:ind w:left="425" w:hanging="425"/>
-        <w:jc w:val="both"/>
-      </w:pPr>
-      <w:r>
-        <w:rPr>
-          <w:rFonts w:ascii="Times New Roman" w:hAnsi="Times New Roman"/>
-          <w:sz w:val="24"/>
-        </w:rPr>
-        <w:t>Zeithaml, V., Parasuraman, A., y Berry, L. (1993). Calidad total en la gestión de servicios. Díaz de Santos, España.</w:t>
-      </w:r>
-    </w:p>
-    <w:p>
-      <w:pPr>
-        <w:sectPr>
-          <w:footerReference w:type="default" r:id="rId36"/>
-          <w:type w:val="continuous"/>
-          <w:pgSz w:w="12240" w:h="15840"/>
-          <w:pgMar w:top="1701" w:right="1701" w:bottom="1701" w:left="2268" w:header="720" w:footer="720" w:gutter="0"/>
-          <w:cols w:space="720"/>
-          <w:titlePg/>
-          <w:docGrid w:linePitch="360"/>
+          <w:pgNumType w:fmt="decimal"/>
         </w:sectPr>
       </w:pPr>
     </w:p>
     <w:p>
       <w:bookmarkStart w:id="bm_anexos" w:name="bm_anexos"/>
       <w:pPr>
-        <w:spacing w:before="4740"/>
+        <w:spacing w:before="4400"/>
         <w:jc w:val="center"/>
       </w:pPr>
       <w:r>
         <w:rPr>
           <w:rFonts w:ascii="Times New Roman" w:hAnsi="Times New Roman"/>
           <w:b/>
-          <w:sz w:val="32"/>
+          <w:sz w:val="24"/>
         </w:rPr>
         <w:t>ANEXOS</w:t>
       </w:r>
@@ -3038,12 +3131,13 @@
     <w:p>
       <w:pPr>
         <w:sectPr>
-          <w:footerReference w:type="default" r:id="rId37"/>
+          <w:footerReference w:type="default" r:id="rId39"/>
+          <w:footerReference w:type="first" r:id="rId40"/>
           <w:pgSz w:w="12240" w:h="15840"/>
           <w:pgMar w:top="1701" w:right="1701" w:bottom="1701" w:left="2268" w:header="720" w:footer="720" w:gutter="0"/>
           <w:cols w:space="720"/>
-          <w:titlePg/>
           <w:docGrid w:linePitch="360"/>
+          <w:pgNumType w:fmt="decimal"/>
         </w:sectPr>
       </w:pPr>
     </w:p>
@@ -3117,12 +3211,13 @@
       </w:r>
     </w:p>
     <w:sectPr>
-      <w:footerReference w:type="default" r:id="rId38"/>
+      <w:footerReference w:type="default" r:id="rId41"/>
+      <w:footerReference w:type="first" r:id="rId42"/>
       <w:pgSz w:w="12240" w:h="15840"/>
       <w:pgMar w:top="1701" w:right="1701" w:bottom="1701" w:left="2268" w:header="720" w:footer="720" w:gutter="0"/>
       <w:cols w:space="720"/>
-      <w:titlePg/>
       <w:docGrid w:linePitch="360"/>
+      <w:pgNumType w:fmt="decimal"/>
     </w:sectPr>
   </w:body>
 </w:document>
@@ -3134,6 +3229,7 @@
     <w:pPr>
       <w:pStyle w:val="Footer"/>
     </w:pPr>
+    <w:r/>
   </w:p>
 </w:ftr>
 </file>
@@ -3143,18 +3239,8 @@
   <w:p>
     <w:pPr>
       <w:pStyle w:val="Footer"/>
-      <w:jc w:val="center"/>
-    </w:pPr>
-    <w:r>
-      <w:rPr>
-        <w:rFonts w:ascii="Times New Roman" w:hAnsi="Times New Roman"/>
-        <w:sz w:val="24"/>
-      </w:rPr>
-      <w:fldChar w:fldCharType="begin"/>
-      <w:instrText xml:space="preserve"> PAGE \* roman </w:instrText>
-      <w:fldChar w:fldCharType="separate"/>
-      <w:fldChar w:fldCharType="end"/>
-    </w:r>
+    </w:pPr>
+    <w:r/>
   </w:p>
 </w:ftr>
 </file>
@@ -3166,6 +3252,7 @@
       <w:pStyle w:val="Footer"/>
       <w:jc w:val="center"/>
     </w:pPr>
+    <w:r/>
     <w:r>
       <w:rPr>
         <w:rFonts w:ascii="Times New Roman" w:hAnsi="Times New Roman"/>
@@ -3185,18 +3272,8 @@
   <w:p>
     <w:pPr>
       <w:pStyle w:val="Footer"/>
-      <w:jc w:val="center"/>
-    </w:pPr>
-    <w:r>
-      <w:rPr>
-        <w:rFonts w:ascii="Times New Roman" w:hAnsi="Times New Roman"/>
-        <w:sz w:val="24"/>
-      </w:rPr>
-      <w:fldChar w:fldCharType="begin"/>
-      <w:instrText xml:space="preserve"> PAGE \* roman </w:instrText>
-      <w:fldChar w:fldCharType="separate"/>
-      <w:fldChar w:fldCharType="end"/>
-    </w:r>
+    </w:pPr>
+    <w:r/>
   </w:p>
 </w:ftr>
 </file>
@@ -3208,6 +3285,7 @@
       <w:pStyle w:val="Footer"/>
       <w:jc w:val="center"/>
     </w:pPr>
+    <w:r/>
     <w:r>
       <w:rPr>
         <w:rFonts w:ascii="Times New Roman" w:hAnsi="Times New Roman"/>
@@ -3227,18 +3305,8 @@
   <w:p>
     <w:pPr>
       <w:pStyle w:val="Footer"/>
-      <w:jc w:val="center"/>
-    </w:pPr>
-    <w:r>
-      <w:rPr>
-        <w:rFonts w:ascii="Times New Roman" w:hAnsi="Times New Roman"/>
-        <w:sz w:val="24"/>
-      </w:rPr>
-      <w:fldChar w:fldCharType="begin"/>
-      <w:instrText xml:space="preserve"> PAGE \* roman </w:instrText>
-      <w:fldChar w:fldCharType="separate"/>
-      <w:fldChar w:fldCharType="end"/>
-    </w:r>
+    </w:pPr>
+    <w:r/>
   </w:p>
 </w:ftr>
 </file>
@@ -3250,6 +3318,7 @@
       <w:pStyle w:val="Footer"/>
       <w:jc w:val="center"/>
     </w:pPr>
+    <w:r/>
     <w:r>
       <w:rPr>
         <w:rFonts w:ascii="Times New Roman" w:hAnsi="Times New Roman"/>
@@ -3269,18 +3338,8 @@
   <w:p>
     <w:pPr>
       <w:pStyle w:val="Footer"/>
-      <w:jc w:val="center"/>
-    </w:pPr>
-    <w:r>
-      <w:rPr>
-        <w:rFonts w:ascii="Times New Roman" w:hAnsi="Times New Roman"/>
-        <w:sz w:val="24"/>
-      </w:rPr>
-      <w:fldChar w:fldCharType="begin"/>
-      <w:instrText xml:space="preserve"> PAGE \* roman </w:instrText>
-      <w:fldChar w:fldCharType="separate"/>
-      <w:fldChar w:fldCharType="end"/>
-    </w:r>
+    </w:pPr>
+    <w:r/>
   </w:p>
 </w:ftr>
 </file>
@@ -3292,6 +3351,7 @@
       <w:pStyle w:val="Footer"/>
       <w:jc w:val="center"/>
     </w:pPr>
+    <w:r/>
     <w:r>
       <w:rPr>
         <w:rFonts w:ascii="Times New Roman" w:hAnsi="Times New Roman"/>
@@ -3311,18 +3371,8 @@
   <w:p>
     <w:pPr>
       <w:pStyle w:val="Footer"/>
-      <w:jc w:val="center"/>
-    </w:pPr>
-    <w:r>
-      <w:rPr>
-        <w:rFonts w:ascii="Times New Roman" w:hAnsi="Times New Roman"/>
-        <w:sz w:val="24"/>
-      </w:rPr>
-      <w:fldChar w:fldCharType="begin"/>
-      <w:instrText xml:space="preserve"> PAGE \* roman </w:instrText>
-      <w:fldChar w:fldCharType="separate"/>
-      <w:fldChar w:fldCharType="end"/>
-    </w:r>
+    </w:pPr>
+    <w:r/>
   </w:p>
 </w:ftr>
 </file>
@@ -3334,6 +3384,7 @@
       <w:pStyle w:val="Footer"/>
       <w:jc w:val="center"/>
     </w:pPr>
+    <w:r/>
     <w:r>
       <w:rPr>
         <w:rFonts w:ascii="Times New Roman" w:hAnsi="Times New Roman"/>
@@ -3354,6 +3405,7 @@
     <w:pPr>
       <w:pStyle w:val="Footer"/>
     </w:pPr>
+    <w:r/>
   </w:p>
 </w:ftr>
 </file>
@@ -3363,18 +3415,8 @@
   <w:p>
     <w:pPr>
       <w:pStyle w:val="Footer"/>
-      <w:jc w:val="center"/>
-    </w:pPr>
-    <w:r>
-      <w:rPr>
-        <w:rFonts w:ascii="Times New Roman" w:hAnsi="Times New Roman"/>
-        <w:sz w:val="24"/>
-      </w:rPr>
-      <w:fldChar w:fldCharType="begin"/>
-      <w:instrText xml:space="preserve"> PAGE </w:instrText>
-      <w:fldChar w:fldCharType="separate"/>
-      <w:fldChar w:fldCharType="end"/>
-    </w:r>
+    </w:pPr>
+    <w:r/>
   </w:p>
 </w:ftr>
 </file>
@@ -3386,6 +3428,7 @@
       <w:pStyle w:val="Footer"/>
       <w:jc w:val="center"/>
     </w:pPr>
+    <w:r/>
     <w:r>
       <w:rPr>
         <w:rFonts w:ascii="Times New Roman" w:hAnsi="Times New Roman"/>
@@ -3405,18 +3448,8 @@
   <w:p>
     <w:pPr>
       <w:pStyle w:val="Footer"/>
-      <w:jc w:val="center"/>
-    </w:pPr>
-    <w:r>
-      <w:rPr>
-        <w:rFonts w:ascii="Times New Roman" w:hAnsi="Times New Roman"/>
-        <w:sz w:val="24"/>
-      </w:rPr>
-      <w:fldChar w:fldCharType="begin"/>
-      <w:instrText xml:space="preserve"> PAGE </w:instrText>
-      <w:fldChar w:fldCharType="separate"/>
-      <w:fldChar w:fldCharType="end"/>
-    </w:r>
+    </w:pPr>
+    <w:r/>
   </w:p>
 </w:ftr>
 </file>
@@ -3428,6 +3461,7 @@
       <w:pStyle w:val="Footer"/>
       <w:jc w:val="center"/>
     </w:pPr>
+    <w:r/>
     <w:r>
       <w:rPr>
         <w:rFonts w:ascii="Times New Roman" w:hAnsi="Times New Roman"/>
@@ -3447,8 +3481,20 @@
   <w:p>
     <w:pPr>
       <w:pStyle w:val="Footer"/>
+    </w:pPr>
+    <w:r/>
+  </w:p>
+</w:ftr>
+</file>
+
+<file path=word/footer25.xml><?xml version="1.0" encoding="utf-8"?>
+<w:ftr xmlns:m="http://schemas.openxmlformats.org/officeDocument/2006/math" xmlns:mc="http://schemas.openxmlformats.org/markup-compatibility/2006" xmlns:mo="http://schemas.microsoft.com/office/mac/office/2008/main" xmlns:mv="urn:schemas-microsoft-com:mac:vml" xmlns:o="urn:schemas-microsoft-com:office:office" xmlns:r="http://schemas.openxmlformats.org/officeDocument/2006/relationships" xmlns:v="urn:schemas-microsoft-com:vml" xmlns:w10="urn:schemas-microsoft-com:office:word" xmlns:w14="http://schemas.microsoft.com/office/word/2010/wordml" xmlns:w="http://schemas.openxmlformats.org/wordprocessingml/2006/main" xmlns:wne="http://schemas.microsoft.com/office/word/2006/wordml" xmlns:wp14="http://schemas.microsoft.com/office/word/2010/wordprocessingDrawing" xmlns:wp="http://schemas.openxmlformats.org/drawingml/2006/wordprocessingDrawing" xmlns:wpc="http://schemas.microsoft.com/office/word/2010/wordprocessingCanvas" xmlns:wpg="http://schemas.microsoft.com/office/word/2010/wordprocessingGroup" xmlns:wpi="http://schemas.microsoft.com/office/word/2010/wordprocessingInk" xmlns:wps="http://schemas.microsoft.com/office/word/2010/wordprocessingShape" mc:Ignorable="w14 wp14">
+  <w:p>
+    <w:pPr>
+      <w:pStyle w:val="Footer"/>
       <w:jc w:val="center"/>
     </w:pPr>
+    <w:r/>
     <w:r>
       <w:rPr>
         <w:rFonts w:ascii="Times New Roman" w:hAnsi="Times New Roman"/>
@@ -3463,6 +3509,50 @@
 </w:ftr>
 </file>
 
+<file path=word/footer26.xml><?xml version="1.0" encoding="utf-8"?>
+<w:ftr xmlns:m="http://schemas.openxmlformats.org/officeDocument/2006/math" xmlns:mc="http://schemas.openxmlformats.org/markup-compatibility/2006" xmlns:mo="http://schemas.microsoft.com/office/mac/office/2008/main" xmlns:mv="urn:schemas-microsoft-com:mac:vml" xmlns:o="urn:schemas-microsoft-com:office:office" xmlns:r="http://schemas.openxmlformats.org/officeDocument/2006/relationships" xmlns:v="urn:schemas-microsoft-com:vml" xmlns:w10="urn:schemas-microsoft-com:office:word" xmlns:w14="http://schemas.microsoft.com/office/word/2010/wordml" xmlns:w="http://schemas.openxmlformats.org/wordprocessingml/2006/main" xmlns:wne="http://schemas.microsoft.com/office/word/2006/wordml" xmlns:wp14="http://schemas.microsoft.com/office/word/2010/wordprocessingDrawing" xmlns:wp="http://schemas.openxmlformats.org/drawingml/2006/wordprocessingDrawing" xmlns:wpc="http://schemas.microsoft.com/office/word/2010/wordprocessingCanvas" xmlns:wpg="http://schemas.microsoft.com/office/word/2010/wordprocessingGroup" xmlns:wpi="http://schemas.microsoft.com/office/word/2010/wordprocessingInk" xmlns:wps="http://schemas.microsoft.com/office/word/2010/wordprocessingShape" mc:Ignorable="w14 wp14">
+  <w:p>
+    <w:pPr>
+      <w:pStyle w:val="Footer"/>
+    </w:pPr>
+    <w:r/>
+  </w:p>
+</w:ftr>
+</file>
+
+<file path=word/footer27.xml><?xml version="1.0" encoding="utf-8"?>
+<w:ftr xmlns:m="http://schemas.openxmlformats.org/officeDocument/2006/math" xmlns:mc="http://schemas.openxmlformats.org/markup-compatibility/2006" xmlns:mo="http://schemas.microsoft.com/office/mac/office/2008/main" xmlns:mv="urn:schemas-microsoft-com:mac:vml" xmlns:o="urn:schemas-microsoft-com:office:office" xmlns:r="http://schemas.openxmlformats.org/officeDocument/2006/relationships" xmlns:v="urn:schemas-microsoft-com:vml" xmlns:w10="urn:schemas-microsoft-com:office:word" xmlns:w14="http://schemas.microsoft.com/office/word/2010/wordml" xmlns:w="http://schemas.openxmlformats.org/wordprocessingml/2006/main" xmlns:wne="http://schemas.microsoft.com/office/word/2006/wordml" xmlns:wp14="http://schemas.microsoft.com/office/word/2010/wordprocessingDrawing" xmlns:wp="http://schemas.openxmlformats.org/drawingml/2006/wordprocessingDrawing" xmlns:wpc="http://schemas.microsoft.com/office/word/2010/wordprocessingCanvas" xmlns:wpg="http://schemas.microsoft.com/office/word/2010/wordprocessingGroup" xmlns:wpi="http://schemas.microsoft.com/office/word/2010/wordprocessingInk" xmlns:wps="http://schemas.microsoft.com/office/word/2010/wordprocessingShape" mc:Ignorable="w14 wp14">
+  <w:p>
+    <w:pPr>
+      <w:pStyle w:val="Footer"/>
+      <w:jc w:val="center"/>
+    </w:pPr>
+    <w:r/>
+    <w:r>
+      <w:rPr>
+        <w:rFonts w:ascii="Times New Roman" w:hAnsi="Times New Roman"/>
+        <w:sz w:val="24"/>
+      </w:rPr>
+      <w:fldChar w:fldCharType="begin"/>
+      <w:instrText xml:space="preserve"> PAGE </w:instrText>
+      <w:fldChar w:fldCharType="separate"/>
+      <w:fldChar w:fldCharType="end"/>
+    </w:r>
+  </w:p>
+</w:ftr>
+</file>
+
+<file path=word/footer28.xml><?xml version="1.0" encoding="utf-8"?>
+<w:ftr xmlns:m="http://schemas.openxmlformats.org/officeDocument/2006/math" xmlns:mc="http://schemas.openxmlformats.org/markup-compatibility/2006" xmlns:mo="http://schemas.microsoft.com/office/mac/office/2008/main" xmlns:mv="urn:schemas-microsoft-com:mac:vml" xmlns:o="urn:schemas-microsoft-com:office:office" xmlns:r="http://schemas.openxmlformats.org/officeDocument/2006/relationships" xmlns:v="urn:schemas-microsoft-com:vml" xmlns:w10="urn:schemas-microsoft-com:office:word" xmlns:w14="http://schemas.microsoft.com/office/word/2010/wordml" xmlns:w="http://schemas.openxmlformats.org/wordprocessingml/2006/main" xmlns:wne="http://schemas.microsoft.com/office/word/2006/wordml" xmlns:wp14="http://schemas.microsoft.com/office/word/2010/wordprocessingDrawing" xmlns:wp="http://schemas.openxmlformats.org/drawingml/2006/wordprocessingDrawing" xmlns:wpc="http://schemas.microsoft.com/office/word/2010/wordprocessingCanvas" xmlns:wpg="http://schemas.microsoft.com/office/word/2010/wordprocessingGroup" xmlns:wpi="http://schemas.microsoft.com/office/word/2010/wordprocessingInk" xmlns:wps="http://schemas.microsoft.com/office/word/2010/wordprocessingShape" mc:Ignorable="w14 wp14">
+  <w:p>
+    <w:pPr>
+      <w:pStyle w:val="Footer"/>
+    </w:pPr>
+    <w:r/>
+  </w:p>
+</w:ftr>
+</file>
+
 <file path=word/footer3.xml><?xml version="1.0" encoding="utf-8"?>
 <w:ftr xmlns:m="http://schemas.openxmlformats.org/officeDocument/2006/math" xmlns:mc="http://schemas.openxmlformats.org/markup-compatibility/2006" xmlns:mo="http://schemas.microsoft.com/office/mac/office/2008/main" xmlns:mv="urn:schemas-microsoft-com:mac:vml" xmlns:o="urn:schemas-microsoft-com:office:office" xmlns:r="http://schemas.openxmlformats.org/officeDocument/2006/relationships" xmlns:v="urn:schemas-microsoft-com:vml" xmlns:w10="urn:schemas-microsoft-com:office:word" xmlns:w14="http://schemas.microsoft.com/office/word/2010/wordml" xmlns:w="http://schemas.openxmlformats.org/wordprocessingml/2006/main" xmlns:wne="http://schemas.microsoft.com/office/word/2006/wordml" xmlns:wp14="http://schemas.microsoft.com/office/word/2010/wordprocessingDrawing" xmlns:wp="http://schemas.openxmlformats.org/drawingml/2006/wordprocessingDrawing" xmlns:wpc="http://schemas.microsoft.com/office/word/2010/wordprocessingCanvas" xmlns:wpg="http://schemas.microsoft.com/office/word/2010/wordprocessingGroup" xmlns:wpi="http://schemas.microsoft.com/office/word/2010/wordprocessingInk" xmlns:wps="http://schemas.microsoft.com/office/word/2010/wordprocessingShape" mc:Ignorable="w14 wp14">
   <w:p>
@@ -3470,6 +3560,7 @@
       <w:pStyle w:val="Footer"/>
       <w:jc w:val="center"/>
     </w:pPr>
+    <w:r/>
     <w:r>
       <w:rPr>
         <w:rFonts w:ascii="Times New Roman" w:hAnsi="Times New Roman"/>
@@ -3489,8 +3580,20 @@
   <w:p>
     <w:pPr>
       <w:pStyle w:val="Footer"/>
+    </w:pPr>
+    <w:r/>
+  </w:p>
+</w:ftr>
+</file>
+
+<file path=word/footer5.xml><?xml version="1.0" encoding="utf-8"?>
+<w:ftr xmlns:m="http://schemas.openxmlformats.org/officeDocument/2006/math" xmlns:mc="http://schemas.openxmlformats.org/markup-compatibility/2006" xmlns:mo="http://schemas.microsoft.com/office/mac/office/2008/main" xmlns:mv="urn:schemas-microsoft-com:mac:vml" xmlns:o="urn:schemas-microsoft-com:office:office" xmlns:r="http://schemas.openxmlformats.org/officeDocument/2006/relationships" xmlns:v="urn:schemas-microsoft-com:vml" xmlns:w10="urn:schemas-microsoft-com:office:word" xmlns:w14="http://schemas.microsoft.com/office/word/2010/wordml" xmlns:w="http://schemas.openxmlformats.org/wordprocessingml/2006/main" xmlns:wne="http://schemas.microsoft.com/office/word/2006/wordml" xmlns:wp14="http://schemas.microsoft.com/office/word/2010/wordprocessingDrawing" xmlns:wp="http://schemas.openxmlformats.org/drawingml/2006/wordprocessingDrawing" xmlns:wpc="http://schemas.microsoft.com/office/word/2010/wordprocessingCanvas" xmlns:wpg="http://schemas.microsoft.com/office/word/2010/wordprocessingGroup" xmlns:wpi="http://schemas.microsoft.com/office/word/2010/wordprocessingInk" xmlns:wps="http://schemas.microsoft.com/office/word/2010/wordprocessingShape" mc:Ignorable="w14 wp14">
+  <w:p>
+    <w:pPr>
+      <w:pStyle w:val="Footer"/>
       <w:jc w:val="center"/>
     </w:pPr>
+    <w:r/>
     <w:r>
       <w:rPr>
         <w:rFonts w:ascii="Times New Roman" w:hAnsi="Times New Roman"/>
@@ -3505,22 +3608,13 @@
 </w:ftr>
 </file>
 
-<file path=word/footer5.xml><?xml version="1.0" encoding="utf-8"?>
-<w:ftr xmlns:m="http://schemas.openxmlformats.org/officeDocument/2006/math" xmlns:mc="http://schemas.openxmlformats.org/markup-compatibility/2006" xmlns:mo="http://schemas.microsoft.com/office/mac/office/2008/main" xmlns:mv="urn:schemas-microsoft-com:mac:vml" xmlns:o="urn:schemas-microsoft-com:office:office" xmlns:r="http://schemas.openxmlformats.org/officeDocument/2006/relationships" xmlns:v="urn:schemas-microsoft-com:vml" xmlns:w10="urn:schemas-microsoft-com:office:word" xmlns:w14="http://schemas.microsoft.com/office/word/2010/wordml" xmlns:w="http://schemas.openxmlformats.org/wordprocessingml/2006/main" xmlns:wne="http://schemas.microsoft.com/office/word/2006/wordml" xmlns:wp14="http://schemas.microsoft.com/office/word/2010/wordprocessingDrawing" xmlns:wp="http://schemas.openxmlformats.org/drawingml/2006/wordprocessingDrawing" xmlns:wpc="http://schemas.microsoft.com/office/word/2010/wordprocessingCanvas" xmlns:wpg="http://schemas.microsoft.com/office/word/2010/wordprocessingGroup" xmlns:wpi="http://schemas.microsoft.com/office/word/2010/wordprocessingInk" xmlns:wps="http://schemas.microsoft.com/office/word/2010/wordprocessingShape" mc:Ignorable="w14 wp14">
-  <w:p>
-    <w:pPr>
-      <w:pStyle w:val="Footer"/>
-    </w:pPr>
-  </w:p>
-</w:ftr>
-</file>
-
 <file path=word/footer6.xml><?xml version="1.0" encoding="utf-8"?>
 <w:ftr xmlns:m="http://schemas.openxmlformats.org/officeDocument/2006/math" xmlns:mc="http://schemas.openxmlformats.org/markup-compatibility/2006" xmlns:mo="http://schemas.microsoft.com/office/mac/office/2008/main" xmlns:mv="urn:schemas-microsoft-com:mac:vml" xmlns:o="urn:schemas-microsoft-com:office:office" xmlns:r="http://schemas.openxmlformats.org/officeDocument/2006/relationships" xmlns:v="urn:schemas-microsoft-com:vml" xmlns:w10="urn:schemas-microsoft-com:office:word" xmlns:w14="http://schemas.microsoft.com/office/word/2010/wordml" xmlns:w="http://schemas.openxmlformats.org/wordprocessingml/2006/main" xmlns:wne="http://schemas.microsoft.com/office/word/2006/wordml" xmlns:wp14="http://schemas.microsoft.com/office/word/2010/wordprocessingDrawing" xmlns:wp="http://schemas.openxmlformats.org/drawingml/2006/wordprocessingDrawing" xmlns:wpc="http://schemas.microsoft.com/office/word/2010/wordprocessingCanvas" xmlns:wpg="http://schemas.microsoft.com/office/word/2010/wordprocessingGroup" xmlns:wpi="http://schemas.microsoft.com/office/word/2010/wordprocessingInk" xmlns:wps="http://schemas.microsoft.com/office/word/2010/wordprocessingShape" mc:Ignorable="w14 wp14">
   <w:p>
     <w:pPr>
       <w:pStyle w:val="Footer"/>
     </w:pPr>
+    <w:r/>
   </w:p>
 </w:ftr>
 </file>
@@ -3532,6 +3626,7 @@
       <w:pStyle w:val="Footer"/>
       <w:jc w:val="center"/>
     </w:pPr>
+    <w:r/>
     <w:r>
       <w:rPr>
         <w:rFonts w:ascii="Times New Roman" w:hAnsi="Times New Roman"/>
@@ -3551,18 +3646,8 @@
   <w:p>
     <w:pPr>
       <w:pStyle w:val="Footer"/>
-      <w:jc w:val="center"/>
-    </w:pPr>
-    <w:r>
-      <w:rPr>
-        <w:rFonts w:ascii="Times New Roman" w:hAnsi="Times New Roman"/>
-        <w:sz w:val="24"/>
-      </w:rPr>
-      <w:fldChar w:fldCharType="begin"/>
-      <w:instrText xml:space="preserve"> PAGE \* roman </w:instrText>
-      <w:fldChar w:fldCharType="separate"/>
-      <w:fldChar w:fldCharType="end"/>
-    </w:r>
+    </w:pPr>
+    <w:r/>
   </w:p>
 </w:ftr>
 </file>
@@ -3574,6 +3659,7 @@
       <w:pStyle w:val="Footer"/>
       <w:jc w:val="center"/>
     </w:pPr>
+    <w:r/>
     <w:r>
       <w:rPr>
         <w:rFonts w:ascii="Times New Roman" w:hAnsi="Times New Roman"/>

--- a/amaal/reportes/Informe_Pasantia_IUTECP_BORRADOR1.docx
+++ b/amaal/reportes/Informe_Pasantia_IUTECP_BORRADOR1.docx
@@ -4,7 +4,7 @@
   <w:body>
     <w:p>
       <w:pPr>
-        <w:spacing w:line="240" w:lineRule="auto" w:before="0" w:after="0"/>
+        <w:spacing w:line="276" w:lineRule="auto" w:before="0" w:after="0"/>
         <w:jc w:val="center"/>
       </w:pPr>
       <w:r>
@@ -54,7 +54,7 @@
     </w:p>
     <w:p>
       <w:pPr>
-        <w:spacing w:before="400" w:after="240"/>
+        <w:spacing w:before="947" w:after="1242"/>
         <w:jc w:val="center"/>
       </w:pPr>
       <w:r>
@@ -94,7 +94,7 @@
     </w:p>
     <w:p>
       <w:pPr>
-        <w:spacing w:line="360" w:lineRule="auto" w:before="1080" w:after="0"/>
+        <w:spacing w:line="276" w:lineRule="auto" w:before="0" w:after="0"/>
         <w:jc w:val="center"/>
       </w:pPr>
       <w:r>
@@ -108,7 +108,7 @@
     </w:p>
     <w:p>
       <w:pPr>
-        <w:spacing w:line="240" w:lineRule="auto" w:before="2100"/>
+        <w:spacing w:line="276" w:lineRule="auto" w:before="3158" w:after="0"/>
         <w:jc w:val="right"/>
       </w:pPr>
       <w:r>
@@ -123,7 +123,7 @@
       <w:r>
         <w:rPr>
           <w:rFonts w:ascii="Times New Roman" w:hAnsi="Times New Roman"/>
-          <w:b w:val="0"/>
+          <w:b/>
           <w:sz w:val="24"/>
         </w:rPr>
         <w:t>Alrifaai Alrifaaie, Amaal</w:t>
@@ -132,7 +132,7 @@
       <w:r>
         <w:rPr>
           <w:rFonts w:ascii="Times New Roman" w:hAnsi="Times New Roman"/>
-          <w:b w:val="0"/>
+          <w:b/>
           <w:sz w:val="24"/>
         </w:rPr>
         <w:t>C.I.: 31.985.792</w:t>
@@ -140,7 +140,7 @@
     </w:p>
     <w:p>
       <w:pPr>
-        <w:spacing w:before="1240"/>
+        <w:spacing w:line="276" w:lineRule="auto" w:before="1579" w:after="0"/>
         <w:jc w:val="center"/>
       </w:pPr>
       <w:r>
@@ -154,8 +154,7 @@
     <w:p>
       <w:pPr>
         <w:sectPr>
-          <w:footerReference w:type="default" r:id="rId15"/>
-          <w:footerReference w:type="first" r:id="rId16"/>
+          <w:footerReference w:type="default" r:id="rId16"/>
           <w:pgSz w:w="12240" w:h="15840"/>
           <w:pgMar w:top="1701" w:right="1701" w:bottom="1701" w:left="2268" w:header="720" w:footer="720" w:gutter="0"/>
           <w:cols w:space="720"/>
@@ -165,7 +164,7 @@
     </w:p>
     <w:p>
       <w:pPr>
-        <w:spacing w:line="240" w:lineRule="auto" w:before="0" w:after="0"/>
+        <w:spacing w:line="276" w:lineRule="auto" w:before="0" w:after="0"/>
         <w:jc w:val="center"/>
       </w:pPr>
       <w:r>
@@ -215,7 +214,7 @@
     </w:p>
     <w:p>
       <w:pPr>
-        <w:spacing w:line="360" w:lineRule="auto" w:before="1280" w:after="0"/>
+        <w:spacing w:line="276" w:lineRule="auto" w:before="3053" w:after="0"/>
         <w:jc w:val="center"/>
       </w:pPr>
       <w:r>
@@ -229,21 +228,7 @@
     </w:p>
     <w:p>
       <w:pPr>
-        <w:spacing w:line="360" w:lineRule="auto" w:before="440" w:after="0"/>
-        <w:jc w:val="center"/>
-      </w:pPr>
-      <w:r>
-        <w:rPr>
-          <w:rFonts w:ascii="Times New Roman" w:hAnsi="Times New Roman"/>
-          <w:b/>
-          <w:sz w:val="24"/>
-        </w:rPr>
-        <w:t>Informe de pasantías para obtener el título de Técnico Superior Universitario en la especialidad de: Administración</w:t>
-      </w:r>
-    </w:p>
-    <w:p>
-      <w:pPr>
-        <w:spacing w:before="2100" w:after="0" w:line="20" w:lineRule="exact"/>
+        <w:spacing w:before="2544" w:after="0" w:line="20" w:lineRule="exact"/>
       </w:pPr>
     </w:p>
     <w:tbl>
@@ -268,10 +253,11 @@
         <w:tc>
           <w:tcPr>
             <w:tcW w:type="dxa" w:w="4133"/>
+            <w:vAlign w:val="top"/>
           </w:tcPr>
           <w:p>
             <w:pPr>
-              <w:spacing w:line="240" w:lineRule="auto"/>
+              <w:spacing w:line="276" w:lineRule="auto"/>
               <w:jc w:val="left"/>
             </w:pPr>
             <w:r>
@@ -286,7 +272,7 @@
             <w:r>
               <w:rPr>
                 <w:rFonts w:ascii="Times New Roman" w:hAnsi="Times New Roman"/>
-                <w:b w:val="0"/>
+                <w:b/>
                 <w:sz w:val="24"/>
               </w:rPr>
               <w:t>Mata, Lenny</w:t>
@@ -295,7 +281,7 @@
             <w:r>
               <w:rPr>
                 <w:rFonts w:ascii="Times New Roman" w:hAnsi="Times New Roman"/>
-                <w:b w:val="0"/>
+                <w:b/>
                 <w:sz w:val="24"/>
               </w:rPr>
               <w:t>C.I.: 8969750</w:t>
@@ -304,7 +290,7 @@
             <w:r>
               <w:rPr>
                 <w:rFonts w:ascii="Times New Roman" w:hAnsi="Times New Roman"/>
-                <w:b w:val="0"/>
+                <w:b/>
                 <w:sz w:val="24"/>
               </w:rPr>
               <w:br/>
@@ -321,7 +307,7 @@
             <w:r>
               <w:rPr>
                 <w:rFonts w:ascii="Times New Roman" w:hAnsi="Times New Roman"/>
-                <w:b w:val="0"/>
+                <w:b/>
                 <w:sz w:val="24"/>
               </w:rPr>
               <w:t>Dra. Álvarez, Carmen</w:t>
@@ -330,7 +316,7 @@
             <w:r>
               <w:rPr>
                 <w:rFonts w:ascii="Times New Roman" w:hAnsi="Times New Roman"/>
-                <w:b w:val="0"/>
+                <w:b/>
                 <w:sz w:val="24"/>
               </w:rPr>
               <w:t>C.I.: 14.452.956</w:t>
@@ -340,10 +326,11 @@
         <w:tc>
           <w:tcPr>
             <w:tcW w:type="dxa" w:w="4139"/>
+            <w:vAlign w:val="top"/>
           </w:tcPr>
           <w:p>
             <w:pPr>
-              <w:spacing w:line="240" w:lineRule="auto"/>
+              <w:spacing w:line="276" w:lineRule="auto"/>
               <w:jc w:val="right"/>
             </w:pPr>
             <w:r>
@@ -358,7 +345,7 @@
             <w:r>
               <w:rPr>
                 <w:rFonts w:ascii="Times New Roman" w:hAnsi="Times New Roman"/>
-                <w:b w:val="0"/>
+                <w:b/>
                 <w:sz w:val="24"/>
               </w:rPr>
               <w:t>Alrifaai Alrifaaie, Amaal</w:t>
@@ -367,7 +354,7 @@
             <w:r>
               <w:rPr>
                 <w:rFonts w:ascii="Times New Roman" w:hAnsi="Times New Roman"/>
-                <w:b w:val="0"/>
+                <w:b/>
                 <w:sz w:val="24"/>
               </w:rPr>
               <w:t>C.I.: 31.985.792</w:t>
@@ -378,7 +365,7 @@
     </w:tbl>
     <w:p>
       <w:pPr>
-        <w:spacing w:before="800"/>
+        <w:spacing w:line="276" w:lineRule="auto" w:before="1272" w:after="0"/>
         <w:jc w:val="center"/>
       </w:pPr>
       <w:r>
@@ -393,12 +380,11 @@
       <w:pPr>
         <w:sectPr>
           <w:footerReference w:type="default" r:id="rId17"/>
-          <w:footerReference w:type="first" r:id="rId18"/>
           <w:pgSz w:w="12240" w:h="15840"/>
           <w:pgMar w:top="1701" w:right="1701" w:bottom="1701" w:left="2268" w:header="720" w:footer="720" w:gutter="0"/>
           <w:cols w:space="720"/>
+          <w:titlePg/>
           <w:docGrid w:linePitch="360"/>
-          <w:pgNumType w:start="2" w:fmt="lowerRoman"/>
         </w:sectPr>
       </w:pPr>
     </w:p>
@@ -589,13 +575,12 @@
     <w:p>
       <w:pPr>
         <w:sectPr>
-          <w:footerReference w:type="default" r:id="rId19"/>
-          <w:footerReference w:type="first" r:id="rId20"/>
+          <w:footerReference w:type="default" r:id="rId18"/>
           <w:pgSz w:w="12240" w:h="15840"/>
           <w:pgMar w:top="1701" w:right="1701" w:bottom="1701" w:left="2268" w:header="720" w:footer="720" w:gutter="0"/>
           <w:cols w:space="720"/>
+          <w:titlePg/>
           <w:docGrid w:linePitch="360"/>
-          <w:pgNumType w:fmt="lowerRoman"/>
         </w:sectPr>
       </w:pPr>
     </w:p>
@@ -759,20 +744,18 @@
     <w:p>
       <w:pPr>
         <w:sectPr>
-          <w:footerReference w:type="default" r:id="rId21"/>
-          <w:footerReference w:type="first" r:id="rId22"/>
+          <w:footerReference w:type="default" r:id="rId19"/>
           <w:pgSz w:w="12240" w:h="15840"/>
           <w:pgMar w:top="1701" w:right="1701" w:bottom="1701" w:left="2268" w:header="720" w:footer="720" w:gutter="0"/>
           <w:cols w:space="720"/>
+          <w:titlePg/>
           <w:docGrid w:linePitch="360"/>
-          <w:pgNumType w:fmt="lowerRoman"/>
         </w:sectPr>
       </w:pPr>
     </w:p>
     <w:p>
-      <w:bookmarkStart w:id="bm_indice" w:name="bm_indice"/>
-      <w:pPr>
-        <w:spacing w:before="1140" w:after="480" w:line="360" w:lineRule="auto"/>
+      <w:pPr>
+        <w:spacing w:before="1140" w:after="480"/>
         <w:jc w:val="center"/>
       </w:pPr>
       <w:r>
@@ -783,11 +766,22 @@
         </w:rPr>
         <w:t>ÍNDICE DE CONTENIDO</w:t>
       </w:r>
-      <w:bookmarkEnd w:id="bm_indice"/>
     </w:p>
     <w:p>
       <w:pPr>
-        <w:spacing w:after="80"/>
+        <w:sectPr>
+          <w:footerReference w:type="default" r:id="rId20"/>
+          <w:pgSz w:w="12240" w:h="15840"/>
+          <w:pgMar w:top="1701" w:right="1701" w:bottom="1701" w:left="2268" w:header="720" w:footer="720" w:gutter="0"/>
+          <w:cols w:space="720"/>
+          <w:titlePg/>
+          <w:docGrid w:linePitch="360"/>
+        </w:sectPr>
+      </w:pPr>
+    </w:p>
+    <w:p>
+      <w:pPr>
+        <w:spacing w:after="240"/>
         <w:jc w:val="right"/>
       </w:pPr>
       <w:r>
@@ -804,33 +798,7 @@
         <w:tabs>
           <w:tab w:pos="8271" w:val="right" w:leader="dot"/>
         </w:tabs>
-        <w:spacing w:line="240" w:lineRule="auto" w:before="0" w:after="0"/>
-        <w:ind w:left="0"/>
-      </w:pPr>
-      <w:r>
-        <w:rPr>
-          <w:rFonts w:ascii="Times New Roman" w:hAnsi="Times New Roman"/>
-          <w:b w:val="0"/>
-          <w:sz w:val="24"/>
-        </w:rPr>
-        <w:t>CONTRAPORTADA</w:t>
-        <w:tab/>
-      </w:r>
-      <w:r>
-        <w:rPr>
-          <w:rFonts w:ascii="Times New Roman" w:hAnsi="Times New Roman"/>
-          <w:b w:val="0"/>
-          <w:sz w:val="24"/>
-        </w:rPr>
-        <w:t>ii</w:t>
-      </w:r>
-    </w:p>
-    <w:p>
-      <w:pPr>
-        <w:tabs>
-          <w:tab w:pos="8271" w:val="right" w:leader="dot"/>
-        </w:tabs>
-        <w:spacing w:line="240" w:lineRule="auto" w:before="0" w:after="0"/>
+        <w:spacing w:line="360" w:lineRule="auto" w:before="0" w:after="80"/>
         <w:ind w:left="0"/>
       </w:pPr>
       <w:r>
@@ -848,7 +816,11 @@
           <w:b w:val="0"/>
           <w:sz w:val="24"/>
         </w:rPr>
-        <w:t>iii</w:t>
+        <w:fldChar w:fldCharType="begin"/>
+        <w:instrText xml:space="preserve"> PAGEREF bm_aprob_ind \h </w:instrText>
+        <w:fldChar w:fldCharType="separate"/>
+        <w:t>?</w:t>
+        <w:fldChar w:fldCharType="end"/>
       </w:r>
     </w:p>
     <w:p>
@@ -856,7 +828,7 @@
         <w:tabs>
           <w:tab w:pos="8271" w:val="right" w:leader="dot"/>
         </w:tabs>
-        <w:spacing w:line="240" w:lineRule="auto" w:before="0" w:after="0"/>
+        <w:spacing w:line="360" w:lineRule="auto" w:before="0" w:after="80"/>
         <w:ind w:left="0"/>
       </w:pPr>
       <w:r>
@@ -874,7 +846,11 @@
           <w:b w:val="0"/>
           <w:sz w:val="24"/>
         </w:rPr>
-        <w:t>iv</w:t>
+        <w:fldChar w:fldCharType="begin"/>
+        <w:instrText xml:space="preserve"> PAGEREF bm_aprob_acad \h </w:instrText>
+        <w:fldChar w:fldCharType="separate"/>
+        <w:t>?</w:t>
+        <w:fldChar w:fldCharType="end"/>
       </w:r>
     </w:p>
     <w:p>
@@ -882,33 +858,7 @@
         <w:tabs>
           <w:tab w:pos="8271" w:val="right" w:leader="dot"/>
         </w:tabs>
-        <w:spacing w:line="240" w:lineRule="auto" w:before="0" w:after="0"/>
-        <w:ind w:left="0"/>
-      </w:pPr>
-      <w:r>
-        <w:rPr>
-          <w:rFonts w:ascii="Times New Roman" w:hAnsi="Times New Roman"/>
-          <w:b w:val="0"/>
-          <w:sz w:val="24"/>
-        </w:rPr>
-        <w:t>ÍNDICE DE CONTENIDO</w:t>
-        <w:tab/>
-      </w:r>
-      <w:r>
-        <w:rPr>
-          <w:rFonts w:ascii="Times New Roman" w:hAnsi="Times New Roman"/>
-          <w:b w:val="0"/>
-          <w:sz w:val="24"/>
-        </w:rPr>
-        <w:t>v</w:t>
-      </w:r>
-    </w:p>
-    <w:p>
-      <w:pPr>
-        <w:tabs>
-          <w:tab w:pos="8271" w:val="right" w:leader="dot"/>
-        </w:tabs>
-        <w:spacing w:line="240" w:lineRule="auto" w:before="0" w:after="0"/>
+        <w:spacing w:line="360" w:lineRule="auto" w:before="0" w:after="80"/>
         <w:ind w:left="0"/>
       </w:pPr>
       <w:r>
@@ -926,7 +876,11 @@
           <w:b w:val="0"/>
           <w:sz w:val="24"/>
         </w:rPr>
-        <w:t>vi</w:t>
+        <w:fldChar w:fldCharType="begin"/>
+        <w:instrText xml:space="preserve"> PAGEREF bm_lista_cuadros \h </w:instrText>
+        <w:fldChar w:fldCharType="separate"/>
+        <w:t>?</w:t>
+        <w:fldChar w:fldCharType="end"/>
       </w:r>
     </w:p>
     <w:p>
@@ -934,7 +888,37 @@
         <w:tabs>
           <w:tab w:pos="8271" w:val="right" w:leader="dot"/>
         </w:tabs>
-        <w:spacing w:line="240" w:lineRule="auto" w:before="0" w:after="0"/>
+        <w:spacing w:line="360" w:lineRule="auto" w:before="0" w:after="80"/>
+        <w:ind w:left="0"/>
+      </w:pPr>
+      <w:r>
+        <w:rPr>
+          <w:rFonts w:ascii="Times New Roman" w:hAnsi="Times New Roman"/>
+          <w:b w:val="0"/>
+          <w:sz w:val="24"/>
+        </w:rPr>
+        <w:t>LISTA DE FIGURAS</w:t>
+        <w:tab/>
+      </w:r>
+      <w:r>
+        <w:rPr>
+          <w:rFonts w:ascii="Times New Roman" w:hAnsi="Times New Roman"/>
+          <w:b w:val="0"/>
+          <w:sz w:val="24"/>
+        </w:rPr>
+        <w:fldChar w:fldCharType="begin"/>
+        <w:instrText xml:space="preserve"> PAGEREF bm_lista_figuras \h </w:instrText>
+        <w:fldChar w:fldCharType="separate"/>
+        <w:t>?</w:t>
+        <w:fldChar w:fldCharType="end"/>
+      </w:r>
+    </w:p>
+    <w:p>
+      <w:pPr>
+        <w:tabs>
+          <w:tab w:pos="8271" w:val="right" w:leader="dot"/>
+        </w:tabs>
+        <w:spacing w:line="360" w:lineRule="auto" w:before="0" w:after="80"/>
         <w:ind w:left="0"/>
       </w:pPr>
       <w:r>
@@ -952,7 +936,11 @@
           <w:b w:val="0"/>
           <w:sz w:val="24"/>
         </w:rPr>
-        <w:t>vii</w:t>
+        <w:fldChar w:fldCharType="begin"/>
+        <w:instrText xml:space="preserve"> PAGEREF bm_lista_graficos \h </w:instrText>
+        <w:fldChar w:fldCharType="separate"/>
+        <w:t>?</w:t>
+        <w:fldChar w:fldCharType="end"/>
       </w:r>
     </w:p>
     <w:p>
@@ -960,7 +948,7 @@
         <w:tabs>
           <w:tab w:pos="8271" w:val="right" w:leader="dot"/>
         </w:tabs>
-        <w:spacing w:line="240" w:lineRule="auto" w:before="0" w:after="0"/>
+        <w:spacing w:line="360" w:lineRule="auto" w:before="0" w:after="80"/>
         <w:ind w:left="0"/>
       </w:pPr>
       <w:r>
@@ -978,7 +966,11 @@
           <w:b w:val="0"/>
           <w:sz w:val="24"/>
         </w:rPr>
-        <w:t>viii</w:t>
+        <w:fldChar w:fldCharType="begin"/>
+        <w:instrText xml:space="preserve"> PAGEREF bm_lista_anexos \h </w:instrText>
+        <w:fldChar w:fldCharType="separate"/>
+        <w:t>?</w:t>
+        <w:fldChar w:fldCharType="end"/>
       </w:r>
     </w:p>
     <w:p>
@@ -986,7 +978,7 @@
         <w:tabs>
           <w:tab w:pos="8271" w:val="right" w:leader="dot"/>
         </w:tabs>
-        <w:spacing w:line="240" w:lineRule="auto" w:before="0" w:after="0"/>
+        <w:spacing w:line="360" w:lineRule="auto" w:before="0" w:after="80"/>
         <w:ind w:left="0"/>
       </w:pPr>
       <w:r>
@@ -1004,7 +996,11 @@
           <w:b w:val="0"/>
           <w:sz w:val="24"/>
         </w:rPr>
-        <w:t>ix</w:t>
+        <w:fldChar w:fldCharType="begin"/>
+        <w:instrText xml:space="preserve"> PAGEREF bm_resumen \h </w:instrText>
+        <w:fldChar w:fldCharType="separate"/>
+        <w:t>?</w:t>
+        <w:fldChar w:fldCharType="end"/>
       </w:r>
     </w:p>
     <w:p>
@@ -1012,7 +1008,7 @@
         <w:tabs>
           <w:tab w:pos="8271" w:val="right" w:leader="dot"/>
         </w:tabs>
-        <w:spacing w:line="240" w:lineRule="auto" w:before="0" w:after="0"/>
+        <w:spacing w:line="360" w:lineRule="auto" w:before="0" w:after="80"/>
         <w:ind w:left="0"/>
       </w:pPr>
       <w:r>
@@ -1030,12 +1026,16 @@
           <w:b w:val="0"/>
           <w:sz w:val="24"/>
         </w:rPr>
-        <w:t>1</w:t>
+        <w:fldChar w:fldCharType="begin"/>
+        <w:instrText xml:space="preserve"> PAGEREF bm_introduccion \h </w:instrText>
+        <w:fldChar w:fldCharType="separate"/>
+        <w:t>?</w:t>
+        <w:fldChar w:fldCharType="end"/>
       </w:r>
     </w:p>
     <w:p>
       <w:pPr>
-        <w:spacing w:before="80" w:after="0"/>
+        <w:spacing w:before="240" w:after="120"/>
       </w:pPr>
       <w:r>
         <w:rPr>
@@ -1049,7 +1049,7 @@
         <w:tabs>
           <w:tab w:pos="8271" w:val="right" w:leader="dot"/>
         </w:tabs>
-        <w:spacing w:line="240" w:lineRule="auto" w:before="0" w:after="0"/>
+        <w:spacing w:line="360" w:lineRule="auto" w:before="0" w:after="80"/>
         <w:ind w:left="0"/>
       </w:pPr>
       <w:r>
@@ -1079,7 +1079,7 @@
         <w:tabs>
           <w:tab w:pos="8271" w:val="right" w:leader="dot"/>
         </w:tabs>
-        <w:spacing w:line="240" w:lineRule="auto" w:before="0" w:after="0"/>
+        <w:spacing w:line="360" w:lineRule="auto" w:before="0" w:after="80"/>
         <w:ind w:left="283"/>
       </w:pPr>
       <w:r>
@@ -1109,7 +1109,7 @@
         <w:tabs>
           <w:tab w:pos="8271" w:val="right" w:leader="dot"/>
         </w:tabs>
-        <w:spacing w:line="240" w:lineRule="auto" w:before="0" w:after="0"/>
+        <w:spacing w:line="360" w:lineRule="auto" w:before="0" w:after="80"/>
         <w:ind w:left="283"/>
       </w:pPr>
       <w:r>
@@ -1139,7 +1139,7 @@
         <w:tabs>
           <w:tab w:pos="8271" w:val="right" w:leader="dot"/>
         </w:tabs>
-        <w:spacing w:line="240" w:lineRule="auto" w:before="0" w:after="0"/>
+        <w:spacing w:line="360" w:lineRule="auto" w:before="0" w:after="80"/>
         <w:ind w:left="283"/>
       </w:pPr>
       <w:r>
@@ -1169,7 +1169,7 @@
         <w:tabs>
           <w:tab w:pos="8271" w:val="right" w:leader="dot"/>
         </w:tabs>
-        <w:spacing w:line="240" w:lineRule="auto" w:before="0" w:after="0"/>
+        <w:spacing w:line="360" w:lineRule="auto" w:before="0" w:after="80"/>
         <w:ind w:left="283"/>
       </w:pPr>
       <w:r>
@@ -1199,7 +1199,7 @@
         <w:tabs>
           <w:tab w:pos="8271" w:val="right" w:leader="dot"/>
         </w:tabs>
-        <w:spacing w:line="240" w:lineRule="auto" w:before="0" w:after="0"/>
+        <w:spacing w:line="360" w:lineRule="auto" w:before="0" w:after="80"/>
         <w:ind w:left="283"/>
       </w:pPr>
       <w:r>
@@ -1229,7 +1229,7 @@
         <w:tabs>
           <w:tab w:pos="8271" w:val="right" w:leader="dot"/>
         </w:tabs>
-        <w:spacing w:line="240" w:lineRule="auto" w:before="0" w:after="0"/>
+        <w:spacing w:line="360" w:lineRule="auto" w:before="0" w:after="80"/>
         <w:ind w:left="283"/>
       </w:pPr>
       <w:r>
@@ -1259,7 +1259,7 @@
         <w:tabs>
           <w:tab w:pos="8271" w:val="right" w:leader="dot"/>
         </w:tabs>
-        <w:spacing w:line="240" w:lineRule="auto" w:before="0" w:after="0"/>
+        <w:spacing w:line="360" w:lineRule="auto" w:before="0" w:after="80"/>
         <w:ind w:left="283"/>
       </w:pPr>
       <w:r>
@@ -1289,7 +1289,7 @@
         <w:tabs>
           <w:tab w:pos="8271" w:val="right" w:leader="dot"/>
         </w:tabs>
-        <w:spacing w:line="240" w:lineRule="auto" w:before="0" w:after="0"/>
+        <w:spacing w:line="360" w:lineRule="auto" w:before="0" w:after="80"/>
         <w:ind w:left="283"/>
       </w:pPr>
       <w:r>
@@ -1319,7 +1319,7 @@
         <w:tabs>
           <w:tab w:pos="8271" w:val="right" w:leader="dot"/>
         </w:tabs>
-        <w:spacing w:line="240" w:lineRule="auto" w:before="0" w:after="0"/>
+        <w:spacing w:line="360" w:lineRule="auto" w:before="0" w:after="80"/>
         <w:ind w:left="283"/>
       </w:pPr>
       <w:r>
@@ -1349,37 +1349,7 @@
         <w:tabs>
           <w:tab w:pos="8271" w:val="right" w:leader="dot"/>
         </w:tabs>
-        <w:spacing w:line="240" w:lineRule="auto" w:before="0" w:after="0"/>
-        <w:ind w:left="283"/>
-      </w:pPr>
-      <w:r>
-        <w:rPr>
-          <w:rFonts w:ascii="Times New Roman" w:hAnsi="Times New Roman"/>
-          <w:b w:val="0"/>
-          <w:sz w:val="24"/>
-        </w:rPr>
-        <w:t>Descripción del departamento donde realizó la pasantía</w:t>
-        <w:tab/>
-      </w:r>
-      <w:r>
-        <w:rPr>
-          <w:rFonts w:ascii="Times New Roman" w:hAnsi="Times New Roman"/>
-          <w:b w:val="0"/>
-          <w:sz w:val="24"/>
-        </w:rPr>
-        <w:fldChar w:fldCharType="begin"/>
-        <w:instrText xml:space="preserve"> PAGEREF bm_cap1_depto \h </w:instrText>
-        <w:fldChar w:fldCharType="separate"/>
-        <w:t>?</w:t>
-        <w:fldChar w:fldCharType="end"/>
-      </w:r>
-    </w:p>
-    <w:p>
-      <w:pPr>
-        <w:tabs>
-          <w:tab w:pos="8271" w:val="right" w:leader="dot"/>
-        </w:tabs>
-        <w:spacing w:line="240" w:lineRule="auto" w:before="0" w:after="0"/>
+        <w:spacing w:line="360" w:lineRule="auto" w:before="0" w:after="80"/>
         <w:ind w:left="0"/>
       </w:pPr>
       <w:r>
@@ -1409,7 +1379,7 @@
         <w:tabs>
           <w:tab w:pos="8271" w:val="right" w:leader="dot"/>
         </w:tabs>
-        <w:spacing w:line="240" w:lineRule="auto" w:before="0" w:after="0"/>
+        <w:spacing w:line="360" w:lineRule="auto" w:before="0" w:after="80"/>
         <w:ind w:left="0"/>
       </w:pPr>
       <w:r>
@@ -1437,20 +1407,20 @@
     <w:p>
       <w:pPr>
         <w:sectPr>
-          <w:footerReference w:type="default" r:id="rId23"/>
-          <w:footerReference w:type="first" r:id="rId24"/>
+          <w:footerReference w:type="default" r:id="rId21"/>
+          <w:type w:val="continuous"/>
           <w:pgSz w:w="12240" w:h="15840"/>
           <w:pgMar w:top="1701" w:right="1701" w:bottom="1701" w:left="2268" w:header="720" w:footer="720" w:gutter="0"/>
           <w:cols w:space="720"/>
+          <w:titlePg/>
           <w:docGrid w:linePitch="360"/>
-          <w:pgNumType w:fmt="lowerRoman"/>
         </w:sectPr>
       </w:pPr>
     </w:p>
     <w:p>
       <w:bookmarkStart w:id="bm_lista_cuadros" w:name="bm_lista_cuadros"/>
       <w:pPr>
-        <w:spacing w:before="1140" w:after="480" w:line="360" w:lineRule="auto"/>
+        <w:spacing w:before="1140" w:after="480"/>
         <w:jc w:val="center"/>
       </w:pPr>
       <w:r>
@@ -1462,6 +1432,18 @@
         <w:t>LISTA DE CUADROS</w:t>
       </w:r>
       <w:bookmarkEnd w:id="bm_lista_cuadros"/>
+    </w:p>
+    <w:p>
+      <w:pPr>
+        <w:sectPr>
+          <w:footerReference w:type="default" r:id="rId22"/>
+          <w:pgSz w:w="12240" w:h="15840"/>
+          <w:pgMar w:top="1701" w:right="1701" w:bottom="1701" w:left="2268" w:header="720" w:footer="720" w:gutter="0"/>
+          <w:cols w:space="720"/>
+          <w:titlePg/>
+          <w:docGrid w:linePitch="360"/>
+        </w:sectPr>
+      </w:pPr>
     </w:p>
     <w:p>
       <w:pPr>
@@ -1493,20 +1475,61 @@
     <w:p>
       <w:pPr>
         <w:sectPr>
-          <w:footerReference w:type="default" r:id="rId25"/>
-          <w:footerReference w:type="first" r:id="rId26"/>
+          <w:footerReference w:type="default" r:id="rId23"/>
+          <w:type w:val="continuous"/>
           <w:pgSz w:w="12240" w:h="15840"/>
           <w:pgMar w:top="1701" w:right="1701" w:bottom="1701" w:left="2268" w:header="720" w:footer="720" w:gutter="0"/>
           <w:cols w:space="720"/>
+          <w:titlePg/>
           <w:docGrid w:linePitch="360"/>
-          <w:pgNumType w:fmt="lowerRoman"/>
+        </w:sectPr>
+      </w:pPr>
+    </w:p>
+    <w:p>
+      <w:bookmarkStart w:id="bm_lista_figuras" w:name="bm_lista_figuras"/>
+      <w:pPr>
+        <w:spacing w:before="1140" w:after="480"/>
+        <w:jc w:val="center"/>
+      </w:pPr>
+      <w:r>
+        <w:rPr>
+          <w:rFonts w:ascii="Times New Roman" w:hAnsi="Times New Roman"/>
+          <w:b/>
+          <w:sz w:val="24"/>
+        </w:rPr>
+        <w:t>LISTA DE FIGURAS</w:t>
+      </w:r>
+      <w:bookmarkEnd w:id="bm_lista_figuras"/>
+    </w:p>
+    <w:p>
+      <w:pPr>
+        <w:sectPr>
+          <w:footerReference w:type="default" r:id="rId24"/>
+          <w:pgSz w:w="12240" w:h="15840"/>
+          <w:pgMar w:top="1701" w:right="1701" w:bottom="1701" w:left="2268" w:header="720" w:footer="720" w:gutter="0"/>
+          <w:cols w:space="720"/>
+          <w:titlePg/>
+          <w:docGrid w:linePitch="360"/>
+        </w:sectPr>
+      </w:pPr>
+    </w:p>
+    <w:p>
+      <w:pPr>
+        <w:sectPr>
+          <w:footerReference w:type="default" r:id="rId25"/>
+          <w:type w:val="continuous"/>
+          <w:pgSz w:w="12240" w:h="15840"/>
+          <w:pgMar w:top="1701" w:right="1701" w:bottom="1701" w:left="2268" w:header="720" w:footer="720" w:gutter="0"/>
+          <w:cols w:space="720"/>
+          <w:titlePg/>
+          <w:docGrid w:linePitch="360"/>
         </w:sectPr>
       </w:pPr>
     </w:p>
     <w:p>
       <w:bookmarkStart w:id="bm_lista_graficos" w:name="bm_lista_graficos"/>
       <w:pPr>
-        <w:spacing w:before="1140" w:after="480" w:line="360" w:lineRule="auto"/>
+        <w:spacing w:before="1140" w:after="480"/>
         <w:jc w:val="center"/>
       </w:pPr>
       <w:r>
@@ -1518,6 +1541,18 @@
         <w:t>LISTA DE GRÁFICOS</w:t>
       </w:r>
       <w:bookmarkEnd w:id="bm_lista_graficos"/>
+    </w:p>
+    <w:p>
+      <w:pPr>
+        <w:sectPr>
+          <w:footerReference w:type="default" r:id="rId26"/>
+          <w:pgSz w:w="12240" w:h="15840"/>
+          <w:pgMar w:top="1701" w:right="1701" w:bottom="1701" w:left="2268" w:header="720" w:footer="720" w:gutter="0"/>
+          <w:cols w:space="720"/>
+          <w:titlePg/>
+          <w:docGrid w:linePitch="360"/>
+        </w:sectPr>
+      </w:pPr>
     </w:p>
     <w:p>
       <w:pPr>
@@ -1562,7 +1597,7 @@
         </w:rPr>
         <w:t>1</w:t>
         <w:tab/>
-        <w:t>Representación cartográfica y ubicación espacial de Ingeniería de Telecomunicaciones, C.A.</w:t>
+        <w:t>Logotipo de Ingeniería de Telecomunicaciones, C.A.</w:t>
         <w:tab/>
       </w:r>
       <w:r>
@@ -1594,7 +1629,7 @@
         </w:rPr>
         <w:t>2</w:t>
         <w:tab/>
-        <w:t>Organigrama estructural y niveles jerárquicos de Ingeniería de Telecomunicaciones, C.A.</w:t>
+        <w:t>Representación cartográfica y ubicación espacial de Ingeniería de Telecomunicaciones, C.A.</w:t>
         <w:tab/>
       </w:r>
       <w:r>
@@ -1626,7 +1661,7 @@
         </w:rPr>
         <w:t>3</w:t>
         <w:tab/>
-        <w:t>Organigrama del Departamento de Administración.</w:t>
+        <w:t>Organigrama estructural y niveles jerárquicos de Ingeniería de Telecomunicaciones, C.A.</w:t>
         <w:tab/>
       </w:r>
       <w:r>
@@ -1644,21 +1679,53 @@
     </w:p>
     <w:p>
       <w:pPr>
+        <w:tabs>
+          <w:tab w:pos="1020" w:val="left"/>
+          <w:tab w:pos="8271" w:val="right" w:leader="dot"/>
+        </w:tabs>
+        <w:spacing w:line="360" w:lineRule="auto" w:before="0" w:after="80"/>
+        <w:ind w:left="1020" w:hanging="1020"/>
+      </w:pPr>
+      <w:r>
+        <w:rPr>
+          <w:rFonts w:ascii="Times New Roman" w:hAnsi="Times New Roman"/>
+          <w:sz w:val="24"/>
+        </w:rPr>
+        <w:t>4</w:t>
+        <w:tab/>
+        <w:t>Organigrama del Departamento de Administración.</w:t>
+        <w:tab/>
+      </w:r>
+      <w:r>
+        <w:rPr>
+          <w:rFonts w:ascii="Times New Roman" w:hAnsi="Times New Roman"/>
+          <w:b w:val="0"/>
+          <w:sz w:val="24"/>
+        </w:rPr>
+        <w:fldChar w:fldCharType="begin"/>
+        <w:instrText xml:space="preserve"> PAGEREF bm_grafico4 \h </w:instrText>
+        <w:fldChar w:fldCharType="separate"/>
+        <w:t>?</w:t>
+        <w:fldChar w:fldCharType="end"/>
+      </w:r>
+    </w:p>
+    <w:p>
+      <w:pPr>
         <w:sectPr>
           <w:footerReference w:type="default" r:id="rId27"/>
-          <w:footerReference w:type="first" r:id="rId28"/>
+          <w:type w:val="continuous"/>
           <w:pgSz w:w="12240" w:h="15840"/>
           <w:pgMar w:top="1701" w:right="1701" w:bottom="1701" w:left="2268" w:header="720" w:footer="720" w:gutter="0"/>
           <w:cols w:space="720"/>
+          <w:titlePg/>
           <w:docGrid w:linePitch="360"/>
-          <w:pgNumType w:fmt="lowerRoman"/>
         </w:sectPr>
       </w:pPr>
     </w:p>
     <w:p>
       <w:bookmarkStart w:id="bm_lista_anexos" w:name="bm_lista_anexos"/>
       <w:pPr>
-        <w:spacing w:before="1140" w:after="480" w:line="360" w:lineRule="auto"/>
+        <w:spacing w:before="1140" w:after="480"/>
         <w:jc w:val="center"/>
       </w:pPr>
       <w:r>
@@ -1670,6 +1737,18 @@
         <w:t>LISTA DE ANEXOS</w:t>
       </w:r>
       <w:bookmarkEnd w:id="bm_lista_anexos"/>
+    </w:p>
+    <w:p>
+      <w:pPr>
+        <w:sectPr>
+          <w:footerReference w:type="default" r:id="rId28"/>
+          <w:pgSz w:w="12240" w:h="15840"/>
+          <w:pgMar w:top="1701" w:right="1701" w:bottom="1701" w:left="2268" w:header="720" w:footer="720" w:gutter="0"/>
+          <w:cols w:space="720"/>
+          <w:titlePg/>
+          <w:docGrid w:linePitch="360"/>
+        </w:sectPr>
+      </w:pPr>
     </w:p>
     <w:p>
       <w:pPr>
@@ -1734,18 +1813,18 @@
       <w:pPr>
         <w:sectPr>
           <w:footerReference w:type="default" r:id="rId29"/>
-          <w:footerReference w:type="first" r:id="rId30"/>
+          <w:type w:val="continuous"/>
           <w:pgSz w:w="12240" w:h="15840"/>
           <w:pgMar w:top="1701" w:right="1701" w:bottom="1701" w:left="2268" w:header="720" w:footer="720" w:gutter="0"/>
           <w:cols w:space="720"/>
+          <w:titlePg/>
           <w:docGrid w:linePitch="360"/>
-          <w:pgNumType w:fmt="lowerRoman"/>
         </w:sectPr>
       </w:pPr>
     </w:p>
     <w:p>
       <w:pPr>
-        <w:spacing w:line="240" w:lineRule="auto" w:after="0"/>
+        <w:spacing w:after="0"/>
         <w:jc w:val="center"/>
       </w:pPr>
       <w:r>
@@ -1759,7 +1838,7 @@
     </w:p>
     <w:p>
       <w:pPr>
-        <w:spacing w:line="240" w:lineRule="auto" w:after="0"/>
+        <w:spacing w:after="0"/>
         <w:jc w:val="center"/>
       </w:pPr>
       <w:r>
@@ -1773,7 +1852,7 @@
     </w:p>
     <w:p>
       <w:pPr>
-        <w:spacing w:line="240" w:lineRule="auto" w:after="0"/>
+        <w:spacing w:after="0"/>
         <w:jc w:val="center"/>
       </w:pPr>
       <w:r>
@@ -1787,7 +1866,7 @@
     </w:p>
     <w:p>
       <w:pPr>
-        <w:spacing w:line="240" w:lineRule="auto" w:after="0"/>
+        <w:spacing w:after="0"/>
         <w:jc w:val="center"/>
       </w:pPr>
       <w:r>
@@ -1801,7 +1880,7 @@
     </w:p>
     <w:p>
       <w:pPr>
-        <w:spacing w:line="240" w:lineRule="auto" w:after="0"/>
+        <w:spacing w:after="0"/>
         <w:jc w:val="center"/>
       </w:pPr>
       <w:r>
@@ -1815,7 +1894,12 @@
     </w:p>
     <w:p>
       <w:pPr>
-        <w:spacing w:before="480" w:after="240" w:line="360" w:lineRule="auto"/>
+        <w:spacing w:after="360"/>
+      </w:pPr>
+    </w:p>
+    <w:p>
+      <w:pPr>
+        <w:spacing w:after="480"/>
         <w:jc w:val="center"/>
       </w:pPr>
       <w:r>
@@ -1829,7 +1913,8 @@
     </w:p>
     <w:p>
       <w:pPr>
-        <w:spacing w:before="120" w:after="200" w:line="240" w:lineRule="auto"/>
+        <w:spacing w:after="480"/>
+        <w:ind w:left="0"/>
         <w:jc w:val="right"/>
       </w:pPr>
       <w:r>
@@ -1844,7 +1929,6 @@
       <w:r>
         <w:rPr>
           <w:rFonts w:ascii="Times New Roman" w:hAnsi="Times New Roman"/>
-          <w:b w:val="0"/>
           <w:sz w:val="24"/>
         </w:rPr>
         <w:t>Alrifaai Alrifaaie, Amaal</w:t>
@@ -1853,25 +1937,23 @@
       <w:r>
         <w:rPr>
           <w:rFonts w:ascii="Times New Roman" w:hAnsi="Times New Roman"/>
-          <w:b w:val="0"/>
           <w:sz w:val="24"/>
         </w:rPr>
-        <w:t>C.I.: V-31.985.792</w:t>
+        <w:t>C.I.: 31.985.792</w:t>
         <w:br/>
       </w:r>
       <w:r>
         <w:rPr>
           <w:rFonts w:ascii="Times New Roman" w:hAnsi="Times New Roman"/>
-          <w:b/>
           <w:sz w:val="24"/>
         </w:rPr>
-        <w:t>2026, agosto</w:t>
+        <w:t>agosto de 2026</w:t>
       </w:r>
     </w:p>
     <w:p>
       <w:bookmarkStart w:id="bm_resumen" w:name="bm_resumen"/>
       <w:pPr>
-        <w:spacing w:before="0" w:after="160"/>
+        <w:spacing w:before="480" w:after="480"/>
         <w:jc w:val="center"/>
       </w:pPr>
       <w:r>
@@ -1886,8 +1968,20 @@
     </w:p>
     <w:p>
       <w:pPr>
-        <w:spacing w:line="240" w:lineRule="auto" w:after="0" w:before="0"/>
-        <w:ind w:firstLine="0"/>
+        <w:sectPr>
+          <w:footerReference w:type="default" r:id="rId30"/>
+          <w:pgSz w:w="12240" w:h="15840"/>
+          <w:pgMar w:top="1701" w:right="1701" w:bottom="1701" w:left="2268" w:header="720" w:footer="720" w:gutter="0"/>
+          <w:cols w:space="720"/>
+          <w:titlePg/>
+          <w:docGrid w:linePitch="360"/>
+        </w:sectPr>
+      </w:pPr>
+    </w:p>
+    <w:p>
+      <w:pPr>
+        <w:spacing w:line="360" w:lineRule="auto" w:after="0" w:before="0"/>
+        <w:ind w:firstLine="709"/>
         <w:jc w:val="both"/>
       </w:pPr>
       <w:r>
@@ -1899,24 +1993,18 @@
         <w:t>El presente informe recoge las actividades desarrolladas durante diez (10) semanas de pasantías profesionales en Ingeniería de Telecomunicaciones, C.A. (IDETEL), con una primera etapa de rotación por Atención al Cliente y una segunda etapa de apoyo en el área de Administración. Durante la práctica se observó el recorrido de solicitudes de afiliación e incidencias, el registro de pagos, la facturación, el seguimiento de casos y la elaboración de reportes administrativos. La situación problemática se relaciona con la ausencia de un procedimiento formalizado y unificado para controlar las solicitudes desde su recepción hasta el cierre, lo que dificulta conocer responsables, tiempos y estatus de cada caso. El objetivo general fue evaluar el control administrativo aplicado a la gestión de solicitudes de servicios de telecomunicaciones para identificar debilidades y formular mejoras. Se realizaron observaciones directas, revisión de registros, entrevistas estructuradas al personal y un análisis causa-efecto de las fallas detectadas. Posteriormente se diseñó un flujo estandarizado, formatos de control y criterios de seguimiento mediante indicadores básicos. Se concluye que la principal necesidad consiste en formalizar el recorrido de las solicitudes y centralizar la información necesaria para su seguimiento. Se recomienda implementar progresivamente el procedimiento propuesto, asignar responsables por etapa y revisar periódicamente los tiempos de respuesta para detectar desviaciones y oportunidades de mejora.</w:t>
       </w:r>
     </w:p>
+    <w:p/>
     <w:p>
       <w:pPr>
-        <w:spacing w:line="240" w:lineRule="auto" w:before="160"/>
-        <w:ind w:firstLine="0"/>
+        <w:ind w:firstLine="709"/>
       </w:pPr>
       <w:r>
         <w:rPr>
-          <w:rFonts w:ascii="Times New Roman" w:hAnsi="Times New Roman"/>
           <w:b/>
-          <w:sz w:val="24"/>
         </w:rPr>
         <w:t xml:space="preserve">Palabras claves: </w:t>
       </w:r>
       <w:r>
-        <w:rPr>
-          <w:rFonts w:ascii="Times New Roman" w:hAnsi="Times New Roman"/>
-          <w:sz w:val="24"/>
-        </w:rPr>
         <w:t>control administrativo, solicitudes de servicio, trazabilidad, telecomunicaciones, pasantías</w:t>
       </w:r>
     </w:p>
@@ -1924,19 +2012,19 @@
       <w:pPr>
         <w:sectPr>
           <w:footerReference w:type="default" r:id="rId31"/>
-          <w:footerReference w:type="first" r:id="rId32"/>
+          <w:type w:val="continuous"/>
           <w:pgSz w:w="12240" w:h="15840"/>
           <w:pgMar w:top="1701" w:right="1701" w:bottom="1701" w:left="2268" w:header="720" w:footer="720" w:gutter="0"/>
           <w:cols w:space="720"/>
+          <w:titlePg/>
           <w:docGrid w:linePitch="360"/>
-          <w:pgNumType w:fmt="lowerRoman"/>
         </w:sectPr>
       </w:pPr>
     </w:p>
     <w:p>
       <w:bookmarkStart w:id="bm_introduccion" w:name="bm_introduccion"/>
       <w:pPr>
-        <w:spacing w:before="1140" w:after="480" w:line="360" w:lineRule="auto"/>
+        <w:spacing w:before="1140" w:after="480"/>
         <w:jc w:val="center"/>
       </w:pPr>
       <w:r>
@@ -1951,6 +2039,18 @@
     </w:p>
     <w:p>
       <w:pPr>
+        <w:sectPr>
+          <w:footerReference w:type="default" r:id="rId32"/>
+          <w:pgSz w:w="12240" w:h="15840"/>
+          <w:pgMar w:top="1701" w:right="1701" w:bottom="1701" w:left="2268" w:header="720" w:footer="720" w:gutter="0"/>
+          <w:cols w:space="720"/>
+          <w:titlePg/>
+          <w:docGrid w:linePitch="360"/>
+        </w:sectPr>
+      </w:pPr>
+    </w:p>
+    <w:p>
+      <w:pPr>
         <w:spacing w:line="360" w:lineRule="auto" w:after="0" w:before="0"/>
         <w:ind w:firstLine="709"/>
         <w:jc w:val="both"/>
@@ -2013,19 +2113,18 @@
       <w:pPr>
         <w:sectPr>
           <w:footerReference w:type="default" r:id="rId33"/>
-          <w:footerReference w:type="first" r:id="rId34"/>
+          <w:type w:val="continuous"/>
           <w:pgSz w:w="12240" w:h="15840"/>
           <w:pgMar w:top="1701" w:right="1701" w:bottom="1701" w:left="2268" w:header="720" w:footer="720" w:gutter="0"/>
           <w:cols w:space="720"/>
           <w:titlePg/>
           <w:docGrid w:linePitch="360"/>
-          <w:pgNumType w:start="1" w:fmt="decimal"/>
         </w:sectPr>
       </w:pPr>
     </w:p>
     <w:p>
       <w:pPr>
-        <w:spacing w:before="1140" w:after="480" w:line="360" w:lineRule="auto"/>
+        <w:spacing w:before="1140" w:after="480"/>
         <w:jc w:val="center"/>
       </w:pPr>
       <w:r>
@@ -2040,7 +2139,7 @@
     <w:p>
       <w:bookmarkStart w:id="bm_cap1" w:name="bm_cap1"/>
       <w:pPr>
-        <w:spacing w:before="0" w:after="480" w:line="360" w:lineRule="auto"/>
+        <w:spacing w:before="480"/>
         <w:jc w:val="center"/>
       </w:pPr>
       <w:r>
@@ -2052,6 +2151,18 @@
         <w:t>REALIDAD ORGANIZACIONAL</w:t>
       </w:r>
       <w:bookmarkEnd w:id="bm_cap1"/>
+    </w:p>
+    <w:p>
+      <w:pPr>
+        <w:sectPr>
+          <w:footerReference w:type="default" r:id="rId34"/>
+          <w:pgSz w:w="12240" w:h="15840"/>
+          <w:pgMar w:top="1701" w:right="1701" w:bottom="1701" w:left="2268" w:header="720" w:footer="720" w:gutter="0"/>
+          <w:cols w:space="720"/>
+          <w:titlePg/>
+          <w:docGrid w:linePitch="360"/>
+        </w:sectPr>
+      </w:pPr>
     </w:p>
     <w:p>
       <w:bookmarkStart w:id="bm_cap1_ident" w:name="bm_cap1_ident"/>
@@ -2470,6 +2581,106 @@
       </w:r>
     </w:p>
     <w:p>
+      <w:pPr>
+        <w:spacing w:before="480"/>
+        <w:jc w:val="center"/>
+      </w:pPr>
+      <w:r>
+        <w:drawing>
+          <wp:inline xmlns:a="http://schemas.openxmlformats.org/drawingml/2006/main" xmlns:pic="http://schemas.openxmlformats.org/drawingml/2006/picture">
+            <wp:extent cx="1512000" cy="1512000"/>
+            <wp:docPr id="3" name="Picture 3"/>
+            <wp:cNvGraphicFramePr>
+              <a:graphicFrameLocks noChangeAspect="1"/>
+            </wp:cNvGraphicFramePr>
+            <a:graphic>
+              <a:graphicData uri="http://schemas.openxmlformats.org/drawingml/2006/picture">
+                <pic:pic>
+                  <pic:nvPicPr>
+                    <pic:cNvPr id="0" name="logo.jpg"/>
+                    <pic:cNvPicPr/>
+                  </pic:nvPicPr>
+                  <pic:blipFill>
+                    <a:blip r:embed="rId11"/>
+                    <a:stretch>
+                      <a:fillRect/>
+                    </a:stretch>
+                  </pic:blipFill>
+                  <pic:spPr>
+                    <a:xfrm>
+                      <a:off x="0" y="0"/>
+                      <a:ext cx="1512000" cy="1512000"/>
+                    </a:xfrm>
+                    <a:prstGeom prst="rect"/>
+                  </pic:spPr>
+                </pic:pic>
+              </a:graphicData>
+            </a:graphic>
+          </wp:inline>
+        </w:drawing>
+      </w:r>
+    </w:p>
+    <w:p>
+      <w:bookmarkStart w:id="bm_grafico1" w:name="bm_grafico1"/>
+      <w:pPr>
+        <w:spacing w:before="120" w:after="480"/>
+        <w:jc w:val="center"/>
+      </w:pPr>
+      <w:r>
+        <w:rPr>
+          <w:rFonts w:ascii="Times New Roman" w:hAnsi="Times New Roman"/>
+          <w:i/>
+          <w:sz w:val="24"/>
+        </w:rPr>
+        <w:t xml:space="preserve">Gráfico 1. </w:t>
+      </w:r>
+      <w:r>
+        <w:rPr>
+          <w:rFonts w:ascii="Times New Roman" w:hAnsi="Times New Roman"/>
+          <w:b/>
+          <w:sz w:val="24"/>
+        </w:rPr>
+        <w:t>Logotipo de Ingeniería de Telecomunicaciones, C.A.</w:t>
+      </w:r>
+      <w:bookmarkEnd w:id="bm_grafico1"/>
+    </w:p>
+    <w:p>
+      <w:pPr>
+        <w:spacing w:before="0" w:after="240"/>
+        <w:jc w:val="center"/>
+      </w:pPr>
+      <w:r>
+        <w:rPr>
+          <w:rFonts w:ascii="Times New Roman" w:hAnsi="Times New Roman"/>
+          <w:i/>
+          <w:sz w:val="24"/>
+        </w:rPr>
+        <w:t xml:space="preserve">Fuente: </w:t>
+      </w:r>
+      <w:r>
+        <w:rPr>
+          <w:rFonts w:ascii="Times New Roman" w:hAnsi="Times New Roman"/>
+          <w:sz w:val="24"/>
+        </w:rPr>
+        <w:t>Ingeniería de Telecomunicaciones, C.A. (2026).</w:t>
+      </w:r>
+    </w:p>
+    <w:p>
+      <w:pPr>
+        <w:spacing w:line="360" w:lineRule="auto" w:after="0" w:before="0"/>
+        <w:ind w:firstLine="709"/>
+        <w:jc w:val="both"/>
+      </w:pPr>
+      <w:r>
+        <w:rPr>
+          <w:rFonts w:ascii="Times New Roman" w:hAnsi="Times New Roman"/>
+          <w:i w:val="0"/>
+          <w:sz w:val="24"/>
+        </w:rPr>
+        <w:t>El logotipo identifica visualmente a Ingeniería de Telecomunicaciones, C.A. y representa la imagen institucional de la empresa donde se desarrolló la pasantía profesional en las áreas de Atención al Cliente y Administración.</w:t>
+      </w:r>
+    </w:p>
+    <w:p>
       <w:bookmarkStart w:id="bm_cap1_ubic" w:name="bm_cap1_ubic"/>
       <w:pPr>
         <w:spacing w:before="480" w:after="480" w:line="360" w:lineRule="auto"/>
@@ -2509,7 +2720,7 @@
         <w:drawing>
           <wp:inline xmlns:a="http://schemas.openxmlformats.org/drawingml/2006/main" xmlns:pic="http://schemas.openxmlformats.org/drawingml/2006/picture">
             <wp:extent cx="1800000" cy="1125000"/>
-            <wp:docPr id="3" name="Picture 3"/>
+            <wp:docPr id="4" name="Picture 4"/>
             <wp:cNvGraphicFramePr>
               <a:graphicFrameLocks noChangeAspect="1"/>
             </wp:cNvGraphicFramePr>
@@ -2521,7 +2732,7 @@
                     <pic:cNvPicPr/>
                   </pic:nvPicPr>
                   <pic:blipFill>
-                    <a:blip r:embed="rId11"/>
+                    <a:blip r:embed="rId12"/>
                     <a:stretch>
                       <a:fillRect/>
                     </a:stretch>
@@ -2541,7 +2752,7 @@
       </w:r>
     </w:p>
     <w:p>
-      <w:bookmarkStart w:id="bm_grafico1" w:name="bm_grafico1"/>
+      <w:bookmarkStart w:id="bm_grafico2" w:name="bm_grafico2"/>
       <w:pPr>
         <w:spacing w:before="120" w:after="480"/>
         <w:jc w:val="center"/>
@@ -2550,19 +2761,19 @@
         <w:rPr>
           <w:rFonts w:ascii="Times New Roman" w:hAnsi="Times New Roman"/>
           <w:i/>
-          <w:sz w:val="20"/>
+          <w:sz w:val="24"/>
         </w:rPr>
-        <w:t xml:space="preserve">Gráfico 1. </w:t>
+        <w:t xml:space="preserve">Gráfico 2. </w:t>
       </w:r>
       <w:r>
         <w:rPr>
           <w:rFonts w:ascii="Times New Roman" w:hAnsi="Times New Roman"/>
           <w:b/>
-          <w:sz w:val="20"/>
+          <w:sz w:val="24"/>
         </w:rPr>
         <w:t>Representación cartográfica y ubicación espacial de Ingeniería de Telecomunicaciones, C.A.</w:t>
       </w:r>
-      <w:bookmarkEnd w:id="bm_grafico1"/>
+      <w:bookmarkEnd w:id="bm_grafico2"/>
     </w:p>
     <w:p>
       <w:bookmarkStart w:id="bm_cap1_pobla" w:name="bm_cap1_pobla"/>
@@ -2638,7 +2849,7 @@
           <w:i w:val="0"/>
           <w:sz w:val="24"/>
         </w:rPr>
-        <w:t>La estructura organizativa de Ingeniería de Telecomunicaciones, C.A. es de tipo vertical y articula los niveles directivos, administrativos, comerciales y técnicos. A la cabeza se encuentra la Presidencia, seguida de la Gerencia General y Operaciones. A continuación se presentan el organigrama general de la empresa y el organigrama del área administrativa vinculada con la pasantía.</w:t>
+        <w:t>La estructura organizativa de Ingeniería de Telecomunicaciones, C.A. es de tipo vertical, diseñada para garantizar una comunicación fluida entre los niveles directivos y operativos. A la cabeza se encuentra la Presidencia, seguida de la Gerencia General y Operaciones, de la cual se desprenden los departamentos de Supervisión de Administración, Contabilidad y Tributos, Supervisión Comercial, Área de Internet, Supervisión del NOC (Network Operations Center) y Mantenimiento de Radiocomunicación. Se presenta a continuación el organigrama general de la empresa y del Departamento de Administración.</w:t>
       </w:r>
     </w:p>
     <w:p>
@@ -2650,7 +2861,7 @@
         <w:drawing>
           <wp:inline xmlns:a="http://schemas.openxmlformats.org/drawingml/2006/main" xmlns:pic="http://schemas.openxmlformats.org/drawingml/2006/picture">
             <wp:extent cx="4320000" cy="1847904"/>
-            <wp:docPr id="4" name="Picture 4"/>
+            <wp:docPr id="5" name="Picture 5"/>
             <wp:cNvGraphicFramePr>
               <a:graphicFrameLocks noChangeAspect="1"/>
             </wp:cNvGraphicFramePr>
@@ -2662,7 +2873,7 @@
                     <pic:cNvPicPr/>
                   </pic:nvPicPr>
                   <pic:blipFill>
-                    <a:blip r:embed="rId12"/>
+                    <a:blip r:embed="rId13"/>
                     <a:stretch>
                       <a:fillRect/>
                     </a:stretch>
@@ -2682,7 +2893,7 @@
       </w:r>
     </w:p>
     <w:p>
-      <w:bookmarkStart w:id="bm_grafico2" w:name="bm_grafico2"/>
+      <w:bookmarkStart w:id="bm_grafico3" w:name="bm_grafico3"/>
       <w:pPr>
         <w:spacing w:before="120" w:after="480"/>
         <w:jc w:val="center"/>
@@ -2691,19 +2902,19 @@
         <w:rPr>
           <w:rFonts w:ascii="Times New Roman" w:hAnsi="Times New Roman"/>
           <w:i/>
-          <w:sz w:val="20"/>
+          <w:sz w:val="24"/>
         </w:rPr>
-        <w:t xml:space="preserve">Gráfico 2. </w:t>
+        <w:t xml:space="preserve">Gráfico 3. </w:t>
       </w:r>
       <w:r>
         <w:rPr>
           <w:rFonts w:ascii="Times New Roman" w:hAnsi="Times New Roman"/>
           <w:b/>
-          <w:sz w:val="20"/>
+          <w:sz w:val="24"/>
         </w:rPr>
         <w:t>Organigrama estructural y niveles jerárquicos de Ingeniería de Telecomunicaciones, C.A.</w:t>
       </w:r>
-      <w:bookmarkEnd w:id="bm_grafico2"/>
+      <w:bookmarkEnd w:id="bm_grafico3"/>
     </w:p>
     <w:p>
       <w:pPr>
@@ -2714,7 +2925,7 @@
         <w:drawing>
           <wp:inline xmlns:a="http://schemas.openxmlformats.org/drawingml/2006/main" xmlns:pic="http://schemas.openxmlformats.org/drawingml/2006/picture">
             <wp:extent cx="4320000" cy="2680292"/>
-            <wp:docPr id="5" name="Picture 5"/>
+            <wp:docPr id="6" name="Picture 6"/>
             <wp:cNvGraphicFramePr>
               <a:graphicFrameLocks noChangeAspect="1"/>
             </wp:cNvGraphicFramePr>
@@ -2726,7 +2937,7 @@
                     <pic:cNvPicPr/>
                   </pic:nvPicPr>
                   <pic:blipFill>
-                    <a:blip r:embed="rId13"/>
+                    <a:blip r:embed="rId14"/>
                     <a:stretch>
                       <a:fillRect/>
                     </a:stretch>
@@ -2746,7 +2957,7 @@
       </w:r>
     </w:p>
     <w:p>
-      <w:bookmarkStart w:id="bm_grafico3" w:name="bm_grafico3"/>
+      <w:bookmarkStart w:id="bm_grafico4" w:name="bm_grafico4"/>
       <w:pPr>
         <w:spacing w:before="120" w:after="480"/>
         <w:jc w:val="center"/>
@@ -2755,84 +2966,37 @@
         <w:rPr>
           <w:rFonts w:ascii="Times New Roman" w:hAnsi="Times New Roman"/>
           <w:i/>
-          <w:sz w:val="20"/>
+          <w:sz w:val="24"/>
         </w:rPr>
-        <w:t xml:space="preserve">Gráfico 3. </w:t>
+        <w:t xml:space="preserve">Gráfico 4. </w:t>
       </w:r>
-      <w:r>
-        <w:rPr>
-          <w:rFonts w:ascii="Times New Roman" w:hAnsi="Times New Roman"/>
-          <w:b/>
-          <w:sz w:val="20"/>
-        </w:rPr>
-        <w:t>Organigrama del Departamento de Administración.</w:t>
-      </w:r>
-      <w:bookmarkEnd w:id="bm_grafico3"/>
-    </w:p>
-    <w:p>
-      <w:bookmarkStart w:id="bm_cap1_depto" w:name="bm_cap1_depto"/>
-      <w:pPr>
-        <w:spacing w:before="480" w:after="480" w:line="360" w:lineRule="auto"/>
-        <w:jc w:val="left"/>
-      </w:pPr>
       <w:r>
         <w:rPr>
           <w:rFonts w:ascii="Times New Roman" w:hAnsi="Times New Roman"/>
           <w:b/>
           <w:sz w:val="24"/>
         </w:rPr>
-        <w:t>Descripción del departamento donde realizó la pasantía</w:t>
+        <w:t>Organigrama del Departamento de Administración.</w:t>
       </w:r>
-      <w:bookmarkEnd w:id="bm_cap1_depto"/>
+      <w:bookmarkEnd w:id="bm_grafico4"/>
     </w:p>
     <w:p>
       <w:pPr>
-        <w:spacing w:line="360" w:lineRule="auto" w:after="0" w:before="0"/>
-        <w:ind w:firstLine="709"/>
-        <w:jc w:val="both"/>
-      </w:pPr>
-      <w:r>
-        <w:rPr>
-          <w:rFonts w:ascii="Times New Roman" w:hAnsi="Times New Roman"/>
-          <w:i w:val="0"/>
-          <w:sz w:val="24"/>
-        </w:rPr>
-        <w:t>La experiencia de pasantía comprendió una rotación inicial por Atención al Cliente durante las primeras tres semanas y, posteriormente, la incorporación al área de Administración. Esta secuencia permitió conocer el recorrido de las solicitudes desde el contacto inicial con el suscriptor hasta su tratamiento administrativo y coordinación con las unidades técnicas.</w:t>
-      </w:r>
-    </w:p>
-    <w:p>
-      <w:pPr>
-        <w:spacing w:line="360" w:lineRule="auto" w:after="0" w:before="0"/>
-        <w:ind w:firstLine="709"/>
-        <w:jc w:val="both"/>
-      </w:pPr>
-      <w:r>
-        <w:rPr>
-          <w:rFonts w:ascii="Times New Roman" w:hAnsi="Times New Roman"/>
-          <w:i w:val="0"/>
-          <w:sz w:val="24"/>
-        </w:rPr>
-        <w:t>En el ámbito administrativo se observaron funciones relacionadas con Supervisión de Administración, Contabilidad y Tributos; Compras y Facturación; y Atención al Cliente. Las actividades incluyeron recepción y registro de solicitudes, revisión de recaudos, seguimiento de incidencias y afiliaciones, apoyo en facturación y archivo, así como coordinación de información con otras áreas de IDETEL.</w:t>
-      </w:r>
-    </w:p>
-    <w:p>
-      <w:pPr>
         <w:sectPr>
           <w:footerReference w:type="default" r:id="rId35"/>
-          <w:footerReference w:type="first" r:id="rId36"/>
+          <w:type w:val="continuous"/>
           <w:pgSz w:w="12240" w:h="15840"/>
           <w:pgMar w:top="1701" w:right="1701" w:bottom="1701" w:left="2268" w:header="720" w:footer="720" w:gutter="0"/>
           <w:cols w:space="720"/>
           <w:titlePg/>
           <w:docGrid w:linePitch="360"/>
-          <w:pgNumType w:fmt="decimal"/>
         </w:sectPr>
       </w:pPr>
     </w:p>
     <w:p>
       <w:bookmarkStart w:id="bm_referencias" w:name="bm_referencias"/>
       <w:pPr>
-        <w:spacing w:before="1140" w:after="480" w:line="360" w:lineRule="auto"/>
+        <w:spacing w:before="1140" w:after="480"/>
         <w:jc w:val="center"/>
       </w:pPr>
       <w:r>
@@ -2847,282 +3011,157 @@
     </w:p>
     <w:p>
       <w:pPr>
-        <w:spacing w:before="480" w:after="0"/>
-      </w:pPr>
-    </w:p>
-    <w:p>
-      <w:pPr>
-        <w:spacing w:line="240" w:lineRule="auto" w:after="480" w:before="0"/>
-        <w:ind w:left="425" w:hanging="425"/>
-        <w:jc w:val="both"/>
-      </w:pPr>
-      <w:r>
-        <w:rPr>
-          <w:rFonts w:ascii="Times New Roman" w:hAnsi="Times New Roman"/>
-          <w:b w:val="0"/>
-          <w:sz w:val="24"/>
-        </w:rPr>
-        <w:t xml:space="preserve">Arias, F. (2012). </w:t>
-      </w:r>
-      <w:r>
-        <w:rPr>
-          <w:rFonts w:ascii="Times New Roman" w:hAnsi="Times New Roman"/>
-          <w:b/>
-          <w:sz w:val="24"/>
-        </w:rPr>
-        <w:t>El proyecto de investigación: Introducción a la metodología científica (6ta ed.)</w:t>
-      </w:r>
-      <w:r>
-        <w:rPr>
-          <w:rFonts w:ascii="Times New Roman" w:hAnsi="Times New Roman"/>
-          <w:b w:val="0"/>
-          <w:sz w:val="24"/>
-        </w:rPr>
-        <w:t>. Episteme, Venezuela.</w:t>
-      </w:r>
-    </w:p>
-    <w:p>
-      <w:pPr>
-        <w:spacing w:line="240" w:lineRule="auto" w:after="480" w:before="0"/>
-        <w:ind w:left="425" w:hanging="425"/>
-        <w:jc w:val="both"/>
-      </w:pPr>
-      <w:r>
-        <w:rPr>
-          <w:rFonts w:ascii="Times New Roman" w:hAnsi="Times New Roman"/>
-          <w:b w:val="0"/>
-          <w:sz w:val="24"/>
-        </w:rPr>
-        <w:t xml:space="preserve">Chiavenato, I. (2006). </w:t>
-      </w:r>
-      <w:r>
-        <w:rPr>
-          <w:rFonts w:ascii="Times New Roman" w:hAnsi="Times New Roman"/>
-          <w:b/>
-          <w:sz w:val="24"/>
-        </w:rPr>
-        <w:t>Introducción a la teoría general de la administración (7ma ed.)</w:t>
-      </w:r>
-      <w:r>
-        <w:rPr>
-          <w:rFonts w:ascii="Times New Roman" w:hAnsi="Times New Roman"/>
-          <w:b w:val="0"/>
-          <w:sz w:val="24"/>
-        </w:rPr>
-        <w:t>. McGraw-Hill, México.</w:t>
-      </w:r>
-    </w:p>
-    <w:p>
-      <w:pPr>
-        <w:spacing w:line="240" w:lineRule="auto" w:after="480" w:before="0"/>
-        <w:ind w:left="425" w:hanging="425"/>
-        <w:jc w:val="both"/>
-      </w:pPr>
-      <w:r>
-        <w:rPr>
-          <w:rFonts w:ascii="Times New Roman" w:hAnsi="Times New Roman"/>
-          <w:b w:val="0"/>
-          <w:sz w:val="24"/>
-        </w:rPr>
-        <w:t xml:space="preserve">Harrington, H. J. (1993). </w:t>
-      </w:r>
-      <w:r>
-        <w:rPr>
-          <w:rFonts w:ascii="Times New Roman" w:hAnsi="Times New Roman"/>
-          <w:b/>
-          <w:sz w:val="24"/>
-        </w:rPr>
-        <w:t>Mejoramiento de los procesos de la empresa</w:t>
-      </w:r>
-      <w:r>
-        <w:rPr>
-          <w:rFonts w:ascii="Times New Roman" w:hAnsi="Times New Roman"/>
-          <w:b w:val="0"/>
-          <w:sz w:val="24"/>
-        </w:rPr>
-        <w:t>. McGraw-Hill, Colombia.</w:t>
-      </w:r>
-    </w:p>
-    <w:p>
-      <w:pPr>
-        <w:spacing w:line="240" w:lineRule="auto" w:after="480" w:before="0"/>
-        <w:ind w:left="425" w:hanging="425"/>
-        <w:jc w:val="both"/>
-      </w:pPr>
-      <w:r>
-        <w:rPr>
-          <w:rFonts w:ascii="Times New Roman" w:hAnsi="Times New Roman"/>
-          <w:b w:val="0"/>
-          <w:sz w:val="24"/>
-        </w:rPr>
-        <w:t xml:space="preserve">Laudon, K., y Laudon, J. (2016). </w:t>
-      </w:r>
-      <w:r>
-        <w:rPr>
-          <w:rFonts w:ascii="Times New Roman" w:hAnsi="Times New Roman"/>
-          <w:b/>
-          <w:sz w:val="24"/>
-        </w:rPr>
-        <w:t>Sistemas de información gerencial (14va ed.)</w:t>
-      </w:r>
-      <w:r>
-        <w:rPr>
-          <w:rFonts w:ascii="Times New Roman" w:hAnsi="Times New Roman"/>
-          <w:b w:val="0"/>
-          <w:sz w:val="24"/>
-        </w:rPr>
-        <w:t>. Pearson Educación, México.</w:t>
-      </w:r>
-    </w:p>
-    <w:p>
-      <w:pPr>
-        <w:spacing w:line="240" w:lineRule="auto" w:after="480" w:before="0"/>
-        <w:ind w:left="425" w:hanging="425"/>
-        <w:jc w:val="both"/>
-      </w:pPr>
-      <w:r>
-        <w:rPr>
-          <w:rFonts w:ascii="Times New Roman" w:hAnsi="Times New Roman"/>
-          <w:b w:val="0"/>
-          <w:sz w:val="24"/>
-        </w:rPr>
-        <w:t xml:space="preserve">Parasuraman, A., Zeithaml, V., y Berry, L. (1988). </w:t>
-      </w:r>
-      <w:r>
-        <w:rPr>
-          <w:rFonts w:ascii="Times New Roman" w:hAnsi="Times New Roman"/>
-          <w:b/>
-          <w:sz w:val="24"/>
-        </w:rPr>
-        <w:t>SERVQUAL: A multiple-item scale for measuring consumer perceptions of service quality</w:t>
-      </w:r>
-      <w:r>
-        <w:rPr>
-          <w:rFonts w:ascii="Times New Roman" w:hAnsi="Times New Roman"/>
-          <w:b w:val="0"/>
-          <w:sz w:val="24"/>
-        </w:rPr>
-        <w:t>. Journal of Retailing, 64(1), 12-40.</w:t>
-      </w:r>
-    </w:p>
-    <w:p>
-      <w:pPr>
-        <w:spacing w:line="240" w:lineRule="auto" w:after="480" w:before="0"/>
-        <w:ind w:left="425" w:hanging="425"/>
-        <w:jc w:val="both"/>
-      </w:pPr>
-      <w:r>
-        <w:rPr>
-          <w:rFonts w:ascii="Times New Roman" w:hAnsi="Times New Roman"/>
-          <w:b w:val="0"/>
-          <w:sz w:val="24"/>
-        </w:rPr>
-        <w:t xml:space="preserve">Robbins, S., y Coulter, M. (2010). </w:t>
-      </w:r>
-      <w:r>
-        <w:rPr>
-          <w:rFonts w:ascii="Times New Roman" w:hAnsi="Times New Roman"/>
-          <w:b/>
-          <w:sz w:val="24"/>
-        </w:rPr>
-        <w:t>Administración (10ma ed.)</w:t>
-      </w:r>
-      <w:r>
-        <w:rPr>
-          <w:rFonts w:ascii="Times New Roman" w:hAnsi="Times New Roman"/>
-          <w:b w:val="0"/>
-          <w:sz w:val="24"/>
-        </w:rPr>
-        <w:t>. Pearson Educación, México.</w:t>
-      </w:r>
-    </w:p>
-    <w:p>
-      <w:pPr>
-        <w:spacing w:line="240" w:lineRule="auto" w:after="480" w:before="0"/>
-        <w:ind w:left="425" w:hanging="425"/>
-        <w:jc w:val="both"/>
-      </w:pPr>
-      <w:r>
-        <w:rPr>
-          <w:rFonts w:ascii="Times New Roman" w:hAnsi="Times New Roman"/>
-          <w:b w:val="0"/>
-          <w:sz w:val="24"/>
-        </w:rPr>
-        <w:t xml:space="preserve">Universidad Pedagógica Experimental Libertador. (2016). </w:t>
-      </w:r>
-      <w:r>
-        <w:rPr>
-          <w:rFonts w:ascii="Times New Roman" w:hAnsi="Times New Roman"/>
-          <w:b/>
-          <w:sz w:val="24"/>
-        </w:rPr>
-        <w:t>Manual de trabajos de grado de especialización y maestría y tesis doctorales (5ta ed.)</w:t>
-      </w:r>
-      <w:r>
-        <w:rPr>
-          <w:rFonts w:ascii="Times New Roman" w:hAnsi="Times New Roman"/>
-          <w:b w:val="0"/>
-          <w:sz w:val="24"/>
-        </w:rPr>
-        <w:t>. FEDUPEL, Venezuela.</w:t>
-      </w:r>
-    </w:p>
-    <w:p>
-      <w:pPr>
-        <w:spacing w:line="240" w:lineRule="auto" w:after="480" w:before="0"/>
-        <w:ind w:left="425" w:hanging="425"/>
-        <w:jc w:val="both"/>
-      </w:pPr>
-      <w:r>
-        <w:rPr>
-          <w:rFonts w:ascii="Times New Roman" w:hAnsi="Times New Roman"/>
-          <w:b w:val="0"/>
-          <w:sz w:val="24"/>
-        </w:rPr>
-        <w:t xml:space="preserve">Zeithaml, V., Parasuraman, A., y Berry, L. (1993). </w:t>
-      </w:r>
-      <w:r>
-        <w:rPr>
-          <w:rFonts w:ascii="Times New Roman" w:hAnsi="Times New Roman"/>
-          <w:b/>
-          <w:sz w:val="24"/>
-        </w:rPr>
-        <w:t>Calidad total en la gestión de servicios</w:t>
-      </w:r>
-      <w:r>
-        <w:rPr>
-          <w:rFonts w:ascii="Times New Roman" w:hAnsi="Times New Roman"/>
-          <w:b w:val="0"/>
-          <w:sz w:val="24"/>
-        </w:rPr>
-        <w:t>. Díaz de Santos, España.</w:t>
-      </w:r>
-    </w:p>
-    <w:p>
-      <w:pPr>
         <w:sectPr>
-          <w:footerReference w:type="default" r:id="rId37"/>
-          <w:footerReference w:type="first" r:id="rId38"/>
+          <w:footerReference w:type="default" r:id="rId36"/>
           <w:pgSz w:w="12240" w:h="15840"/>
           <w:pgMar w:top="1701" w:right="1701" w:bottom="1701" w:left="2268" w:header="720" w:footer="720" w:gutter="0"/>
           <w:cols w:space="720"/>
           <w:titlePg/>
           <w:docGrid w:linePitch="360"/>
-          <w:pgNumType w:fmt="decimal"/>
+        </w:sectPr>
+      </w:pPr>
+    </w:p>
+    <w:p>
+      <w:pPr>
+        <w:spacing w:before="480" w:after="0"/>
+      </w:pPr>
+    </w:p>
+    <w:p>
+      <w:pPr>
+        <w:spacing w:line="240" w:lineRule="auto" w:after="480" w:before="0"/>
+        <w:ind w:left="425" w:hanging="425"/>
+        <w:jc w:val="both"/>
+      </w:pPr>
+      <w:r>
+        <w:rPr>
+          <w:rFonts w:ascii="Times New Roman" w:hAnsi="Times New Roman"/>
+          <w:sz w:val="24"/>
+        </w:rPr>
+        <w:t>Arias, F. (2012). El proyecto de investigación: Introducción a la metodología científica (6ta ed.). Episteme, Venezuela.</w:t>
+      </w:r>
+    </w:p>
+    <w:p>
+      <w:pPr>
+        <w:spacing w:line="240" w:lineRule="auto" w:after="480" w:before="0"/>
+        <w:ind w:left="425" w:hanging="425"/>
+        <w:jc w:val="both"/>
+      </w:pPr>
+      <w:r>
+        <w:rPr>
+          <w:rFonts w:ascii="Times New Roman" w:hAnsi="Times New Roman"/>
+          <w:sz w:val="24"/>
+        </w:rPr>
+        <w:t>Chiavenato, I. (2006). Introducción a la teoría general de la administración (7ma ed.). McGraw-Hill, México.</w:t>
+      </w:r>
+    </w:p>
+    <w:p>
+      <w:pPr>
+        <w:spacing w:line="240" w:lineRule="auto" w:after="480" w:before="0"/>
+        <w:ind w:left="425" w:hanging="425"/>
+        <w:jc w:val="both"/>
+      </w:pPr>
+      <w:r>
+        <w:rPr>
+          <w:rFonts w:ascii="Times New Roman" w:hAnsi="Times New Roman"/>
+          <w:sz w:val="24"/>
+        </w:rPr>
+        <w:t>Harrington, H. J. (1993). Mejoramiento de los procesos de la empresa. McGraw-Hill, Colombia.</w:t>
+      </w:r>
+    </w:p>
+    <w:p>
+      <w:pPr>
+        <w:spacing w:line="240" w:lineRule="auto" w:after="480" w:before="0"/>
+        <w:ind w:left="425" w:hanging="425"/>
+        <w:jc w:val="both"/>
+      </w:pPr>
+      <w:r>
+        <w:rPr>
+          <w:rFonts w:ascii="Times New Roman" w:hAnsi="Times New Roman"/>
+          <w:sz w:val="24"/>
+        </w:rPr>
+        <w:t>Laudon, K., y Laudon, J. (2016). Sistemas de información gerencial (14va ed.). Pearson Educación, México.</w:t>
+      </w:r>
+    </w:p>
+    <w:p>
+      <w:pPr>
+        <w:spacing w:line="240" w:lineRule="auto" w:after="480" w:before="0"/>
+        <w:ind w:left="425" w:hanging="425"/>
+        <w:jc w:val="both"/>
+      </w:pPr>
+      <w:r>
+        <w:rPr>
+          <w:rFonts w:ascii="Times New Roman" w:hAnsi="Times New Roman"/>
+          <w:sz w:val="24"/>
+        </w:rPr>
+        <w:t>Parasuraman, A., Zeithaml, V., y Berry, L. (1988). SERVQUAL: A multiple-item scale for measuring consumer perceptions of service quality. Journal of Retailing, 64(1), 12-40.</w:t>
+      </w:r>
+    </w:p>
+    <w:p>
+      <w:pPr>
+        <w:spacing w:line="240" w:lineRule="auto" w:after="480" w:before="0"/>
+        <w:ind w:left="425" w:hanging="425"/>
+        <w:jc w:val="both"/>
+      </w:pPr>
+      <w:r>
+        <w:rPr>
+          <w:rFonts w:ascii="Times New Roman" w:hAnsi="Times New Roman"/>
+          <w:sz w:val="24"/>
+        </w:rPr>
+        <w:t>Robbins, S., y Coulter, M. (2010). Administración (10ma ed.). Pearson Educación, México.</w:t>
+      </w:r>
+    </w:p>
+    <w:p>
+      <w:pPr>
+        <w:spacing w:line="240" w:lineRule="auto" w:after="480" w:before="0"/>
+        <w:ind w:left="425" w:hanging="425"/>
+        <w:jc w:val="both"/>
+      </w:pPr>
+      <w:r>
+        <w:rPr>
+          <w:rFonts w:ascii="Times New Roman" w:hAnsi="Times New Roman"/>
+          <w:sz w:val="24"/>
+        </w:rPr>
+        <w:t>Universidad Pedagógica Experimental Libertador. (2016). Manual de trabajos de grado de especialización y maestría y tesis doctorales (5ta ed.). FEDUPEL, Venezuela.</w:t>
+      </w:r>
+    </w:p>
+    <w:p>
+      <w:pPr>
+        <w:spacing w:line="240" w:lineRule="auto" w:after="480" w:before="0"/>
+        <w:ind w:left="425" w:hanging="425"/>
+        <w:jc w:val="both"/>
+      </w:pPr>
+      <w:r>
+        <w:rPr>
+          <w:rFonts w:ascii="Times New Roman" w:hAnsi="Times New Roman"/>
+          <w:sz w:val="24"/>
+        </w:rPr>
+        <w:t>Zeithaml, V., Parasuraman, A., y Berry, L. (1993). Calidad total en la gestión de servicios. Díaz de Santos, España.</w:t>
+      </w:r>
+    </w:p>
+    <w:p>
+      <w:pPr>
+        <w:sectPr>
+          <w:footerReference w:type="default" r:id="rId37"/>
+          <w:type w:val="continuous"/>
+          <w:pgSz w:w="12240" w:h="15840"/>
+          <w:pgMar w:top="1701" w:right="1701" w:bottom="1701" w:left="2268" w:header="720" w:footer="720" w:gutter="0"/>
+          <w:cols w:space="720"/>
+          <w:titlePg/>
+          <w:docGrid w:linePitch="360"/>
         </w:sectPr>
       </w:pPr>
     </w:p>
     <w:p>
       <w:bookmarkStart w:id="bm_anexos" w:name="bm_anexos"/>
       <w:pPr>
-        <w:spacing w:before="4400"/>
+        <w:spacing w:before="4740"/>
         <w:jc w:val="center"/>
       </w:pPr>
       <w:r>
         <w:rPr>
           <w:rFonts w:ascii="Times New Roman" w:hAnsi="Times New Roman"/>
           <w:b/>
-          <w:sz w:val="24"/>
+          <w:sz w:val="32"/>
         </w:rPr>
         <w:t>ANEXOS</w:t>
       </w:r>
@@ -3131,13 +3170,12 @@
     <w:p>
       <w:pPr>
         <w:sectPr>
-          <w:footerReference w:type="default" r:id="rId39"/>
-          <w:footerReference w:type="first" r:id="rId40"/>
+          <w:footerReference w:type="default" r:id="rId38"/>
           <w:pgSz w:w="12240" w:h="15840"/>
           <w:pgMar w:top="1701" w:right="1701" w:bottom="1701" w:left="2268" w:header="720" w:footer="720" w:gutter="0"/>
           <w:cols w:space="720"/>
+          <w:titlePg/>
           <w:docGrid w:linePitch="360"/>
-          <w:pgNumType w:fmt="decimal"/>
         </w:sectPr>
       </w:pPr>
     </w:p>
@@ -3178,8 +3216,8 @@
       <w:r>
         <w:drawing>
           <wp:inline xmlns:a="http://schemas.openxmlformats.org/drawingml/2006/main" xmlns:pic="http://schemas.openxmlformats.org/drawingml/2006/picture">
-            <wp:extent cx="5040000" cy="22990909"/>
-            <wp:docPr id="6" name="Picture 6"/>
+            <wp:extent cx="4860000" cy="22169805"/>
+            <wp:docPr id="7" name="Picture 7"/>
             <wp:cNvGraphicFramePr>
               <a:graphicFrameLocks noChangeAspect="1"/>
             </wp:cNvGraphicFramePr>
@@ -3191,7 +3229,7 @@
                     <pic:cNvPicPr/>
                   </pic:nvPicPr>
                   <pic:blipFill>
-                    <a:blip r:embed="rId14"/>
+                    <a:blip r:embed="rId15"/>
                     <a:stretch>
                       <a:fillRect/>
                     </a:stretch>
@@ -3199,7 +3237,7 @@
                   <pic:spPr>
                     <a:xfrm>
                       <a:off x="0" y="0"/>
-                      <a:ext cx="5040000" cy="22990909"/>
+                      <a:ext cx="4860000" cy="22169805"/>
                     </a:xfrm>
                     <a:prstGeom prst="rect"/>
                   </pic:spPr>
@@ -3211,13 +3249,12 @@
       </w:r>
     </w:p>
     <w:sectPr>
-      <w:footerReference w:type="default" r:id="rId41"/>
-      <w:footerReference w:type="first" r:id="rId42"/>
+      <w:footerReference w:type="default" r:id="rId39"/>
       <w:pgSz w:w="12240" w:h="15840"/>
       <w:pgMar w:top="1701" w:right="1701" w:bottom="1701" w:left="2268" w:header="720" w:footer="720" w:gutter="0"/>
       <w:cols w:space="720"/>
+      <w:titlePg/>
       <w:docGrid w:linePitch="360"/>
-      <w:pgNumType w:fmt="decimal"/>
     </w:sectPr>
   </w:body>
 </w:document>
@@ -3229,7 +3266,6 @@
     <w:pPr>
       <w:pStyle w:val="Footer"/>
     </w:pPr>
-    <w:r/>
   </w:p>
 </w:ftr>
 </file>
@@ -3239,8 +3275,18 @@
   <w:p>
     <w:pPr>
       <w:pStyle w:val="Footer"/>
-    </w:pPr>
-    <w:r/>
+      <w:jc w:val="center"/>
+    </w:pPr>
+    <w:r>
+      <w:rPr>
+        <w:rFonts w:ascii="Times New Roman" w:hAnsi="Times New Roman"/>
+        <w:sz w:val="24"/>
+      </w:rPr>
+      <w:fldChar w:fldCharType="begin"/>
+      <w:instrText xml:space="preserve"> PAGE \* roman </w:instrText>
+      <w:fldChar w:fldCharType="separate"/>
+      <w:fldChar w:fldCharType="end"/>
+    </w:r>
   </w:p>
 </w:ftr>
 </file>
@@ -3252,7 +3298,6 @@
       <w:pStyle w:val="Footer"/>
       <w:jc w:val="center"/>
     </w:pPr>
-    <w:r/>
     <w:r>
       <w:rPr>
         <w:rFonts w:ascii="Times New Roman" w:hAnsi="Times New Roman"/>
@@ -3272,8 +3317,18 @@
   <w:p>
     <w:pPr>
       <w:pStyle w:val="Footer"/>
-    </w:pPr>
-    <w:r/>
+      <w:jc w:val="center"/>
+    </w:pPr>
+    <w:r>
+      <w:rPr>
+        <w:rFonts w:ascii="Times New Roman" w:hAnsi="Times New Roman"/>
+        <w:sz w:val="24"/>
+      </w:rPr>
+      <w:fldChar w:fldCharType="begin"/>
+      <w:instrText xml:space="preserve"> PAGE \* roman </w:instrText>
+      <w:fldChar w:fldCharType="separate"/>
+      <w:fldChar w:fldCharType="end"/>
+    </w:r>
   </w:p>
 </w:ftr>
 </file>
@@ -3285,7 +3340,6 @@
       <w:pStyle w:val="Footer"/>
       <w:jc w:val="center"/>
     </w:pPr>
-    <w:r/>
     <w:r>
       <w:rPr>
         <w:rFonts w:ascii="Times New Roman" w:hAnsi="Times New Roman"/>
@@ -3305,8 +3359,18 @@
   <w:p>
     <w:pPr>
       <w:pStyle w:val="Footer"/>
-    </w:pPr>
-    <w:r/>
+      <w:jc w:val="center"/>
+    </w:pPr>
+    <w:r>
+      <w:rPr>
+        <w:rFonts w:ascii="Times New Roman" w:hAnsi="Times New Roman"/>
+        <w:sz w:val="24"/>
+      </w:rPr>
+      <w:fldChar w:fldCharType="begin"/>
+      <w:instrText xml:space="preserve"> PAGE \* roman </w:instrText>
+      <w:fldChar w:fldCharType="separate"/>
+      <w:fldChar w:fldCharType="end"/>
+    </w:r>
   </w:p>
 </w:ftr>
 </file>
@@ -3318,7 +3382,6 @@
       <w:pStyle w:val="Footer"/>
       <w:jc w:val="center"/>
     </w:pPr>
-    <w:r/>
     <w:r>
       <w:rPr>
         <w:rFonts w:ascii="Times New Roman" w:hAnsi="Times New Roman"/>
@@ -3338,8 +3401,18 @@
   <w:p>
     <w:pPr>
       <w:pStyle w:val="Footer"/>
-    </w:pPr>
-    <w:r/>
+      <w:jc w:val="center"/>
+    </w:pPr>
+    <w:r>
+      <w:rPr>
+        <w:rFonts w:ascii="Times New Roman" w:hAnsi="Times New Roman"/>
+        <w:sz w:val="24"/>
+      </w:rPr>
+      <w:fldChar w:fldCharType="begin"/>
+      <w:instrText xml:space="preserve"> PAGE \* roman </w:instrText>
+      <w:fldChar w:fldCharType="separate"/>
+      <w:fldChar w:fldCharType="end"/>
+    </w:r>
   </w:p>
 </w:ftr>
 </file>
@@ -3351,7 +3424,6 @@
       <w:pStyle w:val="Footer"/>
       <w:jc w:val="center"/>
     </w:pPr>
-    <w:r/>
     <w:r>
       <w:rPr>
         <w:rFonts w:ascii="Times New Roman" w:hAnsi="Times New Roman"/>
@@ -3371,8 +3443,18 @@
   <w:p>
     <w:pPr>
       <w:pStyle w:val="Footer"/>
-    </w:pPr>
-    <w:r/>
+      <w:jc w:val="center"/>
+    </w:pPr>
+    <w:r>
+      <w:rPr>
+        <w:rFonts w:ascii="Times New Roman" w:hAnsi="Times New Roman"/>
+        <w:sz w:val="24"/>
+      </w:rPr>
+      <w:fldChar w:fldCharType="begin"/>
+      <w:instrText xml:space="preserve"> PAGE \* roman </w:instrText>
+      <w:fldChar w:fldCharType="separate"/>
+      <w:fldChar w:fldCharType="end"/>
+    </w:r>
   </w:p>
 </w:ftr>
 </file>
@@ -3384,7 +3466,6 @@
       <w:pStyle w:val="Footer"/>
       <w:jc w:val="center"/>
     </w:pPr>
-    <w:r/>
     <w:r>
       <w:rPr>
         <w:rFonts w:ascii="Times New Roman" w:hAnsi="Times New Roman"/>
@@ -3405,7 +3486,6 @@
     <w:pPr>
       <w:pStyle w:val="Footer"/>
     </w:pPr>
-    <w:r/>
   </w:p>
 </w:ftr>
 </file>
@@ -3415,8 +3495,18 @@
   <w:p>
     <w:pPr>
       <w:pStyle w:val="Footer"/>
-    </w:pPr>
-    <w:r/>
+      <w:jc w:val="center"/>
+    </w:pPr>
+    <w:r>
+      <w:rPr>
+        <w:rFonts w:ascii="Times New Roman" w:hAnsi="Times New Roman"/>
+        <w:sz w:val="24"/>
+      </w:rPr>
+      <w:fldChar w:fldCharType="begin"/>
+      <w:instrText xml:space="preserve"> PAGE </w:instrText>
+      <w:fldChar w:fldCharType="separate"/>
+      <w:fldChar w:fldCharType="end"/>
+    </w:r>
   </w:p>
 </w:ftr>
 </file>
@@ -3428,7 +3518,6 @@
       <w:pStyle w:val="Footer"/>
       <w:jc w:val="center"/>
     </w:pPr>
-    <w:r/>
     <w:r>
       <w:rPr>
         <w:rFonts w:ascii="Times New Roman" w:hAnsi="Times New Roman"/>
@@ -3448,8 +3537,18 @@
   <w:p>
     <w:pPr>
       <w:pStyle w:val="Footer"/>
-    </w:pPr>
-    <w:r/>
+      <w:jc w:val="center"/>
+    </w:pPr>
+    <w:r>
+      <w:rPr>
+        <w:rFonts w:ascii="Times New Roman" w:hAnsi="Times New Roman"/>
+        <w:sz w:val="24"/>
+      </w:rPr>
+      <w:fldChar w:fldCharType="begin"/>
+      <w:instrText xml:space="preserve"> PAGE </w:instrText>
+      <w:fldChar w:fldCharType="separate"/>
+      <w:fldChar w:fldCharType="end"/>
+    </w:r>
   </w:p>
 </w:ftr>
 </file>
@@ -3461,7 +3560,6 @@
       <w:pStyle w:val="Footer"/>
       <w:jc w:val="center"/>
     </w:pPr>
-    <w:r/>
     <w:r>
       <w:rPr>
         <w:rFonts w:ascii="Times New Roman" w:hAnsi="Times New Roman"/>
@@ -3481,20 +3579,8 @@
   <w:p>
     <w:pPr>
       <w:pStyle w:val="Footer"/>
-    </w:pPr>
-    <w:r/>
-  </w:p>
-</w:ftr>
-</file>
-
-<file path=word/footer25.xml><?xml version="1.0" encoding="utf-8"?>
-<w:ftr xmlns:m="http://schemas.openxmlformats.org/officeDocument/2006/math" xmlns:mc="http://schemas.openxmlformats.org/markup-compatibility/2006" xmlns:mo="http://schemas.microsoft.com/office/mac/office/2008/main" xmlns:mv="urn:schemas-microsoft-com:mac:vml" xmlns:o="urn:schemas-microsoft-com:office:office" xmlns:r="http://schemas.openxmlformats.org/officeDocument/2006/relationships" xmlns:v="urn:schemas-microsoft-com:vml" xmlns:w10="urn:schemas-microsoft-com:office:word" xmlns:w14="http://schemas.microsoft.com/office/word/2010/wordml" xmlns:w="http://schemas.openxmlformats.org/wordprocessingml/2006/main" xmlns:wne="http://schemas.microsoft.com/office/word/2006/wordml" xmlns:wp14="http://schemas.microsoft.com/office/word/2010/wordprocessingDrawing" xmlns:wp="http://schemas.openxmlformats.org/drawingml/2006/wordprocessingDrawing" xmlns:wpc="http://schemas.microsoft.com/office/word/2010/wordprocessingCanvas" xmlns:wpg="http://schemas.microsoft.com/office/word/2010/wordprocessingGroup" xmlns:wpi="http://schemas.microsoft.com/office/word/2010/wordprocessingInk" xmlns:wps="http://schemas.microsoft.com/office/word/2010/wordprocessingShape" mc:Ignorable="w14 wp14">
-  <w:p>
-    <w:pPr>
-      <w:pStyle w:val="Footer"/>
       <w:jc w:val="center"/>
     </w:pPr>
-    <w:r/>
     <w:r>
       <w:rPr>
         <w:rFonts w:ascii="Times New Roman" w:hAnsi="Times New Roman"/>
@@ -3509,50 +3595,6 @@
 </w:ftr>
 </file>
 
-<file path=word/footer26.xml><?xml version="1.0" encoding="utf-8"?>
-<w:ftr xmlns:m="http://schemas.openxmlformats.org/officeDocument/2006/math" xmlns:mc="http://schemas.openxmlformats.org/markup-compatibility/2006" xmlns:mo="http://schemas.microsoft.com/office/mac/office/2008/main" xmlns:mv="urn:schemas-microsoft-com:mac:vml" xmlns:o="urn:schemas-microsoft-com:office:office" xmlns:r="http://schemas.openxmlformats.org/officeDocument/2006/relationships" xmlns:v="urn:schemas-microsoft-com:vml" xmlns:w10="urn:schemas-microsoft-com:office:word" xmlns:w14="http://schemas.microsoft.com/office/word/2010/wordml" xmlns:w="http://schemas.openxmlformats.org/wordprocessingml/2006/main" xmlns:wne="http://schemas.microsoft.com/office/word/2006/wordml" xmlns:wp14="http://schemas.microsoft.com/office/word/2010/wordprocessingDrawing" xmlns:wp="http://schemas.openxmlformats.org/drawingml/2006/wordprocessingDrawing" xmlns:wpc="http://schemas.microsoft.com/office/word/2010/wordprocessingCanvas" xmlns:wpg="http://schemas.microsoft.com/office/word/2010/wordprocessingGroup" xmlns:wpi="http://schemas.microsoft.com/office/word/2010/wordprocessingInk" xmlns:wps="http://schemas.microsoft.com/office/word/2010/wordprocessingShape" mc:Ignorable="w14 wp14">
-  <w:p>
-    <w:pPr>
-      <w:pStyle w:val="Footer"/>
-    </w:pPr>
-    <w:r/>
-  </w:p>
-</w:ftr>
-</file>
-
-<file path=word/footer27.xml><?xml version="1.0" encoding="utf-8"?>
-<w:ftr xmlns:m="http://schemas.openxmlformats.org/officeDocument/2006/math" xmlns:mc="http://schemas.openxmlformats.org/markup-compatibility/2006" xmlns:mo="http://schemas.microsoft.com/office/mac/office/2008/main" xmlns:mv="urn:schemas-microsoft-com:mac:vml" xmlns:o="urn:schemas-microsoft-com:office:office" xmlns:r="http://schemas.openxmlformats.org/officeDocument/2006/relationships" xmlns:v="urn:schemas-microsoft-com:vml" xmlns:w10="urn:schemas-microsoft-com:office:word" xmlns:w14="http://schemas.microsoft.com/office/word/2010/wordml" xmlns:w="http://schemas.openxmlformats.org/wordprocessingml/2006/main" xmlns:wne="http://schemas.microsoft.com/office/word/2006/wordml" xmlns:wp14="http://schemas.microsoft.com/office/word/2010/wordprocessingDrawing" xmlns:wp="http://schemas.openxmlformats.org/drawingml/2006/wordprocessingDrawing" xmlns:wpc="http://schemas.microsoft.com/office/word/2010/wordprocessingCanvas" xmlns:wpg="http://schemas.microsoft.com/office/word/2010/wordprocessingGroup" xmlns:wpi="http://schemas.microsoft.com/office/word/2010/wordprocessingInk" xmlns:wps="http://schemas.microsoft.com/office/word/2010/wordprocessingShape" mc:Ignorable="w14 wp14">
-  <w:p>
-    <w:pPr>
-      <w:pStyle w:val="Footer"/>
-      <w:jc w:val="center"/>
-    </w:pPr>
-    <w:r/>
-    <w:r>
-      <w:rPr>
-        <w:rFonts w:ascii="Times New Roman" w:hAnsi="Times New Roman"/>
-        <w:sz w:val="24"/>
-      </w:rPr>
-      <w:fldChar w:fldCharType="begin"/>
-      <w:instrText xml:space="preserve"> PAGE </w:instrText>
-      <w:fldChar w:fldCharType="separate"/>
-      <w:fldChar w:fldCharType="end"/>
-    </w:r>
-  </w:p>
-</w:ftr>
-</file>
-
-<file path=word/footer28.xml><?xml version="1.0" encoding="utf-8"?>
-<w:ftr xmlns:m="http://schemas.openxmlformats.org/officeDocument/2006/math" xmlns:mc="http://schemas.openxmlformats.org/markup-compatibility/2006" xmlns:mo="http://schemas.microsoft.com/office/mac/office/2008/main" xmlns:mv="urn:schemas-microsoft-com:mac:vml" xmlns:o="urn:schemas-microsoft-com:office:office" xmlns:r="http://schemas.openxmlformats.org/officeDocument/2006/relationships" xmlns:v="urn:schemas-microsoft-com:vml" xmlns:w10="urn:schemas-microsoft-com:office:word" xmlns:w14="http://schemas.microsoft.com/office/word/2010/wordml" xmlns:w="http://schemas.openxmlformats.org/wordprocessingml/2006/main" xmlns:wne="http://schemas.microsoft.com/office/word/2006/wordml" xmlns:wp14="http://schemas.microsoft.com/office/word/2010/wordprocessingDrawing" xmlns:wp="http://schemas.openxmlformats.org/drawingml/2006/wordprocessingDrawing" xmlns:wpc="http://schemas.microsoft.com/office/word/2010/wordprocessingCanvas" xmlns:wpg="http://schemas.microsoft.com/office/word/2010/wordprocessingGroup" xmlns:wpi="http://schemas.microsoft.com/office/word/2010/wordprocessingInk" xmlns:wps="http://schemas.microsoft.com/office/word/2010/wordprocessingShape" mc:Ignorable="w14 wp14">
-  <w:p>
-    <w:pPr>
-      <w:pStyle w:val="Footer"/>
-    </w:pPr>
-    <w:r/>
-  </w:p>
-</w:ftr>
-</file>
-
 <file path=word/footer3.xml><?xml version="1.0" encoding="utf-8"?>
 <w:ftr xmlns:m="http://schemas.openxmlformats.org/officeDocument/2006/math" xmlns:mc="http://schemas.openxmlformats.org/markup-compatibility/2006" xmlns:mo="http://schemas.microsoft.com/office/mac/office/2008/main" xmlns:mv="urn:schemas-microsoft-com:mac:vml" xmlns:o="urn:schemas-microsoft-com:office:office" xmlns:r="http://schemas.openxmlformats.org/officeDocument/2006/relationships" xmlns:v="urn:schemas-microsoft-com:vml" xmlns:w10="urn:schemas-microsoft-com:office:word" xmlns:w14="http://schemas.microsoft.com/office/word/2010/wordml" xmlns:w="http://schemas.openxmlformats.org/wordprocessingml/2006/main" xmlns:wne="http://schemas.microsoft.com/office/word/2006/wordml" xmlns:wp14="http://schemas.microsoft.com/office/word/2010/wordprocessingDrawing" xmlns:wp="http://schemas.openxmlformats.org/drawingml/2006/wordprocessingDrawing" xmlns:wpc="http://schemas.microsoft.com/office/word/2010/wordprocessingCanvas" xmlns:wpg="http://schemas.microsoft.com/office/word/2010/wordprocessingGroup" xmlns:wpi="http://schemas.microsoft.com/office/word/2010/wordprocessingInk" xmlns:wps="http://schemas.microsoft.com/office/word/2010/wordprocessingShape" mc:Ignorable="w14 wp14">
   <w:p>
@@ -3560,7 +3602,6 @@
       <w:pStyle w:val="Footer"/>
       <w:jc w:val="center"/>
     </w:pPr>
-    <w:r/>
     <w:r>
       <w:rPr>
         <w:rFonts w:ascii="Times New Roman" w:hAnsi="Times New Roman"/>
@@ -3580,20 +3621,8 @@
   <w:p>
     <w:pPr>
       <w:pStyle w:val="Footer"/>
-    </w:pPr>
-    <w:r/>
-  </w:p>
-</w:ftr>
-</file>
-
-<file path=word/footer5.xml><?xml version="1.0" encoding="utf-8"?>
-<w:ftr xmlns:m="http://schemas.openxmlformats.org/officeDocument/2006/math" xmlns:mc="http://schemas.openxmlformats.org/markup-compatibility/2006" xmlns:mo="http://schemas.microsoft.com/office/mac/office/2008/main" xmlns:mv="urn:schemas-microsoft-com:mac:vml" xmlns:o="urn:schemas-microsoft-com:office:office" xmlns:r="http://schemas.openxmlformats.org/officeDocument/2006/relationships" xmlns:v="urn:schemas-microsoft-com:vml" xmlns:w10="urn:schemas-microsoft-com:office:word" xmlns:w14="http://schemas.microsoft.com/office/word/2010/wordml" xmlns:w="http://schemas.openxmlformats.org/wordprocessingml/2006/main" xmlns:wne="http://schemas.microsoft.com/office/word/2006/wordml" xmlns:wp14="http://schemas.microsoft.com/office/word/2010/wordprocessingDrawing" xmlns:wp="http://schemas.openxmlformats.org/drawingml/2006/wordprocessingDrawing" xmlns:wpc="http://schemas.microsoft.com/office/word/2010/wordprocessingCanvas" xmlns:wpg="http://schemas.microsoft.com/office/word/2010/wordprocessingGroup" xmlns:wpi="http://schemas.microsoft.com/office/word/2010/wordprocessingInk" xmlns:wps="http://schemas.microsoft.com/office/word/2010/wordprocessingShape" mc:Ignorable="w14 wp14">
-  <w:p>
-    <w:pPr>
-      <w:pStyle w:val="Footer"/>
       <w:jc w:val="center"/>
     </w:pPr>
-    <w:r/>
     <w:r>
       <w:rPr>
         <w:rFonts w:ascii="Times New Roman" w:hAnsi="Times New Roman"/>
@@ -3608,13 +3637,22 @@
 </w:ftr>
 </file>
 
+<file path=word/footer5.xml><?xml version="1.0" encoding="utf-8"?>
+<w:ftr xmlns:m="http://schemas.openxmlformats.org/officeDocument/2006/math" xmlns:mc="http://schemas.openxmlformats.org/markup-compatibility/2006" xmlns:mo="http://schemas.microsoft.com/office/mac/office/2008/main" xmlns:mv="urn:schemas-microsoft-com:mac:vml" xmlns:o="urn:schemas-microsoft-com:office:office" xmlns:r="http://schemas.openxmlformats.org/officeDocument/2006/relationships" xmlns:v="urn:schemas-microsoft-com:vml" xmlns:w10="urn:schemas-microsoft-com:office:word" xmlns:w14="http://schemas.microsoft.com/office/word/2010/wordml" xmlns:w="http://schemas.openxmlformats.org/wordprocessingml/2006/main" xmlns:wne="http://schemas.microsoft.com/office/word/2006/wordml" xmlns:wp14="http://schemas.microsoft.com/office/word/2010/wordprocessingDrawing" xmlns:wp="http://schemas.openxmlformats.org/drawingml/2006/wordprocessingDrawing" xmlns:wpc="http://schemas.microsoft.com/office/word/2010/wordprocessingCanvas" xmlns:wpg="http://schemas.microsoft.com/office/word/2010/wordprocessingGroup" xmlns:wpi="http://schemas.microsoft.com/office/word/2010/wordprocessingInk" xmlns:wps="http://schemas.microsoft.com/office/word/2010/wordprocessingShape" mc:Ignorable="w14 wp14">
+  <w:p>
+    <w:pPr>
+      <w:pStyle w:val="Footer"/>
+    </w:pPr>
+  </w:p>
+</w:ftr>
+</file>
+
 <file path=word/footer6.xml><?xml version="1.0" encoding="utf-8"?>
 <w:ftr xmlns:m="http://schemas.openxmlformats.org/officeDocument/2006/math" xmlns:mc="http://schemas.openxmlformats.org/markup-compatibility/2006" xmlns:mo="http://schemas.microsoft.com/office/mac/office/2008/main" xmlns:mv="urn:schemas-microsoft-com:mac:vml" xmlns:o="urn:schemas-microsoft-com:office:office" xmlns:r="http://schemas.openxmlformats.org/officeDocument/2006/relationships" xmlns:v="urn:schemas-microsoft-com:vml" xmlns:w10="urn:schemas-microsoft-com:office:word" xmlns:w14="http://schemas.microsoft.com/office/word/2010/wordml" xmlns:w="http://schemas.openxmlformats.org/wordprocessingml/2006/main" xmlns:wne="http://schemas.microsoft.com/office/word/2006/wordml" xmlns:wp14="http://schemas.microsoft.com/office/word/2010/wordprocessingDrawing" xmlns:wp="http://schemas.openxmlformats.org/drawingml/2006/wordprocessingDrawing" xmlns:wpc="http://schemas.microsoft.com/office/word/2010/wordprocessingCanvas" xmlns:wpg="http://schemas.microsoft.com/office/word/2010/wordprocessingGroup" xmlns:wpi="http://schemas.microsoft.com/office/word/2010/wordprocessingInk" xmlns:wps="http://schemas.microsoft.com/office/word/2010/wordprocessingShape" mc:Ignorable="w14 wp14">
   <w:p>
     <w:pPr>
       <w:pStyle w:val="Footer"/>
     </w:pPr>
-    <w:r/>
   </w:p>
 </w:ftr>
 </file>
@@ -3626,7 +3664,6 @@
       <w:pStyle w:val="Footer"/>
       <w:jc w:val="center"/>
     </w:pPr>
-    <w:r/>
     <w:r>
       <w:rPr>
         <w:rFonts w:ascii="Times New Roman" w:hAnsi="Times New Roman"/>
@@ -3646,8 +3683,18 @@
   <w:p>
     <w:pPr>
       <w:pStyle w:val="Footer"/>
-    </w:pPr>
-    <w:r/>
+      <w:jc w:val="center"/>
+    </w:pPr>
+    <w:r>
+      <w:rPr>
+        <w:rFonts w:ascii="Times New Roman" w:hAnsi="Times New Roman"/>
+        <w:sz w:val="24"/>
+      </w:rPr>
+      <w:fldChar w:fldCharType="begin"/>
+      <w:instrText xml:space="preserve"> PAGE \* roman </w:instrText>
+      <w:fldChar w:fldCharType="separate"/>
+      <w:fldChar w:fldCharType="end"/>
+    </w:r>
   </w:p>
 </w:ftr>
 </file>
@@ -3659,7 +3706,6 @@
       <w:pStyle w:val="Footer"/>
       <w:jc w:val="center"/>
     </w:pPr>
-    <w:r/>
     <w:r>
       <w:rPr>
         <w:rFonts w:ascii="Times New Roman" w:hAnsi="Times New Roman"/>

--- a/amaal/reportes/Informe_Pasantia_IUTECP_BORRADOR1.docx
+++ b/amaal/reportes/Informe_Pasantia_IUTECP_BORRADOR1.docx
@@ -2666,21 +2666,6 @@
       </w:r>
     </w:p>
     <w:p>
-      <w:pPr>
-        <w:spacing w:line="360" w:lineRule="auto" w:after="0" w:before="0"/>
-        <w:ind w:firstLine="709"/>
-        <w:jc w:val="both"/>
-      </w:pPr>
-      <w:r>
-        <w:rPr>
-          <w:rFonts w:ascii="Times New Roman" w:hAnsi="Times New Roman"/>
-          <w:i w:val="0"/>
-          <w:sz w:val="24"/>
-        </w:rPr>
-        <w:t>El logotipo identifica visualmente a Ingeniería de Telecomunicaciones, C.A. y representa la imagen institucional de la empresa donde se desarrolló la pasantía profesional en las áreas de Atención al Cliente y Administración.</w:t>
-      </w:r>
-    </w:p>
-    <w:p>
       <w:bookmarkStart w:id="bm_cap1_ubic" w:name="bm_cap1_ubic"/>
       <w:pPr>
         <w:spacing w:before="480" w:after="480" w:line="360" w:lineRule="auto"/>
@@ -3216,7 +3201,7 @@
       <w:r>
         <w:drawing>
           <wp:inline xmlns:a="http://schemas.openxmlformats.org/drawingml/2006/main" xmlns:pic="http://schemas.openxmlformats.org/drawingml/2006/picture">
-            <wp:extent cx="4860000" cy="22169805"/>
+            <wp:extent cx="3960000" cy="18064286"/>
             <wp:docPr id="7" name="Picture 7"/>
             <wp:cNvGraphicFramePr>
               <a:graphicFrameLocks noChangeAspect="1"/>
@@ -3237,7 +3222,7 @@
                   <pic:spPr>
                     <a:xfrm>
                       <a:off x="0" y="0"/>
-                      <a:ext cx="4860000" cy="22169805"/>
+                      <a:ext cx="3960000" cy="18064286"/>
                     </a:xfrm>
                     <a:prstGeom prst="rect"/>
                   </pic:spPr>

--- a/amaal/reportes/Informe_Pasantia_IUTECP_BORRADOR1.docx
+++ b/amaal/reportes/Informe_Pasantia_IUTECP_BORRADOR1.docx
@@ -154,7 +154,7 @@
     <w:p>
       <w:pPr>
         <w:sectPr>
-          <w:footerReference w:type="default" r:id="rId16"/>
+          <w:footerReference w:type="default" r:id="rId15"/>
           <w:pgSz w:w="12240" w:h="15840"/>
           <w:pgMar w:top="1701" w:right="1701" w:bottom="1701" w:left="2268" w:header="720" w:footer="720" w:gutter="0"/>
           <w:cols w:space="720"/>
@@ -379,7 +379,7 @@
     <w:p>
       <w:pPr>
         <w:sectPr>
-          <w:footerReference w:type="default" r:id="rId17"/>
+          <w:footerReference w:type="default" r:id="rId16"/>
           <w:pgSz w:w="12240" w:h="15840"/>
           <w:pgMar w:top="1701" w:right="1701" w:bottom="1701" w:left="2268" w:header="720" w:footer="720" w:gutter="0"/>
           <w:cols w:space="720"/>
@@ -575,7 +575,7 @@
     <w:p>
       <w:pPr>
         <w:sectPr>
-          <w:footerReference w:type="default" r:id="rId18"/>
+          <w:footerReference w:type="default" r:id="rId17"/>
           <w:pgSz w:w="12240" w:h="15840"/>
           <w:pgMar w:top="1701" w:right="1701" w:bottom="1701" w:left="2268" w:header="720" w:footer="720" w:gutter="0"/>
           <w:cols w:space="720"/>
@@ -744,7 +744,7 @@
     <w:p>
       <w:pPr>
         <w:sectPr>
-          <w:footerReference w:type="default" r:id="rId19"/>
+          <w:footerReference w:type="default" r:id="rId18"/>
           <w:pgSz w:w="12240" w:h="15840"/>
           <w:pgMar w:top="1701" w:right="1701" w:bottom="1701" w:left="2268" w:header="720" w:footer="720" w:gutter="0"/>
           <w:cols w:space="720"/>
@@ -770,7 +770,7 @@
     <w:p>
       <w:pPr>
         <w:sectPr>
-          <w:footerReference w:type="default" r:id="rId20"/>
+          <w:footerReference w:type="default" r:id="rId19"/>
           <w:pgSz w:w="12240" w:h="15840"/>
           <w:pgMar w:top="1701" w:right="1701" w:bottom="1701" w:left="2268" w:header="720" w:footer="720" w:gutter="0"/>
           <w:cols w:space="720"/>
@@ -1407,7 +1407,7 @@
     <w:p>
       <w:pPr>
         <w:sectPr>
-          <w:footerReference w:type="default" r:id="rId21"/>
+          <w:footerReference w:type="default" r:id="rId20"/>
           <w:type w:val="continuous"/>
           <w:pgSz w:w="12240" w:h="15840"/>
           <w:pgMar w:top="1701" w:right="1701" w:bottom="1701" w:left="2268" w:header="720" w:footer="720" w:gutter="0"/>
@@ -1436,7 +1436,7 @@
     <w:p>
       <w:pPr>
         <w:sectPr>
-          <w:footerReference w:type="default" r:id="rId22"/>
+          <w:footerReference w:type="default" r:id="rId21"/>
           <w:pgSz w:w="12240" w:h="15840"/>
           <w:pgMar w:top="1701" w:right="1701" w:bottom="1701" w:left="2268" w:header="720" w:footer="720" w:gutter="0"/>
           <w:cols w:space="720"/>
@@ -1475,7 +1475,7 @@
     <w:p>
       <w:pPr>
         <w:sectPr>
-          <w:footerReference w:type="default" r:id="rId23"/>
+          <w:footerReference w:type="default" r:id="rId22"/>
           <w:type w:val="continuous"/>
           <w:pgSz w:w="12240" w:h="15840"/>
           <w:pgMar w:top="1701" w:right="1701" w:bottom="1701" w:left="2268" w:header="720" w:footer="720" w:gutter="0"/>
@@ -1504,7 +1504,7 @@
     <w:p>
       <w:pPr>
         <w:sectPr>
-          <w:footerReference w:type="default" r:id="rId24"/>
+          <w:footerReference w:type="default" r:id="rId23"/>
           <w:pgSz w:w="12240" w:h="15840"/>
           <w:pgMar w:top="1701" w:right="1701" w:bottom="1701" w:left="2268" w:header="720" w:footer="720" w:gutter="0"/>
           <w:cols w:space="720"/>
@@ -1516,7 +1516,7 @@
     <w:p>
       <w:pPr>
         <w:sectPr>
-          <w:footerReference w:type="default" r:id="rId25"/>
+          <w:footerReference w:type="default" r:id="rId24"/>
           <w:type w:val="continuous"/>
           <w:pgSz w:w="12240" w:h="15840"/>
           <w:pgMar w:top="1701" w:right="1701" w:bottom="1701" w:left="2268" w:header="720" w:footer="720" w:gutter="0"/>
@@ -1545,7 +1545,7 @@
     <w:p>
       <w:pPr>
         <w:sectPr>
-          <w:footerReference w:type="default" r:id="rId26"/>
+          <w:footerReference w:type="default" r:id="rId25"/>
           <w:pgSz w:w="12240" w:h="15840"/>
           <w:pgMar w:top="1701" w:right="1701" w:bottom="1701" w:left="2268" w:header="720" w:footer="720" w:gutter="0"/>
           <w:cols w:space="720"/>
@@ -1712,7 +1712,7 @@
     <w:p>
       <w:pPr>
         <w:sectPr>
-          <w:footerReference w:type="default" r:id="rId27"/>
+          <w:footerReference w:type="default" r:id="rId26"/>
           <w:type w:val="continuous"/>
           <w:pgSz w:w="12240" w:h="15840"/>
           <w:pgMar w:top="1701" w:right="1701" w:bottom="1701" w:left="2268" w:header="720" w:footer="720" w:gutter="0"/>
@@ -1741,7 +1741,7 @@
     <w:p>
       <w:pPr>
         <w:sectPr>
-          <w:footerReference w:type="default" r:id="rId28"/>
+          <w:footerReference w:type="default" r:id="rId27"/>
           <w:pgSz w:w="12240" w:h="15840"/>
           <w:pgMar w:top="1701" w:right="1701" w:bottom="1701" w:left="2268" w:header="720" w:footer="720" w:gutter="0"/>
           <w:cols w:space="720"/>
@@ -1812,7 +1812,7 @@
     <w:p>
       <w:pPr>
         <w:sectPr>
-          <w:footerReference w:type="default" r:id="rId29"/>
+          <w:footerReference w:type="default" r:id="rId28"/>
           <w:type w:val="continuous"/>
           <w:pgSz w:w="12240" w:h="15840"/>
           <w:pgMar w:top="1701" w:right="1701" w:bottom="1701" w:left="2268" w:header="720" w:footer="720" w:gutter="0"/>
@@ -1969,7 +1969,7 @@
     <w:p>
       <w:pPr>
         <w:sectPr>
-          <w:footerReference w:type="default" r:id="rId30"/>
+          <w:footerReference w:type="default" r:id="rId29"/>
           <w:pgSz w:w="12240" w:h="15840"/>
           <w:pgMar w:top="1701" w:right="1701" w:bottom="1701" w:left="2268" w:header="720" w:footer="720" w:gutter="0"/>
           <w:cols w:space="720"/>
@@ -2011,7 +2011,7 @@
     <w:p>
       <w:pPr>
         <w:sectPr>
-          <w:footerReference w:type="default" r:id="rId31"/>
+          <w:footerReference w:type="default" r:id="rId30"/>
           <w:type w:val="continuous"/>
           <w:pgSz w:w="12240" w:h="15840"/>
           <w:pgMar w:top="1701" w:right="1701" w:bottom="1701" w:left="2268" w:header="720" w:footer="720" w:gutter="0"/>
@@ -2040,7 +2040,7 @@
     <w:p>
       <w:pPr>
         <w:sectPr>
-          <w:footerReference w:type="default" r:id="rId32"/>
+          <w:footerReference w:type="default" r:id="rId31"/>
           <w:pgSz w:w="12240" w:h="15840"/>
           <w:pgMar w:top="1701" w:right="1701" w:bottom="1701" w:left="2268" w:header="720" w:footer="720" w:gutter="0"/>
           <w:cols w:space="720"/>
@@ -2112,7 +2112,7 @@
     <w:p>
       <w:pPr>
         <w:sectPr>
-          <w:footerReference w:type="default" r:id="rId33"/>
+          <w:footerReference w:type="default" r:id="rId32"/>
           <w:type w:val="continuous"/>
           <w:pgSz w:w="12240" w:h="15840"/>
           <w:pgMar w:top="1701" w:right="1701" w:bottom="1701" w:left="2268" w:header="720" w:footer="720" w:gutter="0"/>
@@ -2155,7 +2155,7 @@
     <w:p>
       <w:pPr>
         <w:sectPr>
-          <w:footerReference w:type="default" r:id="rId34"/>
+          <w:footerReference w:type="default" r:id="rId33"/>
           <w:pgSz w:w="12240" w:h="15840"/>
           <w:pgMar w:top="1701" w:right="1701" w:bottom="1701" w:left="2268" w:header="720" w:footer="720" w:gutter="0"/>
           <w:cols w:space="720"/>
@@ -2581,91 +2581,6 @@
       </w:r>
     </w:p>
     <w:p>
-      <w:pPr>
-        <w:spacing w:before="480"/>
-        <w:jc w:val="center"/>
-      </w:pPr>
-      <w:r>
-        <w:drawing>
-          <wp:inline xmlns:a="http://schemas.openxmlformats.org/drawingml/2006/main" xmlns:pic="http://schemas.openxmlformats.org/drawingml/2006/picture">
-            <wp:extent cx="1512000" cy="1512000"/>
-            <wp:docPr id="3" name="Picture 3"/>
-            <wp:cNvGraphicFramePr>
-              <a:graphicFrameLocks noChangeAspect="1"/>
-            </wp:cNvGraphicFramePr>
-            <a:graphic>
-              <a:graphicData uri="http://schemas.openxmlformats.org/drawingml/2006/picture">
-                <pic:pic>
-                  <pic:nvPicPr>
-                    <pic:cNvPr id="0" name="logo.jpg"/>
-                    <pic:cNvPicPr/>
-                  </pic:nvPicPr>
-                  <pic:blipFill>
-                    <a:blip r:embed="rId11"/>
-                    <a:stretch>
-                      <a:fillRect/>
-                    </a:stretch>
-                  </pic:blipFill>
-                  <pic:spPr>
-                    <a:xfrm>
-                      <a:off x="0" y="0"/>
-                      <a:ext cx="1512000" cy="1512000"/>
-                    </a:xfrm>
-                    <a:prstGeom prst="rect"/>
-                  </pic:spPr>
-                </pic:pic>
-              </a:graphicData>
-            </a:graphic>
-          </wp:inline>
-        </w:drawing>
-      </w:r>
-    </w:p>
-    <w:p>
-      <w:bookmarkStart w:id="bm_grafico1" w:name="bm_grafico1"/>
-      <w:pPr>
-        <w:spacing w:before="120" w:after="480"/>
-        <w:jc w:val="center"/>
-      </w:pPr>
-      <w:r>
-        <w:rPr>
-          <w:rFonts w:ascii="Times New Roman" w:hAnsi="Times New Roman"/>
-          <w:i/>
-          <w:sz w:val="24"/>
-        </w:rPr>
-        <w:t xml:space="preserve">Gráfico 1. </w:t>
-      </w:r>
-      <w:r>
-        <w:rPr>
-          <w:rFonts w:ascii="Times New Roman" w:hAnsi="Times New Roman"/>
-          <w:b/>
-          <w:sz w:val="24"/>
-        </w:rPr>
-        <w:t>Logotipo de Ingeniería de Telecomunicaciones, C.A.</w:t>
-      </w:r>
-      <w:bookmarkEnd w:id="bm_grafico1"/>
-    </w:p>
-    <w:p>
-      <w:pPr>
-        <w:spacing w:before="0" w:after="240"/>
-        <w:jc w:val="center"/>
-      </w:pPr>
-      <w:r>
-        <w:rPr>
-          <w:rFonts w:ascii="Times New Roman" w:hAnsi="Times New Roman"/>
-          <w:i/>
-          <w:sz w:val="24"/>
-        </w:rPr>
-        <w:t xml:space="preserve">Fuente: </w:t>
-      </w:r>
-      <w:r>
-        <w:rPr>
-          <w:rFonts w:ascii="Times New Roman" w:hAnsi="Times New Roman"/>
-          <w:sz w:val="24"/>
-        </w:rPr>
-        <w:t>Ingeniería de Telecomunicaciones, C.A. (2026).</w:t>
-      </w:r>
-    </w:p>
-    <w:p>
       <w:bookmarkStart w:id="bm_cap1_ubic" w:name="bm_cap1_ubic"/>
       <w:pPr>
         <w:spacing w:before="480" w:after="480" w:line="360" w:lineRule="auto"/>
@@ -2705,7 +2620,7 @@
         <w:drawing>
           <wp:inline xmlns:a="http://schemas.openxmlformats.org/drawingml/2006/main" xmlns:pic="http://schemas.openxmlformats.org/drawingml/2006/picture">
             <wp:extent cx="1800000" cy="1125000"/>
-            <wp:docPr id="4" name="Picture 4"/>
+            <wp:docPr id="3" name="Picture 3"/>
             <wp:cNvGraphicFramePr>
               <a:graphicFrameLocks noChangeAspect="1"/>
             </wp:cNvGraphicFramePr>
@@ -2717,7 +2632,7 @@
                     <pic:cNvPicPr/>
                   </pic:nvPicPr>
                   <pic:blipFill>
-                    <a:blip r:embed="rId12"/>
+                    <a:blip r:embed="rId11"/>
                     <a:stretch>
                       <a:fillRect/>
                     </a:stretch>
@@ -2846,7 +2761,7 @@
         <w:drawing>
           <wp:inline xmlns:a="http://schemas.openxmlformats.org/drawingml/2006/main" xmlns:pic="http://schemas.openxmlformats.org/drawingml/2006/picture">
             <wp:extent cx="4320000" cy="1847904"/>
-            <wp:docPr id="5" name="Picture 5"/>
+            <wp:docPr id="4" name="Picture 4"/>
             <wp:cNvGraphicFramePr>
               <a:graphicFrameLocks noChangeAspect="1"/>
             </wp:cNvGraphicFramePr>
@@ -2858,7 +2773,7 @@
                     <pic:cNvPicPr/>
                   </pic:nvPicPr>
                   <pic:blipFill>
-                    <a:blip r:embed="rId13"/>
+                    <a:blip r:embed="rId12"/>
                     <a:stretch>
                       <a:fillRect/>
                     </a:stretch>
@@ -2910,7 +2825,7 @@
         <w:drawing>
           <wp:inline xmlns:a="http://schemas.openxmlformats.org/drawingml/2006/main" xmlns:pic="http://schemas.openxmlformats.org/drawingml/2006/picture">
             <wp:extent cx="4320000" cy="2680292"/>
-            <wp:docPr id="6" name="Picture 6"/>
+            <wp:docPr id="5" name="Picture 5"/>
             <wp:cNvGraphicFramePr>
               <a:graphicFrameLocks noChangeAspect="1"/>
             </wp:cNvGraphicFramePr>
@@ -2922,7 +2837,7 @@
                     <pic:cNvPicPr/>
                   </pic:nvPicPr>
                   <pic:blipFill>
-                    <a:blip r:embed="rId14"/>
+                    <a:blip r:embed="rId13"/>
                     <a:stretch>
                       <a:fillRect/>
                     </a:stretch>
@@ -2968,7 +2883,7 @@
     <w:p>
       <w:pPr>
         <w:sectPr>
-          <w:footerReference w:type="default" r:id="rId35"/>
+          <w:footerReference w:type="default" r:id="rId34"/>
           <w:type w:val="continuous"/>
           <w:pgSz w:w="12240" w:h="15840"/>
           <w:pgMar w:top="1701" w:right="1701" w:bottom="1701" w:left="2268" w:header="720" w:footer="720" w:gutter="0"/>
@@ -2997,7 +2912,7 @@
     <w:p>
       <w:pPr>
         <w:sectPr>
-          <w:footerReference w:type="default" r:id="rId36"/>
+          <w:footerReference w:type="default" r:id="rId35"/>
           <w:pgSz w:w="12240" w:h="15840"/>
           <w:pgMar w:top="1701" w:right="1701" w:bottom="1701" w:left="2268" w:header="720" w:footer="720" w:gutter="0"/>
           <w:cols w:space="720"/>
@@ -3126,7 +3041,7 @@
     <w:p>
       <w:pPr>
         <w:sectPr>
-          <w:footerReference w:type="default" r:id="rId37"/>
+          <w:footerReference w:type="default" r:id="rId36"/>
           <w:type w:val="continuous"/>
           <w:pgSz w:w="12240" w:h="15840"/>
           <w:pgMar w:top="1701" w:right="1701" w:bottom="1701" w:left="2268" w:header="720" w:footer="720" w:gutter="0"/>
@@ -3155,7 +3070,7 @@
     <w:p>
       <w:pPr>
         <w:sectPr>
-          <w:footerReference w:type="default" r:id="rId38"/>
+          <w:footerReference w:type="default" r:id="rId37"/>
           <w:pgSz w:w="12240" w:h="15840"/>
           <w:pgMar w:top="1701" w:right="1701" w:bottom="1701" w:left="2268" w:header="720" w:footer="720" w:gutter="0"/>
           <w:cols w:space="720"/>
@@ -3201,8 +3116,8 @@
       <w:r>
         <w:drawing>
           <wp:inline xmlns:a="http://schemas.openxmlformats.org/drawingml/2006/main" xmlns:pic="http://schemas.openxmlformats.org/drawingml/2006/picture">
-            <wp:extent cx="3960000" cy="18064286"/>
-            <wp:docPr id="7" name="Picture 7"/>
+            <wp:extent cx="3960000" cy="4860000"/>
+            <wp:docPr id="6" name="Picture 6"/>
             <wp:cNvGraphicFramePr>
               <a:graphicFrameLocks noChangeAspect="1"/>
             </wp:cNvGraphicFramePr>
@@ -3214,7 +3129,7 @@
                     <pic:cNvPicPr/>
                   </pic:nvPicPr>
                   <pic:blipFill>
-                    <a:blip r:embed="rId15"/>
+                    <a:blip r:embed="rId14"/>
                     <a:stretch>
                       <a:fillRect/>
                     </a:stretch>
@@ -3222,7 +3137,7 @@
                   <pic:spPr>
                     <a:xfrm>
                       <a:off x="0" y="0"/>
-                      <a:ext cx="3960000" cy="18064286"/>
+                      <a:ext cx="3960000" cy="4860000"/>
                     </a:xfrm>
                     <a:prstGeom prst="rect"/>
                   </pic:spPr>
@@ -3234,7 +3149,7 @@
       </w:r>
     </w:p>
     <w:sectPr>
-      <w:footerReference w:type="default" r:id="rId39"/>
+      <w:footerReference w:type="default" r:id="rId38"/>
       <w:pgSz w:w="12240" w:h="15840"/>
       <w:pgMar w:top="1701" w:right="1701" w:bottom="1701" w:left="2268" w:header="720" w:footer="720" w:gutter="0"/>
       <w:cols w:space="720"/>

--- a/amaal/reportes/Informe_Pasantia_IUTECP_BORRADOR1.docx
+++ b/amaal/reportes/Informe_Pasantia_IUTECP_BORRADOR1.docx
@@ -164,7 +164,7 @@
     </w:p>
     <w:p>
       <w:pPr>
-        <w:spacing w:line="276" w:lineRule="auto" w:before="0" w:after="0"/>
+        <w:spacing w:line="240" w:lineRule="auto" w:before="0" w:after="0"/>
         <w:jc w:val="center"/>
       </w:pPr>
       <w:r>
@@ -214,7 +214,7 @@
     </w:p>
     <w:p>
       <w:pPr>
-        <w:spacing w:line="276" w:lineRule="auto" w:before="3053" w:after="0"/>
+        <w:spacing w:line="276" w:lineRule="auto" w:before="1280" w:after="0"/>
         <w:jc w:val="center"/>
       </w:pPr>
       <w:r>
@@ -228,7 +228,21 @@
     </w:p>
     <w:p>
       <w:pPr>
-        <w:spacing w:before="2544" w:after="0" w:line="20" w:lineRule="exact"/>
+        <w:spacing w:line="276" w:lineRule="auto" w:before="440" w:after="0"/>
+        <w:jc w:val="center"/>
+      </w:pPr>
+      <w:r>
+        <w:rPr>
+          <w:rFonts w:ascii="Times New Roman" w:hAnsi="Times New Roman"/>
+          <w:b/>
+          <w:sz w:val="24"/>
+        </w:rPr>
+        <w:t>Informe de pasantías para obtener el título de Técnico Superior Universitario en la especialidad de: Administración</w:t>
+      </w:r>
+    </w:p>
+    <w:p>
+      <w:pPr>
+        <w:spacing w:before="2100" w:after="0" w:line="20" w:lineRule="exact"/>
       </w:pPr>
     </w:p>
     <w:tbl>
@@ -257,7 +271,7 @@
           </w:tcPr>
           <w:p>
             <w:pPr>
-              <w:spacing w:line="276" w:lineRule="auto"/>
+              <w:spacing w:line="240" w:lineRule="auto"/>
               <w:jc w:val="left"/>
             </w:pPr>
             <w:r>
@@ -330,7 +344,7 @@
           </w:tcPr>
           <w:p>
             <w:pPr>
-              <w:spacing w:line="276" w:lineRule="auto"/>
+              <w:spacing w:line="240" w:lineRule="auto"/>
               <w:jc w:val="right"/>
             </w:pPr>
             <w:r>
@@ -365,7 +379,7 @@
     </w:tbl>
     <w:p>
       <w:pPr>
-        <w:spacing w:line="276" w:lineRule="auto" w:before="1272" w:after="0"/>
+        <w:spacing w:line="276" w:lineRule="auto" w:before="800" w:after="0"/>
         <w:jc w:val="center"/>
       </w:pPr>
       <w:r>
@@ -897,36 +911,6 @@
           <w:b w:val="0"/>
           <w:sz w:val="24"/>
         </w:rPr>
-        <w:t>LISTA DE FIGURAS</w:t>
-        <w:tab/>
-      </w:r>
-      <w:r>
-        <w:rPr>
-          <w:rFonts w:ascii="Times New Roman" w:hAnsi="Times New Roman"/>
-          <w:b w:val="0"/>
-          <w:sz w:val="24"/>
-        </w:rPr>
-        <w:fldChar w:fldCharType="begin"/>
-        <w:instrText xml:space="preserve"> PAGEREF bm_lista_figuras \h </w:instrText>
-        <w:fldChar w:fldCharType="separate"/>
-        <w:t>?</w:t>
-        <w:fldChar w:fldCharType="end"/>
-      </w:r>
-    </w:p>
-    <w:p>
-      <w:pPr>
-        <w:tabs>
-          <w:tab w:pos="8271" w:val="right" w:leader="dot"/>
-        </w:tabs>
-        <w:spacing w:line="360" w:lineRule="auto" w:before="0" w:after="80"/>
-        <w:ind w:left="0"/>
-      </w:pPr>
-      <w:r>
-        <w:rPr>
-          <w:rFonts w:ascii="Times New Roman" w:hAnsi="Times New Roman"/>
-          <w:b w:val="0"/>
-          <w:sz w:val="24"/>
-        </w:rPr>
         <w:t>LISTA DE GRÁFICOS</w:t>
         <w:tab/>
       </w:r>
@@ -1486,47 +1470,6 @@
       </w:pPr>
     </w:p>
     <w:p>
-      <w:bookmarkStart w:id="bm_lista_figuras" w:name="bm_lista_figuras"/>
-      <w:pPr>
-        <w:spacing w:before="1140" w:after="480"/>
-        <w:jc w:val="center"/>
-      </w:pPr>
-      <w:r>
-        <w:rPr>
-          <w:rFonts w:ascii="Times New Roman" w:hAnsi="Times New Roman"/>
-          <w:b/>
-          <w:sz w:val="24"/>
-        </w:rPr>
-        <w:t>LISTA DE FIGURAS</w:t>
-      </w:r>
-      <w:bookmarkEnd w:id="bm_lista_figuras"/>
-    </w:p>
-    <w:p>
-      <w:pPr>
-        <w:sectPr>
-          <w:footerReference w:type="default" r:id="rId23"/>
-          <w:pgSz w:w="12240" w:h="15840"/>
-          <w:pgMar w:top="1701" w:right="1701" w:bottom="1701" w:left="2268" w:header="720" w:footer="720" w:gutter="0"/>
-          <w:cols w:space="720"/>
-          <w:titlePg/>
-          <w:docGrid w:linePitch="360"/>
-        </w:sectPr>
-      </w:pPr>
-    </w:p>
-    <w:p>
-      <w:pPr>
-        <w:sectPr>
-          <w:footerReference w:type="default" r:id="rId24"/>
-          <w:type w:val="continuous"/>
-          <w:pgSz w:w="12240" w:h="15840"/>
-          <w:pgMar w:top="1701" w:right="1701" w:bottom="1701" w:left="2268" w:header="720" w:footer="720" w:gutter="0"/>
-          <w:cols w:space="720"/>
-          <w:titlePg/>
-          <w:docGrid w:linePitch="360"/>
-        </w:sectPr>
-      </w:pPr>
-    </w:p>
-    <w:p>
       <w:bookmarkStart w:id="bm_lista_graficos" w:name="bm_lista_graficos"/>
       <w:pPr>
         <w:spacing w:before="1140" w:after="480"/>
@@ -1545,7 +1488,7 @@
     <w:p>
       <w:pPr>
         <w:sectPr>
-          <w:footerReference w:type="default" r:id="rId25"/>
+          <w:footerReference w:type="default" r:id="rId23"/>
           <w:pgSz w:w="12240" w:h="15840"/>
           <w:pgMar w:top="1701" w:right="1701" w:bottom="1701" w:left="2268" w:header="720" w:footer="720" w:gutter="0"/>
           <w:cols w:space="720"/>
@@ -1712,7 +1655,7 @@
     <w:p>
       <w:pPr>
         <w:sectPr>
-          <w:footerReference w:type="default" r:id="rId26"/>
+          <w:footerReference w:type="default" r:id="rId24"/>
           <w:type w:val="continuous"/>
           <w:pgSz w:w="12240" w:h="15840"/>
           <w:pgMar w:top="1701" w:right="1701" w:bottom="1701" w:left="2268" w:header="720" w:footer="720" w:gutter="0"/>
@@ -1741,7 +1684,7 @@
     <w:p>
       <w:pPr>
         <w:sectPr>
-          <w:footerReference w:type="default" r:id="rId27"/>
+          <w:footerReference w:type="default" r:id="rId25"/>
           <w:pgSz w:w="12240" w:h="15840"/>
           <w:pgMar w:top="1701" w:right="1701" w:bottom="1701" w:left="2268" w:header="720" w:footer="720" w:gutter="0"/>
           <w:cols w:space="720"/>
@@ -1812,7 +1755,7 @@
     <w:p>
       <w:pPr>
         <w:sectPr>
-          <w:footerReference w:type="default" r:id="rId28"/>
+          <w:footerReference w:type="default" r:id="rId26"/>
           <w:type w:val="continuous"/>
           <w:pgSz w:w="12240" w:h="15840"/>
           <w:pgMar w:top="1701" w:right="1701" w:bottom="1701" w:left="2268" w:header="720" w:footer="720" w:gutter="0"/>
@@ -1969,7 +1912,7 @@
     <w:p>
       <w:pPr>
         <w:sectPr>
-          <w:footerReference w:type="default" r:id="rId29"/>
+          <w:footerReference w:type="default" r:id="rId27"/>
           <w:pgSz w:w="12240" w:h="15840"/>
           <w:pgMar w:top="1701" w:right="1701" w:bottom="1701" w:left="2268" w:header="720" w:footer="720" w:gutter="0"/>
           <w:cols w:space="720"/>
@@ -2011,7 +1954,7 @@
     <w:p>
       <w:pPr>
         <w:sectPr>
-          <w:footerReference w:type="default" r:id="rId30"/>
+          <w:footerReference w:type="default" r:id="rId28"/>
           <w:type w:val="continuous"/>
           <w:pgSz w:w="12240" w:h="15840"/>
           <w:pgMar w:top="1701" w:right="1701" w:bottom="1701" w:left="2268" w:header="720" w:footer="720" w:gutter="0"/>
@@ -2040,7 +1983,7 @@
     <w:p>
       <w:pPr>
         <w:sectPr>
-          <w:footerReference w:type="default" r:id="rId31"/>
+          <w:footerReference w:type="default" r:id="rId29"/>
           <w:pgSz w:w="12240" w:h="15840"/>
           <w:pgMar w:top="1701" w:right="1701" w:bottom="1701" w:left="2268" w:header="720" w:footer="720" w:gutter="0"/>
           <w:cols w:space="720"/>
@@ -2112,7 +2055,7 @@
     <w:p>
       <w:pPr>
         <w:sectPr>
-          <w:footerReference w:type="default" r:id="rId32"/>
+          <w:footerReference w:type="default" r:id="rId30"/>
           <w:type w:val="continuous"/>
           <w:pgSz w:w="12240" w:h="15840"/>
           <w:pgMar w:top="1701" w:right="1701" w:bottom="1701" w:left="2268" w:header="720" w:footer="720" w:gutter="0"/>
@@ -2155,7 +2098,7 @@
     <w:p>
       <w:pPr>
         <w:sectPr>
-          <w:footerReference w:type="default" r:id="rId33"/>
+          <w:footerReference w:type="default" r:id="rId31"/>
           <w:pgSz w:w="12240" w:h="15840"/>
           <w:pgMar w:top="1701" w:right="1701" w:bottom="1701" w:left="2268" w:header="720" w:footer="720" w:gutter="0"/>
           <w:cols w:space="720"/>
@@ -2883,7 +2826,7 @@
     <w:p>
       <w:pPr>
         <w:sectPr>
-          <w:footerReference w:type="default" r:id="rId34"/>
+          <w:footerReference w:type="default" r:id="rId32"/>
           <w:type w:val="continuous"/>
           <w:pgSz w:w="12240" w:h="15840"/>
           <w:pgMar w:top="1701" w:right="1701" w:bottom="1701" w:left="2268" w:header="720" w:footer="720" w:gutter="0"/>
@@ -2912,7 +2855,7 @@
     <w:p>
       <w:pPr>
         <w:sectPr>
-          <w:footerReference w:type="default" r:id="rId35"/>
+          <w:footerReference w:type="default" r:id="rId33"/>
           <w:pgSz w:w="12240" w:h="15840"/>
           <w:pgMar w:top="1701" w:right="1701" w:bottom="1701" w:left="2268" w:header="720" w:footer="720" w:gutter="0"/>
           <w:cols w:space="720"/>
@@ -3041,7 +2984,7 @@
     <w:p>
       <w:pPr>
         <w:sectPr>
-          <w:footerReference w:type="default" r:id="rId36"/>
+          <w:footerReference w:type="default" r:id="rId34"/>
           <w:type w:val="continuous"/>
           <w:pgSz w:w="12240" w:h="15840"/>
           <w:pgMar w:top="1701" w:right="1701" w:bottom="1701" w:left="2268" w:header="720" w:footer="720" w:gutter="0"/>
@@ -3070,7 +3013,7 @@
     <w:p>
       <w:pPr>
         <w:sectPr>
-          <w:footerReference w:type="default" r:id="rId37"/>
+          <w:footerReference w:type="default" r:id="rId35"/>
           <w:pgSz w:w="12240" w:h="15840"/>
           <w:pgMar w:top="1701" w:right="1701" w:bottom="1701" w:left="2268" w:header="720" w:footer="720" w:gutter="0"/>
           <w:cols w:space="720"/>
@@ -3149,7 +3092,7 @@
       </w:r>
     </w:p>
     <w:sectPr>
-      <w:footerReference w:type="default" r:id="rId38"/>
+      <w:footerReference w:type="default" r:id="rId36"/>
       <w:pgSz w:w="12240" w:h="15840"/>
       <w:pgMar w:top="1701" w:right="1701" w:bottom="1701" w:left="2268" w:header="720" w:footer="720" w:gutter="0"/>
       <w:cols w:space="720"/>
@@ -3330,7 +3273,7 @@
         <w:sz w:val="24"/>
       </w:rPr>
       <w:fldChar w:fldCharType="begin"/>
-      <w:instrText xml:space="preserve"> PAGE \* roman </w:instrText>
+      <w:instrText xml:space="preserve"> PAGE </w:instrText>
       <w:fldChar w:fldCharType="separate"/>
       <w:fldChar w:fldCharType="end"/>
     </w:r>
@@ -3351,7 +3294,7 @@
         <w:sz w:val="24"/>
       </w:rPr>
       <w:fldChar w:fldCharType="begin"/>
-      <w:instrText xml:space="preserve"> PAGE \* roman </w:instrText>
+      <w:instrText xml:space="preserve"> PAGE </w:instrText>
       <w:fldChar w:fldCharType="separate"/>
       <w:fldChar w:fldCharType="end"/>
     </w:r>
@@ -3433,48 +3376,6 @@
 </file>
 
 <file path=word/footer22.xml><?xml version="1.0" encoding="utf-8"?>
-<w:ftr xmlns:m="http://schemas.openxmlformats.org/officeDocument/2006/math" xmlns:mc="http://schemas.openxmlformats.org/markup-compatibility/2006" xmlns:mo="http://schemas.microsoft.com/office/mac/office/2008/main" xmlns:mv="urn:schemas-microsoft-com:mac:vml" xmlns:o="urn:schemas-microsoft-com:office:office" xmlns:r="http://schemas.openxmlformats.org/officeDocument/2006/relationships" xmlns:v="urn:schemas-microsoft-com:vml" xmlns:w10="urn:schemas-microsoft-com:office:word" xmlns:w14="http://schemas.microsoft.com/office/word/2010/wordml" xmlns:w="http://schemas.openxmlformats.org/wordprocessingml/2006/main" xmlns:wne="http://schemas.microsoft.com/office/word/2006/wordml" xmlns:wp14="http://schemas.microsoft.com/office/word/2010/wordprocessingDrawing" xmlns:wp="http://schemas.openxmlformats.org/drawingml/2006/wordprocessingDrawing" xmlns:wpc="http://schemas.microsoft.com/office/word/2010/wordprocessingCanvas" xmlns:wpg="http://schemas.microsoft.com/office/word/2010/wordprocessingGroup" xmlns:wpi="http://schemas.microsoft.com/office/word/2010/wordprocessingInk" xmlns:wps="http://schemas.microsoft.com/office/word/2010/wordprocessingShape" mc:Ignorable="w14 wp14">
-  <w:p>
-    <w:pPr>
-      <w:pStyle w:val="Footer"/>
-      <w:jc w:val="center"/>
-    </w:pPr>
-    <w:r>
-      <w:rPr>
-        <w:rFonts w:ascii="Times New Roman" w:hAnsi="Times New Roman"/>
-        <w:sz w:val="24"/>
-      </w:rPr>
-      <w:fldChar w:fldCharType="begin"/>
-      <w:instrText xml:space="preserve"> PAGE </w:instrText>
-      <w:fldChar w:fldCharType="separate"/>
-      <w:fldChar w:fldCharType="end"/>
-    </w:r>
-  </w:p>
-</w:ftr>
-</file>
-
-<file path=word/footer23.xml><?xml version="1.0" encoding="utf-8"?>
-<w:ftr xmlns:m="http://schemas.openxmlformats.org/officeDocument/2006/math" xmlns:mc="http://schemas.openxmlformats.org/markup-compatibility/2006" xmlns:mo="http://schemas.microsoft.com/office/mac/office/2008/main" xmlns:mv="urn:schemas-microsoft-com:mac:vml" xmlns:o="urn:schemas-microsoft-com:office:office" xmlns:r="http://schemas.openxmlformats.org/officeDocument/2006/relationships" xmlns:v="urn:schemas-microsoft-com:vml" xmlns:w10="urn:schemas-microsoft-com:office:word" xmlns:w14="http://schemas.microsoft.com/office/word/2010/wordml" xmlns:w="http://schemas.openxmlformats.org/wordprocessingml/2006/main" xmlns:wne="http://schemas.microsoft.com/office/word/2006/wordml" xmlns:wp14="http://schemas.microsoft.com/office/word/2010/wordprocessingDrawing" xmlns:wp="http://schemas.openxmlformats.org/drawingml/2006/wordprocessingDrawing" xmlns:wpc="http://schemas.microsoft.com/office/word/2010/wordprocessingCanvas" xmlns:wpg="http://schemas.microsoft.com/office/word/2010/wordprocessingGroup" xmlns:wpi="http://schemas.microsoft.com/office/word/2010/wordprocessingInk" xmlns:wps="http://schemas.microsoft.com/office/word/2010/wordprocessingShape" mc:Ignorable="w14 wp14">
-  <w:p>
-    <w:pPr>
-      <w:pStyle w:val="Footer"/>
-      <w:jc w:val="center"/>
-    </w:pPr>
-    <w:r>
-      <w:rPr>
-        <w:rFonts w:ascii="Times New Roman" w:hAnsi="Times New Roman"/>
-        <w:sz w:val="24"/>
-      </w:rPr>
-      <w:fldChar w:fldCharType="begin"/>
-      <w:instrText xml:space="preserve"> PAGE </w:instrText>
-      <w:fldChar w:fldCharType="separate"/>
-      <w:fldChar w:fldCharType="end"/>
-    </w:r>
-  </w:p>
-</w:ftr>
-</file>
-
-<file path=word/footer24.xml><?xml version="1.0" encoding="utf-8"?>
 <w:ftr xmlns:m="http://schemas.openxmlformats.org/officeDocument/2006/math" xmlns:mc="http://schemas.openxmlformats.org/markup-compatibility/2006" xmlns:mo="http://schemas.microsoft.com/office/mac/office/2008/main" xmlns:mv="urn:schemas-microsoft-com:mac:vml" xmlns:o="urn:schemas-microsoft-com:office:office" xmlns:r="http://schemas.openxmlformats.org/officeDocument/2006/relationships" xmlns:v="urn:schemas-microsoft-com:vml" xmlns:w10="urn:schemas-microsoft-com:office:word" xmlns:w14="http://schemas.microsoft.com/office/word/2010/wordml" xmlns:w="http://schemas.openxmlformats.org/wordprocessingml/2006/main" xmlns:wne="http://schemas.microsoft.com/office/word/2006/wordml" xmlns:wp14="http://schemas.microsoft.com/office/word/2010/wordprocessingDrawing" xmlns:wp="http://schemas.openxmlformats.org/drawingml/2006/wordprocessingDrawing" xmlns:wpc="http://schemas.microsoft.com/office/word/2010/wordprocessingCanvas" xmlns:wpg="http://schemas.microsoft.com/office/word/2010/wordprocessingGroup" xmlns:wpi="http://schemas.microsoft.com/office/word/2010/wordprocessingInk" xmlns:wps="http://schemas.microsoft.com/office/word/2010/wordprocessingShape" mc:Ignorable="w14 wp14">
   <w:p>
     <w:pPr>

--- a/amaal/reportes/Informe_Pasantia_IUTECP_BORRADOR1.docx
+++ b/amaal/reportes/Informe_Pasantia_IUTECP_BORRADOR1.docx
@@ -154,15 +154,17 @@
     <w:p>
       <w:pPr>
         <w:sectPr>
-          <w:footerReference w:type="default" r:id="rId15"/>
+          <w:footerReference w:type="default" r:id="rId32"/>
           <w:pgSz w:w="12240" w:h="15840"/>
           <w:pgMar w:top="1701" w:right="1701" w:bottom="1701" w:left="2268" w:header="720" w:footer="720" w:gutter="0"/>
           <w:cols w:space="720"/>
           <w:docGrid w:linePitch="360"/>
+          <w:pgNumType w:fmt="lowerRoman" w:start="1"/>
         </w:sectPr>
       </w:pPr>
     </w:p>
     <w:p>
+      <w:bookmarkStart w:id="0" w:name="bm_contraportada"/>
       <w:pPr>
         <w:spacing w:line="240" w:lineRule="auto" w:before="0" w:after="0"/>
         <w:jc w:val="center"/>
@@ -211,6 +213,7 @@
         </w:rPr>
         <w:t>EL TIGRE, ESTADO ANZOÁTEGUI</w:t>
       </w:r>
+      <w:bookmarkEnd w:id="0"/>
     </w:p>
     <w:p>
       <w:pPr>
@@ -289,7 +292,7 @@
                 <w:b/>
                 <w:sz w:val="24"/>
               </w:rPr>
-              <w:t>Mata, Lenny</w:t>
+              <w:t>Lic. Lenny Mata</w:t>
               <w:br/>
             </w:r>
             <w:r>
@@ -393,12 +396,12 @@
     <w:p>
       <w:pPr>
         <w:sectPr>
-          <w:footerReference w:type="default" r:id="rId16"/>
+          <w:footerReference w:type="default" r:id="rId33"/>
           <w:pgSz w:w="12240" w:h="15840"/>
           <w:pgMar w:top="1701" w:right="1701" w:bottom="1701" w:left="2268" w:header="720" w:footer="720" w:gutter="0"/>
           <w:cols w:space="720"/>
-          <w:titlePg/>
           <w:docGrid w:linePitch="360"/>
+          <w:pgNumType w:fmt="lowerRoman"/>
         </w:sectPr>
       </w:pPr>
     </w:p>
@@ -474,7 +477,7 @@
     </w:p>
     <w:p/>
     <w:p>
-      <w:bookmarkStart w:id="bm_aprob_ind" w:name="bm_aprob_ind"/>
+      <w:bookmarkStart w:id="1" w:name="bm_aprob_ind"/>
       <w:pPr>
         <w:spacing w:before="480" w:after="480"/>
         <w:jc w:val="center"/>
@@ -487,35 +490,84 @@
         </w:rPr>
         <w:t>APROBACIÓN DEL TUTOR INDUSTRIAL</w:t>
       </w:r>
-      <w:bookmarkEnd w:id="bm_aprob_ind"/>
+      <w:bookmarkEnd w:id="1"/>
     </w:p>
     <w:p>
       <w:pPr>
         <w:spacing w:line="360" w:lineRule="auto"/>
         <w:ind w:firstLine="0"/>
         <w:jc w:val="both"/>
+      </w:pPr>
+      <w:r>
+        <w:rPr>
+          <w:rFonts w:ascii="Times New Roman" w:hAnsi="Times New Roman"/>
+          <w:b w:val="0"/>
+          <w:sz w:val="24"/>
+        </w:rPr>
+        <w:t xml:space="preserve">En mi carácter de tutor industrial del informe de pasantías presentado por: </w:t>
+      </w:r>
+      <w:r>
+        <w:rPr>
+          <w:rFonts w:ascii="Times New Roman" w:hAnsi="Times New Roman"/>
+          <w:b/>
+          <w:sz w:val="24"/>
+        </w:rPr>
+        <w:t>ALRIFAAI ALRIFAAIE, AMAAL</w:t>
+      </w:r>
+      <w:r>
+        <w:rPr>
+          <w:rFonts w:ascii="Times New Roman" w:hAnsi="Times New Roman"/>
+          <w:b w:val="0"/>
+          <w:sz w:val="24"/>
+        </w:rPr>
+        <w:t>, de Cédula de Identidad V-31.985.792; para optar al grado de Técnico Superior Universitario en la especialidad de: Administración, cuyo título es; “</w:t>
+      </w:r>
+      <w:r>
+        <w:rPr>
+          <w:rFonts w:ascii="Times New Roman" w:hAnsi="Times New Roman"/>
+          <w:b/>
+          <w:sz w:val="24"/>
+        </w:rPr>
+        <w:t>EVALUACIÓN DEL CONTROL ADMINISTRATIVO APLICADO A LA GESTIÓN DE SOLICITUDES DE SERVICIOS DE TELECOMUNICACIONES EN LA EMPRESA INGENIERÍA DE TELECOMUNICACIONES, C.A.</w:t>
+      </w:r>
+      <w:r>
+        <w:rPr>
+          <w:rFonts w:ascii="Times New Roman" w:hAnsi="Times New Roman"/>
+          <w:b w:val="0"/>
+          <w:sz w:val="24"/>
+        </w:rPr>
+        <w:t xml:space="preserve">”, manifiesto que cumple con los requisitos exigidos por el </w:t>
+      </w:r>
+      <w:r>
+        <w:rPr>
+          <w:rFonts w:ascii="Times New Roman" w:hAnsi="Times New Roman"/>
+          <w:b/>
+          <w:sz w:val="24"/>
+        </w:rPr>
+        <w:t>INSTITUTO UNIVERSITARIO DE TECNOLOGÍA “ELÍAS CALIXTO POMPA” (IUTECP)</w:t>
+      </w:r>
+      <w:r>
+        <w:rPr>
+          <w:rFonts w:ascii="Times New Roman" w:hAnsi="Times New Roman"/>
+          <w:b w:val="0"/>
+          <w:sz w:val="24"/>
+        </w:rPr>
+        <w:t>; y que, por lo tanto, considero que reúne los méritos suficientes para ser evaluado por el jurado que se decida designar a tal fin.</w:t>
+      </w:r>
+    </w:p>
+    <w:p/>
+    <w:p/>
+    <w:p>
+      <w:pPr>
+        <w:spacing w:line="360" w:lineRule="auto"/>
+        <w:jc w:val="left"/>
       </w:pPr>
       <w:r>
         <w:rPr>
           <w:rFonts w:ascii="Times New Roman" w:hAnsi="Times New Roman"/>
           <w:sz w:val="24"/>
         </w:rPr>
-        <w:t>En mi carácter de tutor industrial del informe de pasantías presentado por: Alrifaai Alrifaaie, Amaal, de Cédula de Identidad V-31.985.792; para optar al grado de Técnico Superior Universitario en la especialidad de: Administración, cuyo título es; “EVALUACIÓN DEL CONTROL ADMINISTRATIVO APLICADO A LA GESTIÓN DE SOLICITUDES DE SERVICIOS DE TELECOMUNICACIONES EN LA EMPRESA INGENIERÍA DE TELECOMUNICACIONES, C.A.”, manifiesto que cumple con los requisitos exigidos por el Instituto Universitario de Tecnología “Elías Calixto Pompa” (IUTECP); y que, por lo tanto, considero que reúne los méritos suficientes para ser evaluado por el jurado que se decida designar a tal fin.</w:t>
-      </w:r>
-    </w:p>
-    <w:p/>
-    <w:p/>
-    <w:p>
-      <w:pPr>
-        <w:spacing w:line="360" w:lineRule="auto"/>
-        <w:jc w:val="left"/>
-      </w:pPr>
-      <w:r>
-        <w:rPr>
-          <w:rFonts w:ascii="Times New Roman" w:hAnsi="Times New Roman"/>
-          <w:sz w:val="24"/>
-        </w:rPr>
-        <w:t>En la Ciudad de El Tigre, a los ___ días del mes de _______ de 2026</w:t>
+        <w:t>En la Ciudad de El Tigre, a los 14 días del mes de agosto de 2026</w:t>
       </w:r>
     </w:p>
     <w:p/>
@@ -570,7 +622,7 @@
           <w:b/>
           <w:sz w:val="24"/>
         </w:rPr>
-        <w:t>Mata, Lenny</w:t>
+        <w:t>Lic. Lenny Mata</w:t>
       </w:r>
     </w:p>
     <w:p>
@@ -589,12 +641,12 @@
     <w:p>
       <w:pPr>
         <w:sectPr>
-          <w:footerReference w:type="default" r:id="rId17"/>
+          <w:footerReference w:type="default" r:id="rId34"/>
           <w:pgSz w:w="12240" w:h="15840"/>
           <w:pgMar w:top="1701" w:right="1701" w:bottom="1701" w:left="2268" w:header="720" w:footer="720" w:gutter="0"/>
           <w:cols w:space="720"/>
-          <w:titlePg/>
           <w:docGrid w:linePitch="360"/>
+          <w:pgNumType w:fmt="lowerRoman"/>
         </w:sectPr>
       </w:pPr>
     </w:p>
@@ -670,7 +722,7 @@
     </w:p>
     <w:p/>
     <w:p>
-      <w:bookmarkStart w:id="bm_aprob_acad" w:name="bm_aprob_acad"/>
+      <w:bookmarkStart w:id="2" w:name="bm_aprob_acad"/>
       <w:pPr>
         <w:spacing w:before="480" w:after="480"/>
         <w:jc w:val="center"/>
@@ -683,7 +735,7 @@
         </w:rPr>
         <w:t>APROBACIÓN DEL TUTOR ACADÉMICO</w:t>
       </w:r>
-      <w:bookmarkEnd w:id="bm_aprob_acad"/>
+      <w:bookmarkEnd w:id="2"/>
     </w:p>
     <w:p>
       <w:pPr>
@@ -694,9 +746,58 @@
       <w:r>
         <w:rPr>
           <w:rFonts w:ascii="Times New Roman" w:hAnsi="Times New Roman"/>
+          <w:b w:val="0"/>
           <w:sz w:val="24"/>
         </w:rPr>
-        <w:t>En mi carácter de tutor académico del informe de pasantías presentado por: Alrifaai Alrifaaie, Amaal, de Cédula de Identidad V-31.985.792; para optar al grado de Técnico Superior Universitario en la especialidad de: Administración, cuyo título es; “EVALUACIÓN DEL CONTROL ADMINISTRATIVO APLICADO A LA GESTIÓN DE SOLICITUDES DE SERVICIOS DE TELECOMUNICACIONES EN LA EMPRESA INGENIERÍA DE TELECOMUNICACIONES, C.A.”, manifiesto que cumple con los requisitos exigidos por el Instituto Universitario de Tecnología “Elías Calixto Pompa” (IUTECP); y que, por lo tanto, considero que reúne los méritos suficientes para ser evaluado por el jurado que se decida designar a tal fin.</w:t>
+        <w:t xml:space="preserve">En mi carácter de tutor académico del informe de pasantías presentado por: </w:t>
+      </w:r>
+      <w:r>
+        <w:rPr>
+          <w:rFonts w:ascii="Times New Roman" w:hAnsi="Times New Roman"/>
+          <w:b/>
+          <w:sz w:val="24"/>
+        </w:rPr>
+        <w:t>ALRIFAAI ALRIFAAIE, AMAAL</w:t>
+      </w:r>
+      <w:r>
+        <w:rPr>
+          <w:rFonts w:ascii="Times New Roman" w:hAnsi="Times New Roman"/>
+          <w:b w:val="0"/>
+          <w:sz w:val="24"/>
+        </w:rPr>
+        <w:t>, de Cédula de Identidad V-31.985.792; para optar al grado de Técnico Superior Universitario en la especialidad de: Administración, cuyo título es; “</w:t>
+      </w:r>
+      <w:r>
+        <w:rPr>
+          <w:rFonts w:ascii="Times New Roman" w:hAnsi="Times New Roman"/>
+          <w:b/>
+          <w:sz w:val="24"/>
+        </w:rPr>
+        <w:t>EVALUACIÓN DEL CONTROL ADMINISTRATIVO APLICADO A LA GESTIÓN DE SOLICITUDES DE SERVICIOS DE TELECOMUNICACIONES EN LA EMPRESA INGENIERÍA DE TELECOMUNICACIONES, C.A.</w:t>
+      </w:r>
+      <w:r>
+        <w:rPr>
+          <w:rFonts w:ascii="Times New Roman" w:hAnsi="Times New Roman"/>
+          <w:b w:val="0"/>
+          <w:sz w:val="24"/>
+        </w:rPr>
+        <w:t xml:space="preserve">”, manifiesto que cumple con los requisitos exigidos por el </w:t>
+      </w:r>
+      <w:r>
+        <w:rPr>
+          <w:rFonts w:ascii="Times New Roman" w:hAnsi="Times New Roman"/>
+          <w:b/>
+          <w:sz w:val="24"/>
+        </w:rPr>
+        <w:t>INSTITUTO UNIVERSITARIO DE TECNOLOGÍA “ELÍAS CALIXTO POMPA” (IUTECP)</w:t>
+      </w:r>
+      <w:r>
+        <w:rPr>
+          <w:rFonts w:ascii="Times New Roman" w:hAnsi="Times New Roman"/>
+          <w:b w:val="0"/>
+          <w:sz w:val="24"/>
+        </w:rPr>
+        <w:t>; y que, por lo tanto, considero que reúne los méritos suficientes para ser evaluado por el jurado que se decida designar a tal fin.</w:t>
       </w:r>
     </w:p>
     <w:p/>
@@ -720,11 +821,38 @@
         <w:jc w:val="center"/>
       </w:pPr>
       <w:r>
-        <w:rPr>
-          <w:rFonts w:ascii="Times New Roman" w:hAnsi="Times New Roman"/>
-          <w:sz w:val="24"/>
-        </w:rPr>
-        <w:t>___________________________________</w:t>
+        <w:drawing>
+          <wp:inline xmlns:a="http://schemas.openxmlformats.org/drawingml/2006/main" xmlns:pic="http://schemas.openxmlformats.org/drawingml/2006/picture">
+            <wp:extent cx="1440000" cy="1077989"/>
+            <wp:docPr id="3" name="Picture 3"/>
+            <wp:cNvGraphicFramePr>
+              <a:graphicFrameLocks noChangeAspect="1"/>
+            </wp:cNvGraphicFramePr>
+            <a:graphic>
+              <a:graphicData uri="http://schemas.openxmlformats.org/drawingml/2006/picture">
+                <pic:pic>
+                  <pic:nvPicPr>
+                    <pic:cNvPr id="0" name="firma_tutor_academico.png"/>
+                    <pic:cNvPicPr/>
+                  </pic:nvPicPr>
+                  <pic:blipFill>
+                    <a:blip r:embed="rId11"/>
+                    <a:stretch>
+                      <a:fillRect/>
+                    </a:stretch>
+                  </pic:blipFill>
+                  <pic:spPr>
+                    <a:xfrm>
+                      <a:off x="0" y="0"/>
+                      <a:ext cx="1440000" cy="1077989"/>
+                    </a:xfrm>
+                    <a:prstGeom prst="rect"/>
+                  </pic:spPr>
+                </pic:pic>
+              </a:graphicData>
+            </a:graphic>
+          </wp:inline>
+        </w:drawing>
       </w:r>
     </w:p>
     <w:p/>
@@ -758,17 +886,113 @@
     <w:p>
       <w:pPr>
         <w:sectPr>
-          <w:footerReference w:type="default" r:id="rId18"/>
+          <w:footerReference w:type="default" r:id="rId35"/>
           <w:pgSz w:w="12240" w:h="15840"/>
           <w:pgMar w:top="1701" w:right="1701" w:bottom="1701" w:left="2268" w:header="720" w:footer="720" w:gutter="0"/>
           <w:cols w:space="720"/>
-          <w:titlePg/>
           <w:docGrid w:linePitch="360"/>
+          <w:pgNumType w:fmt="lowerRoman"/>
         </w:sectPr>
       </w:pPr>
     </w:p>
     <w:p>
-      <w:pPr>
+      <w:bookmarkStart w:id="3" w:name="bm_agradecimientos"/>
+      <w:pPr>
+        <w:pStyle w:val="IUTECPPreliminar"/>
+        <w:keepNext/>
+        <w:keepLines/>
+        <w:spacing w:before="1140" w:after="480"/>
+        <w:jc w:val="center"/>
+      </w:pPr>
+      <w:r>
+        <w:rPr>
+          <w:rFonts w:ascii="Times New Roman" w:hAnsi="Times New Roman"/>
+          <w:b/>
+          <w:sz w:val="24"/>
+        </w:rPr>
+        <w:t>AGRADECIMIENTOS</w:t>
+      </w:r>
+      <w:bookmarkEnd w:id="3"/>
+    </w:p>
+    <w:p>
+      <w:pPr>
+        <w:spacing w:line="360" w:lineRule="auto" w:after="0" w:before="0"/>
+        <w:ind w:firstLine="709"/>
+        <w:jc w:val="both"/>
+      </w:pPr>
+      <w:r>
+        <w:rPr>
+          <w:rFonts w:ascii="Times New Roman" w:hAnsi="Times New Roman"/>
+          <w:i w:val="0"/>
+          <w:sz w:val="24"/>
+        </w:rPr>
+        <w:t>Al Instituto Universitario de Tecnología “Elías Calixto Pompa” (IUTECP), por la formación recibida; a Ingeniería de Telecomunicaciones, C.A. (IDETEL), por permitirme desarrollar las pasantías y conocer de manera directa sus procesos de atención y administración; a mis tutores, por sus orientaciones y observaciones durante la elaboración del informe; y al personal de la empresa, por su disposición, acompañamiento y colaboración durante las actividades realizadas.</w:t>
+      </w:r>
+    </w:p>
+    <w:p>
+      <w:pPr>
+        <w:sectPr>
+          <w:footerReference w:type="default" r:id="rId36"/>
+          <w:pgSz w:w="12240" w:h="15840"/>
+          <w:pgMar w:top="1701" w:right="1701" w:bottom="1701" w:left="2268" w:header="720" w:footer="720" w:gutter="0"/>
+          <w:cols w:space="720"/>
+          <w:docGrid w:linePitch="360"/>
+          <w:pgNumType w:fmt="lowerRoman"/>
+        </w:sectPr>
+      </w:pPr>
+    </w:p>
+    <w:p>
+      <w:bookmarkStart w:id="4" w:name="bm_dedicatoria"/>
+      <w:pPr>
+        <w:pStyle w:val="IUTECPPreliminar"/>
+        <w:keepNext/>
+        <w:keepLines/>
+        <w:spacing w:before="1140" w:after="480"/>
+        <w:jc w:val="center"/>
+      </w:pPr>
+      <w:r>
+        <w:rPr>
+          <w:rFonts w:ascii="Times New Roman" w:hAnsi="Times New Roman"/>
+          <w:b/>
+          <w:sz w:val="24"/>
+        </w:rPr>
+        <w:t>DEDICATORIA</w:t>
+      </w:r>
+      <w:bookmarkEnd w:id="4"/>
+    </w:p>
+    <w:p>
+      <w:pPr>
+        <w:spacing w:line="360" w:lineRule="auto" w:after="0" w:before="0"/>
+        <w:ind w:firstLine="709"/>
+        <w:jc w:val="both"/>
+      </w:pPr>
+      <w:r>
+        <w:rPr>
+          <w:rFonts w:ascii="Times New Roman" w:hAnsi="Times New Roman"/>
+          <w:i w:val="0"/>
+          <w:sz w:val="24"/>
+        </w:rPr>
+        <w:t>A mi familia, por su apoyo constante, comprensión y motivación durante mi formación académica y en el desarrollo de esta etapa profesional.</w:t>
+      </w:r>
+    </w:p>
+    <w:p>
+      <w:pPr>
+        <w:sectPr>
+          <w:footerReference w:type="default" r:id="rId37"/>
+          <w:pgSz w:w="12240" w:h="15840"/>
+          <w:pgMar w:top="1701" w:right="1701" w:bottom="1701" w:left="2268" w:header="720" w:footer="720" w:gutter="0"/>
+          <w:cols w:space="720"/>
+          <w:docGrid w:linePitch="360"/>
+          <w:pgNumType w:fmt="lowerRoman"/>
+        </w:sectPr>
+      </w:pPr>
+    </w:p>
+    <w:p>
+      <w:bookmarkStart w:id="5" w:name="bm_indice"/>
+      <w:pPr>
+        <w:pStyle w:val="IUTECPPreliminar"/>
+        <w:keepNext/>
+        <w:keepLines/>
         <w:spacing w:before="1140" w:after="480"/>
         <w:jc w:val="center"/>
       </w:pPr>
@@ -780,18 +1004,7 @@
         </w:rPr>
         <w:t>ÍNDICE DE CONTENIDO</w:t>
       </w:r>
-    </w:p>
-    <w:p>
-      <w:pPr>
-        <w:sectPr>
-          <w:footerReference w:type="default" r:id="rId19"/>
-          <w:pgSz w:w="12240" w:h="15840"/>
-          <w:pgMar w:top="1701" w:right="1701" w:bottom="1701" w:left="2268" w:header="720" w:footer="720" w:gutter="0"/>
-          <w:cols w:space="720"/>
-          <w:titlePg/>
-          <w:docGrid w:linePitch="360"/>
-        </w:sectPr>
-      </w:pPr>
+      <w:bookmarkEnd w:id="5"/>
     </w:p>
     <w:p>
       <w:pPr>
@@ -809,6 +1022,34 @@
     </w:p>
     <w:p>
       <w:pPr>
+        <w:keepLines/>
+        <w:tabs>
+          <w:tab w:pos="8271" w:val="right" w:leader="dot"/>
+        </w:tabs>
+        <w:spacing w:line="360" w:lineRule="auto" w:before="0" w:after="80"/>
+        <w:ind w:left="0"/>
+      </w:pPr>
+      <w:r>
+        <w:rPr>
+          <w:rFonts w:ascii="Times New Roman" w:hAnsi="Times New Roman"/>
+          <w:b w:val="0"/>
+          <w:sz w:val="24"/>
+        </w:rPr>
+        <w:t>CONTRAPORTADA</w:t>
+        <w:tab/>
+      </w:r>
+      <w:r>
+        <w:rPr>
+          <w:rFonts w:ascii="Times New Roman" w:hAnsi="Times New Roman"/>
+          <w:b w:val="0"/>
+          <w:sz w:val="24"/>
+        </w:rPr>
+        <w:t>ii</w:t>
+      </w:r>
+    </w:p>
+    <w:p>
+      <w:pPr>
+        <w:keepLines/>
         <w:tabs>
           <w:tab w:pos="8271" w:val="right" w:leader="dot"/>
         </w:tabs>
@@ -830,15 +1071,12 @@
           <w:b w:val="0"/>
           <w:sz w:val="24"/>
         </w:rPr>
-        <w:fldChar w:fldCharType="begin"/>
-        <w:instrText xml:space="preserve"> PAGEREF bm_aprob_ind \h </w:instrText>
-        <w:fldChar w:fldCharType="separate"/>
-        <w:t>?</w:t>
-        <w:fldChar w:fldCharType="end"/>
+        <w:t>iii</w:t>
       </w:r>
     </w:p>
     <w:p>
       <w:pPr>
+        <w:keepLines/>
         <w:tabs>
           <w:tab w:pos="8271" w:val="right" w:leader="dot"/>
         </w:tabs>
@@ -860,15 +1098,66 @@
           <w:b w:val="0"/>
           <w:sz w:val="24"/>
         </w:rPr>
-        <w:fldChar w:fldCharType="begin"/>
-        <w:instrText xml:space="preserve"> PAGEREF bm_aprob_acad \h </w:instrText>
-        <w:fldChar w:fldCharType="separate"/>
-        <w:t>?</w:t>
-        <w:fldChar w:fldCharType="end"/>
+        <w:t>iv</w:t>
       </w:r>
     </w:p>
     <w:p>
       <w:pPr>
+        <w:keepLines/>
+        <w:tabs>
+          <w:tab w:pos="8271" w:val="right" w:leader="dot"/>
+        </w:tabs>
+        <w:spacing w:line="360" w:lineRule="auto" w:before="0" w:after="80"/>
+        <w:ind w:left="0"/>
+      </w:pPr>
+      <w:r>
+        <w:rPr>
+          <w:rFonts w:ascii="Times New Roman" w:hAnsi="Times New Roman"/>
+          <w:b w:val="0"/>
+          <w:sz w:val="24"/>
+        </w:rPr>
+        <w:t>AGRADECIMIENTOS</w:t>
+        <w:tab/>
+      </w:r>
+      <w:r>
+        <w:rPr>
+          <w:rFonts w:ascii="Times New Roman" w:hAnsi="Times New Roman"/>
+          <w:b w:val="0"/>
+          <w:sz w:val="24"/>
+        </w:rPr>
+        <w:t>v</w:t>
+      </w:r>
+    </w:p>
+    <w:p>
+      <w:pPr>
+        <w:keepLines/>
+        <w:tabs>
+          <w:tab w:pos="8271" w:val="right" w:leader="dot"/>
+        </w:tabs>
+        <w:spacing w:line="360" w:lineRule="auto" w:before="0" w:after="80"/>
+        <w:ind w:left="0"/>
+      </w:pPr>
+      <w:r>
+        <w:rPr>
+          <w:rFonts w:ascii="Times New Roman" w:hAnsi="Times New Roman"/>
+          <w:b w:val="0"/>
+          <w:sz w:val="24"/>
+        </w:rPr>
+        <w:t>DEDICATORIA</w:t>
+        <w:tab/>
+      </w:r>
+      <w:r>
+        <w:rPr>
+          <w:rFonts w:ascii="Times New Roman" w:hAnsi="Times New Roman"/>
+          <w:b w:val="0"/>
+          <w:sz w:val="24"/>
+        </w:rPr>
+        <w:t>vi</w:t>
+      </w:r>
+    </w:p>
+    <w:p>
+      <w:pPr>
+        <w:keepLines/>
         <w:tabs>
           <w:tab w:pos="8271" w:val="right" w:leader="dot"/>
         </w:tabs>
@@ -890,15 +1179,12 @@
           <w:b w:val="0"/>
           <w:sz w:val="24"/>
         </w:rPr>
-        <w:fldChar w:fldCharType="begin"/>
-        <w:instrText xml:space="preserve"> PAGEREF bm_lista_cuadros \h </w:instrText>
-        <w:fldChar w:fldCharType="separate"/>
-        <w:t>?</w:t>
-        <w:fldChar w:fldCharType="end"/>
+        <w:t>viii</w:t>
       </w:r>
     </w:p>
     <w:p>
       <w:pPr>
+        <w:keepLines/>
         <w:tabs>
           <w:tab w:pos="8271" w:val="right" w:leader="dot"/>
         </w:tabs>
@@ -920,15 +1206,12 @@
           <w:b w:val="0"/>
           <w:sz w:val="24"/>
         </w:rPr>
-        <w:fldChar w:fldCharType="begin"/>
-        <w:instrText xml:space="preserve"> PAGEREF bm_lista_graficos \h </w:instrText>
-        <w:fldChar w:fldCharType="separate"/>
-        <w:t>?</w:t>
-        <w:fldChar w:fldCharType="end"/>
+        <w:t>ix</w:t>
       </w:r>
     </w:p>
     <w:p>
       <w:pPr>
+        <w:keepLines/>
         <w:tabs>
           <w:tab w:pos="8271" w:val="right" w:leader="dot"/>
         </w:tabs>
@@ -950,15 +1233,12 @@
           <w:b w:val="0"/>
           <w:sz w:val="24"/>
         </w:rPr>
-        <w:fldChar w:fldCharType="begin"/>
-        <w:instrText xml:space="preserve"> PAGEREF bm_lista_anexos \h </w:instrText>
-        <w:fldChar w:fldCharType="separate"/>
-        <w:t>?</w:t>
-        <w:fldChar w:fldCharType="end"/>
+        <w:t>x</w:t>
       </w:r>
     </w:p>
     <w:p>
       <w:pPr>
+        <w:keepLines/>
         <w:tabs>
           <w:tab w:pos="8271" w:val="right" w:leader="dot"/>
         </w:tabs>
@@ -980,15 +1260,12 @@
           <w:b w:val="0"/>
           <w:sz w:val="24"/>
         </w:rPr>
-        <w:fldChar w:fldCharType="begin"/>
-        <w:instrText xml:space="preserve"> PAGEREF bm_resumen \h </w:instrText>
-        <w:fldChar w:fldCharType="separate"/>
-        <w:t>?</w:t>
-        <w:fldChar w:fldCharType="end"/>
+        <w:t>xi</w:t>
       </w:r>
     </w:p>
     <w:p>
       <w:pPr>
+        <w:keepLines/>
         <w:tabs>
           <w:tab w:pos="8271" w:val="right" w:leader="dot"/>
         </w:tabs>
@@ -1019,6 +1296,8 @@
     </w:p>
     <w:p>
       <w:pPr>
+        <w:keepNext/>
+        <w:keepLines/>
         <w:spacing w:before="240" w:after="120"/>
       </w:pPr>
       <w:r>
@@ -1030,6 +1309,7 @@
     </w:p>
     <w:p>
       <w:pPr>
+        <w:keepLines/>
         <w:tabs>
           <w:tab w:pos="8271" w:val="right" w:leader="dot"/>
         </w:tabs>
@@ -1060,6 +1340,7 @@
     </w:p>
     <w:p>
       <w:pPr>
+        <w:keepLines/>
         <w:tabs>
           <w:tab w:pos="8271" w:val="right" w:leader="dot"/>
         </w:tabs>
@@ -1090,6 +1371,7 @@
     </w:p>
     <w:p>
       <w:pPr>
+        <w:keepLines/>
         <w:tabs>
           <w:tab w:pos="8271" w:val="right" w:leader="dot"/>
         </w:tabs>
@@ -1120,6 +1402,7 @@
     </w:p>
     <w:p>
       <w:pPr>
+        <w:keepLines/>
         <w:tabs>
           <w:tab w:pos="8271" w:val="right" w:leader="dot"/>
         </w:tabs>
@@ -1150,6 +1433,7 @@
     </w:p>
     <w:p>
       <w:pPr>
+        <w:keepLines/>
         <w:tabs>
           <w:tab w:pos="8271" w:val="right" w:leader="dot"/>
         </w:tabs>
@@ -1180,6 +1464,7 @@
     </w:p>
     <w:p>
       <w:pPr>
+        <w:keepLines/>
         <w:tabs>
           <w:tab w:pos="8271" w:val="right" w:leader="dot"/>
         </w:tabs>
@@ -1210,6 +1495,7 @@
     </w:p>
     <w:p>
       <w:pPr>
+        <w:keepLines/>
         <w:tabs>
           <w:tab w:pos="8271" w:val="right" w:leader="dot"/>
         </w:tabs>
@@ -1240,6 +1526,7 @@
     </w:p>
     <w:p>
       <w:pPr>
+        <w:keepLines/>
         <w:tabs>
           <w:tab w:pos="8271" w:val="right" w:leader="dot"/>
         </w:tabs>
@@ -1270,6 +1557,7 @@
     </w:p>
     <w:p>
       <w:pPr>
+        <w:keepLines/>
         <w:tabs>
           <w:tab w:pos="8271" w:val="right" w:leader="dot"/>
         </w:tabs>
@@ -1300,6 +1588,7 @@
     </w:p>
     <w:p>
       <w:pPr>
+        <w:keepLines/>
         <w:tabs>
           <w:tab w:pos="8271" w:val="right" w:leader="dot"/>
         </w:tabs>
@@ -1312,7 +1601,7 @@
           <w:b w:val="0"/>
           <w:sz w:val="24"/>
         </w:rPr>
-        <w:t>Estructura organizacional de la empresa (organigrama)</w:t>
+        <w:t>Estructura organizativa de la empresa (Organigrama)</w:t>
         <w:tab/>
       </w:r>
       <w:r>
@@ -1330,6 +1619,38 @@
     </w:p>
     <w:p>
       <w:pPr>
+        <w:keepLines/>
+        <w:tabs>
+          <w:tab w:pos="8271" w:val="right" w:leader="dot"/>
+        </w:tabs>
+        <w:spacing w:line="360" w:lineRule="auto" w:before="0" w:after="80"/>
+        <w:ind w:left="283"/>
+      </w:pPr>
+      <w:r>
+        <w:rPr>
+          <w:rFonts w:ascii="Times New Roman" w:hAnsi="Times New Roman"/>
+          <w:b w:val="0"/>
+          <w:sz w:val="24"/>
+        </w:rPr>
+        <w:t>Descripción del departamento donde realizó la pasantía</w:t>
+        <w:tab/>
+      </w:r>
+      <w:r>
+        <w:rPr>
+          <w:rFonts w:ascii="Times New Roman" w:hAnsi="Times New Roman"/>
+          <w:b w:val="0"/>
+          <w:sz w:val="24"/>
+        </w:rPr>
+        <w:fldChar w:fldCharType="begin"/>
+        <w:instrText xml:space="preserve"> PAGEREF bm_cap1_departamento \h </w:instrText>
+        <w:fldChar w:fldCharType="separate"/>
+        <w:t>?</w:t>
+        <w:fldChar w:fldCharType="end"/>
+      </w:r>
+    </w:p>
+    <w:p>
+      <w:pPr>
+        <w:keepLines/>
         <w:tabs>
           <w:tab w:pos="8271" w:val="right" w:leader="dot"/>
         </w:tabs>
@@ -1360,6 +1681,7 @@
     </w:p>
     <w:p>
       <w:pPr>
+        <w:keepLines/>
         <w:tabs>
           <w:tab w:pos="8271" w:val="right" w:leader="dot"/>
         </w:tabs>
@@ -1391,19 +1713,21 @@
     <w:p>
       <w:pPr>
         <w:sectPr>
-          <w:footerReference w:type="default" r:id="rId20"/>
-          <w:type w:val="continuous"/>
+          <w:footerReference w:type="default" r:id="rId38"/>
           <w:pgSz w:w="12240" w:h="15840"/>
           <w:pgMar w:top="1701" w:right="1701" w:bottom="1701" w:left="2268" w:header="720" w:footer="720" w:gutter="0"/>
           <w:cols w:space="720"/>
-          <w:titlePg/>
           <w:docGrid w:linePitch="360"/>
+          <w:pgNumType w:fmt="lowerRoman"/>
         </w:sectPr>
       </w:pPr>
     </w:p>
     <w:p>
-      <w:bookmarkStart w:id="bm_lista_cuadros" w:name="bm_lista_cuadros"/>
-      <w:pPr>
+      <w:bookmarkStart w:id="6" w:name="bm_lista_cuadros"/>
+      <w:pPr>
+        <w:pStyle w:val="IUTECPPreliminar"/>
+        <w:keepNext/>
+        <w:keepLines/>
         <w:spacing w:before="1140" w:after="480"/>
         <w:jc w:val="center"/>
       </w:pPr>
@@ -1415,22 +1739,12 @@
         </w:rPr>
         <w:t>LISTA DE CUADROS</w:t>
       </w:r>
-      <w:bookmarkEnd w:id="bm_lista_cuadros"/>
+      <w:bookmarkEnd w:id="6"/>
     </w:p>
     <w:p>
       <w:pPr>
-        <w:sectPr>
-          <w:footerReference w:type="default" r:id="rId21"/>
-          <w:pgSz w:w="12240" w:h="15840"/>
-          <w:pgMar w:top="1701" w:right="1701" w:bottom="1701" w:left="2268" w:header="720" w:footer="720" w:gutter="0"/>
-          <w:cols w:space="720"/>
-          <w:titlePg/>
-          <w:docGrid w:linePitch="360"/>
-        </w:sectPr>
-      </w:pPr>
-    </w:p>
-    <w:p>
-      <w:pPr>
+        <w:keepNext/>
+        <w:keepLines/>
         <w:tabs>
           <w:tab w:pos="8271" w:val="right"/>
         </w:tabs>
@@ -1458,20 +1772,55 @@
     </w:p>
     <w:p>
       <w:pPr>
+        <w:keepLines/>
+        <w:tabs>
+          <w:tab w:pos="1020" w:val="left"/>
+          <w:tab w:pos="8271" w:val="right" w:leader="dot"/>
+        </w:tabs>
+        <w:spacing w:line="360" w:lineRule="auto" w:before="0" w:after="80"/>
+        <w:ind w:left="1020" w:hanging="1020"/>
+      </w:pPr>
+      <w:r>
+        <w:rPr>
+          <w:rFonts w:ascii="Times New Roman" w:hAnsi="Times New Roman"/>
+          <w:sz w:val="24"/>
+        </w:rPr>
+        <w:t>1</w:t>
+        <w:tab/>
+        <w:t>Población de los trabajadores de la empresa</w:t>
+        <w:tab/>
+      </w:r>
+      <w:r>
+        <w:rPr>
+          <w:rFonts w:ascii="Times New Roman" w:hAnsi="Times New Roman"/>
+          <w:b w:val="0"/>
+          <w:sz w:val="24"/>
+        </w:rPr>
+        <w:fldChar w:fldCharType="begin"/>
+        <w:instrText xml:space="preserve"> PAGEREF bm_cuadro1 \h </w:instrText>
+        <w:fldChar w:fldCharType="separate"/>
+        <w:t>?</w:t>
+        <w:fldChar w:fldCharType="end"/>
+      </w:r>
+    </w:p>
+    <w:p>
+      <w:pPr>
         <w:sectPr>
-          <w:footerReference w:type="default" r:id="rId22"/>
-          <w:type w:val="continuous"/>
+          <w:footerReference w:type="default" r:id="rId39"/>
           <w:pgSz w:w="12240" w:h="15840"/>
           <w:pgMar w:top="1701" w:right="1701" w:bottom="1701" w:left="2268" w:header="720" w:footer="720" w:gutter="0"/>
           <w:cols w:space="720"/>
-          <w:titlePg/>
           <w:docGrid w:linePitch="360"/>
+          <w:pgNumType w:fmt="lowerRoman"/>
         </w:sectPr>
       </w:pPr>
     </w:p>
     <w:p>
-      <w:bookmarkStart w:id="bm_lista_graficos" w:name="bm_lista_graficos"/>
-      <w:pPr>
+      <w:bookmarkStart w:id="7" w:name="bm_lista_graficos"/>
+      <w:pPr>
+        <w:pStyle w:val="IUTECPPreliminar"/>
+        <w:keepNext/>
+        <w:keepLines/>
         <w:spacing w:before="1140" w:after="480"/>
         <w:jc w:val="center"/>
       </w:pPr>
@@ -1483,22 +1832,12 @@
         </w:rPr>
         <w:t>LISTA DE GRÁFICOS</w:t>
       </w:r>
-      <w:bookmarkEnd w:id="bm_lista_graficos"/>
+      <w:bookmarkEnd w:id="7"/>
     </w:p>
     <w:p>
       <w:pPr>
-        <w:sectPr>
-          <w:footerReference w:type="default" r:id="rId23"/>
-          <w:pgSz w:w="12240" w:h="15840"/>
-          <w:pgMar w:top="1701" w:right="1701" w:bottom="1701" w:left="2268" w:header="720" w:footer="720" w:gutter="0"/>
-          <w:cols w:space="720"/>
-          <w:titlePg/>
-          <w:docGrid w:linePitch="360"/>
-        </w:sectPr>
-      </w:pPr>
-    </w:p>
-    <w:p>
-      <w:pPr>
+        <w:keepNext/>
+        <w:keepLines/>
         <w:tabs>
           <w:tab w:pos="8271" w:val="right"/>
         </w:tabs>
@@ -1526,6 +1865,7 @@
     </w:p>
     <w:p>
       <w:pPr>
+        <w:keepLines/>
         <w:tabs>
           <w:tab w:pos="1020" w:val="left"/>
           <w:tab w:pos="8271" w:val="right" w:leader="dot"/>
@@ -1558,6 +1898,7 @@
     </w:p>
     <w:p>
       <w:pPr>
+        <w:keepLines/>
         <w:tabs>
           <w:tab w:pos="1020" w:val="left"/>
           <w:tab w:pos="8271" w:val="right" w:leader="dot"/>
@@ -1590,6 +1931,7 @@
     </w:p>
     <w:p>
       <w:pPr>
+        <w:keepLines/>
         <w:tabs>
           <w:tab w:pos="1020" w:val="left"/>
           <w:tab w:pos="8271" w:val="right" w:leader="dot"/>
@@ -1622,6 +1964,7 @@
     </w:p>
     <w:p>
       <w:pPr>
+        <w:keepLines/>
         <w:tabs>
           <w:tab w:pos="1020" w:val="left"/>
           <w:tab w:pos="8271" w:val="right" w:leader="dot"/>
@@ -1655,19 +1998,21 @@
     <w:p>
       <w:pPr>
         <w:sectPr>
-          <w:footerReference w:type="default" r:id="rId24"/>
-          <w:type w:val="continuous"/>
+          <w:footerReference w:type="default" r:id="rId40"/>
           <w:pgSz w:w="12240" w:h="15840"/>
           <w:pgMar w:top="1701" w:right="1701" w:bottom="1701" w:left="2268" w:header="720" w:footer="720" w:gutter="0"/>
           <w:cols w:space="720"/>
-          <w:titlePg/>
           <w:docGrid w:linePitch="360"/>
+          <w:pgNumType w:fmt="lowerRoman"/>
         </w:sectPr>
       </w:pPr>
     </w:p>
     <w:p>
-      <w:bookmarkStart w:id="bm_lista_anexos" w:name="bm_lista_anexos"/>
-      <w:pPr>
+      <w:bookmarkStart w:id="8" w:name="bm_lista_anexos"/>
+      <w:pPr>
+        <w:pStyle w:val="IUTECPPreliminar"/>
+        <w:keepNext/>
+        <w:keepLines/>
         <w:spacing w:before="1140" w:after="480"/>
         <w:jc w:val="center"/>
       </w:pPr>
@@ -1679,22 +2024,12 @@
         </w:rPr>
         <w:t>LISTA DE ANEXOS</w:t>
       </w:r>
-      <w:bookmarkEnd w:id="bm_lista_anexos"/>
+      <w:bookmarkEnd w:id="8"/>
     </w:p>
     <w:p>
       <w:pPr>
-        <w:sectPr>
-          <w:footerReference w:type="default" r:id="rId25"/>
-          <w:pgSz w:w="12240" w:h="15840"/>
-          <w:pgMar w:top="1701" w:right="1701" w:bottom="1701" w:left="2268" w:header="720" w:footer="720" w:gutter="0"/>
-          <w:cols w:space="720"/>
-          <w:titlePg/>
-          <w:docGrid w:linePitch="360"/>
-        </w:sectPr>
-      </w:pPr>
-    </w:p>
-    <w:p>
-      <w:pPr>
+        <w:keepNext/>
+        <w:keepLines/>
         <w:tabs>
           <w:tab w:pos="8271" w:val="right"/>
         </w:tabs>
@@ -1722,6 +2057,7 @@
     </w:p>
     <w:p>
       <w:pPr>
+        <w:keepLines/>
         <w:tabs>
           <w:tab w:pos="1020" w:val="left"/>
           <w:tab w:pos="8271" w:val="right" w:leader="dot"/>
@@ -1754,20 +2090,283 @@
     </w:p>
     <w:p>
       <w:pPr>
+        <w:keepLines/>
+        <w:tabs>
+          <w:tab w:pos="1020" w:val="left"/>
+          <w:tab w:pos="8271" w:val="right" w:leader="dot"/>
+        </w:tabs>
+        <w:spacing w:line="360" w:lineRule="auto" w:before="0" w:after="80"/>
+        <w:ind w:left="1020" w:hanging="1020"/>
+      </w:pPr>
+      <w:r>
+        <w:rPr>
+          <w:rFonts w:ascii="Times New Roman" w:hAnsi="Times New Roman"/>
+          <w:sz w:val="24"/>
+        </w:rPr>
+        <w:t>B</w:t>
+        <w:tab/>
+        <w:t>Diagrama de Ishikawa del control de solicitudes</w:t>
+        <w:tab/>
+      </w:r>
+      <w:r>
+        <w:rPr>
+          <w:rFonts w:ascii="Times New Roman" w:hAnsi="Times New Roman"/>
+          <w:b w:val="0"/>
+          <w:sz w:val="24"/>
+        </w:rPr>
+        <w:fldChar w:fldCharType="begin"/>
+        <w:instrText xml:space="preserve"> PAGEREF bm_anexoB \h </w:instrText>
+        <w:fldChar w:fldCharType="separate"/>
+        <w:t>?</w:t>
+        <w:fldChar w:fldCharType="end"/>
+      </w:r>
+    </w:p>
+    <w:p>
+      <w:pPr>
+        <w:keepLines/>
+        <w:tabs>
+          <w:tab w:pos="1020" w:val="left"/>
+          <w:tab w:pos="8271" w:val="right" w:leader="dot"/>
+        </w:tabs>
+        <w:spacing w:line="360" w:lineRule="auto" w:before="0" w:after="80"/>
+        <w:ind w:left="1020" w:hanging="1020"/>
+      </w:pPr>
+      <w:r>
+        <w:rPr>
+          <w:rFonts w:ascii="Times New Roman" w:hAnsi="Times New Roman"/>
+          <w:sz w:val="24"/>
+        </w:rPr>
+        <w:t>C</w:t>
+        <w:tab/>
+        <w:t>Flujograma AS-IS de afiliaciones e incidencias</w:t>
+        <w:tab/>
+      </w:r>
+      <w:r>
+        <w:rPr>
+          <w:rFonts w:ascii="Times New Roman" w:hAnsi="Times New Roman"/>
+          <w:b w:val="0"/>
+          <w:sz w:val="24"/>
+        </w:rPr>
+        <w:fldChar w:fldCharType="begin"/>
+        <w:instrText xml:space="preserve"> PAGEREF bm_anexoC \h </w:instrText>
+        <w:fldChar w:fldCharType="separate"/>
+        <w:t>?</w:t>
+        <w:fldChar w:fldCharType="end"/>
+      </w:r>
+    </w:p>
+    <w:p>
+      <w:pPr>
+        <w:keepLines/>
+        <w:tabs>
+          <w:tab w:pos="1020" w:val="left"/>
+          <w:tab w:pos="8271" w:val="right" w:leader="dot"/>
+        </w:tabs>
+        <w:spacing w:line="360" w:lineRule="auto" w:before="0" w:after="80"/>
+        <w:ind w:left="1020" w:hanging="1020"/>
+      </w:pPr>
+      <w:r>
+        <w:rPr>
+          <w:rFonts w:ascii="Times New Roman" w:hAnsi="Times New Roman"/>
+          <w:sz w:val="24"/>
+        </w:rPr>
+        <w:t>D</w:t>
+        <w:tab/>
+        <w:t>Swimlane interdepartamental de gestión de solicitudes</w:t>
+        <w:tab/>
+      </w:r>
+      <w:r>
+        <w:rPr>
+          <w:rFonts w:ascii="Times New Roman" w:hAnsi="Times New Roman"/>
+          <w:b w:val="0"/>
+          <w:sz w:val="24"/>
+        </w:rPr>
+        <w:fldChar w:fldCharType="begin"/>
+        <w:instrText xml:space="preserve"> PAGEREF bm_anexoD \h </w:instrText>
+        <w:fldChar w:fldCharType="separate"/>
+        <w:t>?</w:t>
+        <w:fldChar w:fldCharType="end"/>
+      </w:r>
+    </w:p>
+    <w:p>
+      <w:pPr>
+        <w:keepLines/>
+        <w:tabs>
+          <w:tab w:pos="1020" w:val="left"/>
+          <w:tab w:pos="8271" w:val="right" w:leader="dot"/>
+        </w:tabs>
+        <w:spacing w:line="360" w:lineRule="auto" w:before="0" w:after="80"/>
+        <w:ind w:left="1020" w:hanging="1020"/>
+      </w:pPr>
+      <w:r>
+        <w:rPr>
+          <w:rFonts w:ascii="Times New Roman" w:hAnsi="Times New Roman"/>
+          <w:sz w:val="24"/>
+        </w:rPr>
+        <w:t>E</w:t>
+        <w:tab/>
+        <w:t>Estados de una solicitud de servicio</w:t>
+        <w:tab/>
+      </w:r>
+      <w:r>
+        <w:rPr>
+          <w:rFonts w:ascii="Times New Roman" w:hAnsi="Times New Roman"/>
+          <w:b w:val="0"/>
+          <w:sz w:val="24"/>
+        </w:rPr>
+        <w:fldChar w:fldCharType="begin"/>
+        <w:instrText xml:space="preserve"> PAGEREF bm_anexoE \h </w:instrText>
+        <w:fldChar w:fldCharType="separate"/>
+        <w:t>?</w:t>
+        <w:fldChar w:fldCharType="end"/>
+      </w:r>
+    </w:p>
+    <w:p>
+      <w:pPr>
+        <w:keepLines/>
+        <w:tabs>
+          <w:tab w:pos="1020" w:val="left"/>
+          <w:tab w:pos="8271" w:val="right" w:leader="dot"/>
+        </w:tabs>
+        <w:spacing w:line="360" w:lineRule="auto" w:before="0" w:after="80"/>
+        <w:ind w:left="1020" w:hanging="1020"/>
+      </w:pPr>
+      <w:r>
+        <w:rPr>
+          <w:rFonts w:ascii="Times New Roman" w:hAnsi="Times New Roman"/>
+          <w:sz w:val="24"/>
+        </w:rPr>
+        <w:t>F</w:t>
+        <w:tab/>
+        <w:t>Comunicación interdepartamental</w:t>
+        <w:tab/>
+      </w:r>
+      <w:r>
+        <w:rPr>
+          <w:rFonts w:ascii="Times New Roman" w:hAnsi="Times New Roman"/>
+          <w:b w:val="0"/>
+          <w:sz w:val="24"/>
+        </w:rPr>
+        <w:fldChar w:fldCharType="begin"/>
+        <w:instrText xml:space="preserve"> PAGEREF bm_anexoF \h </w:instrText>
+        <w:fldChar w:fldCharType="separate"/>
+        <w:t>?</w:t>
+        <w:fldChar w:fldCharType="end"/>
+      </w:r>
+    </w:p>
+    <w:p>
+      <w:pPr>
+        <w:keepLines/>
+        <w:tabs>
+          <w:tab w:pos="1020" w:val="left"/>
+          <w:tab w:pos="8271" w:val="right" w:leader="dot"/>
+        </w:tabs>
+        <w:spacing w:line="360" w:lineRule="auto" w:before="0" w:after="80"/>
+        <w:ind w:left="1020" w:hanging="1020"/>
+      </w:pPr>
+      <w:r>
+        <w:rPr>
+          <w:rFonts w:ascii="Times New Roman" w:hAnsi="Times New Roman"/>
+          <w:sz w:val="24"/>
+        </w:rPr>
+        <w:t>G</w:t>
+        <w:tab/>
+        <w:t>Comparación AS-IS y TO-BE del control de solicitudes</w:t>
+        <w:tab/>
+      </w:r>
+      <w:r>
+        <w:rPr>
+          <w:rFonts w:ascii="Times New Roman" w:hAnsi="Times New Roman"/>
+          <w:b w:val="0"/>
+          <w:sz w:val="24"/>
+        </w:rPr>
+        <w:fldChar w:fldCharType="begin"/>
+        <w:instrText xml:space="preserve"> PAGEREF bm_anexoG \h </w:instrText>
+        <w:fldChar w:fldCharType="separate"/>
+        <w:t>?</w:t>
+        <w:fldChar w:fldCharType="end"/>
+      </w:r>
+    </w:p>
+    <w:p>
+      <w:pPr>
+        <w:keepLines/>
+        <w:tabs>
+          <w:tab w:pos="1020" w:val="left"/>
+          <w:tab w:pos="8271" w:val="right" w:leader="dot"/>
+        </w:tabs>
+        <w:spacing w:line="360" w:lineRule="auto" w:before="0" w:after="80"/>
+        <w:ind w:left="1020" w:hanging="1020"/>
+      </w:pPr>
+      <w:r>
+        <w:rPr>
+          <w:rFonts w:ascii="Times New Roman" w:hAnsi="Times New Roman"/>
+          <w:sz w:val="24"/>
+        </w:rPr>
+        <w:t>H</w:t>
+        <w:tab/>
+        <w:t>Diagrama de Ishikawa del control y trazabilidad de las solicitudes de servicio</w:t>
+        <w:tab/>
+      </w:r>
+      <w:r>
+        <w:rPr>
+          <w:rFonts w:ascii="Times New Roman" w:hAnsi="Times New Roman"/>
+          <w:b w:val="0"/>
+          <w:sz w:val="24"/>
+        </w:rPr>
+        <w:fldChar w:fldCharType="begin"/>
+        <w:instrText xml:space="preserve"> PAGEREF bm_anexoH \h </w:instrText>
+        <w:fldChar w:fldCharType="separate"/>
+        <w:t>?</w:t>
+        <w:fldChar w:fldCharType="end"/>
+      </w:r>
+    </w:p>
+    <w:p>
+      <w:pPr>
+        <w:keepLines/>
+        <w:tabs>
+          <w:tab w:pos="1020" w:val="left"/>
+          <w:tab w:pos="8271" w:val="right" w:leader="dot"/>
+        </w:tabs>
+        <w:spacing w:line="360" w:lineRule="auto" w:before="0" w:after="80"/>
+        <w:ind w:left="1020" w:hanging="1020"/>
+      </w:pPr>
+      <w:r>
+        <w:rPr>
+          <w:rFonts w:ascii="Times New Roman" w:hAnsi="Times New Roman"/>
+          <w:sz w:val="24"/>
+        </w:rPr>
+        <w:t>I</w:t>
+        <w:tab/>
+        <w:t>Memoria fotográfica de las actividades realizadas</w:t>
+        <w:tab/>
+      </w:r>
+      <w:r>
+        <w:rPr>
+          <w:rFonts w:ascii="Times New Roman" w:hAnsi="Times New Roman"/>
+          <w:b w:val="0"/>
+          <w:sz w:val="24"/>
+        </w:rPr>
+        <w:fldChar w:fldCharType="begin"/>
+        <w:instrText xml:space="preserve"> PAGEREF bm_anexoI \h </w:instrText>
+        <w:fldChar w:fldCharType="separate"/>
+        <w:t>?</w:t>
+        <w:fldChar w:fldCharType="end"/>
+      </w:r>
+    </w:p>
+    <w:p>
+      <w:pPr>
         <w:sectPr>
-          <w:footerReference w:type="default" r:id="rId26"/>
-          <w:type w:val="continuous"/>
+          <w:footerReference w:type="default" r:id="rId41"/>
           <w:pgSz w:w="12240" w:h="15840"/>
           <w:pgMar w:top="1701" w:right="1701" w:bottom="1701" w:left="2268" w:header="720" w:footer="720" w:gutter="0"/>
           <w:cols w:space="720"/>
-          <w:titlePg/>
           <w:docGrid w:linePitch="360"/>
+          <w:pgNumType w:fmt="lowerRoman"/>
         </w:sectPr>
       </w:pPr>
     </w:p>
     <w:p>
       <w:pPr>
-        <w:spacing w:after="0"/>
+        <w:spacing w:line="240" w:lineRule="auto" w:after="0"/>
         <w:jc w:val="center"/>
       </w:pPr>
       <w:r>
@@ -1781,7 +2380,7 @@
     </w:p>
     <w:p>
       <w:pPr>
-        <w:spacing w:after="0"/>
+        <w:spacing w:line="240" w:lineRule="auto" w:after="0"/>
         <w:jc w:val="center"/>
       </w:pPr>
       <w:r>
@@ -1795,7 +2394,7 @@
     </w:p>
     <w:p>
       <w:pPr>
-        <w:spacing w:after="0"/>
+        <w:spacing w:line="240" w:lineRule="auto" w:after="0"/>
         <w:jc w:val="center"/>
       </w:pPr>
       <w:r>
@@ -1809,7 +2408,7 @@
     </w:p>
     <w:p>
       <w:pPr>
-        <w:spacing w:after="0"/>
+        <w:spacing w:line="240" w:lineRule="auto" w:after="0"/>
         <w:jc w:val="center"/>
       </w:pPr>
       <w:r>
@@ -1823,7 +2422,7 @@
     </w:p>
     <w:p>
       <w:pPr>
-        <w:spacing w:after="0"/>
+        <w:spacing w:line="240" w:lineRule="auto" w:after="0"/>
         <w:jc w:val="center"/>
       </w:pPr>
       <w:r>
@@ -1837,12 +2436,7 @@
     </w:p>
     <w:p>
       <w:pPr>
-        <w:spacing w:after="360"/>
-      </w:pPr>
-    </w:p>
-    <w:p>
-      <w:pPr>
-        <w:spacing w:after="480"/>
+        <w:spacing w:line="240" w:lineRule="auto" w:after="120"/>
         <w:jc w:val="center"/>
       </w:pPr>
       <w:r>
@@ -1856,7 +2450,7 @@
     </w:p>
     <w:p>
       <w:pPr>
-        <w:spacing w:after="480"/>
+        <w:spacing w:line="240" w:lineRule="auto" w:after="120"/>
         <w:ind w:left="0"/>
         <w:jc w:val="right"/>
       </w:pPr>
@@ -1866,15 +2460,7 @@
           <w:b/>
           <w:sz w:val="24"/>
         </w:rPr>
-        <w:t>Autor:</w:t>
-        <w:br/>
-      </w:r>
-      <w:r>
-        <w:rPr>
-          <w:rFonts w:ascii="Times New Roman" w:hAnsi="Times New Roman"/>
-          <w:sz w:val="24"/>
-        </w:rPr>
-        <w:t>Alrifaai Alrifaaie, Amaal</w:t>
+        <w:t>Autor: Alrifaai Alrifaaie, Amaal</w:t>
         <w:br/>
       </w:r>
       <w:r>
@@ -1894,9 +2480,9 @@
       </w:r>
     </w:p>
     <w:p>
-      <w:bookmarkStart w:id="bm_resumen" w:name="bm_resumen"/>
-      <w:pPr>
-        <w:spacing w:before="480" w:after="480"/>
+      <w:bookmarkStart w:id="9" w:name="bm_resumen"/>
+      <w:pPr>
+        <w:spacing w:line="240" w:lineRule="auto" w:before="120" w:after="120"/>
         <w:jc w:val="center"/>
       </w:pPr>
       <w:r>
@@ -1907,66 +2493,62 @@
         </w:rPr>
         <w:t>RESUMEN</w:t>
       </w:r>
-      <w:bookmarkEnd w:id="bm_resumen"/>
+      <w:bookmarkEnd w:id="9"/>
     </w:p>
     <w:p>
       <w:pPr>
+        <w:spacing w:line="240" w:lineRule="auto" w:before="0" w:after="0"/>
+        <w:ind w:firstLine="709"/>
+        <w:jc w:val="both"/>
+      </w:pPr>
+      <w:r>
+        <w:rPr>
+          <w:rFonts w:ascii="Times New Roman" w:hAnsi="Times New Roman"/>
+          <w:sz w:val="24"/>
+        </w:rPr>
+        <w:t>El presente informe recoge las actividades desarrolladas durante diez (10) semanas de pasantías profesionales en Ingeniería de Telecomunicaciones, C.A. (IDETEL), con una primera etapa de rotación por Atención al Cliente y una segunda etapa de apoyo en el área de Administración. Durante la práctica se observó el recorrido de solicitudes de afiliación e incidencias, el registro de pagos, la facturación, el seguimiento de casos y la elaboración de reportes administrativos. La situación problemática se relaciona con la ausencia de un procedimiento formalizado y unificado para controlar las solicitudes desde su recepción hasta el cierre, lo que dificulta conocer de manera oportuna los responsables, tiempos de respuesta y estatus de cada caso. El objetivo general fue evaluar el control administrativo aplicado a la gestión de solicitudes de servicios de telecomunicaciones, con el propósito de identificar sus debilidades y formular mejoras procedimentales. Para ello se realizaron observaciones directas, revisión de registros, entrevistas estructuradas al personal y un diagrama de causa-efecto para organizar los factores vinculados con las fallas detectadas. A partir de los hallazgos se formularon mejoras orientadas a establecer un flujo estandarizado, definir responsables por etapa, utilizar formatos uniformes y aplicar indicadores básicos para el seguimiento de las solicitudes. Como resultado, se determinó que la formalización del recorrido y la centralización de la información pueden facilitar la trazabilidad y reducir los reprocesos administrativos. Se concluye que el fortalecimiento del control depende principalmente de establecer criterios comunes de registro, actualización y cierre de los casos. Se recomienda implementar progresivamente el procedimiento propuesto, comunicarlo al personal involucrado y revisar periódicamente los tiempos de respuesta y solicitudes pendientes para detectar desviaciones y oportunidades de mejora.</w:t>
+      </w:r>
+    </w:p>
+    <w:p/>
+    <w:p>
+      <w:pPr>
+        <w:spacing w:line="240" w:lineRule="auto" w:before="0" w:after="0"/>
+        <w:ind w:firstLine="709"/>
+      </w:pPr>
+      <w:r>
+        <w:rPr>
+          <w:rFonts w:ascii="Times New Roman" w:hAnsi="Times New Roman"/>
+          <w:b/>
+          <w:sz w:val="24"/>
+        </w:rPr>
+        <w:t xml:space="preserve">Palabras claves: </w:t>
+      </w:r>
+      <w:r>
+        <w:rPr>
+          <w:rFonts w:ascii="Times New Roman" w:hAnsi="Times New Roman"/>
+          <w:sz w:val="24"/>
+        </w:rPr>
+        <w:t>control administrativo, solicitudes de servicio, trazabilidad, telecomunicaciones, pasantías</w:t>
+      </w:r>
+    </w:p>
+    <w:p>
+      <w:pPr>
         <w:sectPr>
-          <w:footerReference w:type="default" r:id="rId27"/>
+          <w:footerReference w:type="default" r:id="rId42"/>
           <w:pgSz w:w="12240" w:h="15840"/>
           <w:pgMar w:top="1701" w:right="1701" w:bottom="1701" w:left="2268" w:header="720" w:footer="720" w:gutter="0"/>
           <w:cols w:space="720"/>
-          <w:titlePg/>
           <w:docGrid w:linePitch="360"/>
+          <w:pgNumType w:fmt="lowerRoman"/>
         </w:sectPr>
       </w:pPr>
     </w:p>
     <w:p>
-      <w:pPr>
-        <w:spacing w:line="360" w:lineRule="auto" w:after="0" w:before="0"/>
-        <w:ind w:firstLine="709"/>
-        <w:jc w:val="both"/>
-      </w:pPr>
-      <w:r>
-        <w:rPr>
-          <w:rFonts w:ascii="Times New Roman" w:hAnsi="Times New Roman"/>
-          <w:i w:val="0"/>
-          <w:sz w:val="24"/>
-        </w:rPr>
-        <w:t>El presente informe recoge las actividades desarrolladas durante diez (10) semanas de pasantías profesionales en Ingeniería de Telecomunicaciones, C.A. (IDETEL), con una primera etapa de rotación por Atención al Cliente y una segunda etapa de apoyo en el área de Administración. Durante la práctica se observó el recorrido de solicitudes de afiliación e incidencias, el registro de pagos, la facturación, el seguimiento de casos y la elaboración de reportes administrativos. La situación problemática se relaciona con la ausencia de un procedimiento formalizado y unificado para controlar las solicitudes desde su recepción hasta el cierre, lo que dificulta conocer responsables, tiempos y estatus de cada caso. El objetivo general fue evaluar el control administrativo aplicado a la gestión de solicitudes de servicios de telecomunicaciones para identificar debilidades y formular mejoras. Se realizaron observaciones directas, revisión de registros, entrevistas estructuradas al personal y un análisis causa-efecto de las fallas detectadas. Posteriormente se diseñó un flujo estandarizado, formatos de control y criterios de seguimiento mediante indicadores básicos. Se concluye que la principal necesidad consiste en formalizar el recorrido de las solicitudes y centralizar la información necesaria para su seguimiento. Se recomienda implementar progresivamente el procedimiento propuesto, asignar responsables por etapa y revisar periódicamente los tiempos de respuesta para detectar desviaciones y oportunidades de mejora.</w:t>
-      </w:r>
-    </w:p>
-    <w:p/>
-    <w:p>
-      <w:pPr>
-        <w:ind w:firstLine="709"/>
-      </w:pPr>
-      <w:r>
-        <w:rPr>
-          <w:b/>
-        </w:rPr>
-        <w:t xml:space="preserve">Palabras claves: </w:t>
-      </w:r>
-      <w:r>
-        <w:t>control administrativo, solicitudes de servicio, trazabilidad, telecomunicaciones, pasantías</w:t>
-      </w:r>
-    </w:p>
-    <w:p>
-      <w:pPr>
-        <w:sectPr>
-          <w:footerReference w:type="default" r:id="rId28"/>
-          <w:type w:val="continuous"/>
-          <w:pgSz w:w="12240" w:h="15840"/>
-          <w:pgMar w:top="1701" w:right="1701" w:bottom="1701" w:left="2268" w:header="720" w:footer="720" w:gutter="0"/>
-          <w:cols w:space="720"/>
-          <w:titlePg/>
-          <w:docGrid w:linePitch="360"/>
-        </w:sectPr>
-      </w:pPr>
-    </w:p>
-    <w:p>
-      <w:bookmarkStart w:id="bm_introduccion" w:name="bm_introduccion"/>
-      <w:pPr>
+      <w:bookmarkStart w:id="10" w:name="bm_introduccion"/>
+      <w:pPr>
+        <w:pStyle w:val="IUTECPPreliminar"/>
+        <w:keepNext/>
+        <w:keepLines/>
         <w:spacing w:before="1140" w:after="480"/>
         <w:jc w:val="center"/>
       </w:pPr>
@@ -1978,19 +2560,7 @@
         </w:rPr>
         <w:t>INTRODUCCIÓN</w:t>
       </w:r>
-      <w:bookmarkEnd w:id="bm_introduccion"/>
-    </w:p>
-    <w:p>
-      <w:pPr>
-        <w:sectPr>
-          <w:footerReference w:type="default" r:id="rId29"/>
-          <w:pgSz w:w="12240" w:h="15840"/>
-          <w:pgMar w:top="1701" w:right="1701" w:bottom="1701" w:left="2268" w:header="720" w:footer="720" w:gutter="0"/>
-          <w:cols w:space="720"/>
-          <w:titlePg/>
-          <w:docGrid w:linePitch="360"/>
-        </w:sectPr>
-      </w:pPr>
+      <w:bookmarkEnd w:id="10"/>
     </w:p>
     <w:p>
       <w:pPr>
@@ -2055,18 +2625,21 @@
     <w:p>
       <w:pPr>
         <w:sectPr>
-          <w:footerReference w:type="default" r:id="rId30"/>
-          <w:type w:val="continuous"/>
+          <w:footerReference w:type="default" r:id="rId43"/>
+          <w:footerReference w:type="first" r:id="rId44"/>
           <w:pgSz w:w="12240" w:h="15840"/>
           <w:pgMar w:top="1701" w:right="1701" w:bottom="1701" w:left="2268" w:header="720" w:footer="720" w:gutter="0"/>
           <w:cols w:space="720"/>
           <w:titlePg/>
           <w:docGrid w:linePitch="360"/>
+          <w:pgNumType w:fmt="decimal" w:start="1"/>
         </w:sectPr>
       </w:pPr>
     </w:p>
     <w:p>
       <w:pPr>
+        <w:keepNext/>
+        <w:keepLines/>
         <w:spacing w:before="1140" w:after="480"/>
         <w:jc w:val="center"/>
       </w:pPr>
@@ -2080,8 +2653,9 @@
       </w:r>
     </w:p>
     <w:p>
-      <w:bookmarkStart w:id="bm_cap1" w:name="bm_cap1"/>
-      <w:pPr>
+      <w:bookmarkStart w:id="11" w:name="bm_cap1"/>
+      <w:pPr>
+        <w:pStyle w:val="IUTECPCapítulo"/>
         <w:spacing w:before="480"/>
         <w:jc w:val="center"/>
       </w:pPr>
@@ -2093,23 +2667,12 @@
         </w:rPr>
         <w:t>REALIDAD ORGANIZACIONAL</w:t>
       </w:r>
-      <w:bookmarkEnd w:id="bm_cap1"/>
+      <w:bookmarkEnd w:id="11"/>
     </w:p>
     <w:p>
-      <w:pPr>
-        <w:sectPr>
-          <w:footerReference w:type="default" r:id="rId31"/>
-          <w:pgSz w:w="12240" w:h="15840"/>
-          <w:pgMar w:top="1701" w:right="1701" w:bottom="1701" w:left="2268" w:header="720" w:footer="720" w:gutter="0"/>
-          <w:cols w:space="720"/>
-          <w:titlePg/>
-          <w:docGrid w:linePitch="360"/>
-        </w:sectPr>
-      </w:pPr>
-    </w:p>
-    <w:p>
-      <w:bookmarkStart w:id="bm_cap1_ident" w:name="bm_cap1_ident"/>
-      <w:pPr>
+      <w:bookmarkStart w:id="12" w:name="bm_cap1_ident"/>
+      <w:pPr>
+        <w:pStyle w:val="IUTECPSubtítulocentrado"/>
         <w:spacing w:before="480" w:after="480" w:line="360" w:lineRule="auto"/>
         <w:jc w:val="center"/>
       </w:pPr>
@@ -2121,10 +2684,13 @@
         </w:rPr>
         <w:t>Identificación de la empresa</w:t>
       </w:r>
-      <w:bookmarkEnd w:id="bm_cap1_ident"/>
+      <w:bookmarkEnd w:id="12"/>
     </w:p>
     <w:p>
       <w:pPr>
+        <w:pStyle w:val="IUTECPTítulo2"/>
+        <w:keepNext/>
+        <w:keepLines/>
         <w:spacing w:before="480" w:after="480" w:line="360" w:lineRule="auto"/>
         <w:jc w:val="left"/>
       </w:pPr>
@@ -2153,8 +2719,11 @@
       </w:r>
     </w:p>
     <w:p>
-      <w:bookmarkStart w:id="bm_cap1_resena" w:name="bm_cap1_resena"/>
-      <w:pPr>
+      <w:bookmarkStart w:id="13" w:name="bm_cap1_resena"/>
+      <w:pPr>
+        <w:pStyle w:val="IUTECPTítulo2"/>
+        <w:keepNext/>
+        <w:keepLines/>
         <w:spacing w:before="480" w:after="480" w:line="360" w:lineRule="auto"/>
         <w:jc w:val="left"/>
       </w:pPr>
@@ -2166,7 +2735,7 @@
         </w:rPr>
         <w:t>Reseña histórica</w:t>
       </w:r>
-      <w:bookmarkEnd w:id="bm_cap1_resena"/>
+      <w:bookmarkEnd w:id="13"/>
     </w:p>
     <w:p>
       <w:pPr>
@@ -2214,8 +2783,11 @@
       </w:r>
     </w:p>
     <w:p>
-      <w:bookmarkStart w:id="bm_cap1_mision" w:name="bm_cap1_mision"/>
-      <w:pPr>
+      <w:bookmarkStart w:id="14" w:name="bm_cap1_mision"/>
+      <w:pPr>
+        <w:pStyle w:val="IUTECPTítulo2"/>
+        <w:keepNext/>
+        <w:keepLines/>
         <w:spacing w:before="480" w:after="480" w:line="360" w:lineRule="auto"/>
         <w:jc w:val="left"/>
       </w:pPr>
@@ -2227,7 +2799,7 @@
         </w:rPr>
         <w:t>Misión</w:t>
       </w:r>
-      <w:bookmarkEnd w:id="bm_cap1_mision"/>
+      <w:bookmarkEnd w:id="14"/>
     </w:p>
     <w:p>
       <w:pPr>
@@ -2245,8 +2817,11 @@
       </w:r>
     </w:p>
     <w:p>
-      <w:bookmarkStart w:id="bm_cap1_vision" w:name="bm_cap1_vision"/>
-      <w:pPr>
+      <w:bookmarkStart w:id="15" w:name="bm_cap1_vision"/>
+      <w:pPr>
+        <w:pStyle w:val="IUTECPTítulo2"/>
+        <w:keepNext/>
+        <w:keepLines/>
         <w:spacing w:before="480" w:after="480" w:line="360" w:lineRule="auto"/>
         <w:jc w:val="left"/>
       </w:pPr>
@@ -2258,7 +2833,7 @@
         </w:rPr>
         <w:t>Visión</w:t>
       </w:r>
-      <w:bookmarkEnd w:id="bm_cap1_vision"/>
+      <w:bookmarkEnd w:id="15"/>
     </w:p>
     <w:p>
       <w:pPr>
@@ -2276,8 +2851,11 @@
       </w:r>
     </w:p>
     <w:p>
-      <w:bookmarkStart w:id="bm_cap1_valores" w:name="bm_cap1_valores"/>
-      <w:pPr>
+      <w:bookmarkStart w:id="16" w:name="bm_cap1_valores"/>
+      <w:pPr>
+        <w:pStyle w:val="IUTECPTítulo2"/>
+        <w:keepNext/>
+        <w:keepLines/>
         <w:spacing w:before="480" w:after="480" w:line="360" w:lineRule="auto"/>
         <w:jc w:val="left"/>
       </w:pPr>
@@ -2289,7 +2867,7 @@
         </w:rPr>
         <w:t>Valores</w:t>
       </w:r>
-      <w:bookmarkEnd w:id="bm_cap1_valores"/>
+      <w:bookmarkEnd w:id="16"/>
     </w:p>
     <w:p>
       <w:pPr>
@@ -2423,8 +3001,11 @@
       </w:r>
     </w:p>
     <w:p>
-      <w:bookmarkStart w:id="bm_cap1_obj" w:name="bm_cap1_obj"/>
-      <w:pPr>
+      <w:bookmarkStart w:id="17" w:name="bm_cap1_obj"/>
+      <w:pPr>
+        <w:pStyle w:val="IUTECPTítulo2"/>
+        <w:keepNext/>
+        <w:keepLines/>
         <w:spacing w:before="480" w:after="480" w:line="360" w:lineRule="auto"/>
         <w:jc w:val="left"/>
       </w:pPr>
@@ -2436,10 +3017,13 @@
         </w:rPr>
         <w:t>Objetivos Organizacionales</w:t>
       </w:r>
-      <w:bookmarkEnd w:id="bm_cap1_obj"/>
+      <w:bookmarkEnd w:id="17"/>
     </w:p>
     <w:p>
       <w:pPr>
+        <w:pStyle w:val="IUTECPTítulo2"/>
+        <w:keepNext/>
+        <w:keepLines/>
         <w:spacing w:before="480" w:after="480" w:line="360" w:lineRule="auto"/>
         <w:jc w:val="left"/>
       </w:pPr>
@@ -2469,6 +3053,9 @@
     </w:p>
     <w:p>
       <w:pPr>
+        <w:pStyle w:val="IUTECPTítulo2"/>
+        <w:keepNext/>
+        <w:keepLines/>
         <w:spacing w:before="480" w:after="480" w:line="360" w:lineRule="auto"/>
         <w:jc w:val="left"/>
       </w:pPr>
@@ -2524,8 +3111,101 @@
       </w:r>
     </w:p>
     <w:p>
-      <w:bookmarkStart w:id="bm_cap1_ubic" w:name="bm_cap1_ubic"/>
-      <w:pPr>
+      <w:pPr>
+        <w:keepNext/>
+        <w:keepLines/>
+        <w:spacing w:before="480"/>
+        <w:jc w:val="center"/>
+      </w:pPr>
+      <w:r>
+        <w:drawing>
+          <wp:inline xmlns:a="http://schemas.openxmlformats.org/drawingml/2006/main" xmlns:pic="http://schemas.openxmlformats.org/drawingml/2006/picture">
+            <wp:extent cx="1512000" cy="1512000"/>
+            <wp:docPr id="4" name="Picture 4"/>
+            <wp:cNvGraphicFramePr>
+              <a:graphicFrameLocks noChangeAspect="1"/>
+            </wp:cNvGraphicFramePr>
+            <a:graphic>
+              <a:graphicData uri="http://schemas.openxmlformats.org/drawingml/2006/picture">
+                <pic:pic>
+                  <pic:nvPicPr>
+                    <pic:cNvPr id="0" name="logo.jpg"/>
+                    <pic:cNvPicPr/>
+                  </pic:nvPicPr>
+                  <pic:blipFill>
+                    <a:blip r:embed="rId12"/>
+                    <a:stretch>
+                      <a:fillRect/>
+                    </a:stretch>
+                  </pic:blipFill>
+                  <pic:spPr>
+                    <a:xfrm>
+                      <a:off x="0" y="0"/>
+                      <a:ext cx="1512000" cy="1512000"/>
+                    </a:xfrm>
+                    <a:prstGeom prst="rect"/>
+                  </pic:spPr>
+                </pic:pic>
+              </a:graphicData>
+            </a:graphic>
+          </wp:inline>
+        </w:drawing>
+      </w:r>
+    </w:p>
+    <w:p>
+      <w:bookmarkStart w:id="18" w:name="bm_grafico1"/>
+      <w:pPr>
+        <w:keepNext/>
+        <w:keepLines/>
+        <w:spacing w:before="120" w:after="480"/>
+        <w:jc w:val="center"/>
+      </w:pPr>
+      <w:r>
+        <w:rPr>
+          <w:rFonts w:ascii="Times New Roman" w:hAnsi="Times New Roman"/>
+          <w:i/>
+          <w:sz w:val="20"/>
+        </w:rPr>
+        <w:t xml:space="preserve">Gráfico 1. </w:t>
+      </w:r>
+      <w:r>
+        <w:rPr>
+          <w:rFonts w:ascii="Times New Roman" w:hAnsi="Times New Roman"/>
+          <w:b/>
+          <w:sz w:val="20"/>
+        </w:rPr>
+        <w:t>Logotipo de Ingeniería de Telecomunicaciones, C.A.</w:t>
+      </w:r>
+      <w:bookmarkEnd w:id="18"/>
+    </w:p>
+    <w:p>
+      <w:pPr>
+        <w:spacing w:line="240" w:lineRule="auto" w:before="0" w:after="240"/>
+        <w:ind w:firstLine="0"/>
+        <w:jc w:val="center"/>
+      </w:pPr>
+      <w:r>
+        <w:rPr>
+          <w:rFonts w:ascii="Times New Roman" w:hAnsi="Times New Roman"/>
+          <w:i/>
+          <w:sz w:val="20"/>
+        </w:rPr>
+        <w:t xml:space="preserve">Fuente: </w:t>
+      </w:r>
+      <w:r>
+        <w:rPr>
+          <w:rFonts w:ascii="Times New Roman" w:hAnsi="Times New Roman"/>
+          <w:sz w:val="20"/>
+        </w:rPr>
+        <w:t>Ingeniería de Telecomunicaciones, C.A. (2026).</w:t>
+      </w:r>
+    </w:p>
+    <w:p>
+      <w:bookmarkStart w:id="19" w:name="bm_cap1_ubic"/>
+      <w:pPr>
+        <w:pStyle w:val="IUTECPTítulo2"/>
+        <w:keepNext/>
+        <w:keepLines/>
         <w:spacing w:before="480" w:after="480" w:line="360" w:lineRule="auto"/>
         <w:jc w:val="left"/>
       </w:pPr>
@@ -2537,7 +3217,7 @@
         </w:rPr>
         <w:t>Ubicación geográfica</w:t>
       </w:r>
-      <w:bookmarkEnd w:id="bm_cap1_ubic"/>
+      <w:bookmarkEnd w:id="19"/>
     </w:p>
     <w:p>
       <w:pPr>
@@ -2556,6 +3236,8 @@
     </w:p>
     <w:p>
       <w:pPr>
+        <w:keepNext/>
+        <w:keepLines/>
         <w:spacing w:before="480"/>
         <w:jc w:val="center"/>
       </w:pPr>
@@ -2563,7 +3245,7 @@
         <w:drawing>
           <wp:inline xmlns:a="http://schemas.openxmlformats.org/drawingml/2006/main" xmlns:pic="http://schemas.openxmlformats.org/drawingml/2006/picture">
             <wp:extent cx="1800000" cy="1125000"/>
-            <wp:docPr id="3" name="Picture 3"/>
+            <wp:docPr id="5" name="Picture 5"/>
             <wp:cNvGraphicFramePr>
               <a:graphicFrameLocks noChangeAspect="1"/>
             </wp:cNvGraphicFramePr>
@@ -2575,7 +3257,7 @@
                     <pic:cNvPicPr/>
                   </pic:nvPicPr>
                   <pic:blipFill>
-                    <a:blip r:embed="rId11"/>
+                    <a:blip r:embed="rId13"/>
                     <a:stretch>
                       <a:fillRect/>
                     </a:stretch>
@@ -2595,8 +3277,10 @@
       </w:r>
     </w:p>
     <w:p>
-      <w:bookmarkStart w:id="bm_grafico2" w:name="bm_grafico2"/>
-      <w:pPr>
+      <w:bookmarkStart w:id="20" w:name="bm_grafico2"/>
+      <w:pPr>
+        <w:keepNext/>
+        <w:keepLines/>
         <w:spacing w:before="120" w:after="480"/>
         <w:jc w:val="center"/>
       </w:pPr>
@@ -2604,7 +3288,7 @@
         <w:rPr>
           <w:rFonts w:ascii="Times New Roman" w:hAnsi="Times New Roman"/>
           <w:i/>
-          <w:sz w:val="24"/>
+          <w:sz w:val="20"/>
         </w:rPr>
         <w:t xml:space="preserve">Gráfico 2. </w:t>
       </w:r>
@@ -2612,15 +3296,40 @@
         <w:rPr>
           <w:rFonts w:ascii="Times New Roman" w:hAnsi="Times New Roman"/>
           <w:b/>
-          <w:sz w:val="24"/>
+          <w:sz w:val="20"/>
         </w:rPr>
         <w:t>Representación cartográfica y ubicación espacial de Ingeniería de Telecomunicaciones, C.A.</w:t>
       </w:r>
-      <w:bookmarkEnd w:id="bm_grafico2"/>
+      <w:bookmarkEnd w:id="20"/>
     </w:p>
     <w:p>
-      <w:bookmarkStart w:id="bm_cap1_pobla" w:name="bm_cap1_pobla"/>
-      <w:pPr>
+      <w:pPr>
+        <w:spacing w:line="240" w:lineRule="auto" w:before="0" w:after="240"/>
+        <w:ind w:firstLine="0"/>
+        <w:jc w:val="center"/>
+      </w:pPr>
+      <w:r>
+        <w:rPr>
+          <w:rFonts w:ascii="Times New Roman" w:hAnsi="Times New Roman"/>
+          <w:i/>
+          <w:sz w:val="20"/>
+        </w:rPr>
+        <w:t xml:space="preserve">Fuente: </w:t>
+      </w:r>
+      <w:r>
+        <w:rPr>
+          <w:rFonts w:ascii="Times New Roman" w:hAnsi="Times New Roman"/>
+          <w:sz w:val="20"/>
+        </w:rPr>
+        <w:t>Google Maps (2026).</w:t>
+      </w:r>
+    </w:p>
+    <w:p>
+      <w:bookmarkStart w:id="21" w:name="bm_cap1_pobla"/>
+      <w:pPr>
+        <w:pStyle w:val="IUTECPTítulo2"/>
+        <w:keepNext/>
+        <w:keepLines/>
         <w:spacing w:before="480" w:after="480" w:line="360" w:lineRule="auto"/>
         <w:jc w:val="left"/>
       </w:pPr>
@@ -2632,7 +3341,374 @@
         </w:rPr>
         <w:t>Población de los trabajadores de la empresa</w:t>
       </w:r>
-      <w:bookmarkEnd w:id="bm_cap1_pobla"/>
+      <w:bookmarkEnd w:id="21"/>
+    </w:p>
+    <w:p>
+      <w:bookmarkStart w:id="22" w:name="bm_cuadro1"/>
+      <w:pPr>
+        <w:keepNext/>
+        <w:keepLines/>
+        <w:spacing w:before="480" w:after="240" w:line="360" w:lineRule="auto"/>
+        <w:jc w:val="left"/>
+      </w:pPr>
+      <w:r>
+        <w:rPr>
+          <w:rFonts w:ascii="Times New Roman" w:hAnsi="Times New Roman"/>
+          <w:b/>
+          <w:sz w:val="20"/>
+        </w:rPr>
+        <w:t xml:space="preserve">Cuadro 1. </w:t>
+      </w:r>
+      <w:r>
+        <w:rPr>
+          <w:rFonts w:ascii="Times New Roman" w:hAnsi="Times New Roman"/>
+          <w:i/>
+          <w:sz w:val="20"/>
+        </w:rPr>
+        <w:t>Población de los trabajadores de la empresa.</w:t>
+      </w:r>
+      <w:bookmarkEnd w:id="22"/>
+    </w:p>
+    <w:tbl>
+      <w:tblPr>
+        <w:tblStyle w:val="TableGrid"/>
+        <w:tblW w:type="auto" w:w="0"/>
+        <w:jc w:val="center"/>
+        <w:tblLook w:firstColumn="1" w:firstRow="1" w:lastColumn="0" w:lastRow="0" w:noHBand="0" w:noVBand="1" w:val="04A0"/>
+        <w:tblLayout w:type="fixed"/>
+      </w:tblPr>
+      <w:tblGrid>
+        <w:gridCol w:w="1984"/>
+        <w:gridCol w:w="2886"/>
+        <w:gridCol w:w="1134"/>
+        <w:gridCol w:w="1134"/>
+        <w:gridCol w:w="1134"/>
+      </w:tblGrid>
+      <w:tr>
+        <w:trPr>
+          <w:tblHeader/>
+        </w:trPr>
+        <w:tc>
+          <w:tcPr>
+            <w:tcW w:w="1984" w:type="dxa"/>
+            <w:shd w:fill="D9E2F3"/>
+          </w:tcPr>
+          <w:p>
+            <w:pPr>
+              <w:spacing w:line="240" w:lineRule="auto" w:before="40" w:after="40"/>
+              <w:jc w:val="center"/>
+            </w:pPr>
+            <w:r/>
+            <w:r>
+              <w:rPr>
+                <w:rFonts w:ascii="Times New Roman" w:hAnsi="Times New Roman"/>
+                <w:b/>
+                <w:sz w:val="20"/>
+              </w:rPr>
+              <w:t>Departamento / Área</w:t>
+            </w:r>
+          </w:p>
+        </w:tc>
+        <w:tc>
+          <w:tcPr>
+            <w:tcW w:w="2886" w:type="dxa"/>
+            <w:shd w:fill="D9E2F3"/>
+          </w:tcPr>
+          <w:p>
+            <w:pPr>
+              <w:spacing w:line="240" w:lineRule="auto" w:before="40" w:after="40"/>
+              <w:jc w:val="center"/>
+            </w:pPr>
+            <w:r/>
+            <w:r>
+              <w:rPr>
+                <w:rFonts w:ascii="Times New Roman" w:hAnsi="Times New Roman"/>
+                <w:b/>
+                <w:sz w:val="20"/>
+              </w:rPr>
+              <w:t>Cargo</w:t>
+            </w:r>
+          </w:p>
+        </w:tc>
+        <w:tc>
+          <w:tcPr>
+            <w:tcW w:w="1134" w:type="dxa"/>
+            <w:shd w:fill="D9E2F3"/>
+          </w:tcPr>
+          <w:p>
+            <w:pPr>
+              <w:spacing w:line="240" w:lineRule="auto" w:before="40" w:after="40"/>
+              <w:jc w:val="center"/>
+            </w:pPr>
+            <w:r/>
+            <w:r>
+              <w:rPr>
+                <w:rFonts w:ascii="Times New Roman" w:hAnsi="Times New Roman"/>
+                <w:b/>
+                <w:sz w:val="20"/>
+              </w:rPr>
+              <w:t>Femenino</w:t>
+            </w:r>
+          </w:p>
+        </w:tc>
+        <w:tc>
+          <w:tcPr>
+            <w:tcW w:w="1134" w:type="dxa"/>
+            <w:shd w:fill="D9E2F3"/>
+          </w:tcPr>
+          <w:p>
+            <w:pPr>
+              <w:spacing w:line="240" w:lineRule="auto" w:before="40" w:after="40"/>
+              <w:jc w:val="center"/>
+            </w:pPr>
+            <w:r/>
+            <w:r>
+              <w:rPr>
+                <w:rFonts w:ascii="Times New Roman" w:hAnsi="Times New Roman"/>
+                <w:b/>
+                <w:sz w:val="20"/>
+              </w:rPr>
+              <w:t>Masculino</w:t>
+            </w:r>
+          </w:p>
+        </w:tc>
+        <w:tc>
+          <w:tcPr>
+            <w:tcW w:w="1134" w:type="dxa"/>
+            <w:shd w:fill="D9E2F3"/>
+          </w:tcPr>
+          <w:p>
+            <w:pPr>
+              <w:spacing w:line="240" w:lineRule="auto" w:before="40" w:after="40"/>
+              <w:jc w:val="center"/>
+            </w:pPr>
+            <w:r/>
+            <w:r>
+              <w:rPr>
+                <w:rFonts w:ascii="Times New Roman" w:hAnsi="Times New Roman"/>
+                <w:b/>
+                <w:sz w:val="20"/>
+              </w:rPr>
+              <w:t>Total</w:t>
+            </w:r>
+          </w:p>
+        </w:tc>
+      </w:tr>
+      <w:tr>
+        <w:tc>
+          <w:tcPr>
+            <w:tcW w:type="dxa" w:w="1984"/>
+          </w:tcPr>
+          <w:p>
+            <w:pPr>
+              <w:spacing w:line="240" w:lineRule="auto" w:before="40" w:after="40"/>
+              <w:jc w:val="left"/>
+            </w:pPr>
+            <w:r/>
+            <w:r>
+              <w:rPr>
+                <w:rFonts w:ascii="Times New Roman" w:hAnsi="Times New Roman"/>
+                <w:sz w:val="20"/>
+              </w:rPr>
+              <w:t>Empresa</w:t>
+            </w:r>
+          </w:p>
+        </w:tc>
+        <w:tc>
+          <w:tcPr>
+            <w:tcW w:type="dxa" w:w="2886"/>
+          </w:tcPr>
+          <w:p>
+            <w:pPr>
+              <w:spacing w:line="240" w:lineRule="auto" w:before="40" w:after="40"/>
+              <w:jc w:val="left"/>
+            </w:pPr>
+            <w:r/>
+            <w:r>
+              <w:rPr>
+                <w:rFonts w:ascii="Times New Roman" w:hAnsi="Times New Roman"/>
+                <w:sz w:val="20"/>
+              </w:rPr>
+              <w:t>Personal activo en los cargos de la estructura organizativa</w:t>
+            </w:r>
+          </w:p>
+        </w:tc>
+        <w:tc>
+          <w:tcPr>
+            <w:tcW w:type="dxa" w:w="1134"/>
+          </w:tcPr>
+          <w:p>
+            <w:pPr>
+              <w:spacing w:line="240" w:lineRule="auto" w:before="40" w:after="40"/>
+              <w:jc w:val="center"/>
+            </w:pPr>
+            <w:r/>
+            <w:r>
+              <w:rPr>
+                <w:rFonts w:ascii="Times New Roman" w:hAnsi="Times New Roman"/>
+                <w:sz w:val="20"/>
+              </w:rPr>
+              <w:t>-</w:t>
+            </w:r>
+          </w:p>
+        </w:tc>
+        <w:tc>
+          <w:tcPr>
+            <w:tcW w:type="dxa" w:w="1134"/>
+          </w:tcPr>
+          <w:p>
+            <w:pPr>
+              <w:spacing w:line="240" w:lineRule="auto" w:before="40" w:after="40"/>
+              <w:jc w:val="center"/>
+            </w:pPr>
+            <w:r/>
+            <w:r>
+              <w:rPr>
+                <w:rFonts w:ascii="Times New Roman" w:hAnsi="Times New Roman"/>
+                <w:sz w:val="20"/>
+              </w:rPr>
+              <w:t>-</w:t>
+            </w:r>
+          </w:p>
+        </w:tc>
+        <w:tc>
+          <w:tcPr>
+            <w:tcW w:type="dxa" w:w="1134"/>
+          </w:tcPr>
+          <w:p>
+            <w:pPr>
+              <w:spacing w:line="240" w:lineRule="auto" w:before="40" w:after="40"/>
+              <w:jc w:val="center"/>
+            </w:pPr>
+            <w:r/>
+            <w:r>
+              <w:rPr>
+                <w:rFonts w:ascii="Times New Roman" w:hAnsi="Times New Roman"/>
+                <w:sz w:val="20"/>
+              </w:rPr>
+              <w:t>8</w:t>
+            </w:r>
+          </w:p>
+        </w:tc>
+      </w:tr>
+      <w:tr>
+        <w:tc>
+          <w:tcPr>
+            <w:tcW w:type="dxa" w:w="1984"/>
+          </w:tcPr>
+          <w:p>
+            <w:pPr>
+              <w:spacing w:line="240" w:lineRule="auto" w:before="40" w:after="40"/>
+              <w:jc w:val="left"/>
+            </w:pPr>
+            <w:r/>
+            <w:r>
+              <w:rPr>
+                <w:rFonts w:ascii="Times New Roman" w:hAnsi="Times New Roman"/>
+                <w:sz w:val="20"/>
+              </w:rPr>
+              <w:t>TOTAL GENERAL</w:t>
+            </w:r>
+          </w:p>
+        </w:tc>
+        <w:tc>
+          <w:tcPr>
+            <w:tcW w:type="dxa" w:w="2886"/>
+          </w:tcPr>
+          <w:p>
+            <w:pPr>
+              <w:spacing w:line="240" w:lineRule="auto" w:before="40" w:after="40"/>
+              <w:jc w:val="left"/>
+            </w:pPr>
+            <w:r/>
+            <w:r>
+              <w:rPr>
+                <w:rFonts w:ascii="Times New Roman" w:hAnsi="Times New Roman"/>
+                <w:sz w:val="20"/>
+              </w:rPr>
+            </w:r>
+          </w:p>
+        </w:tc>
+        <w:tc>
+          <w:tcPr>
+            <w:tcW w:type="dxa" w:w="1134"/>
+          </w:tcPr>
+          <w:p>
+            <w:pPr>
+              <w:spacing w:line="240" w:lineRule="auto" w:before="40" w:after="40"/>
+              <w:jc w:val="center"/>
+            </w:pPr>
+            <w:r/>
+            <w:r>
+              <w:rPr>
+                <w:rFonts w:ascii="Times New Roman" w:hAnsi="Times New Roman"/>
+                <w:sz w:val="20"/>
+              </w:rPr>
+              <w:t>-</w:t>
+            </w:r>
+          </w:p>
+        </w:tc>
+        <w:tc>
+          <w:tcPr>
+            <w:tcW w:type="dxa" w:w="1134"/>
+          </w:tcPr>
+          <w:p>
+            <w:pPr>
+              <w:spacing w:line="240" w:lineRule="auto" w:before="40" w:after="40"/>
+              <w:jc w:val="center"/>
+            </w:pPr>
+            <w:r/>
+            <w:r>
+              <w:rPr>
+                <w:rFonts w:ascii="Times New Roman" w:hAnsi="Times New Roman"/>
+                <w:sz w:val="20"/>
+              </w:rPr>
+              <w:t>-</w:t>
+            </w:r>
+          </w:p>
+        </w:tc>
+        <w:tc>
+          <w:tcPr>
+            <w:tcW w:type="dxa" w:w="1134"/>
+          </w:tcPr>
+          <w:p>
+            <w:pPr>
+              <w:spacing w:line="240" w:lineRule="auto" w:before="40" w:after="40"/>
+              <w:jc w:val="center"/>
+            </w:pPr>
+            <w:r/>
+            <w:r>
+              <w:rPr>
+                <w:rFonts w:ascii="Times New Roman" w:hAnsi="Times New Roman"/>
+                <w:sz w:val="20"/>
+              </w:rPr>
+              <w:t>8</w:t>
+            </w:r>
+          </w:p>
+        </w:tc>
+      </w:tr>
+    </w:tbl>
+    <w:p>
+      <w:pPr>
+        <w:spacing w:line="240" w:lineRule="auto" w:before="0" w:after="240"/>
+        <w:ind w:firstLine="0"/>
+        <w:jc w:val="left"/>
+      </w:pPr>
+      <w:r>
+        <w:rPr>
+          <w:rFonts w:ascii="Times New Roman" w:hAnsi="Times New Roman"/>
+          <w:i/>
+          <w:sz w:val="20"/>
+        </w:rPr>
+        <w:t xml:space="preserve">Fuente: </w:t>
+      </w:r>
+      <w:r>
+        <w:rPr>
+          <w:rFonts w:ascii="Times New Roman" w:hAnsi="Times New Roman"/>
+          <w:sz w:val="20"/>
+        </w:rPr>
+        <w:t>Información suministrada por Ingeniería de Telecomunicaciones, C.A. (2026).</w:t>
+      </w:r>
     </w:p>
     <w:p>
       <w:pPr>
@@ -2665,8 +3741,11 @@
       </w:r>
     </w:p>
     <w:p>
-      <w:bookmarkStart w:id="bm_cap1_estruct" w:name="bm_cap1_estruct"/>
-      <w:pPr>
+      <w:bookmarkStart w:id="23" w:name="bm_cap1_estruct"/>
+      <w:pPr>
+        <w:pStyle w:val="IUTECPTítulo2"/>
+        <w:keepNext/>
+        <w:keepLines/>
         <w:spacing w:before="480" w:after="480" w:line="360" w:lineRule="auto"/>
         <w:jc w:val="left"/>
       </w:pPr>
@@ -2676,9 +3755,9 @@
           <w:b/>
           <w:sz w:val="24"/>
         </w:rPr>
-        <w:t>Estructura Organizativa</w:t>
-      </w:r>
-      <w:bookmarkEnd w:id="bm_cap1_estruct"/>
+        <w:t>Estructura organizativa de la empresa (Organigrama)</w:t>
+      </w:r>
+      <w:bookmarkEnd w:id="23"/>
     </w:p>
     <w:p>
       <w:pPr>
@@ -2697,6 +3776,8 @@
     </w:p>
     <w:p>
       <w:pPr>
+        <w:keepNext/>
+        <w:keepLines/>
         <w:spacing w:before="480"/>
         <w:jc w:val="center"/>
       </w:pPr>
@@ -2704,7 +3785,7 @@
         <w:drawing>
           <wp:inline xmlns:a="http://schemas.openxmlformats.org/drawingml/2006/main" xmlns:pic="http://schemas.openxmlformats.org/drawingml/2006/picture">
             <wp:extent cx="4320000" cy="1847904"/>
-            <wp:docPr id="4" name="Picture 4"/>
+            <wp:docPr id="6" name="Picture 6"/>
             <wp:cNvGraphicFramePr>
               <a:graphicFrameLocks noChangeAspect="1"/>
             </wp:cNvGraphicFramePr>
@@ -2716,7 +3797,7 @@
                     <pic:cNvPicPr/>
                   </pic:nvPicPr>
                   <pic:blipFill>
-                    <a:blip r:embed="rId12"/>
+                    <a:blip r:embed="rId14"/>
                     <a:stretch>
                       <a:fillRect/>
                     </a:stretch>
@@ -2736,8 +3817,10 @@
       </w:r>
     </w:p>
     <w:p>
-      <w:bookmarkStart w:id="bm_grafico3" w:name="bm_grafico3"/>
-      <w:pPr>
+      <w:bookmarkStart w:id="24" w:name="bm_grafico3"/>
+      <w:pPr>
+        <w:keepNext/>
+        <w:keepLines/>
         <w:spacing w:before="120" w:after="480"/>
         <w:jc w:val="center"/>
       </w:pPr>
@@ -2745,7 +3828,7 @@
         <w:rPr>
           <w:rFonts w:ascii="Times New Roman" w:hAnsi="Times New Roman"/>
           <w:i/>
-          <w:sz w:val="24"/>
+          <w:sz w:val="20"/>
         </w:rPr>
         <w:t xml:space="preserve">Gráfico 3. </w:t>
       </w:r>
@@ -2753,14 +3836,38 @@
         <w:rPr>
           <w:rFonts w:ascii="Times New Roman" w:hAnsi="Times New Roman"/>
           <w:b/>
-          <w:sz w:val="24"/>
+          <w:sz w:val="20"/>
         </w:rPr>
         <w:t>Organigrama estructural y niveles jerárquicos de Ingeniería de Telecomunicaciones, C.A.</w:t>
       </w:r>
-      <w:bookmarkEnd w:id="bm_grafico3"/>
+      <w:bookmarkEnd w:id="24"/>
     </w:p>
     <w:p>
       <w:pPr>
+        <w:spacing w:line="240" w:lineRule="auto" w:before="0" w:after="240"/>
+        <w:ind w:firstLine="0"/>
+        <w:jc w:val="center"/>
+      </w:pPr>
+      <w:r>
+        <w:rPr>
+          <w:rFonts w:ascii="Times New Roman" w:hAnsi="Times New Roman"/>
+          <w:i/>
+          <w:sz w:val="20"/>
+        </w:rPr>
+        <w:t xml:space="preserve">Fuente: </w:t>
+      </w:r>
+      <w:r>
+        <w:rPr>
+          <w:rFonts w:ascii="Times New Roman" w:hAnsi="Times New Roman"/>
+          <w:sz w:val="20"/>
+        </w:rPr>
+        <w:t>Ingeniería de Telecomunicaciones, C.A. (2026).</w:t>
+      </w:r>
+    </w:p>
+    <w:p>
+      <w:pPr>
+        <w:keepNext/>
+        <w:keepLines/>
         <w:spacing w:before="480"/>
         <w:jc w:val="center"/>
       </w:pPr>
@@ -2768,7 +3875,7 @@
         <w:drawing>
           <wp:inline xmlns:a="http://schemas.openxmlformats.org/drawingml/2006/main" xmlns:pic="http://schemas.openxmlformats.org/drawingml/2006/picture">
             <wp:extent cx="4320000" cy="2680292"/>
-            <wp:docPr id="5" name="Picture 5"/>
+            <wp:docPr id="7" name="Picture 7"/>
             <wp:cNvGraphicFramePr>
               <a:graphicFrameLocks noChangeAspect="1"/>
             </wp:cNvGraphicFramePr>
@@ -2780,7 +3887,7 @@
                     <pic:cNvPicPr/>
                   </pic:nvPicPr>
                   <pic:blipFill>
-                    <a:blip r:embed="rId13"/>
+                    <a:blip r:embed="rId15"/>
                     <a:stretch>
                       <a:fillRect/>
                     </a:stretch>
@@ -2800,8 +3907,10 @@
       </w:r>
     </w:p>
     <w:p>
-      <w:bookmarkStart w:id="bm_grafico4" w:name="bm_grafico4"/>
-      <w:pPr>
+      <w:bookmarkStart w:id="25" w:name="bm_grafico4"/>
+      <w:pPr>
+        <w:keepNext/>
+        <w:keepLines/>
         <w:spacing w:before="120" w:after="480"/>
         <w:jc w:val="center"/>
       </w:pPr>
@@ -2809,36 +3918,96 @@
         <w:rPr>
           <w:rFonts w:ascii="Times New Roman" w:hAnsi="Times New Roman"/>
           <w:i/>
-          <w:sz w:val="24"/>
+          <w:sz w:val="20"/>
         </w:rPr>
         <w:t xml:space="preserve">Gráfico 4. </w:t>
       </w:r>
+      <w:r>
+        <w:rPr>
+          <w:rFonts w:ascii="Times New Roman" w:hAnsi="Times New Roman"/>
+          <w:b/>
+          <w:sz w:val="20"/>
+        </w:rPr>
+        <w:t>Organigrama del Departamento de Administración.</w:t>
+      </w:r>
+      <w:bookmarkEnd w:id="25"/>
+    </w:p>
+    <w:p>
+      <w:pPr>
+        <w:spacing w:line="240" w:lineRule="auto" w:before="0" w:after="240"/>
+        <w:ind w:firstLine="0"/>
+        <w:jc w:val="center"/>
+      </w:pPr>
+      <w:r>
+        <w:rPr>
+          <w:rFonts w:ascii="Times New Roman" w:hAnsi="Times New Roman"/>
+          <w:i/>
+          <w:sz w:val="20"/>
+        </w:rPr>
+        <w:t xml:space="preserve">Fuente: </w:t>
+      </w:r>
+      <w:r>
+        <w:rPr>
+          <w:rFonts w:ascii="Times New Roman" w:hAnsi="Times New Roman"/>
+          <w:sz w:val="20"/>
+        </w:rPr>
+        <w:t>Ingeniería de Telecomunicaciones, C.A. (2026).</w:t>
+      </w:r>
+    </w:p>
+    <w:p>
+      <w:bookmarkStart w:id="26" w:name="bm_cap1_departamento"/>
+      <w:pPr>
+        <w:pStyle w:val="IUTECPTítulo2"/>
+        <w:keepNext/>
+        <w:keepLines/>
+        <w:spacing w:before="480" w:after="480" w:line="360" w:lineRule="auto"/>
+        <w:jc w:val="left"/>
+      </w:pPr>
       <w:r>
         <w:rPr>
           <w:rFonts w:ascii="Times New Roman" w:hAnsi="Times New Roman"/>
           <w:b/>
           <w:sz w:val="24"/>
         </w:rPr>
-        <w:t>Organigrama del Departamento de Administración.</w:t>
-      </w:r>
-      <w:bookmarkEnd w:id="bm_grafico4"/>
+        <w:t>Descripción del departamento donde realizó la pasantía</w:t>
+      </w:r>
+      <w:bookmarkEnd w:id="26"/>
     </w:p>
     <w:p>
       <w:pPr>
+        <w:spacing w:line="360" w:lineRule="auto" w:after="0" w:before="0"/>
+        <w:ind w:firstLine="709"/>
+        <w:jc w:val="both"/>
+      </w:pPr>
+      <w:r>
+        <w:rPr>
+          <w:rFonts w:ascii="Times New Roman" w:hAnsi="Times New Roman"/>
+          <w:i w:val="0"/>
+          <w:sz w:val="24"/>
+        </w:rPr>
+        <w:t>La pasantía se realizó en la Supervisión de Administración, donde se reconocen las funciones de Supervisión de Administración, Contabilidad y Tributos; Compras y Facturación; y Atención al Cliente. La práctica incluyó una rotación inicial por Atención al Cliente y una etapa posterior de apoyo en Administración, con actividades de registro de pagos, facturación, seguimiento de solicitudes y elaboración de reportes administrativos.</w:t>
+      </w:r>
+    </w:p>
+    <w:p>
+      <w:pPr>
         <w:sectPr>
-          <w:footerReference w:type="default" r:id="rId32"/>
-          <w:type w:val="continuous"/>
+          <w:footerReference w:type="default" r:id="rId45"/>
+          <w:footerReference w:type="first" r:id="rId46"/>
           <w:pgSz w:w="12240" w:h="15840"/>
           <w:pgMar w:top="1701" w:right="1701" w:bottom="1701" w:left="2268" w:header="720" w:footer="720" w:gutter="0"/>
           <w:cols w:space="720"/>
           <w:titlePg/>
           <w:docGrid w:linePitch="360"/>
+          <w:pgNumType w:fmt="decimal"/>
         </w:sectPr>
       </w:pPr>
     </w:p>
     <w:p>
-      <w:bookmarkStart w:id="bm_referencias" w:name="bm_referencias"/>
-      <w:pPr>
+      <w:bookmarkStart w:id="27" w:name="bm_referencias"/>
+      <w:pPr>
+        <w:pStyle w:val="IUTECPPreliminar"/>
+        <w:keepNext/>
+        <w:keepLines/>
         <w:spacing w:before="1140" w:after="480"/>
         <w:jc w:val="center"/>
       </w:pPr>
@@ -2850,217 +4019,348 @@
         </w:rPr>
         <w:t>REFERENCIAS</w:t>
       </w:r>
-      <w:bookmarkEnd w:id="bm_referencias"/>
+      <w:bookmarkEnd w:id="27"/>
     </w:p>
     <w:p>
       <w:pPr>
+        <w:spacing w:before="480" w:after="0"/>
+      </w:pPr>
+    </w:p>
+    <w:p>
+      <w:pPr>
+        <w:spacing w:line="240" w:lineRule="auto" w:after="480" w:before="0"/>
+        <w:ind w:left="425" w:hanging="425"/>
+        <w:jc w:val="both"/>
+      </w:pPr>
+      <w:r>
+        <w:rPr>
+          <w:rFonts w:ascii="Times New Roman" w:hAnsi="Times New Roman"/>
+          <w:b w:val="0"/>
+          <w:sz w:val="24"/>
+        </w:rPr>
+        <w:t xml:space="preserve">Asamblea Nacional Constituyente. (1999). </w:t>
+      </w:r>
+      <w:r>
+        <w:rPr>
+          <w:rFonts w:ascii="Times New Roman" w:hAnsi="Times New Roman"/>
+          <w:b/>
+          <w:sz w:val="24"/>
+        </w:rPr>
+        <w:t>Constitución de la República Bolivariana de Venezuela</w:t>
+      </w:r>
+      <w:r>
+        <w:rPr>
+          <w:rFonts w:ascii="Times New Roman" w:hAnsi="Times New Roman"/>
+          <w:b w:val="0"/>
+          <w:sz w:val="24"/>
+        </w:rPr>
+        <w:t>. Gaceta Oficial de la República Bolivariana de Venezuela.</w:t>
+      </w:r>
+    </w:p>
+    <w:p>
+      <w:pPr>
+        <w:spacing w:line="240" w:lineRule="auto" w:after="480" w:before="0"/>
+        <w:ind w:left="425" w:hanging="425"/>
+        <w:jc w:val="both"/>
+      </w:pPr>
+      <w:r>
+        <w:rPr>
+          <w:rFonts w:ascii="Times New Roman" w:hAnsi="Times New Roman"/>
+          <w:b w:val="0"/>
+          <w:sz w:val="24"/>
+        </w:rPr>
+        <w:t xml:space="preserve">Chiavenato, I. (2006). </w:t>
+      </w:r>
+      <w:r>
+        <w:rPr>
+          <w:rFonts w:ascii="Times New Roman" w:hAnsi="Times New Roman"/>
+          <w:b/>
+          <w:sz w:val="24"/>
+        </w:rPr>
+        <w:t>Introducción a la teoría general de la administración (7ma ed.)</w:t>
+      </w:r>
+      <w:r>
+        <w:rPr>
+          <w:rFonts w:ascii="Times New Roman" w:hAnsi="Times New Roman"/>
+          <w:b w:val="0"/>
+          <w:sz w:val="24"/>
+        </w:rPr>
+        <w:t>. McGraw-Hill, México.</w:t>
+      </w:r>
+    </w:p>
+    <w:p>
+      <w:pPr>
+        <w:spacing w:line="240" w:lineRule="auto" w:after="480" w:before="0"/>
+        <w:ind w:left="425" w:hanging="425"/>
+        <w:jc w:val="both"/>
+      </w:pPr>
+      <w:r>
+        <w:rPr>
+          <w:rFonts w:ascii="Times New Roman" w:hAnsi="Times New Roman"/>
+          <w:b w:val="0"/>
+          <w:sz w:val="24"/>
+        </w:rPr>
+        <w:t xml:space="preserve">Congreso de la República de Venezuela. (1955). </w:t>
+      </w:r>
+      <w:r>
+        <w:rPr>
+          <w:rFonts w:ascii="Times New Roman" w:hAnsi="Times New Roman"/>
+          <w:b/>
+          <w:sz w:val="24"/>
+        </w:rPr>
+        <w:t>Código de Comercio</w:t>
+      </w:r>
+      <w:r>
+        <w:rPr>
+          <w:rFonts w:ascii="Times New Roman" w:hAnsi="Times New Roman"/>
+          <w:b w:val="0"/>
+          <w:sz w:val="24"/>
+        </w:rPr>
+        <w:t>. Gaceta Oficial Extraordinaria N.º 475.</w:t>
+      </w:r>
+    </w:p>
+    <w:p>
+      <w:pPr>
+        <w:spacing w:line="240" w:lineRule="auto" w:after="480" w:before="0"/>
+        <w:ind w:left="425" w:hanging="425"/>
+        <w:jc w:val="both"/>
+      </w:pPr>
+      <w:r>
+        <w:rPr>
+          <w:rFonts w:ascii="Times New Roman" w:hAnsi="Times New Roman"/>
+          <w:b w:val="0"/>
+          <w:sz w:val="24"/>
+        </w:rPr>
+        <w:t xml:space="preserve">Harrington, H. J. (1993). </w:t>
+      </w:r>
+      <w:r>
+        <w:rPr>
+          <w:rFonts w:ascii="Times New Roman" w:hAnsi="Times New Roman"/>
+          <w:b/>
+          <w:sz w:val="24"/>
+        </w:rPr>
+        <w:t>Mejoramiento de los procesos de la empresa</w:t>
+      </w:r>
+      <w:r>
+        <w:rPr>
+          <w:rFonts w:ascii="Times New Roman" w:hAnsi="Times New Roman"/>
+          <w:b w:val="0"/>
+          <w:sz w:val="24"/>
+        </w:rPr>
+        <w:t>. McGraw-Hill, Colombia.</w:t>
+      </w:r>
+    </w:p>
+    <w:p>
+      <w:pPr>
+        <w:spacing w:line="240" w:lineRule="auto" w:after="480" w:before="0"/>
+        <w:ind w:left="425" w:hanging="425"/>
+        <w:jc w:val="both"/>
+      </w:pPr>
+      <w:r>
+        <w:rPr>
+          <w:rFonts w:ascii="Times New Roman" w:hAnsi="Times New Roman"/>
+          <w:b w:val="0"/>
+          <w:sz w:val="24"/>
+        </w:rPr>
+        <w:t xml:space="preserve">Laudon, K., y Laudon, J. (2016). </w:t>
+      </w:r>
+      <w:r>
+        <w:rPr>
+          <w:rFonts w:ascii="Times New Roman" w:hAnsi="Times New Roman"/>
+          <w:b/>
+          <w:sz w:val="24"/>
+        </w:rPr>
+        <w:t>Sistemas de información gerencial (14va ed.)</w:t>
+      </w:r>
+      <w:r>
+        <w:rPr>
+          <w:rFonts w:ascii="Times New Roman" w:hAnsi="Times New Roman"/>
+          <w:b w:val="0"/>
+          <w:sz w:val="24"/>
+        </w:rPr>
+        <w:t>. Pearson Educación, México.</w:t>
+      </w:r>
+    </w:p>
+    <w:p>
+      <w:pPr>
+        <w:spacing w:line="240" w:lineRule="auto" w:after="480" w:before="0"/>
+        <w:ind w:left="425" w:hanging="425"/>
+        <w:jc w:val="both"/>
+      </w:pPr>
+      <w:r>
+        <w:rPr>
+          <w:rFonts w:ascii="Times New Roman" w:hAnsi="Times New Roman"/>
+          <w:b w:val="0"/>
+          <w:sz w:val="24"/>
+        </w:rPr>
+        <w:t xml:space="preserve">Parasuraman, A., Zeithaml, V., y Berry, L. (1988). </w:t>
+      </w:r>
+      <w:r>
+        <w:rPr>
+          <w:rFonts w:ascii="Times New Roman" w:hAnsi="Times New Roman"/>
+          <w:b/>
+          <w:sz w:val="24"/>
+        </w:rPr>
+        <w:t>SERVQUAL: A multiple-item scale for measuring consumer perceptions of service quality</w:t>
+      </w:r>
+      <w:r>
+        <w:rPr>
+          <w:rFonts w:ascii="Times New Roman" w:hAnsi="Times New Roman"/>
+          <w:b w:val="0"/>
+          <w:sz w:val="24"/>
+        </w:rPr>
+        <w:t>. Journal of Retailing, 64(1), 12-40.</w:t>
+      </w:r>
+    </w:p>
+    <w:p>
+      <w:pPr>
+        <w:spacing w:line="240" w:lineRule="auto" w:after="480" w:before="0"/>
+        <w:ind w:left="425" w:hanging="425"/>
+        <w:jc w:val="both"/>
+      </w:pPr>
+      <w:r>
+        <w:rPr>
+          <w:rFonts w:ascii="Times New Roman" w:hAnsi="Times New Roman"/>
+          <w:b w:val="0"/>
+          <w:sz w:val="24"/>
+        </w:rPr>
+        <w:t xml:space="preserve">Robbins, S., y Coulter, M. (2010). </w:t>
+      </w:r>
+      <w:r>
+        <w:rPr>
+          <w:rFonts w:ascii="Times New Roman" w:hAnsi="Times New Roman"/>
+          <w:b/>
+          <w:sz w:val="24"/>
+        </w:rPr>
+        <w:t>Administración (10ma ed.)</w:t>
+      </w:r>
+      <w:r>
+        <w:rPr>
+          <w:rFonts w:ascii="Times New Roman" w:hAnsi="Times New Roman"/>
+          <w:b w:val="0"/>
+          <w:sz w:val="24"/>
+        </w:rPr>
+        <w:t>. Pearson Educación, México.</w:t>
+      </w:r>
+    </w:p>
+    <w:p>
+      <w:pPr>
+        <w:spacing w:line="240" w:lineRule="auto" w:after="480" w:before="0"/>
+        <w:ind w:left="425" w:hanging="425"/>
+        <w:jc w:val="both"/>
+      </w:pPr>
+      <w:r>
+        <w:rPr>
+          <w:rFonts w:ascii="Times New Roman" w:hAnsi="Times New Roman"/>
+          <w:b w:val="0"/>
+          <w:sz w:val="24"/>
+        </w:rPr>
+        <w:t xml:space="preserve">Zeithaml, V., Parasuraman, A., y Berry, L. (1993). </w:t>
+      </w:r>
+      <w:r>
+        <w:rPr>
+          <w:rFonts w:ascii="Times New Roman" w:hAnsi="Times New Roman"/>
+          <w:b/>
+          <w:sz w:val="24"/>
+        </w:rPr>
+        <w:t>Calidad total en la gestión de servicios</w:t>
+      </w:r>
+      <w:r>
+        <w:rPr>
+          <w:rFonts w:ascii="Times New Roman" w:hAnsi="Times New Roman"/>
+          <w:b w:val="0"/>
+          <w:sz w:val="24"/>
+        </w:rPr>
+        <w:t>. Díaz de Santos, España.</w:t>
+      </w:r>
+    </w:p>
+    <w:p>
+      <w:pPr>
         <w:sectPr>
-          <w:footerReference w:type="default" r:id="rId33"/>
+          <w:footerReference w:type="default" r:id="rId47"/>
+          <w:footerReference w:type="first" r:id="rId48"/>
           <w:pgSz w:w="12240" w:h="15840"/>
           <w:pgMar w:top="1701" w:right="1701" w:bottom="1701" w:left="2268" w:header="720" w:footer="720" w:gutter="0"/>
           <w:cols w:space="720"/>
           <w:titlePg/>
           <w:docGrid w:linePitch="360"/>
+          <w:pgNumType w:fmt="decimal"/>
         </w:sectPr>
       </w:pPr>
     </w:p>
     <w:p>
-      <w:pPr>
-        <w:spacing w:before="480" w:after="0"/>
-      </w:pPr>
-    </w:p>
-    <w:p>
-      <w:pPr>
-        <w:spacing w:line="240" w:lineRule="auto" w:after="480" w:before="0"/>
-        <w:ind w:left="425" w:hanging="425"/>
-        <w:jc w:val="both"/>
-      </w:pPr>
-      <w:r>
-        <w:rPr>
-          <w:rFonts w:ascii="Times New Roman" w:hAnsi="Times New Roman"/>
-          <w:sz w:val="24"/>
-        </w:rPr>
-        <w:t>Arias, F. (2012). El proyecto de investigación: Introducción a la metodología científica (6ta ed.). Episteme, Venezuela.</w:t>
-      </w:r>
-    </w:p>
-    <w:p>
-      <w:pPr>
-        <w:spacing w:line="240" w:lineRule="auto" w:after="480" w:before="0"/>
-        <w:ind w:left="425" w:hanging="425"/>
-        <w:jc w:val="both"/>
-      </w:pPr>
-      <w:r>
-        <w:rPr>
-          <w:rFonts w:ascii="Times New Roman" w:hAnsi="Times New Roman"/>
-          <w:sz w:val="24"/>
-        </w:rPr>
-        <w:t>Chiavenato, I. (2006). Introducción a la teoría general de la administración (7ma ed.). McGraw-Hill, México.</w:t>
-      </w:r>
-    </w:p>
-    <w:p>
-      <w:pPr>
-        <w:spacing w:line="240" w:lineRule="auto" w:after="480" w:before="0"/>
-        <w:ind w:left="425" w:hanging="425"/>
-        <w:jc w:val="both"/>
-      </w:pPr>
-      <w:r>
-        <w:rPr>
-          <w:rFonts w:ascii="Times New Roman" w:hAnsi="Times New Roman"/>
-          <w:sz w:val="24"/>
-        </w:rPr>
-        <w:t>Harrington, H. J. (1993). Mejoramiento de los procesos de la empresa. McGraw-Hill, Colombia.</w:t>
-      </w:r>
-    </w:p>
-    <w:p>
-      <w:pPr>
-        <w:spacing w:line="240" w:lineRule="auto" w:after="480" w:before="0"/>
-        <w:ind w:left="425" w:hanging="425"/>
-        <w:jc w:val="both"/>
-      </w:pPr>
-      <w:r>
-        <w:rPr>
-          <w:rFonts w:ascii="Times New Roman" w:hAnsi="Times New Roman"/>
-          <w:sz w:val="24"/>
-        </w:rPr>
-        <w:t>Laudon, K., y Laudon, J. (2016). Sistemas de información gerencial (14va ed.). Pearson Educación, México.</w:t>
-      </w:r>
-    </w:p>
-    <w:p>
-      <w:pPr>
-        <w:spacing w:line="240" w:lineRule="auto" w:after="480" w:before="0"/>
-        <w:ind w:left="425" w:hanging="425"/>
-        <w:jc w:val="both"/>
-      </w:pPr>
-      <w:r>
-        <w:rPr>
-          <w:rFonts w:ascii="Times New Roman" w:hAnsi="Times New Roman"/>
-          <w:sz w:val="24"/>
-        </w:rPr>
-        <w:t>Parasuraman, A., Zeithaml, V., y Berry, L. (1988). SERVQUAL: A multiple-item scale for measuring consumer perceptions of service quality. Journal of Retailing, 64(1), 12-40.</w:t>
-      </w:r>
-    </w:p>
-    <w:p>
-      <w:pPr>
-        <w:spacing w:line="240" w:lineRule="auto" w:after="480" w:before="0"/>
-        <w:ind w:left="425" w:hanging="425"/>
-        <w:jc w:val="both"/>
-      </w:pPr>
-      <w:r>
-        <w:rPr>
-          <w:rFonts w:ascii="Times New Roman" w:hAnsi="Times New Roman"/>
-          <w:sz w:val="24"/>
-        </w:rPr>
-        <w:t>Robbins, S., y Coulter, M. (2010). Administración (10ma ed.). Pearson Educación, México.</w:t>
-      </w:r>
-    </w:p>
-    <w:p>
-      <w:pPr>
-        <w:spacing w:line="240" w:lineRule="auto" w:after="480" w:before="0"/>
-        <w:ind w:left="425" w:hanging="425"/>
-        <w:jc w:val="both"/>
-      </w:pPr>
-      <w:r>
-        <w:rPr>
-          <w:rFonts w:ascii="Times New Roman" w:hAnsi="Times New Roman"/>
-          <w:sz w:val="24"/>
-        </w:rPr>
-        <w:t>Universidad Pedagógica Experimental Libertador. (2016). Manual de trabajos de grado de especialización y maestría y tesis doctorales (5ta ed.). FEDUPEL, Venezuela.</w:t>
-      </w:r>
-    </w:p>
-    <w:p>
-      <w:pPr>
-        <w:spacing w:line="240" w:lineRule="auto" w:after="480" w:before="0"/>
-        <w:ind w:left="425" w:hanging="425"/>
-        <w:jc w:val="both"/>
-      </w:pPr>
-      <w:r>
-        <w:rPr>
-          <w:rFonts w:ascii="Times New Roman" w:hAnsi="Times New Roman"/>
-          <w:sz w:val="24"/>
-        </w:rPr>
-        <w:t>Zeithaml, V., Parasuraman, A., y Berry, L. (1993). Calidad total en la gestión de servicios. Díaz de Santos, España.</w:t>
-      </w:r>
-    </w:p>
-    <w:p>
-      <w:pPr>
-        <w:sectPr>
-          <w:footerReference w:type="default" r:id="rId34"/>
-          <w:type w:val="continuous"/>
-          <w:pgSz w:w="12240" w:h="15840"/>
-          <w:pgMar w:top="1701" w:right="1701" w:bottom="1701" w:left="2268" w:header="720" w:footer="720" w:gutter="0"/>
-          <w:cols w:space="720"/>
-          <w:titlePg/>
-          <w:docGrid w:linePitch="360"/>
-        </w:sectPr>
-      </w:pPr>
-    </w:p>
-    <w:p>
-      <w:bookmarkStart w:id="bm_anexos" w:name="bm_anexos"/>
-      <w:pPr>
-        <w:spacing w:before="4740"/>
+      <w:bookmarkStart w:id="28" w:name="bm_anexos"/>
+      <w:pPr>
+        <w:spacing w:before="6075"/>
         <w:jc w:val="center"/>
       </w:pPr>
-      <w:r>
-        <w:rPr>
-          <w:rFonts w:ascii="Times New Roman" w:hAnsi="Times New Roman"/>
-          <w:b/>
-          <w:sz w:val="32"/>
-        </w:rPr>
-        <w:t>ANEXOS</w:t>
-      </w:r>
-      <w:bookmarkEnd w:id="bm_anexos"/>
-    </w:p>
-    <w:p>
-      <w:pPr>
-        <w:sectPr>
-          <w:footerReference w:type="default" r:id="rId35"/>
-          <w:pgSz w:w="12240" w:h="15840"/>
-          <w:pgMar w:top="1701" w:right="1701" w:bottom="1701" w:left="2268" w:header="720" w:footer="720" w:gutter="0"/>
-          <w:cols w:space="720"/>
-          <w:titlePg/>
-          <w:docGrid w:linePitch="360"/>
-        </w:sectPr>
-      </w:pPr>
-    </w:p>
-    <w:p>
-      <w:bookmarkStart w:id="bm_anexoA" w:name="bm_anexoA"/>
-      <w:pPr>
-        <w:spacing w:before="0" w:after="480"/>
-        <w:jc w:val="center"/>
-      </w:pPr>
-      <w:bookmarkEnd w:id="bm_anexoA"/>
       <w:r>
         <w:rPr>
           <w:rFonts w:ascii="Times New Roman" w:hAnsi="Times New Roman"/>
           <w:b/>
           <w:sz w:val="24"/>
         </w:rPr>
-        <w:t>ANEXO A</w:t>
-      </w:r>
+        <w:t>ANEXOS</w:t>
+      </w:r>
+      <w:bookmarkEnd w:id="28"/>
     </w:p>
     <w:p>
       <w:pPr>
-        <w:spacing w:before="240" w:after="480"/>
+        <w:sectPr>
+          <w:footerReference w:type="default" r:id="rId49"/>
+          <w:pgSz w:w="12240" w:h="15840"/>
+          <w:pgMar w:top="1701" w:right="1701" w:bottom="1701" w:left="2268" w:header="720" w:footer="720" w:gutter="0"/>
+          <w:cols w:space="720"/>
+          <w:docGrid w:linePitch="360"/>
+          <w:pgNumType w:fmt="decimal"/>
+        </w:sectPr>
+      </w:pPr>
+    </w:p>
+    <w:p>
+      <w:bookmarkStart w:id="29" w:name="bm_anexoA"/>
+      <w:pPr>
+        <w:keepNext/>
+        <w:keepLines/>
+        <w:spacing w:before="0" w:after="480"/>
         <w:jc w:val="center"/>
       </w:pPr>
+      <w:bookmarkEnd w:id="29"/>
       <w:r>
         <w:rPr>
           <w:rFonts w:ascii="Times New Roman" w:hAnsi="Times New Roman"/>
           <w:b/>
-          <w:sz w:val="24"/>
+          <w:sz w:val="20"/>
+        </w:rPr>
+        <w:t>ANEXO A</w:t>
+      </w:r>
+    </w:p>
+    <w:p>
+      <w:pPr>
+        <w:keepNext/>
+        <w:keepLines/>
+        <w:spacing w:before="240" w:after="480"/>
+        <w:jc w:val="center"/>
+      </w:pPr>
+      <w:r>
+        <w:rPr>
+          <w:rFonts w:ascii="Times New Roman" w:hAnsi="Times New Roman"/>
+          <w:b/>
+          <w:sz w:val="20"/>
         </w:rPr>
         <w:t>[Flujograma del proceso propuesto de gestión de solicitudes de servicios]</w:t>
       </w:r>
     </w:p>
     <w:p>
       <w:pPr>
+        <w:keepNext/>
+        <w:keepLines/>
         <w:jc w:val="center"/>
       </w:pPr>
       <w:r>
         <w:drawing>
           <wp:inline xmlns:a="http://schemas.openxmlformats.org/drawingml/2006/main" xmlns:pic="http://schemas.openxmlformats.org/drawingml/2006/picture">
-            <wp:extent cx="3960000" cy="4860000"/>
-            <wp:docPr id="6" name="Picture 6"/>
+            <wp:extent cx="1065395" cy="4860000"/>
+            <wp:docPr id="8" name="Picture 8"/>
             <wp:cNvGraphicFramePr>
               <a:graphicFrameLocks noChangeAspect="1"/>
             </wp:cNvGraphicFramePr>
@@ -3072,7 +4372,7 @@
                     <pic:cNvPicPr/>
                   </pic:nvPicPr>
                   <pic:blipFill>
-                    <a:blip r:embed="rId14"/>
+                    <a:blip r:embed="rId16"/>
                     <a:stretch>
                       <a:fillRect/>
                     </a:stretch>
@@ -3080,7 +4380,7 @@
                   <pic:spPr>
                     <a:xfrm>
                       <a:off x="0" y="0"/>
-                      <a:ext cx="3960000" cy="4860000"/>
+                      <a:ext cx="1065395" cy="4860000"/>
                     </a:xfrm>
                     <a:prstGeom prst="rect"/>
                   </pic:spPr>
@@ -3091,13 +4391,1313 @@
         </w:drawing>
       </w:r>
     </w:p>
+    <w:p>
+      <w:pPr>
+        <w:spacing w:line="240" w:lineRule="auto" w:before="0" w:after="240"/>
+        <w:ind w:firstLine="0"/>
+        <w:jc w:val="center"/>
+      </w:pPr>
+      <w:r>
+        <w:rPr>
+          <w:rFonts w:ascii="Times New Roman" w:hAnsi="Times New Roman"/>
+          <w:i/>
+          <w:sz w:val="20"/>
+        </w:rPr>
+        <w:t xml:space="preserve">Fuente: </w:t>
+      </w:r>
+      <w:r>
+        <w:rPr>
+          <w:rFonts w:ascii="Times New Roman" w:hAnsi="Times New Roman"/>
+          <w:sz w:val="20"/>
+        </w:rPr>
+        <w:t>Elaboración propia (2026).</w:t>
+      </w:r>
+    </w:p>
+    <w:p>
+      <w:pPr>
+        <w:sectPr>
+          <w:footerReference w:type="default" r:id="rId50"/>
+          <w:pgSz w:w="12240" w:h="15840"/>
+          <w:pgMar w:top="1701" w:right="1701" w:bottom="1701" w:left="2268" w:header="720" w:footer="720" w:gutter="0"/>
+          <w:cols w:space="720"/>
+          <w:docGrid w:linePitch="360"/>
+          <w:pgNumType w:fmt="decimal"/>
+        </w:sectPr>
+      </w:pPr>
+    </w:p>
+    <w:p>
+      <w:bookmarkStart w:id="30" w:name="bm_anexoB"/>
+      <w:pPr>
+        <w:keepNext/>
+        <w:keepLines/>
+        <w:spacing w:before="0" w:after="480"/>
+        <w:jc w:val="center"/>
+      </w:pPr>
+      <w:bookmarkEnd w:id="30"/>
+      <w:r>
+        <w:rPr>
+          <w:rFonts w:ascii="Times New Roman" w:hAnsi="Times New Roman"/>
+          <w:b/>
+          <w:sz w:val="20"/>
+        </w:rPr>
+        <w:t>ANEXO B</w:t>
+      </w:r>
+    </w:p>
+    <w:p>
+      <w:pPr>
+        <w:keepNext/>
+        <w:keepLines/>
+        <w:spacing w:before="240" w:after="480"/>
+        <w:jc w:val="center"/>
+      </w:pPr>
+      <w:r>
+        <w:rPr>
+          <w:rFonts w:ascii="Times New Roman" w:hAnsi="Times New Roman"/>
+          <w:b/>
+          <w:sz w:val="20"/>
+        </w:rPr>
+        <w:t>[Diagrama de Ishikawa del control de solicitudes]</w:t>
+      </w:r>
+    </w:p>
+    <w:p>
+      <w:pPr>
+        <w:keepNext/>
+        <w:keepLines/>
+        <w:jc w:val="center"/>
+      </w:pPr>
+      <w:r>
+        <w:drawing>
+          <wp:inline xmlns:a="http://schemas.openxmlformats.org/drawingml/2006/main" xmlns:pic="http://schemas.openxmlformats.org/drawingml/2006/picture">
+            <wp:extent cx="4679999" cy="1208317"/>
+            <wp:docPr id="9" name="Picture 9"/>
+            <wp:cNvGraphicFramePr>
+              <a:graphicFrameLocks noChangeAspect="1"/>
+            </wp:cNvGraphicFramePr>
+            <a:graphic>
+              <a:graphicData uri="http://schemas.openxmlformats.org/drawingml/2006/picture">
+                <pic:pic>
+                  <pic:nvPicPr>
+                    <pic:cNvPr id="0" name="01_ishikawa_control_solicitudes.png"/>
+                    <pic:cNvPicPr/>
+                  </pic:nvPicPr>
+                  <pic:blipFill>
+                    <a:blip r:embed="rId17"/>
+                    <a:stretch>
+                      <a:fillRect/>
+                    </a:stretch>
+                  </pic:blipFill>
+                  <pic:spPr>
+                    <a:xfrm>
+                      <a:off x="0" y="0"/>
+                      <a:ext cx="4679999" cy="1208317"/>
+                    </a:xfrm>
+                    <a:prstGeom prst="rect"/>
+                  </pic:spPr>
+                </pic:pic>
+              </a:graphicData>
+            </a:graphic>
+          </wp:inline>
+        </w:drawing>
+      </w:r>
+    </w:p>
+    <w:p>
+      <w:pPr>
+        <w:spacing w:line="240" w:lineRule="auto" w:before="0" w:after="240"/>
+        <w:ind w:firstLine="0"/>
+        <w:jc w:val="center"/>
+      </w:pPr>
+      <w:r>
+        <w:rPr>
+          <w:rFonts w:ascii="Times New Roman" w:hAnsi="Times New Roman"/>
+          <w:i/>
+          <w:sz w:val="20"/>
+        </w:rPr>
+        <w:t xml:space="preserve">Fuente: </w:t>
+      </w:r>
+      <w:r>
+        <w:rPr>
+          <w:rFonts w:ascii="Times New Roman" w:hAnsi="Times New Roman"/>
+          <w:sz w:val="20"/>
+        </w:rPr>
+        <w:t>Elaboración propia (2026).</w:t>
+      </w:r>
+    </w:p>
+    <w:p>
+      <w:pPr>
+        <w:sectPr>
+          <w:footerReference w:type="default" r:id="rId51"/>
+          <w:pgSz w:w="12240" w:h="15840"/>
+          <w:pgMar w:top="1701" w:right="1701" w:bottom="1701" w:left="2268" w:header="720" w:footer="720" w:gutter="0"/>
+          <w:cols w:space="720"/>
+          <w:docGrid w:linePitch="360"/>
+          <w:pgNumType w:fmt="decimal"/>
+        </w:sectPr>
+      </w:pPr>
+    </w:p>
+    <w:p>
+      <w:bookmarkStart w:id="31" w:name="bm_anexoC"/>
+      <w:pPr>
+        <w:keepNext/>
+        <w:keepLines/>
+        <w:spacing w:before="0" w:after="480"/>
+        <w:jc w:val="center"/>
+      </w:pPr>
+      <w:bookmarkEnd w:id="31"/>
+      <w:r>
+        <w:rPr>
+          <w:rFonts w:ascii="Times New Roman" w:hAnsi="Times New Roman"/>
+          <w:b/>
+          <w:sz w:val="20"/>
+        </w:rPr>
+        <w:t>ANEXO C</w:t>
+      </w:r>
+    </w:p>
+    <w:p>
+      <w:pPr>
+        <w:keepNext/>
+        <w:keepLines/>
+        <w:spacing w:before="240" w:after="480"/>
+        <w:jc w:val="center"/>
+      </w:pPr>
+      <w:r>
+        <w:rPr>
+          <w:rFonts w:ascii="Times New Roman" w:hAnsi="Times New Roman"/>
+          <w:b/>
+          <w:sz w:val="20"/>
+        </w:rPr>
+        <w:t>[Flujograma AS-IS de afiliaciones e incidencias]</w:t>
+      </w:r>
+    </w:p>
+    <w:p>
+      <w:pPr>
+        <w:keepNext/>
+        <w:keepLines/>
+        <w:jc w:val="center"/>
+      </w:pPr>
+      <w:r>
+        <w:drawing>
+          <wp:inline xmlns:a="http://schemas.openxmlformats.org/drawingml/2006/main" xmlns:pic="http://schemas.openxmlformats.org/drawingml/2006/picture">
+            <wp:extent cx="2550866" cy="5400000"/>
+            <wp:docPr id="10" name="Picture 10"/>
+            <wp:cNvGraphicFramePr>
+              <a:graphicFrameLocks noChangeAspect="1"/>
+            </wp:cNvGraphicFramePr>
+            <a:graphic>
+              <a:graphicData uri="http://schemas.openxmlformats.org/drawingml/2006/picture">
+                <pic:pic>
+                  <pic:nvPicPr>
+                    <pic:cNvPr id="0" name="02_flujo_as_is_solicitudes.png"/>
+                    <pic:cNvPicPr/>
+                  </pic:nvPicPr>
+                  <pic:blipFill>
+                    <a:blip r:embed="rId18"/>
+                    <a:stretch>
+                      <a:fillRect/>
+                    </a:stretch>
+                  </pic:blipFill>
+                  <pic:spPr>
+                    <a:xfrm>
+                      <a:off x="0" y="0"/>
+                      <a:ext cx="2550866" cy="5400000"/>
+                    </a:xfrm>
+                    <a:prstGeom prst="rect"/>
+                  </pic:spPr>
+                </pic:pic>
+              </a:graphicData>
+            </a:graphic>
+          </wp:inline>
+        </w:drawing>
+      </w:r>
+    </w:p>
+    <w:p>
+      <w:pPr>
+        <w:spacing w:line="240" w:lineRule="auto" w:before="0" w:after="240"/>
+        <w:ind w:firstLine="0"/>
+        <w:jc w:val="center"/>
+      </w:pPr>
+      <w:r>
+        <w:rPr>
+          <w:rFonts w:ascii="Times New Roman" w:hAnsi="Times New Roman"/>
+          <w:i/>
+          <w:sz w:val="20"/>
+        </w:rPr>
+        <w:t xml:space="preserve">Fuente: </w:t>
+      </w:r>
+      <w:r>
+        <w:rPr>
+          <w:rFonts w:ascii="Times New Roman" w:hAnsi="Times New Roman"/>
+          <w:sz w:val="20"/>
+        </w:rPr>
+        <w:t>Elaboración propia (2026).</w:t>
+      </w:r>
+    </w:p>
+    <w:p>
+      <w:pPr>
+        <w:sectPr>
+          <w:footerReference w:type="default" r:id="rId52"/>
+          <w:pgSz w:w="12240" w:h="15840"/>
+          <w:pgMar w:top="1701" w:right="1701" w:bottom="1701" w:left="2268" w:header="720" w:footer="720" w:gutter="0"/>
+          <w:cols w:space="720"/>
+          <w:docGrid w:linePitch="360"/>
+          <w:pgNumType w:fmt="decimal"/>
+        </w:sectPr>
+      </w:pPr>
+    </w:p>
+    <w:p>
+      <w:bookmarkStart w:id="32" w:name="bm_anexoD"/>
+      <w:pPr>
+        <w:keepNext/>
+        <w:keepLines/>
+        <w:spacing w:before="0" w:after="480"/>
+        <w:jc w:val="center"/>
+      </w:pPr>
+      <w:bookmarkEnd w:id="32"/>
+      <w:r>
+        <w:rPr>
+          <w:rFonts w:ascii="Times New Roman" w:hAnsi="Times New Roman"/>
+          <w:b/>
+          <w:sz w:val="20"/>
+        </w:rPr>
+        <w:t>ANEXO D</w:t>
+      </w:r>
+    </w:p>
+    <w:p>
+      <w:pPr>
+        <w:keepNext/>
+        <w:keepLines/>
+        <w:spacing w:before="240" w:after="480"/>
+        <w:jc w:val="center"/>
+      </w:pPr>
+      <w:r>
+        <w:rPr>
+          <w:rFonts w:ascii="Times New Roman" w:hAnsi="Times New Roman"/>
+          <w:b/>
+          <w:sz w:val="20"/>
+        </w:rPr>
+        <w:t>[Swimlane interdepartamental de gestión de solicitudes]</w:t>
+      </w:r>
+    </w:p>
+    <w:p>
+      <w:pPr>
+        <w:keepNext/>
+        <w:keepLines/>
+        <w:jc w:val="center"/>
+      </w:pPr>
+      <w:r>
+        <w:drawing>
+          <wp:inline xmlns:a="http://schemas.openxmlformats.org/drawingml/2006/main" xmlns:pic="http://schemas.openxmlformats.org/drawingml/2006/picture">
+            <wp:extent cx="5040000" cy="2942538"/>
+            <wp:docPr id="11" name="Picture 11"/>
+            <wp:cNvGraphicFramePr>
+              <a:graphicFrameLocks noChangeAspect="1"/>
+            </wp:cNvGraphicFramePr>
+            <a:graphic>
+              <a:graphicData uri="http://schemas.openxmlformats.org/drawingml/2006/picture">
+                <pic:pic>
+                  <pic:nvPicPr>
+                    <pic:cNvPr id="0" name="04_swimlane_gestion_solicitudes.png"/>
+                    <pic:cNvPicPr/>
+                  </pic:nvPicPr>
+                  <pic:blipFill>
+                    <a:blip r:embed="rId19"/>
+                    <a:stretch>
+                      <a:fillRect/>
+                    </a:stretch>
+                  </pic:blipFill>
+                  <pic:spPr>
+                    <a:xfrm>
+                      <a:off x="0" y="0"/>
+                      <a:ext cx="5040000" cy="2942538"/>
+                    </a:xfrm>
+                    <a:prstGeom prst="rect"/>
+                  </pic:spPr>
+                </pic:pic>
+              </a:graphicData>
+            </a:graphic>
+          </wp:inline>
+        </w:drawing>
+      </w:r>
+    </w:p>
+    <w:p>
+      <w:pPr>
+        <w:spacing w:line="240" w:lineRule="auto" w:before="0" w:after="240"/>
+        <w:ind w:firstLine="0"/>
+        <w:jc w:val="center"/>
+      </w:pPr>
+      <w:r>
+        <w:rPr>
+          <w:rFonts w:ascii="Times New Roman" w:hAnsi="Times New Roman"/>
+          <w:i/>
+          <w:sz w:val="20"/>
+        </w:rPr>
+        <w:t xml:space="preserve">Fuente: </w:t>
+      </w:r>
+      <w:r>
+        <w:rPr>
+          <w:rFonts w:ascii="Times New Roman" w:hAnsi="Times New Roman"/>
+          <w:sz w:val="20"/>
+        </w:rPr>
+        <w:t>Elaboración propia (2026).</w:t>
+      </w:r>
+    </w:p>
+    <w:p>
+      <w:pPr>
+        <w:sectPr>
+          <w:footerReference w:type="default" r:id="rId53"/>
+          <w:pgSz w:w="12240" w:h="15840"/>
+          <w:pgMar w:top="1701" w:right="1701" w:bottom="1701" w:left="2268" w:header="720" w:footer="720" w:gutter="0"/>
+          <w:cols w:space="720"/>
+          <w:docGrid w:linePitch="360"/>
+          <w:pgNumType w:fmt="decimal"/>
+        </w:sectPr>
+      </w:pPr>
+    </w:p>
+    <w:p>
+      <w:bookmarkStart w:id="33" w:name="bm_anexoE"/>
+      <w:pPr>
+        <w:keepNext/>
+        <w:keepLines/>
+        <w:spacing w:before="0" w:after="480"/>
+        <w:jc w:val="center"/>
+      </w:pPr>
+      <w:bookmarkEnd w:id="33"/>
+      <w:r>
+        <w:rPr>
+          <w:rFonts w:ascii="Times New Roman" w:hAnsi="Times New Roman"/>
+          <w:b/>
+          <w:sz w:val="20"/>
+        </w:rPr>
+        <w:t>ANEXO E</w:t>
+      </w:r>
+    </w:p>
+    <w:p>
+      <w:pPr>
+        <w:keepNext/>
+        <w:keepLines/>
+        <w:spacing w:before="240" w:after="480"/>
+        <w:jc w:val="center"/>
+      </w:pPr>
+      <w:r>
+        <w:rPr>
+          <w:rFonts w:ascii="Times New Roman" w:hAnsi="Times New Roman"/>
+          <w:b/>
+          <w:sz w:val="20"/>
+        </w:rPr>
+        <w:t>[Estados de una solicitud de servicio]</w:t>
+      </w:r>
+    </w:p>
+    <w:p>
+      <w:pPr>
+        <w:keepNext/>
+        <w:keepLines/>
+        <w:jc w:val="center"/>
+      </w:pPr>
+      <w:r>
+        <w:drawing>
+          <wp:inline xmlns:a="http://schemas.openxmlformats.org/drawingml/2006/main" xmlns:pic="http://schemas.openxmlformats.org/drawingml/2006/picture">
+            <wp:extent cx="4680000" cy="2220000"/>
+            <wp:docPr id="12" name="Picture 12"/>
+            <wp:cNvGraphicFramePr>
+              <a:graphicFrameLocks noChangeAspect="1"/>
+            </wp:cNvGraphicFramePr>
+            <a:graphic>
+              <a:graphicData uri="http://schemas.openxmlformats.org/drawingml/2006/picture">
+                <pic:pic>
+                  <pic:nvPicPr>
+                    <pic:cNvPr id="0" name="05_estados_solicitud.png"/>
+                    <pic:cNvPicPr/>
+                  </pic:nvPicPr>
+                  <pic:blipFill>
+                    <a:blip r:embed="rId20"/>
+                    <a:stretch>
+                      <a:fillRect/>
+                    </a:stretch>
+                  </pic:blipFill>
+                  <pic:spPr>
+                    <a:xfrm>
+                      <a:off x="0" y="0"/>
+                      <a:ext cx="4680000" cy="2220000"/>
+                    </a:xfrm>
+                    <a:prstGeom prst="rect"/>
+                  </pic:spPr>
+                </pic:pic>
+              </a:graphicData>
+            </a:graphic>
+          </wp:inline>
+        </w:drawing>
+      </w:r>
+    </w:p>
+    <w:p>
+      <w:pPr>
+        <w:spacing w:line="240" w:lineRule="auto" w:before="0" w:after="240"/>
+        <w:ind w:firstLine="0"/>
+        <w:jc w:val="center"/>
+      </w:pPr>
+      <w:r>
+        <w:rPr>
+          <w:rFonts w:ascii="Times New Roman" w:hAnsi="Times New Roman"/>
+          <w:i/>
+          <w:sz w:val="20"/>
+        </w:rPr>
+        <w:t xml:space="preserve">Fuente: </w:t>
+      </w:r>
+      <w:r>
+        <w:rPr>
+          <w:rFonts w:ascii="Times New Roman" w:hAnsi="Times New Roman"/>
+          <w:sz w:val="20"/>
+        </w:rPr>
+        <w:t>Elaboración propia (2026).</w:t>
+      </w:r>
+    </w:p>
+    <w:p>
+      <w:pPr>
+        <w:sectPr>
+          <w:footerReference w:type="default" r:id="rId54"/>
+          <w:pgSz w:w="12240" w:h="15840"/>
+          <w:pgMar w:top="1701" w:right="1701" w:bottom="1701" w:left="2268" w:header="720" w:footer="720" w:gutter="0"/>
+          <w:cols w:space="720"/>
+          <w:docGrid w:linePitch="360"/>
+          <w:pgNumType w:fmt="decimal"/>
+        </w:sectPr>
+      </w:pPr>
+    </w:p>
+    <w:p>
+      <w:bookmarkStart w:id="34" w:name="bm_anexoF"/>
+      <w:pPr>
+        <w:keepNext/>
+        <w:keepLines/>
+        <w:spacing w:before="0" w:after="480"/>
+        <w:jc w:val="center"/>
+      </w:pPr>
+      <w:bookmarkEnd w:id="34"/>
+      <w:r>
+        <w:rPr>
+          <w:rFonts w:ascii="Times New Roman" w:hAnsi="Times New Roman"/>
+          <w:b/>
+          <w:sz w:val="20"/>
+        </w:rPr>
+        <w:t>ANEXO F</w:t>
+      </w:r>
+    </w:p>
+    <w:p>
+      <w:pPr>
+        <w:keepNext/>
+        <w:keepLines/>
+        <w:spacing w:before="240" w:after="480"/>
+        <w:jc w:val="center"/>
+      </w:pPr>
+      <w:r>
+        <w:rPr>
+          <w:rFonts w:ascii="Times New Roman" w:hAnsi="Times New Roman"/>
+          <w:b/>
+          <w:sz w:val="20"/>
+        </w:rPr>
+        <w:t>[Comunicación interdepartamental]</w:t>
+      </w:r>
+    </w:p>
+    <w:p>
+      <w:pPr>
+        <w:keepNext/>
+        <w:keepLines/>
+        <w:jc w:val="center"/>
+      </w:pPr>
+      <w:r>
+        <w:drawing>
+          <wp:inline xmlns:a="http://schemas.openxmlformats.org/drawingml/2006/main" xmlns:pic="http://schemas.openxmlformats.org/drawingml/2006/picture">
+            <wp:extent cx="3652060" cy="4680000"/>
+            <wp:docPr id="13" name="Picture 13"/>
+            <wp:cNvGraphicFramePr>
+              <a:graphicFrameLocks noChangeAspect="1"/>
+            </wp:cNvGraphicFramePr>
+            <a:graphic>
+              <a:graphicData uri="http://schemas.openxmlformats.org/drawingml/2006/picture">
+                <pic:pic>
+                  <pic:nvPicPr>
+                    <pic:cNvPr id="0" name="10_comunicacion_interdepartamental.png"/>
+                    <pic:cNvPicPr/>
+                  </pic:nvPicPr>
+                  <pic:blipFill>
+                    <a:blip r:embed="rId21"/>
+                    <a:stretch>
+                      <a:fillRect/>
+                    </a:stretch>
+                  </pic:blipFill>
+                  <pic:spPr>
+                    <a:xfrm>
+                      <a:off x="0" y="0"/>
+                      <a:ext cx="3652060" cy="4680000"/>
+                    </a:xfrm>
+                    <a:prstGeom prst="rect"/>
+                  </pic:spPr>
+                </pic:pic>
+              </a:graphicData>
+            </a:graphic>
+          </wp:inline>
+        </w:drawing>
+      </w:r>
+    </w:p>
+    <w:p>
+      <w:pPr>
+        <w:spacing w:line="240" w:lineRule="auto" w:before="0" w:after="240"/>
+        <w:ind w:firstLine="0"/>
+        <w:jc w:val="center"/>
+      </w:pPr>
+      <w:r>
+        <w:rPr>
+          <w:rFonts w:ascii="Times New Roman" w:hAnsi="Times New Roman"/>
+          <w:i/>
+          <w:sz w:val="20"/>
+        </w:rPr>
+        <w:t xml:space="preserve">Fuente: </w:t>
+      </w:r>
+      <w:r>
+        <w:rPr>
+          <w:rFonts w:ascii="Times New Roman" w:hAnsi="Times New Roman"/>
+          <w:sz w:val="20"/>
+        </w:rPr>
+        <w:t>Elaboración propia (2026).</w:t>
+      </w:r>
+    </w:p>
+    <w:p>
+      <w:pPr>
+        <w:sectPr>
+          <w:footerReference w:type="default" r:id="rId55"/>
+          <w:pgSz w:w="12240" w:h="15840"/>
+          <w:pgMar w:top="1701" w:right="1701" w:bottom="1701" w:left="2268" w:header="720" w:footer="720" w:gutter="0"/>
+          <w:cols w:space="720"/>
+          <w:docGrid w:linePitch="360"/>
+          <w:pgNumType w:fmt="decimal"/>
+        </w:sectPr>
+      </w:pPr>
+    </w:p>
+    <w:p>
+      <w:bookmarkStart w:id="35" w:name="bm_anexoG"/>
+      <w:pPr>
+        <w:keepNext/>
+        <w:keepLines/>
+        <w:spacing w:before="0" w:after="480"/>
+        <w:jc w:val="center"/>
+      </w:pPr>
+      <w:bookmarkEnd w:id="35"/>
+      <w:r>
+        <w:rPr>
+          <w:rFonts w:ascii="Times New Roman" w:hAnsi="Times New Roman"/>
+          <w:b/>
+          <w:sz w:val="20"/>
+        </w:rPr>
+        <w:t>ANEXO G</w:t>
+      </w:r>
+    </w:p>
+    <w:p>
+      <w:pPr>
+        <w:keepNext/>
+        <w:keepLines/>
+        <w:spacing w:before="240" w:after="480"/>
+        <w:jc w:val="center"/>
+      </w:pPr>
+      <w:r>
+        <w:rPr>
+          <w:rFonts w:ascii="Times New Roman" w:hAnsi="Times New Roman"/>
+          <w:b/>
+          <w:sz w:val="20"/>
+        </w:rPr>
+        <w:t>[Comparación AS-IS y TO-BE del control de solicitudes]</w:t>
+      </w:r>
+    </w:p>
+    <w:p>
+      <w:pPr>
+        <w:keepNext/>
+        <w:keepLines/>
+        <w:jc w:val="center"/>
+      </w:pPr>
+      <w:r>
+        <w:drawing>
+          <wp:inline xmlns:a="http://schemas.openxmlformats.org/drawingml/2006/main" xmlns:pic="http://schemas.openxmlformats.org/drawingml/2006/picture">
+            <wp:extent cx="4680000" cy="4680000"/>
+            <wp:docPr id="14" name="Picture 14"/>
+            <wp:cNvGraphicFramePr>
+              <a:graphicFrameLocks noChangeAspect="1"/>
+            </wp:cNvGraphicFramePr>
+            <a:graphic>
+              <a:graphicData uri="http://schemas.openxmlformats.org/drawingml/2006/picture">
+                <pic:pic>
+                  <pic:nvPicPr>
+                    <pic:cNvPr id="0" name="11_comparacion_as_is_to_be.png"/>
+                    <pic:cNvPicPr/>
+                  </pic:nvPicPr>
+                  <pic:blipFill>
+                    <a:blip r:embed="rId22"/>
+                    <a:stretch>
+                      <a:fillRect/>
+                    </a:stretch>
+                  </pic:blipFill>
+                  <pic:spPr>
+                    <a:xfrm>
+                      <a:off x="0" y="0"/>
+                      <a:ext cx="4680000" cy="4680000"/>
+                    </a:xfrm>
+                    <a:prstGeom prst="rect"/>
+                  </pic:spPr>
+                </pic:pic>
+              </a:graphicData>
+            </a:graphic>
+          </wp:inline>
+        </w:drawing>
+      </w:r>
+    </w:p>
+    <w:p>
+      <w:pPr>
+        <w:spacing w:line="240" w:lineRule="auto" w:before="0" w:after="240"/>
+        <w:ind w:firstLine="0"/>
+        <w:jc w:val="center"/>
+      </w:pPr>
+      <w:r>
+        <w:rPr>
+          <w:rFonts w:ascii="Times New Roman" w:hAnsi="Times New Roman"/>
+          <w:i/>
+          <w:sz w:val="20"/>
+        </w:rPr>
+        <w:t xml:space="preserve">Fuente: </w:t>
+      </w:r>
+      <w:r>
+        <w:rPr>
+          <w:rFonts w:ascii="Times New Roman" w:hAnsi="Times New Roman"/>
+          <w:sz w:val="20"/>
+        </w:rPr>
+        <w:t>Elaboración propia (2026).</w:t>
+      </w:r>
+    </w:p>
+    <w:p>
+      <w:pPr>
+        <w:sectPr>
+          <w:footerReference w:type="default" r:id="rId56"/>
+          <w:pgSz w:w="12240" w:h="15840"/>
+          <w:pgMar w:top="1701" w:right="1701" w:bottom="1701" w:left="2268" w:header="720" w:footer="720" w:gutter="0"/>
+          <w:cols w:space="720"/>
+          <w:docGrid w:linePitch="360"/>
+          <w:pgNumType w:fmt="decimal"/>
+        </w:sectPr>
+      </w:pPr>
+    </w:p>
+    <w:p>
+      <w:bookmarkStart w:id="36" w:name="bm_anexoH"/>
+      <w:pPr>
+        <w:keepNext/>
+        <w:keepLines/>
+        <w:spacing w:before="0" w:after="480"/>
+        <w:jc w:val="center"/>
+      </w:pPr>
+      <w:bookmarkEnd w:id="36"/>
+      <w:r>
+        <w:rPr>
+          <w:rFonts w:ascii="Times New Roman" w:hAnsi="Times New Roman"/>
+          <w:b/>
+          <w:sz w:val="20"/>
+        </w:rPr>
+        <w:t>ANEXO H</w:t>
+      </w:r>
+    </w:p>
+    <w:p>
+      <w:pPr>
+        <w:keepNext/>
+        <w:keepLines/>
+        <w:spacing w:before="240" w:after="480"/>
+        <w:jc w:val="center"/>
+      </w:pPr>
+      <w:r>
+        <w:rPr>
+          <w:rFonts w:ascii="Times New Roman" w:hAnsi="Times New Roman"/>
+          <w:b/>
+          <w:sz w:val="20"/>
+        </w:rPr>
+        <w:t>[Diagrama de Ishikawa del control y trazabilidad de las solicitudes de servicio]</w:t>
+      </w:r>
+    </w:p>
+    <w:p>
+      <w:pPr>
+        <w:keepNext/>
+        <w:keepLines/>
+        <w:jc w:val="center"/>
+      </w:pPr>
+      <w:r>
+        <w:drawing>
+          <wp:inline xmlns:a="http://schemas.openxmlformats.org/drawingml/2006/main" xmlns:pic="http://schemas.openxmlformats.org/drawingml/2006/picture">
+            <wp:extent cx="4680000" cy="4264486"/>
+            <wp:docPr id="15" name="Picture 15"/>
+            <wp:cNvGraphicFramePr>
+              <a:graphicFrameLocks noChangeAspect="1"/>
+            </wp:cNvGraphicFramePr>
+            <a:graphic>
+              <a:graphicData uri="http://schemas.openxmlformats.org/drawingml/2006/picture">
+                <pic:pic>
+                  <pic:nvPicPr>
+                    <pic:cNvPr id="0" name="ishikawa_amaal_solicitudes.png"/>
+                    <pic:cNvPicPr/>
+                  </pic:nvPicPr>
+                  <pic:blipFill>
+                    <a:blip r:embed="rId23"/>
+                    <a:stretch>
+                      <a:fillRect/>
+                    </a:stretch>
+                  </pic:blipFill>
+                  <pic:spPr>
+                    <a:xfrm>
+                      <a:off x="0" y="0"/>
+                      <a:ext cx="4680000" cy="4264486"/>
+                    </a:xfrm>
+                    <a:prstGeom prst="rect"/>
+                  </pic:spPr>
+                </pic:pic>
+              </a:graphicData>
+            </a:graphic>
+          </wp:inline>
+        </w:drawing>
+      </w:r>
+    </w:p>
+    <w:p>
+      <w:pPr>
+        <w:spacing w:line="240" w:lineRule="auto" w:before="0" w:after="240"/>
+        <w:ind w:firstLine="0"/>
+        <w:jc w:val="center"/>
+      </w:pPr>
+      <w:r>
+        <w:rPr>
+          <w:rFonts w:ascii="Times New Roman" w:hAnsi="Times New Roman"/>
+          <w:i/>
+          <w:sz w:val="20"/>
+        </w:rPr>
+        <w:t xml:space="preserve">Fuente: </w:t>
+      </w:r>
+      <w:r>
+        <w:rPr>
+          <w:rFonts w:ascii="Times New Roman" w:hAnsi="Times New Roman"/>
+          <w:sz w:val="20"/>
+        </w:rPr>
+        <w:t>Elaboración propia (2026).</w:t>
+      </w:r>
+    </w:p>
+    <w:p>
+      <w:pPr>
+        <w:sectPr>
+          <w:footerReference w:type="default" r:id="rId57"/>
+          <w:pgSz w:w="12240" w:h="15840"/>
+          <w:pgMar w:top="1701" w:right="1701" w:bottom="1701" w:left="2268" w:header="720" w:footer="720" w:gutter="0"/>
+          <w:cols w:space="720"/>
+          <w:docGrid w:linePitch="360"/>
+          <w:pgNumType w:fmt="decimal"/>
+        </w:sectPr>
+      </w:pPr>
+    </w:p>
+    <w:p>
+      <w:bookmarkStart w:id="37" w:name="bm_anexoI"/>
+      <w:pPr>
+        <w:keepNext/>
+        <w:keepLines/>
+        <w:spacing w:before="0" w:after="480"/>
+        <w:jc w:val="center"/>
+      </w:pPr>
+      <w:bookmarkEnd w:id="37"/>
+      <w:r>
+        <w:rPr>
+          <w:rFonts w:ascii="Times New Roman" w:hAnsi="Times New Roman"/>
+          <w:b/>
+          <w:sz w:val="20"/>
+        </w:rPr>
+        <w:t>ANEXO I</w:t>
+      </w:r>
+    </w:p>
+    <w:p>
+      <w:pPr>
+        <w:keepNext/>
+        <w:keepLines/>
+        <w:spacing w:before="240" w:after="480"/>
+        <w:jc w:val="center"/>
+      </w:pPr>
+      <w:r>
+        <w:rPr>
+          <w:rFonts w:ascii="Times New Roman" w:hAnsi="Times New Roman"/>
+          <w:b/>
+          <w:sz w:val="20"/>
+        </w:rPr>
+        <w:t>[Memoria fotográfica de las actividades realizadas]</w:t>
+      </w:r>
+    </w:p>
+    <w:p>
+      <w:pPr>
+        <w:keepNext/>
+        <w:keepLines/>
+        <w:jc w:val="center"/>
+      </w:pPr>
+      <w:r>
+        <w:drawing>
+          <wp:inline xmlns:a="http://schemas.openxmlformats.org/drawingml/2006/main" xmlns:pic="http://schemas.openxmlformats.org/drawingml/2006/picture">
+            <wp:extent cx="4860000" cy="3645000"/>
+            <wp:docPr id="16" name="Picture 16"/>
+            <wp:cNvGraphicFramePr>
+              <a:graphicFrameLocks noChangeAspect="1"/>
+            </wp:cNvGraphicFramePr>
+            <a:graphic>
+              <a:graphicData uri="http://schemas.openxmlformats.org/drawingml/2006/picture">
+                <pic:pic>
+                  <pic:nvPicPr>
+                    <pic:cNvPr id="0" name="IMG-20260818-WA0007.jpg"/>
+                    <pic:cNvPicPr/>
+                  </pic:nvPicPr>
+                  <pic:blipFill>
+                    <a:blip r:embed="rId24"/>
+                    <a:stretch>
+                      <a:fillRect/>
+                    </a:stretch>
+                  </pic:blipFill>
+                  <pic:spPr>
+                    <a:xfrm>
+                      <a:off x="0" y="0"/>
+                      <a:ext cx="4860000" cy="3645000"/>
+                    </a:xfrm>
+                    <a:prstGeom prst="rect"/>
+                  </pic:spPr>
+                </pic:pic>
+              </a:graphicData>
+            </a:graphic>
+          </wp:inline>
+        </w:drawing>
+      </w:r>
+    </w:p>
+    <w:p>
+      <w:pPr>
+        <w:spacing w:before="120" w:after="240"/>
+        <w:jc w:val="center"/>
+      </w:pPr>
+      <w:r>
+        <w:rPr>
+          <w:rFonts w:ascii="Times New Roman" w:hAnsi="Times New Roman"/>
+          <w:b/>
+          <w:sz w:val="20"/>
+        </w:rPr>
+        <w:t>Fotografía 1. Registro de actividades administrativas frente al equipo de trabajo.</w:t>
+      </w:r>
+    </w:p>
+    <w:p>
+      <w:pPr>
+        <w:keepNext/>
+        <w:keepLines/>
+        <w:pageBreakBefore/>
+        <w:jc w:val="center"/>
+      </w:pPr>
+      <w:r>
+        <w:drawing>
+          <wp:inline xmlns:a="http://schemas.openxmlformats.org/drawingml/2006/main" xmlns:pic="http://schemas.openxmlformats.org/drawingml/2006/picture">
+            <wp:extent cx="4860000" cy="3645000"/>
+            <wp:docPr id="17" name="Picture 17"/>
+            <wp:cNvGraphicFramePr>
+              <a:graphicFrameLocks noChangeAspect="1"/>
+            </wp:cNvGraphicFramePr>
+            <a:graphic>
+              <a:graphicData uri="http://schemas.openxmlformats.org/drawingml/2006/picture">
+                <pic:pic>
+                  <pic:nvPicPr>
+                    <pic:cNvPr id="0" name="IMG-20260818-WA0008.jpg"/>
+                    <pic:cNvPicPr/>
+                  </pic:nvPicPr>
+                  <pic:blipFill>
+                    <a:blip r:embed="rId25"/>
+                    <a:stretch>
+                      <a:fillRect/>
+                    </a:stretch>
+                  </pic:blipFill>
+                  <pic:spPr>
+                    <a:xfrm>
+                      <a:off x="0" y="0"/>
+                      <a:ext cx="4860000" cy="3645000"/>
+                    </a:xfrm>
+                    <a:prstGeom prst="rect"/>
+                  </pic:spPr>
+                </pic:pic>
+              </a:graphicData>
+            </a:graphic>
+          </wp:inline>
+        </w:drawing>
+      </w:r>
+    </w:p>
+    <w:p>
+      <w:pPr>
+        <w:spacing w:before="120" w:after="240"/>
+        <w:jc w:val="center"/>
+      </w:pPr>
+      <w:r>
+        <w:rPr>
+          <w:rFonts w:ascii="Times New Roman" w:hAnsi="Times New Roman"/>
+          <w:b/>
+          <w:sz w:val="20"/>
+        </w:rPr>
+        <w:t>Fotografía 2. Vista general del espacio de trabajo del área administrativa.</w:t>
+      </w:r>
+    </w:p>
+    <w:p>
+      <w:pPr>
+        <w:keepNext/>
+        <w:keepLines/>
+        <w:pageBreakBefore/>
+        <w:jc w:val="center"/>
+      </w:pPr>
+      <w:r>
+        <w:drawing>
+          <wp:inline xmlns:a="http://schemas.openxmlformats.org/drawingml/2006/main" xmlns:pic="http://schemas.openxmlformats.org/drawingml/2006/picture">
+            <wp:extent cx="3780000" cy="5040000"/>
+            <wp:docPr id="18" name="Picture 18"/>
+            <wp:cNvGraphicFramePr>
+              <a:graphicFrameLocks noChangeAspect="1"/>
+            </wp:cNvGraphicFramePr>
+            <a:graphic>
+              <a:graphicData uri="http://schemas.openxmlformats.org/drawingml/2006/picture">
+                <pic:pic>
+                  <pic:nvPicPr>
+                    <pic:cNvPr id="0" name="IMG-20260818-WA0009.jpg"/>
+                    <pic:cNvPicPr/>
+                  </pic:nvPicPr>
+                  <pic:blipFill>
+                    <a:blip r:embed="rId26"/>
+                    <a:stretch>
+                      <a:fillRect/>
+                    </a:stretch>
+                  </pic:blipFill>
+                  <pic:spPr>
+                    <a:xfrm>
+                      <a:off x="0" y="0"/>
+                      <a:ext cx="3780000" cy="5040000"/>
+                    </a:xfrm>
+                    <a:prstGeom prst="rect"/>
+                  </pic:spPr>
+                </pic:pic>
+              </a:graphicData>
+            </a:graphic>
+          </wp:inline>
+        </w:drawing>
+      </w:r>
+    </w:p>
+    <w:p>
+      <w:pPr>
+        <w:spacing w:before="120" w:after="240"/>
+        <w:jc w:val="center"/>
+      </w:pPr>
+      <w:r>
+        <w:rPr>
+          <w:rFonts w:ascii="Times New Roman" w:hAnsi="Times New Roman"/>
+          <w:b/>
+          <w:sz w:val="20"/>
+        </w:rPr>
+        <w:t>Fotografía 3. Verificación de información en los registros administrativos del área.</w:t>
+      </w:r>
+    </w:p>
+    <w:p>
+      <w:pPr>
+        <w:keepNext/>
+        <w:keepLines/>
+        <w:pageBreakBefore/>
+        <w:jc w:val="center"/>
+      </w:pPr>
+      <w:r>
+        <w:drawing>
+          <wp:inline xmlns:a="http://schemas.openxmlformats.org/drawingml/2006/main" xmlns:pic="http://schemas.openxmlformats.org/drawingml/2006/picture">
+            <wp:extent cx="4860000" cy="3645000"/>
+            <wp:docPr id="19" name="Picture 19"/>
+            <wp:cNvGraphicFramePr>
+              <a:graphicFrameLocks noChangeAspect="1"/>
+            </wp:cNvGraphicFramePr>
+            <a:graphic>
+              <a:graphicData uri="http://schemas.openxmlformats.org/drawingml/2006/picture">
+                <pic:pic>
+                  <pic:nvPicPr>
+                    <pic:cNvPr id="0" name="IMG-20260818-WA0010.jpg"/>
+                    <pic:cNvPicPr/>
+                  </pic:nvPicPr>
+                  <pic:blipFill>
+                    <a:blip r:embed="rId27"/>
+                    <a:stretch>
+                      <a:fillRect/>
+                    </a:stretch>
+                  </pic:blipFill>
+                  <pic:spPr>
+                    <a:xfrm>
+                      <a:off x="0" y="0"/>
+                      <a:ext cx="4860000" cy="3645000"/>
+                    </a:xfrm>
+                    <a:prstGeom prst="rect"/>
+                  </pic:spPr>
+                </pic:pic>
+              </a:graphicData>
+            </a:graphic>
+          </wp:inline>
+        </w:drawing>
+      </w:r>
+    </w:p>
+    <w:p>
+      <w:pPr>
+        <w:spacing w:before="120" w:after="240"/>
+        <w:jc w:val="center"/>
+      </w:pPr>
+      <w:r>
+        <w:rPr>
+          <w:rFonts w:ascii="Times New Roman" w:hAnsi="Times New Roman"/>
+          <w:b/>
+          <w:sz w:val="20"/>
+        </w:rPr>
+        <w:t>Fotografía 4. Puesto de trabajo utilizado para la gestión de información administrativa.</w:t>
+      </w:r>
+    </w:p>
+    <w:p>
+      <w:pPr>
+        <w:keepNext/>
+        <w:keepLines/>
+        <w:pageBreakBefore/>
+        <w:jc w:val="center"/>
+      </w:pPr>
+      <w:r>
+        <w:drawing>
+          <wp:inline xmlns:a="http://schemas.openxmlformats.org/drawingml/2006/main" xmlns:pic="http://schemas.openxmlformats.org/drawingml/2006/picture">
+            <wp:extent cx="3780000" cy="5040000"/>
+            <wp:docPr id="20" name="Picture 20"/>
+            <wp:cNvGraphicFramePr>
+              <a:graphicFrameLocks noChangeAspect="1"/>
+            </wp:cNvGraphicFramePr>
+            <a:graphic>
+              <a:graphicData uri="http://schemas.openxmlformats.org/drawingml/2006/picture">
+                <pic:pic>
+                  <pic:nvPicPr>
+                    <pic:cNvPr id="0" name="IMG-20260818-WA0011.jpg"/>
+                    <pic:cNvPicPr/>
+                  </pic:nvPicPr>
+                  <pic:blipFill>
+                    <a:blip r:embed="rId28"/>
+                    <a:stretch>
+                      <a:fillRect/>
+                    </a:stretch>
+                  </pic:blipFill>
+                  <pic:spPr>
+                    <a:xfrm>
+                      <a:off x="0" y="0"/>
+                      <a:ext cx="3780000" cy="5040000"/>
+                    </a:xfrm>
+                    <a:prstGeom prst="rect"/>
+                  </pic:spPr>
+                </pic:pic>
+              </a:graphicData>
+            </a:graphic>
+          </wp:inline>
+        </w:drawing>
+      </w:r>
+    </w:p>
+    <w:p>
+      <w:pPr>
+        <w:spacing w:before="120" w:after="240"/>
+        <w:jc w:val="center"/>
+      </w:pPr>
+      <w:r>
+        <w:rPr>
+          <w:rFonts w:ascii="Times New Roman" w:hAnsi="Times New Roman"/>
+          <w:b/>
+          <w:sz w:val="20"/>
+        </w:rPr>
+        <w:t>Fotografía 5. Revisión de registros y documentos desde el puesto de trabajo.</w:t>
+      </w:r>
+    </w:p>
+    <w:p>
+      <w:pPr>
+        <w:keepNext/>
+        <w:keepLines/>
+        <w:pageBreakBefore/>
+        <w:jc w:val="center"/>
+      </w:pPr>
+      <w:r>
+        <w:drawing>
+          <wp:inline xmlns:a="http://schemas.openxmlformats.org/drawingml/2006/main" xmlns:pic="http://schemas.openxmlformats.org/drawingml/2006/picture">
+            <wp:extent cx="3780000" cy="5040000"/>
+            <wp:docPr id="21" name="Picture 21"/>
+            <wp:cNvGraphicFramePr>
+              <a:graphicFrameLocks noChangeAspect="1"/>
+            </wp:cNvGraphicFramePr>
+            <a:graphic>
+              <a:graphicData uri="http://schemas.openxmlformats.org/drawingml/2006/picture">
+                <pic:pic>
+                  <pic:nvPicPr>
+                    <pic:cNvPr id="0" name="IMG-20260818-WA0012.jpg"/>
+                    <pic:cNvPicPr/>
+                  </pic:nvPicPr>
+                  <pic:blipFill>
+                    <a:blip r:embed="rId29"/>
+                    <a:stretch>
+                      <a:fillRect/>
+                    </a:stretch>
+                  </pic:blipFill>
+                  <pic:spPr>
+                    <a:xfrm>
+                      <a:off x="0" y="0"/>
+                      <a:ext cx="3780000" cy="5040000"/>
+                    </a:xfrm>
+                    <a:prstGeom prst="rect"/>
+                  </pic:spPr>
+                </pic:pic>
+              </a:graphicData>
+            </a:graphic>
+          </wp:inline>
+        </w:drawing>
+      </w:r>
+    </w:p>
+    <w:p>
+      <w:pPr>
+        <w:spacing w:before="120" w:after="240"/>
+        <w:jc w:val="center"/>
+      </w:pPr>
+      <w:r>
+        <w:rPr>
+          <w:rFonts w:ascii="Times New Roman" w:hAnsi="Times New Roman"/>
+          <w:b/>
+          <w:sz w:val="20"/>
+        </w:rPr>
+        <w:t>Fotografía 6. Revisión de información de pagos y soportes documentales.</w:t>
+      </w:r>
+    </w:p>
+    <w:p>
+      <w:pPr>
+        <w:keepNext/>
+        <w:keepLines/>
+        <w:pageBreakBefore/>
+        <w:jc w:val="center"/>
+      </w:pPr>
+      <w:r>
+        <w:drawing>
+          <wp:inline xmlns:a="http://schemas.openxmlformats.org/drawingml/2006/main" xmlns:pic="http://schemas.openxmlformats.org/drawingml/2006/picture">
+            <wp:extent cx="3780000" cy="5040000"/>
+            <wp:docPr id="22" name="Picture 22"/>
+            <wp:cNvGraphicFramePr>
+              <a:graphicFrameLocks noChangeAspect="1"/>
+            </wp:cNvGraphicFramePr>
+            <a:graphic>
+              <a:graphicData uri="http://schemas.openxmlformats.org/drawingml/2006/picture">
+                <pic:pic>
+                  <pic:nvPicPr>
+                    <pic:cNvPr id="0" name="IMG-20260818-WA0015.jpg"/>
+                    <pic:cNvPicPr/>
+                  </pic:nvPicPr>
+                  <pic:blipFill>
+                    <a:blip r:embed="rId30"/>
+                    <a:stretch>
+                      <a:fillRect/>
+                    </a:stretch>
+                  </pic:blipFill>
+                  <pic:spPr>
+                    <a:xfrm>
+                      <a:off x="0" y="0"/>
+                      <a:ext cx="3780000" cy="5040000"/>
+                    </a:xfrm>
+                    <a:prstGeom prst="rect"/>
+                  </pic:spPr>
+                </pic:pic>
+              </a:graphicData>
+            </a:graphic>
+          </wp:inline>
+        </w:drawing>
+      </w:r>
+    </w:p>
+    <w:p>
+      <w:pPr>
+        <w:spacing w:before="120" w:after="240"/>
+        <w:jc w:val="center"/>
+      </w:pPr>
+      <w:r>
+        <w:rPr>
+          <w:rFonts w:ascii="Times New Roman" w:hAnsi="Times New Roman"/>
+          <w:b/>
+          <w:sz w:val="20"/>
+        </w:rPr>
+        <w:t>Fotografía 7. Puesto de trabajo del área administrativa.</w:t>
+      </w:r>
+    </w:p>
+    <w:p>
+      <w:pPr>
+        <w:keepNext/>
+        <w:keepLines/>
+        <w:pageBreakBefore/>
+        <w:jc w:val="center"/>
+      </w:pPr>
+      <w:r>
+        <w:drawing>
+          <wp:inline xmlns:a="http://schemas.openxmlformats.org/drawingml/2006/main" xmlns:pic="http://schemas.openxmlformats.org/drawingml/2006/picture">
+            <wp:extent cx="3780000" cy="5040000"/>
+            <wp:docPr id="23" name="Picture 23"/>
+            <wp:cNvGraphicFramePr>
+              <a:graphicFrameLocks noChangeAspect="1"/>
+            </wp:cNvGraphicFramePr>
+            <a:graphic>
+              <a:graphicData uri="http://schemas.openxmlformats.org/drawingml/2006/picture">
+                <pic:pic>
+                  <pic:nvPicPr>
+                    <pic:cNvPr id="0" name="IMG-20260818-WA0016.jpg"/>
+                    <pic:cNvPicPr/>
+                  </pic:nvPicPr>
+                  <pic:blipFill>
+                    <a:blip r:embed="rId31"/>
+                    <a:stretch>
+                      <a:fillRect/>
+                    </a:stretch>
+                  </pic:blipFill>
+                  <pic:spPr>
+                    <a:xfrm>
+                      <a:off x="0" y="0"/>
+                      <a:ext cx="3780000" cy="5040000"/>
+                    </a:xfrm>
+                    <a:prstGeom prst="rect"/>
+                  </pic:spPr>
+                </pic:pic>
+              </a:graphicData>
+            </a:graphic>
+          </wp:inline>
+        </w:drawing>
+      </w:r>
+    </w:p>
+    <w:p>
+      <w:pPr>
+        <w:spacing w:before="120" w:after="240"/>
+        <w:jc w:val="center"/>
+      </w:pPr>
+      <w:r>
+        <w:rPr>
+          <w:rFonts w:ascii="Times New Roman" w:hAnsi="Times New Roman"/>
+          <w:b/>
+          <w:sz w:val="20"/>
+        </w:rPr>
+        <w:t>Fotografía 8. Puesto de trabajo y equipo utilizado durante la pasantía.</w:t>
+      </w:r>
+    </w:p>
+    <w:p>
+      <w:pPr>
+        <w:spacing w:line="240" w:lineRule="auto" w:before="0" w:after="240"/>
+        <w:ind w:firstLine="0"/>
+        <w:jc w:val="center"/>
+      </w:pPr>
+      <w:r>
+        <w:rPr>
+          <w:rFonts w:ascii="Times New Roman" w:hAnsi="Times New Roman"/>
+          <w:i/>
+          <w:sz w:val="20"/>
+        </w:rPr>
+        <w:t xml:space="preserve">Fuente: </w:t>
+      </w:r>
+      <w:r>
+        <w:rPr>
+          <w:rFonts w:ascii="Times New Roman" w:hAnsi="Times New Roman"/>
+          <w:sz w:val="20"/>
+        </w:rPr>
+        <w:t>Registro fotográfico suministrado por la autora (2026).</w:t>
+      </w:r>
+    </w:p>
     <w:sectPr>
-      <w:footerReference w:type="default" r:id="rId36"/>
+      <w:footerReference w:type="default" r:id="rId58"/>
       <w:pgSz w:w="12240" w:h="15840"/>
       <w:pgMar w:top="1701" w:right="1701" w:bottom="1701" w:left="2268" w:header="720" w:footer="720" w:gutter="0"/>
       <w:cols w:space="720"/>
-      <w:titlePg/>
       <w:docGrid w:linePitch="360"/>
+      <w:pgNumType w:fmt="decimal"/>
     </w:sectPr>
   </w:body>
 </w:document>
@@ -3105,11 +5705,7 @@
 
 <file path=word/footer1.xml><?xml version="1.0" encoding="utf-8"?>
 <w:ftr xmlns:m="http://schemas.openxmlformats.org/officeDocument/2006/math" xmlns:mc="http://schemas.openxmlformats.org/markup-compatibility/2006" xmlns:mo="http://schemas.microsoft.com/office/mac/office/2008/main" xmlns:mv="urn:schemas-microsoft-com:mac:vml" xmlns:o="urn:schemas-microsoft-com:office:office" xmlns:r="http://schemas.openxmlformats.org/officeDocument/2006/relationships" xmlns:v="urn:schemas-microsoft-com:vml" xmlns:w10="urn:schemas-microsoft-com:office:word" xmlns:w14="http://schemas.microsoft.com/office/word/2010/wordml" xmlns:w="http://schemas.openxmlformats.org/wordprocessingml/2006/main" xmlns:wne="http://schemas.microsoft.com/office/word/2006/wordml" xmlns:wp14="http://schemas.microsoft.com/office/word/2010/wordprocessingDrawing" xmlns:wp="http://schemas.openxmlformats.org/drawingml/2006/wordprocessingDrawing" xmlns:wpc="http://schemas.microsoft.com/office/word/2010/wordprocessingCanvas" xmlns:wpg="http://schemas.microsoft.com/office/word/2010/wordprocessingGroup" xmlns:wpi="http://schemas.microsoft.com/office/word/2010/wordprocessingInk" xmlns:wps="http://schemas.microsoft.com/office/word/2010/wordprocessingShape" mc:Ignorable="w14 wp14">
-  <w:p>
-    <w:pPr>
-      <w:pStyle w:val="Footer"/>
-    </w:pPr>
-  </w:p>
+  <w:p/>
 </w:ftr>
 </file>
 
@@ -3117,7 +5713,6 @@
 <w:ftr xmlns:m="http://schemas.openxmlformats.org/officeDocument/2006/math" xmlns:mc="http://schemas.openxmlformats.org/markup-compatibility/2006" xmlns:mo="http://schemas.microsoft.com/office/mac/office/2008/main" xmlns:mv="urn:schemas-microsoft-com:mac:vml" xmlns:o="urn:schemas-microsoft-com:office:office" xmlns:r="http://schemas.openxmlformats.org/officeDocument/2006/relationships" xmlns:v="urn:schemas-microsoft-com:vml" xmlns:w10="urn:schemas-microsoft-com:office:word" xmlns:w14="http://schemas.microsoft.com/office/word/2010/wordml" xmlns:w="http://schemas.openxmlformats.org/wordprocessingml/2006/main" xmlns:wne="http://schemas.microsoft.com/office/word/2006/wordml" xmlns:wp14="http://schemas.microsoft.com/office/word/2010/wordprocessingDrawing" xmlns:wp="http://schemas.openxmlformats.org/drawingml/2006/wordprocessingDrawing" xmlns:wpc="http://schemas.microsoft.com/office/word/2010/wordprocessingCanvas" xmlns:wpg="http://schemas.microsoft.com/office/word/2010/wordprocessingGroup" xmlns:wpi="http://schemas.microsoft.com/office/word/2010/wordprocessingInk" xmlns:wps="http://schemas.microsoft.com/office/word/2010/wordprocessingShape" mc:Ignorable="w14 wp14">
   <w:p>
     <w:pPr>
-      <w:pStyle w:val="Footer"/>
       <w:jc w:val="center"/>
     </w:pPr>
     <w:r>
@@ -3126,7 +5721,7 @@
         <w:sz w:val="24"/>
       </w:rPr>
       <w:fldChar w:fldCharType="begin"/>
-      <w:instrText xml:space="preserve"> PAGE \* roman </w:instrText>
+      <w:instrText xml:space="preserve"> PAGE </w:instrText>
       <w:fldChar w:fldCharType="separate"/>
       <w:fldChar w:fldCharType="end"/>
     </w:r>
@@ -3138,7 +5733,6 @@
 <w:ftr xmlns:m="http://schemas.openxmlformats.org/officeDocument/2006/math" xmlns:mc="http://schemas.openxmlformats.org/markup-compatibility/2006" xmlns:mo="http://schemas.microsoft.com/office/mac/office/2008/main" xmlns:mv="urn:schemas-microsoft-com:mac:vml" xmlns:o="urn:schemas-microsoft-com:office:office" xmlns:r="http://schemas.openxmlformats.org/officeDocument/2006/relationships" xmlns:v="urn:schemas-microsoft-com:vml" xmlns:w10="urn:schemas-microsoft-com:office:word" xmlns:w14="http://schemas.microsoft.com/office/word/2010/wordml" xmlns:w="http://schemas.openxmlformats.org/wordprocessingml/2006/main" xmlns:wne="http://schemas.microsoft.com/office/word/2006/wordml" xmlns:wp14="http://schemas.microsoft.com/office/word/2010/wordprocessingDrawing" xmlns:wp="http://schemas.openxmlformats.org/drawingml/2006/wordprocessingDrawing" xmlns:wpc="http://schemas.microsoft.com/office/word/2010/wordprocessingCanvas" xmlns:wpg="http://schemas.microsoft.com/office/word/2010/wordprocessingGroup" xmlns:wpi="http://schemas.microsoft.com/office/word/2010/wordprocessingInk" xmlns:wps="http://schemas.microsoft.com/office/word/2010/wordprocessingShape" mc:Ignorable="w14 wp14">
   <w:p>
     <w:pPr>
-      <w:pStyle w:val="Footer"/>
       <w:jc w:val="center"/>
     </w:pPr>
     <w:r>
@@ -3147,7 +5741,7 @@
         <w:sz w:val="24"/>
       </w:rPr>
       <w:fldChar w:fldCharType="begin"/>
-      <w:instrText xml:space="preserve"> PAGE \* roman </w:instrText>
+      <w:instrText xml:space="preserve"> PAGE </w:instrText>
       <w:fldChar w:fldCharType="separate"/>
       <w:fldChar w:fldCharType="end"/>
     </w:r>
@@ -3159,7 +5753,6 @@
 <w:ftr xmlns:m="http://schemas.openxmlformats.org/officeDocument/2006/math" xmlns:mc="http://schemas.openxmlformats.org/markup-compatibility/2006" xmlns:mo="http://schemas.microsoft.com/office/mac/office/2008/main" xmlns:mv="urn:schemas-microsoft-com:mac:vml" xmlns:o="urn:schemas-microsoft-com:office:office" xmlns:r="http://schemas.openxmlformats.org/officeDocument/2006/relationships" xmlns:v="urn:schemas-microsoft-com:vml" xmlns:w10="urn:schemas-microsoft-com:office:word" xmlns:w14="http://schemas.microsoft.com/office/word/2010/wordml" xmlns:w="http://schemas.openxmlformats.org/wordprocessingml/2006/main" xmlns:wne="http://schemas.microsoft.com/office/word/2006/wordml" xmlns:wp14="http://schemas.microsoft.com/office/word/2010/wordprocessingDrawing" xmlns:wp="http://schemas.openxmlformats.org/drawingml/2006/wordprocessingDrawing" xmlns:wpc="http://schemas.microsoft.com/office/word/2010/wordprocessingCanvas" xmlns:wpg="http://schemas.microsoft.com/office/word/2010/wordprocessingGroup" xmlns:wpi="http://schemas.microsoft.com/office/word/2010/wordprocessingInk" xmlns:wps="http://schemas.microsoft.com/office/word/2010/wordprocessingShape" mc:Ignorable="w14 wp14">
   <w:p>
     <w:pPr>
-      <w:pStyle w:val="Footer"/>
       <w:jc w:val="center"/>
     </w:pPr>
     <w:r>
@@ -3168,7 +5761,7 @@
         <w:sz w:val="24"/>
       </w:rPr>
       <w:fldChar w:fldCharType="begin"/>
-      <w:instrText xml:space="preserve"> PAGE \* roman </w:instrText>
+      <w:instrText xml:space="preserve"> PAGE </w:instrText>
       <w:fldChar w:fldCharType="separate"/>
       <w:fldChar w:fldCharType="end"/>
     </w:r>
@@ -3178,22 +5771,7 @@
 
 <file path=word/footer13.xml><?xml version="1.0" encoding="utf-8"?>
 <w:ftr xmlns:m="http://schemas.openxmlformats.org/officeDocument/2006/math" xmlns:mc="http://schemas.openxmlformats.org/markup-compatibility/2006" xmlns:mo="http://schemas.microsoft.com/office/mac/office/2008/main" xmlns:mv="urn:schemas-microsoft-com:mac:vml" xmlns:o="urn:schemas-microsoft-com:office:office" xmlns:r="http://schemas.openxmlformats.org/officeDocument/2006/relationships" xmlns:v="urn:schemas-microsoft-com:vml" xmlns:w10="urn:schemas-microsoft-com:office:word" xmlns:w14="http://schemas.microsoft.com/office/word/2010/wordml" xmlns:w="http://schemas.openxmlformats.org/wordprocessingml/2006/main" xmlns:wne="http://schemas.microsoft.com/office/word/2006/wordml" xmlns:wp14="http://schemas.microsoft.com/office/word/2010/wordprocessingDrawing" xmlns:wp="http://schemas.openxmlformats.org/drawingml/2006/wordprocessingDrawing" xmlns:wpc="http://schemas.microsoft.com/office/word/2010/wordprocessingCanvas" xmlns:wpg="http://schemas.microsoft.com/office/word/2010/wordprocessingGroup" xmlns:wpi="http://schemas.microsoft.com/office/word/2010/wordprocessingInk" xmlns:wps="http://schemas.microsoft.com/office/word/2010/wordprocessingShape" mc:Ignorable="w14 wp14">
-  <w:p>
-    <w:pPr>
-      <w:pStyle w:val="Footer"/>
-      <w:jc w:val="center"/>
-    </w:pPr>
-    <w:r>
-      <w:rPr>
-        <w:rFonts w:ascii="Times New Roman" w:hAnsi="Times New Roman"/>
-        <w:sz w:val="24"/>
-      </w:rPr>
-      <w:fldChar w:fldCharType="begin"/>
-      <w:instrText xml:space="preserve"> PAGE \* roman </w:instrText>
-      <w:fldChar w:fldCharType="separate"/>
-      <w:fldChar w:fldCharType="end"/>
-    </w:r>
-  </w:p>
+  <w:p/>
 </w:ftr>
 </file>
 
@@ -3201,7 +5779,6 @@
 <w:ftr xmlns:m="http://schemas.openxmlformats.org/officeDocument/2006/math" xmlns:mc="http://schemas.openxmlformats.org/markup-compatibility/2006" xmlns:mo="http://schemas.microsoft.com/office/mac/office/2008/main" xmlns:mv="urn:schemas-microsoft-com:mac:vml" xmlns:o="urn:schemas-microsoft-com:office:office" xmlns:r="http://schemas.openxmlformats.org/officeDocument/2006/relationships" xmlns:v="urn:schemas-microsoft-com:vml" xmlns:w10="urn:schemas-microsoft-com:office:word" xmlns:w14="http://schemas.microsoft.com/office/word/2010/wordml" xmlns:w="http://schemas.openxmlformats.org/wordprocessingml/2006/main" xmlns:wne="http://schemas.microsoft.com/office/word/2006/wordml" xmlns:wp14="http://schemas.microsoft.com/office/word/2010/wordprocessingDrawing" xmlns:wp="http://schemas.openxmlformats.org/drawingml/2006/wordprocessingDrawing" xmlns:wpc="http://schemas.microsoft.com/office/word/2010/wordprocessingCanvas" xmlns:wpg="http://schemas.microsoft.com/office/word/2010/wordprocessingGroup" xmlns:wpi="http://schemas.microsoft.com/office/word/2010/wordprocessingInk" xmlns:wps="http://schemas.microsoft.com/office/word/2010/wordprocessingShape" mc:Ignorable="w14 wp14">
   <w:p>
     <w:pPr>
-      <w:pStyle w:val="Footer"/>
       <w:jc w:val="center"/>
     </w:pPr>
     <w:r>
@@ -3210,7 +5787,7 @@
         <w:sz w:val="24"/>
       </w:rPr>
       <w:fldChar w:fldCharType="begin"/>
-      <w:instrText xml:space="preserve"> PAGE \* roman </w:instrText>
+      <w:instrText xml:space="preserve"> PAGE </w:instrText>
       <w:fldChar w:fldCharType="separate"/>
       <w:fldChar w:fldCharType="end"/>
     </w:r>
@@ -3220,22 +5797,7 @@
 
 <file path=word/footer15.xml><?xml version="1.0" encoding="utf-8"?>
 <w:ftr xmlns:m="http://schemas.openxmlformats.org/officeDocument/2006/math" xmlns:mc="http://schemas.openxmlformats.org/markup-compatibility/2006" xmlns:mo="http://schemas.microsoft.com/office/mac/office/2008/main" xmlns:mv="urn:schemas-microsoft-com:mac:vml" xmlns:o="urn:schemas-microsoft-com:office:office" xmlns:r="http://schemas.openxmlformats.org/officeDocument/2006/relationships" xmlns:v="urn:schemas-microsoft-com:vml" xmlns:w10="urn:schemas-microsoft-com:office:word" xmlns:w14="http://schemas.microsoft.com/office/word/2010/wordml" xmlns:w="http://schemas.openxmlformats.org/wordprocessingml/2006/main" xmlns:wne="http://schemas.microsoft.com/office/word/2006/wordml" xmlns:wp14="http://schemas.microsoft.com/office/word/2010/wordprocessingDrawing" xmlns:wp="http://schemas.openxmlformats.org/drawingml/2006/wordprocessingDrawing" xmlns:wpc="http://schemas.microsoft.com/office/word/2010/wordprocessingCanvas" xmlns:wpg="http://schemas.microsoft.com/office/word/2010/wordprocessingGroup" xmlns:wpi="http://schemas.microsoft.com/office/word/2010/wordprocessingInk" xmlns:wps="http://schemas.microsoft.com/office/word/2010/wordprocessingShape" mc:Ignorable="w14 wp14">
-  <w:p>
-    <w:pPr>
-      <w:pStyle w:val="Footer"/>
-      <w:jc w:val="center"/>
-    </w:pPr>
-    <w:r>
-      <w:rPr>
-        <w:rFonts w:ascii="Times New Roman" w:hAnsi="Times New Roman"/>
-        <w:sz w:val="24"/>
-      </w:rPr>
-      <w:fldChar w:fldCharType="begin"/>
-      <w:instrText xml:space="preserve"> PAGE \* roman </w:instrText>
-      <w:fldChar w:fldCharType="separate"/>
-      <w:fldChar w:fldCharType="end"/>
-    </w:r>
-  </w:p>
+  <w:p/>
 </w:ftr>
 </file>
 
@@ -3243,7 +5805,6 @@
 <w:ftr xmlns:m="http://schemas.openxmlformats.org/officeDocument/2006/math" xmlns:mc="http://schemas.openxmlformats.org/markup-compatibility/2006" xmlns:mo="http://schemas.microsoft.com/office/mac/office/2008/main" xmlns:mv="urn:schemas-microsoft-com:mac:vml" xmlns:o="urn:schemas-microsoft-com:office:office" xmlns:r="http://schemas.openxmlformats.org/officeDocument/2006/relationships" xmlns:v="urn:schemas-microsoft-com:vml" xmlns:w10="urn:schemas-microsoft-com:office:word" xmlns:w14="http://schemas.microsoft.com/office/word/2010/wordml" xmlns:w="http://schemas.openxmlformats.org/wordprocessingml/2006/main" xmlns:wne="http://schemas.microsoft.com/office/word/2006/wordml" xmlns:wp14="http://schemas.microsoft.com/office/word/2010/wordprocessingDrawing" xmlns:wp="http://schemas.openxmlformats.org/drawingml/2006/wordprocessingDrawing" xmlns:wpc="http://schemas.microsoft.com/office/word/2010/wordprocessingCanvas" xmlns:wpg="http://schemas.microsoft.com/office/word/2010/wordprocessingGroup" xmlns:wpi="http://schemas.microsoft.com/office/word/2010/wordprocessingInk" xmlns:wps="http://schemas.microsoft.com/office/word/2010/wordprocessingShape" mc:Ignorable="w14 wp14">
   <w:p>
     <w:pPr>
-      <w:pStyle w:val="Footer"/>
       <w:jc w:val="center"/>
     </w:pPr>
     <w:r>
@@ -3252,7 +5813,7 @@
         <w:sz w:val="24"/>
       </w:rPr>
       <w:fldChar w:fldCharType="begin"/>
-      <w:instrText xml:space="preserve"> PAGE \* roman </w:instrText>
+      <w:instrText xml:space="preserve"> PAGE </w:instrText>
       <w:fldChar w:fldCharType="separate"/>
       <w:fldChar w:fldCharType="end"/>
     </w:r>
@@ -3262,22 +5823,7 @@
 
 <file path=word/footer17.xml><?xml version="1.0" encoding="utf-8"?>
 <w:ftr xmlns:m="http://schemas.openxmlformats.org/officeDocument/2006/math" xmlns:mc="http://schemas.openxmlformats.org/markup-compatibility/2006" xmlns:mo="http://schemas.microsoft.com/office/mac/office/2008/main" xmlns:mv="urn:schemas-microsoft-com:mac:vml" xmlns:o="urn:schemas-microsoft-com:office:office" xmlns:r="http://schemas.openxmlformats.org/officeDocument/2006/relationships" xmlns:v="urn:schemas-microsoft-com:vml" xmlns:w10="urn:schemas-microsoft-com:office:word" xmlns:w14="http://schemas.microsoft.com/office/word/2010/wordml" xmlns:w="http://schemas.openxmlformats.org/wordprocessingml/2006/main" xmlns:wne="http://schemas.microsoft.com/office/word/2006/wordml" xmlns:wp14="http://schemas.microsoft.com/office/word/2010/wordprocessingDrawing" xmlns:wp="http://schemas.openxmlformats.org/drawingml/2006/wordprocessingDrawing" xmlns:wpc="http://schemas.microsoft.com/office/word/2010/wordprocessingCanvas" xmlns:wpg="http://schemas.microsoft.com/office/word/2010/wordprocessingGroup" xmlns:wpi="http://schemas.microsoft.com/office/word/2010/wordprocessingInk" xmlns:wps="http://schemas.microsoft.com/office/word/2010/wordprocessingShape" mc:Ignorable="w14 wp14">
-  <w:p>
-    <w:pPr>
-      <w:pStyle w:val="Footer"/>
-      <w:jc w:val="center"/>
-    </w:pPr>
-    <w:r>
-      <w:rPr>
-        <w:rFonts w:ascii="Times New Roman" w:hAnsi="Times New Roman"/>
-        <w:sz w:val="24"/>
-      </w:rPr>
-      <w:fldChar w:fldCharType="begin"/>
-      <w:instrText xml:space="preserve"> PAGE </w:instrText>
-      <w:fldChar w:fldCharType="separate"/>
-      <w:fldChar w:fldCharType="end"/>
-    </w:r>
-  </w:p>
+  <w:p/>
 </w:ftr>
 </file>
 
@@ -3285,7 +5831,6 @@
 <w:ftr xmlns:m="http://schemas.openxmlformats.org/officeDocument/2006/math" xmlns:mc="http://schemas.openxmlformats.org/markup-compatibility/2006" xmlns:mo="http://schemas.microsoft.com/office/mac/office/2008/main" xmlns:mv="urn:schemas-microsoft-com:mac:vml" xmlns:o="urn:schemas-microsoft-com:office:office" xmlns:r="http://schemas.openxmlformats.org/officeDocument/2006/relationships" xmlns:v="urn:schemas-microsoft-com:vml" xmlns:w10="urn:schemas-microsoft-com:office:word" xmlns:w14="http://schemas.microsoft.com/office/word/2010/wordml" xmlns:w="http://schemas.openxmlformats.org/wordprocessingml/2006/main" xmlns:wne="http://schemas.microsoft.com/office/word/2006/wordml" xmlns:wp14="http://schemas.microsoft.com/office/word/2010/wordprocessingDrawing" xmlns:wp="http://schemas.openxmlformats.org/drawingml/2006/wordprocessingDrawing" xmlns:wpc="http://schemas.microsoft.com/office/word/2010/wordprocessingCanvas" xmlns:wpg="http://schemas.microsoft.com/office/word/2010/wordprocessingGroup" xmlns:wpi="http://schemas.microsoft.com/office/word/2010/wordprocessingInk" xmlns:wps="http://schemas.microsoft.com/office/word/2010/wordprocessingShape" mc:Ignorable="w14 wp14">
   <w:p>
     <w:pPr>
-      <w:pStyle w:val="Footer"/>
       <w:jc w:val="center"/>
     </w:pPr>
     <w:r>
@@ -3306,7 +5851,6 @@
 <w:ftr xmlns:m="http://schemas.openxmlformats.org/officeDocument/2006/math" xmlns:mc="http://schemas.openxmlformats.org/markup-compatibility/2006" xmlns:mo="http://schemas.microsoft.com/office/mac/office/2008/main" xmlns:mv="urn:schemas-microsoft-com:mac:vml" xmlns:o="urn:schemas-microsoft-com:office:office" xmlns:r="http://schemas.openxmlformats.org/officeDocument/2006/relationships" xmlns:v="urn:schemas-microsoft-com:vml" xmlns:w10="urn:schemas-microsoft-com:office:word" xmlns:w14="http://schemas.microsoft.com/office/word/2010/wordml" xmlns:w="http://schemas.openxmlformats.org/wordprocessingml/2006/main" xmlns:wne="http://schemas.microsoft.com/office/word/2006/wordml" xmlns:wp14="http://schemas.microsoft.com/office/word/2010/wordprocessingDrawing" xmlns:wp="http://schemas.openxmlformats.org/drawingml/2006/wordprocessingDrawing" xmlns:wpc="http://schemas.microsoft.com/office/word/2010/wordprocessingCanvas" xmlns:wpg="http://schemas.microsoft.com/office/word/2010/wordprocessingGroup" xmlns:wpi="http://schemas.microsoft.com/office/word/2010/wordprocessingInk" xmlns:wps="http://schemas.microsoft.com/office/word/2010/wordprocessingShape" mc:Ignorable="w14 wp14">
   <w:p>
     <w:pPr>
-      <w:pStyle w:val="Footer"/>
       <w:jc w:val="center"/>
     </w:pPr>
     <w:r>
@@ -3327,8 +5871,18 @@
 <w:ftr xmlns:m="http://schemas.openxmlformats.org/officeDocument/2006/math" xmlns:mc="http://schemas.openxmlformats.org/markup-compatibility/2006" xmlns:mo="http://schemas.microsoft.com/office/mac/office/2008/main" xmlns:mv="urn:schemas-microsoft-com:mac:vml" xmlns:o="urn:schemas-microsoft-com:office:office" xmlns:r="http://schemas.openxmlformats.org/officeDocument/2006/relationships" xmlns:v="urn:schemas-microsoft-com:vml" xmlns:w10="urn:schemas-microsoft-com:office:word" xmlns:w14="http://schemas.microsoft.com/office/word/2010/wordml" xmlns:w="http://schemas.openxmlformats.org/wordprocessingml/2006/main" xmlns:wne="http://schemas.microsoft.com/office/word/2006/wordml" xmlns:wp14="http://schemas.microsoft.com/office/word/2010/wordprocessingDrawing" xmlns:wp="http://schemas.openxmlformats.org/drawingml/2006/wordprocessingDrawing" xmlns:wpc="http://schemas.microsoft.com/office/word/2010/wordprocessingCanvas" xmlns:wpg="http://schemas.microsoft.com/office/word/2010/wordprocessingGroup" xmlns:wpi="http://schemas.microsoft.com/office/word/2010/wordprocessingInk" xmlns:wps="http://schemas.microsoft.com/office/word/2010/wordprocessingShape" mc:Ignorable="w14 wp14">
   <w:p>
     <w:pPr>
-      <w:pStyle w:val="Footer"/>
+      <w:jc w:val="center"/>
     </w:pPr>
+    <w:r>
+      <w:rPr>
+        <w:rFonts w:ascii="Times New Roman" w:hAnsi="Times New Roman"/>
+        <w:sz w:val="24"/>
+      </w:rPr>
+      <w:fldChar w:fldCharType="begin"/>
+      <w:instrText xml:space="preserve"> PAGE </w:instrText>
+      <w:fldChar w:fldCharType="separate"/>
+      <w:fldChar w:fldCharType="end"/>
+    </w:r>
   </w:p>
 </w:ftr>
 </file>
@@ -3337,7 +5891,6 @@
 <w:ftr xmlns:m="http://schemas.openxmlformats.org/officeDocument/2006/math" xmlns:mc="http://schemas.openxmlformats.org/markup-compatibility/2006" xmlns:mo="http://schemas.microsoft.com/office/mac/office/2008/main" xmlns:mv="urn:schemas-microsoft-com:mac:vml" xmlns:o="urn:schemas-microsoft-com:office:office" xmlns:r="http://schemas.openxmlformats.org/officeDocument/2006/relationships" xmlns:v="urn:schemas-microsoft-com:vml" xmlns:w10="urn:schemas-microsoft-com:office:word" xmlns:w14="http://schemas.microsoft.com/office/word/2010/wordml" xmlns:w="http://schemas.openxmlformats.org/wordprocessingml/2006/main" xmlns:wne="http://schemas.microsoft.com/office/word/2006/wordml" xmlns:wp14="http://schemas.microsoft.com/office/word/2010/wordprocessingDrawing" xmlns:wp="http://schemas.openxmlformats.org/drawingml/2006/wordprocessingDrawing" xmlns:wpc="http://schemas.microsoft.com/office/word/2010/wordprocessingCanvas" xmlns:wpg="http://schemas.microsoft.com/office/word/2010/wordprocessingGroup" xmlns:wpi="http://schemas.microsoft.com/office/word/2010/wordprocessingInk" xmlns:wps="http://schemas.microsoft.com/office/word/2010/wordprocessingShape" mc:Ignorable="w14 wp14">
   <w:p>
     <w:pPr>
-      <w:pStyle w:val="Footer"/>
       <w:jc w:val="center"/>
     </w:pPr>
     <w:r>
@@ -3358,7 +5911,6 @@
 <w:ftr xmlns:m="http://schemas.openxmlformats.org/officeDocument/2006/math" xmlns:mc="http://schemas.openxmlformats.org/markup-compatibility/2006" xmlns:mo="http://schemas.microsoft.com/office/mac/office/2008/main" xmlns:mv="urn:schemas-microsoft-com:mac:vml" xmlns:o="urn:schemas-microsoft-com:office:office" xmlns:r="http://schemas.openxmlformats.org/officeDocument/2006/relationships" xmlns:v="urn:schemas-microsoft-com:vml" xmlns:w10="urn:schemas-microsoft-com:office:word" xmlns:w14="http://schemas.microsoft.com/office/word/2010/wordml" xmlns:w="http://schemas.openxmlformats.org/wordprocessingml/2006/main" xmlns:wne="http://schemas.microsoft.com/office/word/2006/wordml" xmlns:wp14="http://schemas.microsoft.com/office/word/2010/wordprocessingDrawing" xmlns:wp="http://schemas.openxmlformats.org/drawingml/2006/wordprocessingDrawing" xmlns:wpc="http://schemas.microsoft.com/office/word/2010/wordprocessingCanvas" xmlns:wpg="http://schemas.microsoft.com/office/word/2010/wordprocessingGroup" xmlns:wpi="http://schemas.microsoft.com/office/word/2010/wordprocessingInk" xmlns:wps="http://schemas.microsoft.com/office/word/2010/wordprocessingShape" mc:Ignorable="w14 wp14">
   <w:p>
     <w:pPr>
-      <w:pStyle w:val="Footer"/>
       <w:jc w:val="center"/>
     </w:pPr>
     <w:r>
@@ -3379,7 +5931,106 @@
 <w:ftr xmlns:m="http://schemas.openxmlformats.org/officeDocument/2006/math" xmlns:mc="http://schemas.openxmlformats.org/markup-compatibility/2006" xmlns:mo="http://schemas.microsoft.com/office/mac/office/2008/main" xmlns:mv="urn:schemas-microsoft-com:mac:vml" xmlns:o="urn:schemas-microsoft-com:office:office" xmlns:r="http://schemas.openxmlformats.org/officeDocument/2006/relationships" xmlns:v="urn:schemas-microsoft-com:vml" xmlns:w10="urn:schemas-microsoft-com:office:word" xmlns:w14="http://schemas.microsoft.com/office/word/2010/wordml" xmlns:w="http://schemas.openxmlformats.org/wordprocessingml/2006/main" xmlns:wne="http://schemas.microsoft.com/office/word/2006/wordml" xmlns:wp14="http://schemas.microsoft.com/office/word/2010/wordprocessingDrawing" xmlns:wp="http://schemas.openxmlformats.org/drawingml/2006/wordprocessingDrawing" xmlns:wpc="http://schemas.microsoft.com/office/word/2010/wordprocessingCanvas" xmlns:wpg="http://schemas.microsoft.com/office/word/2010/wordprocessingGroup" xmlns:wpi="http://schemas.microsoft.com/office/word/2010/wordprocessingInk" xmlns:wps="http://schemas.microsoft.com/office/word/2010/wordprocessingShape" mc:Ignorable="w14 wp14">
   <w:p>
     <w:pPr>
-      <w:pStyle w:val="Footer"/>
+      <w:jc w:val="center"/>
+    </w:pPr>
+    <w:r>
+      <w:rPr>
+        <w:rFonts w:ascii="Times New Roman" w:hAnsi="Times New Roman"/>
+        <w:sz w:val="24"/>
+      </w:rPr>
+      <w:fldChar w:fldCharType="begin"/>
+      <w:instrText xml:space="preserve"> PAGE </w:instrText>
+      <w:fldChar w:fldCharType="separate"/>
+      <w:fldChar w:fldCharType="end"/>
+    </w:r>
+  </w:p>
+</w:ftr>
+</file>
+
+<file path=word/footer23.xml><?xml version="1.0" encoding="utf-8"?>
+<w:ftr xmlns:m="http://schemas.openxmlformats.org/officeDocument/2006/math" xmlns:mc="http://schemas.openxmlformats.org/markup-compatibility/2006" xmlns:mo="http://schemas.microsoft.com/office/mac/office/2008/main" xmlns:mv="urn:schemas-microsoft-com:mac:vml" xmlns:o="urn:schemas-microsoft-com:office:office" xmlns:r="http://schemas.openxmlformats.org/officeDocument/2006/relationships" xmlns:v="urn:schemas-microsoft-com:vml" xmlns:w10="urn:schemas-microsoft-com:office:word" xmlns:w14="http://schemas.microsoft.com/office/word/2010/wordml" xmlns:w="http://schemas.openxmlformats.org/wordprocessingml/2006/main" xmlns:wne="http://schemas.microsoft.com/office/word/2006/wordml" xmlns:wp14="http://schemas.microsoft.com/office/word/2010/wordprocessingDrawing" xmlns:wp="http://schemas.openxmlformats.org/drawingml/2006/wordprocessingDrawing" xmlns:wpc="http://schemas.microsoft.com/office/word/2010/wordprocessingCanvas" xmlns:wpg="http://schemas.microsoft.com/office/word/2010/wordprocessingGroup" xmlns:wpi="http://schemas.microsoft.com/office/word/2010/wordprocessingInk" xmlns:wps="http://schemas.microsoft.com/office/word/2010/wordprocessingShape" mc:Ignorable="w14 wp14">
+  <w:p>
+    <w:pPr>
+      <w:jc w:val="center"/>
+    </w:pPr>
+    <w:r>
+      <w:rPr>
+        <w:rFonts w:ascii="Times New Roman" w:hAnsi="Times New Roman"/>
+        <w:sz w:val="24"/>
+      </w:rPr>
+      <w:fldChar w:fldCharType="begin"/>
+      <w:instrText xml:space="preserve"> PAGE </w:instrText>
+      <w:fldChar w:fldCharType="separate"/>
+      <w:fldChar w:fldCharType="end"/>
+    </w:r>
+  </w:p>
+</w:ftr>
+</file>
+
+<file path=word/footer24.xml><?xml version="1.0" encoding="utf-8"?>
+<w:ftr xmlns:m="http://schemas.openxmlformats.org/officeDocument/2006/math" xmlns:mc="http://schemas.openxmlformats.org/markup-compatibility/2006" xmlns:mo="http://schemas.microsoft.com/office/mac/office/2008/main" xmlns:mv="urn:schemas-microsoft-com:mac:vml" xmlns:o="urn:schemas-microsoft-com:office:office" xmlns:r="http://schemas.openxmlformats.org/officeDocument/2006/relationships" xmlns:v="urn:schemas-microsoft-com:vml" xmlns:w10="urn:schemas-microsoft-com:office:word" xmlns:w14="http://schemas.microsoft.com/office/word/2010/wordml" xmlns:w="http://schemas.openxmlformats.org/wordprocessingml/2006/main" xmlns:wne="http://schemas.microsoft.com/office/word/2006/wordml" xmlns:wp14="http://schemas.microsoft.com/office/word/2010/wordprocessingDrawing" xmlns:wp="http://schemas.openxmlformats.org/drawingml/2006/wordprocessingDrawing" xmlns:wpc="http://schemas.microsoft.com/office/word/2010/wordprocessingCanvas" xmlns:wpg="http://schemas.microsoft.com/office/word/2010/wordprocessingGroup" xmlns:wpi="http://schemas.microsoft.com/office/word/2010/wordprocessingInk" xmlns:wps="http://schemas.microsoft.com/office/word/2010/wordprocessingShape" mc:Ignorable="w14 wp14">
+  <w:p>
+    <w:pPr>
+      <w:jc w:val="center"/>
+    </w:pPr>
+    <w:r>
+      <w:rPr>
+        <w:rFonts w:ascii="Times New Roman" w:hAnsi="Times New Roman"/>
+        <w:sz w:val="24"/>
+      </w:rPr>
+      <w:fldChar w:fldCharType="begin"/>
+      <w:instrText xml:space="preserve"> PAGE </w:instrText>
+      <w:fldChar w:fldCharType="separate"/>
+      <w:fldChar w:fldCharType="end"/>
+    </w:r>
+  </w:p>
+</w:ftr>
+</file>
+
+<file path=word/footer25.xml><?xml version="1.0" encoding="utf-8"?>
+<w:ftr xmlns:m="http://schemas.openxmlformats.org/officeDocument/2006/math" xmlns:mc="http://schemas.openxmlformats.org/markup-compatibility/2006" xmlns:mo="http://schemas.microsoft.com/office/mac/office/2008/main" xmlns:mv="urn:schemas-microsoft-com:mac:vml" xmlns:o="urn:schemas-microsoft-com:office:office" xmlns:r="http://schemas.openxmlformats.org/officeDocument/2006/relationships" xmlns:v="urn:schemas-microsoft-com:vml" xmlns:w10="urn:schemas-microsoft-com:office:word" xmlns:w14="http://schemas.microsoft.com/office/word/2010/wordml" xmlns:w="http://schemas.openxmlformats.org/wordprocessingml/2006/main" xmlns:wne="http://schemas.microsoft.com/office/word/2006/wordml" xmlns:wp14="http://schemas.microsoft.com/office/word/2010/wordprocessingDrawing" xmlns:wp="http://schemas.openxmlformats.org/drawingml/2006/wordprocessingDrawing" xmlns:wpc="http://schemas.microsoft.com/office/word/2010/wordprocessingCanvas" xmlns:wpg="http://schemas.microsoft.com/office/word/2010/wordprocessingGroup" xmlns:wpi="http://schemas.microsoft.com/office/word/2010/wordprocessingInk" xmlns:wps="http://schemas.microsoft.com/office/word/2010/wordprocessingShape" mc:Ignorable="w14 wp14">
+  <w:p>
+    <w:pPr>
+      <w:jc w:val="center"/>
+    </w:pPr>
+    <w:r>
+      <w:rPr>
+        <w:rFonts w:ascii="Times New Roman" w:hAnsi="Times New Roman"/>
+        <w:sz w:val="24"/>
+      </w:rPr>
+      <w:fldChar w:fldCharType="begin"/>
+      <w:instrText xml:space="preserve"> PAGE </w:instrText>
+      <w:fldChar w:fldCharType="separate"/>
+      <w:fldChar w:fldCharType="end"/>
+    </w:r>
+  </w:p>
+</w:ftr>
+</file>
+
+<file path=word/footer26.xml><?xml version="1.0" encoding="utf-8"?>
+<w:ftr xmlns:m="http://schemas.openxmlformats.org/officeDocument/2006/math" xmlns:mc="http://schemas.openxmlformats.org/markup-compatibility/2006" xmlns:mo="http://schemas.microsoft.com/office/mac/office/2008/main" xmlns:mv="urn:schemas-microsoft-com:mac:vml" xmlns:o="urn:schemas-microsoft-com:office:office" xmlns:r="http://schemas.openxmlformats.org/officeDocument/2006/relationships" xmlns:v="urn:schemas-microsoft-com:vml" xmlns:w10="urn:schemas-microsoft-com:office:word" xmlns:w14="http://schemas.microsoft.com/office/word/2010/wordml" xmlns:w="http://schemas.openxmlformats.org/wordprocessingml/2006/main" xmlns:wne="http://schemas.microsoft.com/office/word/2006/wordml" xmlns:wp14="http://schemas.microsoft.com/office/word/2010/wordprocessingDrawing" xmlns:wp="http://schemas.openxmlformats.org/drawingml/2006/wordprocessingDrawing" xmlns:wpc="http://schemas.microsoft.com/office/word/2010/wordprocessingCanvas" xmlns:wpg="http://schemas.microsoft.com/office/word/2010/wordprocessingGroup" xmlns:wpi="http://schemas.microsoft.com/office/word/2010/wordprocessingInk" xmlns:wps="http://schemas.microsoft.com/office/word/2010/wordprocessingShape" mc:Ignorable="w14 wp14">
+  <w:p>
+    <w:pPr>
+      <w:jc w:val="center"/>
+    </w:pPr>
+    <w:r>
+      <w:rPr>
+        <w:rFonts w:ascii="Times New Roman" w:hAnsi="Times New Roman"/>
+        <w:sz w:val="24"/>
+      </w:rPr>
+      <w:fldChar w:fldCharType="begin"/>
+      <w:instrText xml:space="preserve"> PAGE </w:instrText>
+      <w:fldChar w:fldCharType="separate"/>
+      <w:fldChar w:fldCharType="end"/>
+    </w:r>
+  </w:p>
+</w:ftr>
+</file>
+
+<file path=word/footer27.xml><?xml version="1.0" encoding="utf-8"?>
+<w:ftr xmlns:m="http://schemas.openxmlformats.org/officeDocument/2006/math" xmlns:mc="http://schemas.openxmlformats.org/markup-compatibility/2006" xmlns:mo="http://schemas.microsoft.com/office/mac/office/2008/main" xmlns:mv="urn:schemas-microsoft-com:mac:vml" xmlns:o="urn:schemas-microsoft-com:office:office" xmlns:r="http://schemas.openxmlformats.org/officeDocument/2006/relationships" xmlns:v="urn:schemas-microsoft-com:vml" xmlns:w10="urn:schemas-microsoft-com:office:word" xmlns:w14="http://schemas.microsoft.com/office/word/2010/wordml" xmlns:w="http://schemas.openxmlformats.org/wordprocessingml/2006/main" xmlns:wne="http://schemas.microsoft.com/office/word/2006/wordml" xmlns:wp14="http://schemas.microsoft.com/office/word/2010/wordprocessingDrawing" xmlns:wp="http://schemas.openxmlformats.org/drawingml/2006/wordprocessingDrawing" xmlns:wpc="http://schemas.microsoft.com/office/word/2010/wordprocessingCanvas" xmlns:wpg="http://schemas.microsoft.com/office/word/2010/wordprocessingGroup" xmlns:wpi="http://schemas.microsoft.com/office/word/2010/wordprocessingInk" xmlns:wps="http://schemas.microsoft.com/office/word/2010/wordprocessingShape" mc:Ignorable="w14 wp14">
+  <w:p>
+    <w:pPr>
       <w:jc w:val="center"/>
     </w:pPr>
     <w:r>
@@ -3400,7 +6051,6 @@
 <w:ftr xmlns:m="http://schemas.openxmlformats.org/officeDocument/2006/math" xmlns:mc="http://schemas.openxmlformats.org/markup-compatibility/2006" xmlns:mo="http://schemas.microsoft.com/office/mac/office/2008/main" xmlns:mv="urn:schemas-microsoft-com:mac:vml" xmlns:o="urn:schemas-microsoft-com:office:office" xmlns:r="http://schemas.openxmlformats.org/officeDocument/2006/relationships" xmlns:v="urn:schemas-microsoft-com:vml" xmlns:w10="urn:schemas-microsoft-com:office:word" xmlns:w14="http://schemas.microsoft.com/office/word/2010/wordml" xmlns:w="http://schemas.openxmlformats.org/wordprocessingml/2006/main" xmlns:wne="http://schemas.microsoft.com/office/word/2006/wordml" xmlns:wp14="http://schemas.microsoft.com/office/word/2010/wordprocessingDrawing" xmlns:wp="http://schemas.openxmlformats.org/drawingml/2006/wordprocessingDrawing" xmlns:wpc="http://schemas.microsoft.com/office/word/2010/wordprocessingCanvas" xmlns:wpg="http://schemas.microsoft.com/office/word/2010/wordprocessingGroup" xmlns:wpi="http://schemas.microsoft.com/office/word/2010/wordprocessingInk" xmlns:wps="http://schemas.microsoft.com/office/word/2010/wordprocessingShape" mc:Ignorable="w14 wp14">
   <w:p>
     <w:pPr>
-      <w:pStyle w:val="Footer"/>
       <w:jc w:val="center"/>
     </w:pPr>
     <w:r>
@@ -3409,7 +6059,7 @@
         <w:sz w:val="24"/>
       </w:rPr>
       <w:fldChar w:fldCharType="begin"/>
-      <w:instrText xml:space="preserve"> PAGE \* roman </w:instrText>
+      <w:instrText xml:space="preserve"> PAGE </w:instrText>
       <w:fldChar w:fldCharType="separate"/>
       <w:fldChar w:fldCharType="end"/>
     </w:r>
@@ -3421,7 +6071,6 @@
 <w:ftr xmlns:m="http://schemas.openxmlformats.org/officeDocument/2006/math" xmlns:mc="http://schemas.openxmlformats.org/markup-compatibility/2006" xmlns:mo="http://schemas.microsoft.com/office/mac/office/2008/main" xmlns:mv="urn:schemas-microsoft-com:mac:vml" xmlns:o="urn:schemas-microsoft-com:office:office" xmlns:r="http://schemas.openxmlformats.org/officeDocument/2006/relationships" xmlns:v="urn:schemas-microsoft-com:vml" xmlns:w10="urn:schemas-microsoft-com:office:word" xmlns:w14="http://schemas.microsoft.com/office/word/2010/wordml" xmlns:w="http://schemas.openxmlformats.org/wordprocessingml/2006/main" xmlns:wne="http://schemas.microsoft.com/office/word/2006/wordml" xmlns:wp14="http://schemas.microsoft.com/office/word/2010/wordprocessingDrawing" xmlns:wp="http://schemas.openxmlformats.org/drawingml/2006/wordprocessingDrawing" xmlns:wpc="http://schemas.microsoft.com/office/word/2010/wordprocessingCanvas" xmlns:wpg="http://schemas.microsoft.com/office/word/2010/wordprocessingGroup" xmlns:wpi="http://schemas.microsoft.com/office/word/2010/wordprocessingInk" xmlns:wps="http://schemas.microsoft.com/office/word/2010/wordprocessingShape" mc:Ignorable="w14 wp14">
   <w:p>
     <w:pPr>
-      <w:pStyle w:val="Footer"/>
       <w:jc w:val="center"/>
     </w:pPr>
     <w:r>
@@ -3430,7 +6079,7 @@
         <w:sz w:val="24"/>
       </w:rPr>
       <w:fldChar w:fldCharType="begin"/>
-      <w:instrText xml:space="preserve"> PAGE \* roman </w:instrText>
+      <w:instrText xml:space="preserve"> PAGE </w:instrText>
       <w:fldChar w:fldCharType="separate"/>
       <w:fldChar w:fldCharType="end"/>
     </w:r>
@@ -3442,8 +6091,18 @@
 <w:ftr xmlns:m="http://schemas.openxmlformats.org/officeDocument/2006/math" xmlns:mc="http://schemas.openxmlformats.org/markup-compatibility/2006" xmlns:mo="http://schemas.microsoft.com/office/mac/office/2008/main" xmlns:mv="urn:schemas-microsoft-com:mac:vml" xmlns:o="urn:schemas-microsoft-com:office:office" xmlns:r="http://schemas.openxmlformats.org/officeDocument/2006/relationships" xmlns:v="urn:schemas-microsoft-com:vml" xmlns:w10="urn:schemas-microsoft-com:office:word" xmlns:w14="http://schemas.microsoft.com/office/word/2010/wordml" xmlns:w="http://schemas.openxmlformats.org/wordprocessingml/2006/main" xmlns:wne="http://schemas.microsoft.com/office/word/2006/wordml" xmlns:wp14="http://schemas.microsoft.com/office/word/2010/wordprocessingDrawing" xmlns:wp="http://schemas.openxmlformats.org/drawingml/2006/wordprocessingDrawing" xmlns:wpc="http://schemas.microsoft.com/office/word/2010/wordprocessingCanvas" xmlns:wpg="http://schemas.microsoft.com/office/word/2010/wordprocessingGroup" xmlns:wpi="http://schemas.microsoft.com/office/word/2010/wordprocessingInk" xmlns:wps="http://schemas.microsoft.com/office/word/2010/wordprocessingShape" mc:Ignorable="w14 wp14">
   <w:p>
     <w:pPr>
-      <w:pStyle w:val="Footer"/>
+      <w:jc w:val="center"/>
     </w:pPr>
+    <w:r>
+      <w:rPr>
+        <w:rFonts w:ascii="Times New Roman" w:hAnsi="Times New Roman"/>
+        <w:sz w:val="24"/>
+      </w:rPr>
+      <w:fldChar w:fldCharType="begin"/>
+      <w:instrText xml:space="preserve"> PAGE </w:instrText>
+      <w:fldChar w:fldCharType="separate"/>
+      <w:fldChar w:fldCharType="end"/>
+    </w:r>
   </w:p>
 </w:ftr>
 </file>
@@ -3452,8 +6111,18 @@
 <w:ftr xmlns:m="http://schemas.openxmlformats.org/officeDocument/2006/math" xmlns:mc="http://schemas.openxmlformats.org/markup-compatibility/2006" xmlns:mo="http://schemas.microsoft.com/office/mac/office/2008/main" xmlns:mv="urn:schemas-microsoft-com:mac:vml" xmlns:o="urn:schemas-microsoft-com:office:office" xmlns:r="http://schemas.openxmlformats.org/officeDocument/2006/relationships" xmlns:v="urn:schemas-microsoft-com:vml" xmlns:w10="urn:schemas-microsoft-com:office:word" xmlns:w14="http://schemas.microsoft.com/office/word/2010/wordml" xmlns:w="http://schemas.openxmlformats.org/wordprocessingml/2006/main" xmlns:wne="http://schemas.microsoft.com/office/word/2006/wordml" xmlns:wp14="http://schemas.microsoft.com/office/word/2010/wordprocessingDrawing" xmlns:wp="http://schemas.openxmlformats.org/drawingml/2006/wordprocessingDrawing" xmlns:wpc="http://schemas.microsoft.com/office/word/2010/wordprocessingCanvas" xmlns:wpg="http://schemas.microsoft.com/office/word/2010/wordprocessingGroup" xmlns:wpi="http://schemas.microsoft.com/office/word/2010/wordprocessingInk" xmlns:wps="http://schemas.microsoft.com/office/word/2010/wordprocessingShape" mc:Ignorable="w14 wp14">
   <w:p>
     <w:pPr>
-      <w:pStyle w:val="Footer"/>
+      <w:jc w:val="center"/>
     </w:pPr>
+    <w:r>
+      <w:rPr>
+        <w:rFonts w:ascii="Times New Roman" w:hAnsi="Times New Roman"/>
+        <w:sz w:val="24"/>
+      </w:rPr>
+      <w:fldChar w:fldCharType="begin"/>
+      <w:instrText xml:space="preserve"> PAGE </w:instrText>
+      <w:fldChar w:fldCharType="separate"/>
+      <w:fldChar w:fldCharType="end"/>
+    </w:r>
   </w:p>
 </w:ftr>
 </file>
@@ -3462,7 +6131,6 @@
 <w:ftr xmlns:m="http://schemas.openxmlformats.org/officeDocument/2006/math" xmlns:mc="http://schemas.openxmlformats.org/markup-compatibility/2006" xmlns:mo="http://schemas.microsoft.com/office/mac/office/2008/main" xmlns:mv="urn:schemas-microsoft-com:mac:vml" xmlns:o="urn:schemas-microsoft-com:office:office" xmlns:r="http://schemas.openxmlformats.org/officeDocument/2006/relationships" xmlns:v="urn:schemas-microsoft-com:vml" xmlns:w10="urn:schemas-microsoft-com:office:word" xmlns:w14="http://schemas.microsoft.com/office/word/2010/wordml" xmlns:w="http://schemas.openxmlformats.org/wordprocessingml/2006/main" xmlns:wne="http://schemas.microsoft.com/office/word/2006/wordml" xmlns:wp14="http://schemas.microsoft.com/office/word/2010/wordprocessingDrawing" xmlns:wp="http://schemas.openxmlformats.org/drawingml/2006/wordprocessingDrawing" xmlns:wpc="http://schemas.microsoft.com/office/word/2010/wordprocessingCanvas" xmlns:wpg="http://schemas.microsoft.com/office/word/2010/wordprocessingGroup" xmlns:wpi="http://schemas.microsoft.com/office/word/2010/wordprocessingInk" xmlns:wps="http://schemas.microsoft.com/office/word/2010/wordprocessingShape" mc:Ignorable="w14 wp14">
   <w:p>
     <w:pPr>
-      <w:pStyle w:val="Footer"/>
       <w:jc w:val="center"/>
     </w:pPr>
     <w:r>
@@ -3471,7 +6139,7 @@
         <w:sz w:val="24"/>
       </w:rPr>
       <w:fldChar w:fldCharType="begin"/>
-      <w:instrText xml:space="preserve"> PAGE \* roman </w:instrText>
+      <w:instrText xml:space="preserve"> PAGE </w:instrText>
       <w:fldChar w:fldCharType="separate"/>
       <w:fldChar w:fldCharType="end"/>
     </w:r>
@@ -3483,7 +6151,6 @@
 <w:ftr xmlns:m="http://schemas.openxmlformats.org/officeDocument/2006/math" xmlns:mc="http://schemas.openxmlformats.org/markup-compatibility/2006" xmlns:mo="http://schemas.microsoft.com/office/mac/office/2008/main" xmlns:mv="urn:schemas-microsoft-com:mac:vml" xmlns:o="urn:schemas-microsoft-com:office:office" xmlns:r="http://schemas.openxmlformats.org/officeDocument/2006/relationships" xmlns:v="urn:schemas-microsoft-com:vml" xmlns:w10="urn:schemas-microsoft-com:office:word" xmlns:w14="http://schemas.microsoft.com/office/word/2010/wordml" xmlns:w="http://schemas.openxmlformats.org/wordprocessingml/2006/main" xmlns:wne="http://schemas.microsoft.com/office/word/2006/wordml" xmlns:wp14="http://schemas.microsoft.com/office/word/2010/wordprocessingDrawing" xmlns:wp="http://schemas.openxmlformats.org/drawingml/2006/wordprocessingDrawing" xmlns:wpc="http://schemas.microsoft.com/office/word/2010/wordprocessingCanvas" xmlns:wpg="http://schemas.microsoft.com/office/word/2010/wordprocessingGroup" xmlns:wpi="http://schemas.microsoft.com/office/word/2010/wordprocessingInk" xmlns:wps="http://schemas.microsoft.com/office/word/2010/wordprocessingShape" mc:Ignorable="w14 wp14">
   <w:p>
     <w:pPr>
-      <w:pStyle w:val="Footer"/>
       <w:jc w:val="center"/>
     </w:pPr>
     <w:r>
@@ -3492,7 +6159,7 @@
         <w:sz w:val="24"/>
       </w:rPr>
       <w:fldChar w:fldCharType="begin"/>
-      <w:instrText xml:space="preserve"> PAGE \* roman </w:instrText>
+      <w:instrText xml:space="preserve"> PAGE </w:instrText>
       <w:fldChar w:fldCharType="separate"/>
       <w:fldChar w:fldCharType="end"/>
     </w:r>
@@ -3504,7 +6171,6 @@
 <w:ftr xmlns:m="http://schemas.openxmlformats.org/officeDocument/2006/math" xmlns:mc="http://schemas.openxmlformats.org/markup-compatibility/2006" xmlns:mo="http://schemas.microsoft.com/office/mac/office/2008/main" xmlns:mv="urn:schemas-microsoft-com:mac:vml" xmlns:o="urn:schemas-microsoft-com:office:office" xmlns:r="http://schemas.openxmlformats.org/officeDocument/2006/relationships" xmlns:v="urn:schemas-microsoft-com:vml" xmlns:w10="urn:schemas-microsoft-com:office:word" xmlns:w14="http://schemas.microsoft.com/office/word/2010/wordml" xmlns:w="http://schemas.openxmlformats.org/wordprocessingml/2006/main" xmlns:wne="http://schemas.microsoft.com/office/word/2006/wordml" xmlns:wp14="http://schemas.microsoft.com/office/word/2010/wordprocessingDrawing" xmlns:wp="http://schemas.openxmlformats.org/drawingml/2006/wordprocessingDrawing" xmlns:wpc="http://schemas.microsoft.com/office/word/2010/wordprocessingCanvas" xmlns:wpg="http://schemas.microsoft.com/office/word/2010/wordprocessingGroup" xmlns:wpi="http://schemas.microsoft.com/office/word/2010/wordprocessingInk" xmlns:wps="http://schemas.microsoft.com/office/word/2010/wordprocessingShape" mc:Ignorable="w14 wp14">
   <w:p>
     <w:pPr>
-      <w:pStyle w:val="Footer"/>
       <w:jc w:val="center"/>
     </w:pPr>
     <w:r>
@@ -3513,7 +6179,7 @@
         <w:sz w:val="24"/>
       </w:rPr>
       <w:fldChar w:fldCharType="begin"/>
-      <w:instrText xml:space="preserve"> PAGE \* roman </w:instrText>
+      <w:instrText xml:space="preserve"> PAGE </w:instrText>
       <w:fldChar w:fldCharType="separate"/>
       <w:fldChar w:fldCharType="end"/>
     </w:r>
@@ -15573,6 +18239,81 @@
         <w:shd w:val="clear" w:color="auto" w:fill="FBCAA2" w:themeFill="accent6" w:themeFillTint="7F"/>
       </w:tcPr>
     </w:tblStylePr>
+  </w:style>
+  <w:style w:type="paragraph" w:customStyle="1" w:styleId="IUTECPCapítulo">
+    <w:name w:val="IUTECP Capítulo"/>
+    <w:basedOn w:val="Normal"/>
+    <w:pPr>
+      <w:keepNext/>
+      <w:keepLines/>
+      <w:jc w:val="center"/>
+      <w:outlineLvl w:val="0"/>
+    </w:pPr>
+    <w:rPr>
+      <w:rFonts w:ascii="Times New Roman" w:hAnsi="Times New Roman"/>
+      <w:b/>
+      <w:sz w:val="24"/>
+    </w:rPr>
+  </w:style>
+  <w:style w:type="paragraph" w:customStyle="1" w:styleId="IUTECPPreliminar">
+    <w:name w:val="IUTECP Preliminar"/>
+    <w:basedOn w:val="Normal"/>
+    <w:pPr>
+      <w:keepNext/>
+      <w:keepLines/>
+      <w:jc w:val="center"/>
+      <w:outlineLvl w:val="0"/>
+    </w:pPr>
+    <w:rPr>
+      <w:rFonts w:ascii="Times New Roman" w:hAnsi="Times New Roman"/>
+      <w:b/>
+      <w:sz w:val="24"/>
+    </w:rPr>
+  </w:style>
+  <w:style w:type="paragraph" w:customStyle="1" w:styleId="IUTECPTítulo2">
+    <w:name w:val="IUTECP Título 2"/>
+    <w:basedOn w:val="Normal"/>
+    <w:pPr>
+      <w:keepNext/>
+      <w:keepLines/>
+      <w:jc w:val="left"/>
+      <w:outlineLvl w:val="1"/>
+    </w:pPr>
+    <w:rPr>
+      <w:rFonts w:ascii="Times New Roman" w:hAnsi="Times New Roman"/>
+      <w:b/>
+      <w:sz w:val="24"/>
+    </w:rPr>
+  </w:style>
+  <w:style w:type="paragraph" w:customStyle="1" w:styleId="IUTECPTítulo3">
+    <w:name w:val="IUTECP Título 3"/>
+    <w:basedOn w:val="Normal"/>
+    <w:pPr>
+      <w:keepNext/>
+      <w:keepLines/>
+      <w:jc w:val="left"/>
+      <w:outlineLvl w:val="2"/>
+    </w:pPr>
+    <w:rPr>
+      <w:rFonts w:ascii="Times New Roman" w:hAnsi="Times New Roman"/>
+      <w:b/>
+      <w:sz w:val="24"/>
+    </w:rPr>
+  </w:style>
+  <w:style w:type="paragraph" w:customStyle="1" w:styleId="IUTECPSubtítulocentrado">
+    <w:name w:val="IUTECP Subtítulo centrado"/>
+    <w:basedOn w:val="Normal"/>
+    <w:pPr>
+      <w:keepNext/>
+      <w:keepLines/>
+      <w:jc w:val="center"/>
+      <w:outlineLvl w:val="1"/>
+    </w:pPr>
+    <w:rPr>
+      <w:rFonts w:ascii="Times New Roman" w:hAnsi="Times New Roman"/>
+      <w:b/>
+      <w:sz w:val="24"/>
+    </w:rPr>
   </w:style>
 </w:styles>
 </file>
